--- a/docx/en/BUFRCREX_CodeFlag_en_21.docx
+++ b/docx/en/BUFRCREX_CodeFlag_en_21.docx
@@ -8,17 +8,17 @@
       </w:pPr>
       <w:r>
         <w:rPr>
-          <w:rFonts w:ascii="Arial" w:hAnsi="Arial"/>
+          <w:rFonts w:ascii="Verdana" w:hAnsi="Verdana"/>
           <w:b/>
           <w:sz w:val="22"/>
         </w:rPr>
-        <w:t>BUFR/CREX Code/Flag Tables — Class 21</w:t>
+        <w:t>Class 21</w:t>
       </w:r>
     </w:p>
     <w:p>
       <w:r>
         <w:rPr>
-          <w:rFonts w:ascii="Arial" w:hAnsi="Arial"/>
+          <w:rFonts w:ascii="Verdana" w:hAnsi="Verdana"/>
           <w:b/>
           <w:sz w:val="18"/>
         </w:rPr>
@@ -31,6 +31,20 @@
         <w:tblW w:type="auto" w:w="0"/>
         <w:jc w:val="center"/>
         <w:tblLook w:firstColumn="1" w:firstRow="1" w:lastColumn="0" w:lastRow="0" w:noHBand="0" w:noVBand="1" w:val="04A0"/>
+        <w:tblBorders>
+          <w:top w:val="single" w:sz="4" w:space="0" w:color="595959"/>
+          <w:left w:val="single" w:sz="4" w:space="0" w:color="595959"/>
+          <w:bottom w:val="single" w:sz="4" w:space="0" w:color="595959"/>
+          <w:right w:val="single" w:sz="4" w:space="0" w:color="595959"/>
+          <w:insideH w:val="single" w:sz="4" w:space="0" w:color="595959"/>
+          <w:insideV w:val="single" w:sz="4" w:space="0" w:color="595959"/>
+        </w:tblBorders>
+        <w:tblCellMar>
+          <w:top w:w="85" w:type="dxa"/>
+          <w:left w:w="85" w:type="dxa"/>
+          <w:bottom w:w="85" w:type="dxa"/>
+          <w:right w:w="85" w:type="dxa"/>
+        </w:tblCellMar>
       </w:tblPr>
       <w:tblGrid>
         <w:gridCol w:w="5046"/>
@@ -40,61 +54,52 @@
       <w:tr>
         <w:tc>
           <w:tcPr>
-            <w:tcW w:type="dxa" w:w="5046"/>
-            <w:shd w:val="clear" w:color="auto" w:fill="D9E2F3"/>
-          </w:tcPr>
-          <w:p>
-            <w:pPr>
-              <w:jc w:val="center"/>
-            </w:pPr>
-            <w:r/>
-            <w:r>
-              <w:rPr>
-                <w:rFonts w:ascii="Arial" w:hAnsi="Arial"/>
-                <w:b/>
-                <w:sz w:val="16"/>
-              </w:rPr>
-              <w:t>Code Figure</w:t>
-            </w:r>
-          </w:p>
-        </w:tc>
-        <w:tc>
-          <w:tcPr>
-            <w:tcW w:type="dxa" w:w="5046"/>
-            <w:shd w:val="clear" w:color="auto" w:fill="D9E2F3"/>
-          </w:tcPr>
-          <w:p>
-            <w:pPr>
-              <w:jc w:val="center"/>
-            </w:pPr>
-            <w:r/>
-            <w:r>
-              <w:rPr>
-                <w:rFonts w:ascii="Arial" w:hAnsi="Arial"/>
-                <w:b/>
-                <w:sz w:val="16"/>
-              </w:rPr>
-              <w:t>Entry Name</w:t>
-            </w:r>
-          </w:p>
-        </w:tc>
-        <w:tc>
-          <w:tcPr>
-            <w:tcW w:type="dxa" w:w="5046"/>
-            <w:shd w:val="clear" w:color="auto" w:fill="D9E2F3"/>
-          </w:tcPr>
-          <w:p>
-            <w:pPr>
-              <w:jc w:val="center"/>
-            </w:pPr>
-            <w:r/>
-            <w:r>
-              <w:rPr>
-                <w:rFonts w:ascii="Arial" w:hAnsi="Arial"/>
-                <w:b/>
-                <w:sz w:val="16"/>
-              </w:rPr>
-              <w:t>Note</w:t>
+            <w:tcW w:type="dxa" w:w="1134"/>
+            <w:shd w:val="clear" w:color="auto" w:fill="D9D9D9"/>
+          </w:tcPr>
+          <w:p>
+            <w:r/>
+            <w:r>
+              <w:rPr>
+                <w:rFonts w:ascii="Verdana" w:hAnsi="Verdana"/>
+                <w:b w:val="0"/>
+                <w:sz w:val="16"/>
+              </w:rPr>
+              <w:t>CODE FIGURE</w:t>
+            </w:r>
+          </w:p>
+        </w:tc>
+        <w:tc>
+          <w:tcPr>
+            <w:tcW w:type="dxa" w:w="5046"/>
+            <w:shd w:val="clear" w:color="auto" w:fill="D9D9D9"/>
+          </w:tcPr>
+          <w:p>
+            <w:r/>
+            <w:r>
+              <w:rPr>
+                <w:rFonts w:ascii="Verdana" w:hAnsi="Verdana"/>
+                <w:b w:val="0"/>
+                <w:sz w:val="16"/>
+              </w:rPr>
+              <w:t>ENTRY NAME</w:t>
+            </w:r>
+          </w:p>
+        </w:tc>
+        <w:tc>
+          <w:tcPr>
+            <w:tcW w:type="dxa" w:w="5046"/>
+            <w:shd w:val="clear" w:color="auto" w:fill="D9D9D9"/>
+          </w:tcPr>
+          <w:p>
+            <w:r/>
+            <w:r>
+              <w:rPr>
+                <w:rFonts w:ascii="Verdana" w:hAnsi="Verdana"/>
+                <w:b w:val="0"/>
+                <w:sz w:val="16"/>
+              </w:rPr>
+              <w:t>NOTE</w:t>
             </w:r>
           </w:p>
         </w:tc>
@@ -108,7 +113,7 @@
             <w:r/>
             <w:r>
               <w:rPr>
-                <w:rFonts w:ascii="Arial" w:hAnsi="Arial"/>
+                <w:rFonts w:ascii="Verdana" w:hAnsi="Verdana"/>
                 <w:b w:val="0"/>
                 <w:sz w:val="16"/>
               </w:rPr>
@@ -124,7 +129,7 @@
             <w:r/>
             <w:r>
               <w:rPr>
-                <w:rFonts w:ascii="Arial" w:hAnsi="Arial"/>
+                <w:rFonts w:ascii="Verdana" w:hAnsi="Verdana"/>
                 <w:b w:val="0"/>
                 <w:sz w:val="16"/>
               </w:rPr>
@@ -140,7 +145,7 @@
             <w:r/>
             <w:r>
               <w:rPr>
-                <w:rFonts w:ascii="Arial" w:hAnsi="Arial"/>
+                <w:rFonts w:ascii="Verdana" w:hAnsi="Verdana"/>
                 <w:b w:val="0"/>
                 <w:sz w:val="16"/>
               </w:rPr>
@@ -157,7 +162,7 @@
             <w:r/>
             <w:r>
               <w:rPr>
-                <w:rFonts w:ascii="Arial" w:hAnsi="Arial"/>
+                <w:rFonts w:ascii="Verdana" w:hAnsi="Verdana"/>
                 <w:b w:val="0"/>
                 <w:sz w:val="16"/>
               </w:rPr>
@@ -173,7 +178,7 @@
             <w:r/>
             <w:r>
               <w:rPr>
-                <w:rFonts w:ascii="Arial" w:hAnsi="Arial"/>
+                <w:rFonts w:ascii="Verdana" w:hAnsi="Verdana"/>
                 <w:b w:val="0"/>
                 <w:sz w:val="16"/>
               </w:rPr>
@@ -189,7 +194,7 @@
             <w:r/>
             <w:r>
               <w:rPr>
-                <w:rFonts w:ascii="Arial" w:hAnsi="Arial"/>
+                <w:rFonts w:ascii="Verdana" w:hAnsi="Verdana"/>
                 <w:b w:val="0"/>
                 <w:sz w:val="16"/>
               </w:rPr>
@@ -206,7 +211,7 @@
             <w:r/>
             <w:r>
               <w:rPr>
-                <w:rFonts w:ascii="Arial" w:hAnsi="Arial"/>
+                <w:rFonts w:ascii="Verdana" w:hAnsi="Verdana"/>
                 <w:b w:val="0"/>
                 <w:sz w:val="16"/>
               </w:rPr>
@@ -222,7 +227,7 @@
             <w:r/>
             <w:r>
               <w:rPr>
-                <w:rFonts w:ascii="Arial" w:hAnsi="Arial"/>
+                <w:rFonts w:ascii="Verdana" w:hAnsi="Verdana"/>
                 <w:b w:val="0"/>
                 <w:sz w:val="16"/>
               </w:rPr>
@@ -238,7 +243,7 @@
             <w:r/>
             <w:r>
               <w:rPr>
-                <w:rFonts w:ascii="Arial" w:hAnsi="Arial"/>
+                <w:rFonts w:ascii="Verdana" w:hAnsi="Verdana"/>
                 <w:b w:val="0"/>
                 <w:sz w:val="16"/>
               </w:rPr>
@@ -255,7 +260,7 @@
             <w:r/>
             <w:r>
               <w:rPr>
-                <w:rFonts w:ascii="Arial" w:hAnsi="Arial"/>
+                <w:rFonts w:ascii="Verdana" w:hAnsi="Verdana"/>
                 <w:b w:val="0"/>
                 <w:sz w:val="16"/>
               </w:rPr>
@@ -271,7 +276,7 @@
             <w:r/>
             <w:r>
               <w:rPr>
-                <w:rFonts w:ascii="Arial" w:hAnsi="Arial"/>
+                <w:rFonts w:ascii="Verdana" w:hAnsi="Verdana"/>
                 <w:b w:val="0"/>
                 <w:sz w:val="16"/>
               </w:rPr>
@@ -287,7 +292,7 @@
             <w:r/>
             <w:r>
               <w:rPr>
-                <w:rFonts w:ascii="Arial" w:hAnsi="Arial"/>
+                <w:rFonts w:ascii="Verdana" w:hAnsi="Verdana"/>
                 <w:b w:val="0"/>
                 <w:sz w:val="16"/>
               </w:rPr>
@@ -304,7 +309,7 @@
             <w:r/>
             <w:r>
               <w:rPr>
-                <w:rFonts w:ascii="Arial" w:hAnsi="Arial"/>
+                <w:rFonts w:ascii="Verdana" w:hAnsi="Verdana"/>
                 <w:b w:val="0"/>
                 <w:sz w:val="16"/>
               </w:rPr>
@@ -320,7 +325,7 @@
             <w:r/>
             <w:r>
               <w:rPr>
-                <w:rFonts w:ascii="Arial" w:hAnsi="Arial"/>
+                <w:rFonts w:ascii="Verdana" w:hAnsi="Verdana"/>
                 <w:b w:val="0"/>
                 <w:sz w:val="16"/>
               </w:rPr>
@@ -336,7 +341,7 @@
             <w:r/>
             <w:r>
               <w:rPr>
-                <w:rFonts w:ascii="Arial" w:hAnsi="Arial"/>
+                <w:rFonts w:ascii="Verdana" w:hAnsi="Verdana"/>
                 <w:b w:val="0"/>
                 <w:sz w:val="16"/>
               </w:rPr>
@@ -349,7 +354,7 @@
     <w:p>
       <w:r>
         <w:rPr>
-          <w:rFonts w:ascii="Arial" w:hAnsi="Arial"/>
+          <w:rFonts w:ascii="Verdana" w:hAnsi="Verdana"/>
           <w:b/>
           <w:sz w:val="18"/>
         </w:rPr>
@@ -362,6 +367,20 @@
         <w:tblW w:type="auto" w:w="0"/>
         <w:jc w:val="center"/>
         <w:tblLook w:firstColumn="1" w:firstRow="1" w:lastColumn="0" w:lastRow="0" w:noHBand="0" w:noVBand="1" w:val="04A0"/>
+        <w:tblBorders>
+          <w:top w:val="single" w:sz="4" w:space="0" w:color="595959"/>
+          <w:left w:val="single" w:sz="4" w:space="0" w:color="595959"/>
+          <w:bottom w:val="single" w:sz="4" w:space="0" w:color="595959"/>
+          <w:right w:val="single" w:sz="4" w:space="0" w:color="595959"/>
+          <w:insideH w:val="single" w:sz="4" w:space="0" w:color="595959"/>
+          <w:insideV w:val="single" w:sz="4" w:space="0" w:color="595959"/>
+        </w:tblBorders>
+        <w:tblCellMar>
+          <w:top w:w="85" w:type="dxa"/>
+          <w:left w:w="85" w:type="dxa"/>
+          <w:bottom w:w="85" w:type="dxa"/>
+          <w:right w:w="85" w:type="dxa"/>
+        </w:tblCellMar>
       </w:tblPr>
       <w:tblGrid>
         <w:gridCol w:w="5046"/>
@@ -371,61 +390,52 @@
       <w:tr>
         <w:tc>
           <w:tcPr>
-            <w:tcW w:type="dxa" w:w="5046"/>
-            <w:shd w:val="clear" w:color="auto" w:fill="D9E2F3"/>
-          </w:tcPr>
-          <w:p>
-            <w:pPr>
-              <w:jc w:val="center"/>
-            </w:pPr>
-            <w:r/>
-            <w:r>
-              <w:rPr>
-                <w:rFonts w:ascii="Arial" w:hAnsi="Arial"/>
-                <w:b/>
-                <w:sz w:val="16"/>
-              </w:rPr>
-              <w:t>Code Figure</w:t>
-            </w:r>
-          </w:p>
-        </w:tc>
-        <w:tc>
-          <w:tcPr>
-            <w:tcW w:type="dxa" w:w="5046"/>
-            <w:shd w:val="clear" w:color="auto" w:fill="D9E2F3"/>
-          </w:tcPr>
-          <w:p>
-            <w:pPr>
-              <w:jc w:val="center"/>
-            </w:pPr>
-            <w:r/>
-            <w:r>
-              <w:rPr>
-                <w:rFonts w:ascii="Arial" w:hAnsi="Arial"/>
-                <w:b/>
-                <w:sz w:val="16"/>
-              </w:rPr>
-              <w:t>Entry Name</w:t>
-            </w:r>
-          </w:p>
-        </w:tc>
-        <w:tc>
-          <w:tcPr>
-            <w:tcW w:type="dxa" w:w="5046"/>
-            <w:shd w:val="clear" w:color="auto" w:fill="D9E2F3"/>
-          </w:tcPr>
-          <w:p>
-            <w:pPr>
-              <w:jc w:val="center"/>
-            </w:pPr>
-            <w:r/>
-            <w:r>
-              <w:rPr>
-                <w:rFonts w:ascii="Arial" w:hAnsi="Arial"/>
-                <w:b/>
-                <w:sz w:val="16"/>
-              </w:rPr>
-              <w:t>Note</w:t>
+            <w:tcW w:type="dxa" w:w="1134"/>
+            <w:shd w:val="clear" w:color="auto" w:fill="D9D9D9"/>
+          </w:tcPr>
+          <w:p>
+            <w:r/>
+            <w:r>
+              <w:rPr>
+                <w:rFonts w:ascii="Verdana" w:hAnsi="Verdana"/>
+                <w:b w:val="0"/>
+                <w:sz w:val="16"/>
+              </w:rPr>
+              <w:t>CODE FIGURE</w:t>
+            </w:r>
+          </w:p>
+        </w:tc>
+        <w:tc>
+          <w:tcPr>
+            <w:tcW w:type="dxa" w:w="5046"/>
+            <w:shd w:val="clear" w:color="auto" w:fill="D9D9D9"/>
+          </w:tcPr>
+          <w:p>
+            <w:r/>
+            <w:r>
+              <w:rPr>
+                <w:rFonts w:ascii="Verdana" w:hAnsi="Verdana"/>
+                <w:b w:val="0"/>
+                <w:sz w:val="16"/>
+              </w:rPr>
+              <w:t>ENTRY NAME</w:t>
+            </w:r>
+          </w:p>
+        </w:tc>
+        <w:tc>
+          <w:tcPr>
+            <w:tcW w:type="dxa" w:w="5046"/>
+            <w:shd w:val="clear" w:color="auto" w:fill="D9D9D9"/>
+          </w:tcPr>
+          <w:p>
+            <w:r/>
+            <w:r>
+              <w:rPr>
+                <w:rFonts w:ascii="Verdana" w:hAnsi="Verdana"/>
+                <w:b w:val="0"/>
+                <w:sz w:val="16"/>
+              </w:rPr>
+              <w:t>NOTE</w:t>
             </w:r>
           </w:p>
         </w:tc>
@@ -439,7 +449,7 @@
             <w:r/>
             <w:r>
               <w:rPr>
-                <w:rFonts w:ascii="Arial" w:hAnsi="Arial"/>
+                <w:rFonts w:ascii="Verdana" w:hAnsi="Verdana"/>
                 <w:b w:val="0"/>
                 <w:sz w:val="16"/>
               </w:rPr>
@@ -455,7 +465,7 @@
             <w:r/>
             <w:r>
               <w:rPr>
-                <w:rFonts w:ascii="Arial" w:hAnsi="Arial"/>
+                <w:rFonts w:ascii="Verdana" w:hAnsi="Verdana"/>
                 <w:b w:val="0"/>
                 <w:sz w:val="16"/>
               </w:rPr>
@@ -471,7 +481,7 @@
             <w:r/>
             <w:r>
               <w:rPr>
-                <w:rFonts w:ascii="Arial" w:hAnsi="Arial"/>
+                <w:rFonts w:ascii="Verdana" w:hAnsi="Verdana"/>
                 <w:b w:val="0"/>
                 <w:sz w:val="16"/>
               </w:rPr>
@@ -488,7 +498,7 @@
             <w:r/>
             <w:r>
               <w:rPr>
-                <w:rFonts w:ascii="Arial" w:hAnsi="Arial"/>
+                <w:rFonts w:ascii="Verdana" w:hAnsi="Verdana"/>
                 <w:b w:val="0"/>
                 <w:sz w:val="16"/>
               </w:rPr>
@@ -504,7 +514,7 @@
             <w:r/>
             <w:r>
               <w:rPr>
-                <w:rFonts w:ascii="Arial" w:hAnsi="Arial"/>
+                <w:rFonts w:ascii="Verdana" w:hAnsi="Verdana"/>
                 <w:b w:val="0"/>
                 <w:sz w:val="16"/>
               </w:rPr>
@@ -520,7 +530,7 @@
             <w:r/>
             <w:r>
               <w:rPr>
-                <w:rFonts w:ascii="Arial" w:hAnsi="Arial"/>
+                <w:rFonts w:ascii="Verdana" w:hAnsi="Verdana"/>
                 <w:b w:val="0"/>
                 <w:sz w:val="16"/>
               </w:rPr>
@@ -537,7 +547,7 @@
             <w:r/>
             <w:r>
               <w:rPr>
-                <w:rFonts w:ascii="Arial" w:hAnsi="Arial"/>
+                <w:rFonts w:ascii="Verdana" w:hAnsi="Verdana"/>
                 <w:b w:val="0"/>
                 <w:sz w:val="16"/>
               </w:rPr>
@@ -553,7 +563,7 @@
             <w:r/>
             <w:r>
               <w:rPr>
-                <w:rFonts w:ascii="Arial" w:hAnsi="Arial"/>
+                <w:rFonts w:ascii="Verdana" w:hAnsi="Verdana"/>
                 <w:b w:val="0"/>
                 <w:sz w:val="16"/>
               </w:rPr>
@@ -569,7 +579,7 @@
             <w:r/>
             <w:r>
               <w:rPr>
-                <w:rFonts w:ascii="Arial" w:hAnsi="Arial"/>
+                <w:rFonts w:ascii="Verdana" w:hAnsi="Verdana"/>
                 <w:b w:val="0"/>
                 <w:sz w:val="16"/>
               </w:rPr>
@@ -586,7 +596,7 @@
             <w:r/>
             <w:r>
               <w:rPr>
-                <w:rFonts w:ascii="Arial" w:hAnsi="Arial"/>
+                <w:rFonts w:ascii="Verdana" w:hAnsi="Verdana"/>
                 <w:b w:val="0"/>
                 <w:sz w:val="16"/>
               </w:rPr>
@@ -602,7 +612,7 @@
             <w:r/>
             <w:r>
               <w:rPr>
-                <w:rFonts w:ascii="Arial" w:hAnsi="Arial"/>
+                <w:rFonts w:ascii="Verdana" w:hAnsi="Verdana"/>
                 <w:b w:val="0"/>
                 <w:sz w:val="16"/>
               </w:rPr>
@@ -618,7 +628,7 @@
             <w:r/>
             <w:r>
               <w:rPr>
-                <w:rFonts w:ascii="Arial" w:hAnsi="Arial"/>
+                <w:rFonts w:ascii="Verdana" w:hAnsi="Verdana"/>
                 <w:b w:val="0"/>
                 <w:sz w:val="16"/>
               </w:rPr>
@@ -635,7 +645,7 @@
             <w:r/>
             <w:r>
               <w:rPr>
-                <w:rFonts w:ascii="Arial" w:hAnsi="Arial"/>
+                <w:rFonts w:ascii="Verdana" w:hAnsi="Verdana"/>
                 <w:b w:val="0"/>
                 <w:sz w:val="16"/>
               </w:rPr>
@@ -651,7 +661,7 @@
             <w:r/>
             <w:r>
               <w:rPr>
-                <w:rFonts w:ascii="Arial" w:hAnsi="Arial"/>
+                <w:rFonts w:ascii="Verdana" w:hAnsi="Verdana"/>
                 <w:b w:val="0"/>
                 <w:sz w:val="16"/>
               </w:rPr>
@@ -667,7 +677,7 @@
             <w:r/>
             <w:r>
               <w:rPr>
-                <w:rFonts w:ascii="Arial" w:hAnsi="Arial"/>
+                <w:rFonts w:ascii="Verdana" w:hAnsi="Verdana"/>
                 <w:b w:val="0"/>
                 <w:sz w:val="16"/>
               </w:rPr>
@@ -684,7 +694,7 @@
             <w:r/>
             <w:r>
               <w:rPr>
-                <w:rFonts w:ascii="Arial" w:hAnsi="Arial"/>
+                <w:rFonts w:ascii="Verdana" w:hAnsi="Verdana"/>
                 <w:b w:val="0"/>
                 <w:sz w:val="16"/>
               </w:rPr>
@@ -700,7 +710,7 @@
             <w:r/>
             <w:r>
               <w:rPr>
-                <w:rFonts w:ascii="Arial" w:hAnsi="Arial"/>
+                <w:rFonts w:ascii="Verdana" w:hAnsi="Verdana"/>
                 <w:b w:val="0"/>
                 <w:sz w:val="16"/>
               </w:rPr>
@@ -716,7 +726,7 @@
             <w:r/>
             <w:r>
               <w:rPr>
-                <w:rFonts w:ascii="Arial" w:hAnsi="Arial"/>
+                <w:rFonts w:ascii="Verdana" w:hAnsi="Verdana"/>
                 <w:b w:val="0"/>
                 <w:sz w:val="16"/>
               </w:rPr>
@@ -733,7 +743,7 @@
             <w:r/>
             <w:r>
               <w:rPr>
-                <w:rFonts w:ascii="Arial" w:hAnsi="Arial"/>
+                <w:rFonts w:ascii="Verdana" w:hAnsi="Verdana"/>
                 <w:b w:val="0"/>
                 <w:sz w:val="16"/>
               </w:rPr>
@@ -749,7 +759,7 @@
             <w:r/>
             <w:r>
               <w:rPr>
-                <w:rFonts w:ascii="Arial" w:hAnsi="Arial"/>
+                <w:rFonts w:ascii="Verdana" w:hAnsi="Verdana"/>
                 <w:b w:val="0"/>
                 <w:sz w:val="16"/>
               </w:rPr>
@@ -765,7 +775,7 @@
             <w:r/>
             <w:r>
               <w:rPr>
-                <w:rFonts w:ascii="Arial" w:hAnsi="Arial"/>
+                <w:rFonts w:ascii="Verdana" w:hAnsi="Verdana"/>
                 <w:b w:val="0"/>
                 <w:sz w:val="16"/>
               </w:rPr>
@@ -782,7 +792,7 @@
             <w:r/>
             <w:r>
               <w:rPr>
-                <w:rFonts w:ascii="Arial" w:hAnsi="Arial"/>
+                <w:rFonts w:ascii="Verdana" w:hAnsi="Verdana"/>
                 <w:b w:val="0"/>
                 <w:sz w:val="16"/>
               </w:rPr>
@@ -798,7 +808,7 @@
             <w:r/>
             <w:r>
               <w:rPr>
-                <w:rFonts w:ascii="Arial" w:hAnsi="Arial"/>
+                <w:rFonts w:ascii="Verdana" w:hAnsi="Verdana"/>
                 <w:b w:val="0"/>
                 <w:sz w:val="16"/>
               </w:rPr>
@@ -814,7 +824,7 @@
             <w:r/>
             <w:r>
               <w:rPr>
-                <w:rFonts w:ascii="Arial" w:hAnsi="Arial"/>
+                <w:rFonts w:ascii="Verdana" w:hAnsi="Verdana"/>
                 <w:b w:val="0"/>
                 <w:sz w:val="16"/>
               </w:rPr>
@@ -831,7 +841,7 @@
             <w:r/>
             <w:r>
               <w:rPr>
-                <w:rFonts w:ascii="Arial" w:hAnsi="Arial"/>
+                <w:rFonts w:ascii="Verdana" w:hAnsi="Verdana"/>
                 <w:b w:val="0"/>
                 <w:sz w:val="16"/>
               </w:rPr>
@@ -847,7 +857,7 @@
             <w:r/>
             <w:r>
               <w:rPr>
-                <w:rFonts w:ascii="Arial" w:hAnsi="Arial"/>
+                <w:rFonts w:ascii="Verdana" w:hAnsi="Verdana"/>
                 <w:b w:val="0"/>
                 <w:sz w:val="16"/>
               </w:rPr>
@@ -863,7 +873,7 @@
             <w:r/>
             <w:r>
               <w:rPr>
-                <w:rFonts w:ascii="Arial" w:hAnsi="Arial"/>
+                <w:rFonts w:ascii="Verdana" w:hAnsi="Verdana"/>
                 <w:b w:val="0"/>
                 <w:sz w:val="16"/>
               </w:rPr>
@@ -880,7 +890,7 @@
             <w:r/>
             <w:r>
               <w:rPr>
-                <w:rFonts w:ascii="Arial" w:hAnsi="Arial"/>
+                <w:rFonts w:ascii="Verdana" w:hAnsi="Verdana"/>
                 <w:b w:val="0"/>
                 <w:sz w:val="16"/>
               </w:rPr>
@@ -896,7 +906,7 @@
             <w:r/>
             <w:r>
               <w:rPr>
-                <w:rFonts w:ascii="Arial" w:hAnsi="Arial"/>
+                <w:rFonts w:ascii="Verdana" w:hAnsi="Verdana"/>
                 <w:b w:val="0"/>
                 <w:sz w:val="16"/>
               </w:rPr>
@@ -912,7 +922,7 @@
             <w:r/>
             <w:r>
               <w:rPr>
-                <w:rFonts w:ascii="Arial" w:hAnsi="Arial"/>
+                <w:rFonts w:ascii="Verdana" w:hAnsi="Verdana"/>
                 <w:b w:val="0"/>
                 <w:sz w:val="16"/>
               </w:rPr>
@@ -929,7 +939,7 @@
             <w:r/>
             <w:r>
               <w:rPr>
-                <w:rFonts w:ascii="Arial" w:hAnsi="Arial"/>
+                <w:rFonts w:ascii="Verdana" w:hAnsi="Verdana"/>
                 <w:b w:val="0"/>
                 <w:sz w:val="16"/>
               </w:rPr>
@@ -945,7 +955,7 @@
             <w:r/>
             <w:r>
               <w:rPr>
-                <w:rFonts w:ascii="Arial" w:hAnsi="Arial"/>
+                <w:rFonts w:ascii="Verdana" w:hAnsi="Verdana"/>
                 <w:b w:val="0"/>
                 <w:sz w:val="16"/>
               </w:rPr>
@@ -961,7 +971,7 @@
             <w:r/>
             <w:r>
               <w:rPr>
-                <w:rFonts w:ascii="Arial" w:hAnsi="Arial"/>
+                <w:rFonts w:ascii="Verdana" w:hAnsi="Verdana"/>
                 <w:b w:val="0"/>
                 <w:sz w:val="16"/>
               </w:rPr>
@@ -978,7 +988,7 @@
             <w:r/>
             <w:r>
               <w:rPr>
-                <w:rFonts w:ascii="Arial" w:hAnsi="Arial"/>
+                <w:rFonts w:ascii="Verdana" w:hAnsi="Verdana"/>
                 <w:b w:val="0"/>
                 <w:sz w:val="16"/>
               </w:rPr>
@@ -994,7 +1004,7 @@
             <w:r/>
             <w:r>
               <w:rPr>
-                <w:rFonts w:ascii="Arial" w:hAnsi="Arial"/>
+                <w:rFonts w:ascii="Verdana" w:hAnsi="Verdana"/>
                 <w:b w:val="0"/>
                 <w:sz w:val="16"/>
               </w:rPr>
@@ -1010,7 +1020,7 @@
             <w:r/>
             <w:r>
               <w:rPr>
-                <w:rFonts w:ascii="Arial" w:hAnsi="Arial"/>
+                <w:rFonts w:ascii="Verdana" w:hAnsi="Verdana"/>
                 <w:b w:val="0"/>
                 <w:sz w:val="16"/>
               </w:rPr>
@@ -1023,7 +1033,7 @@
     <w:p>
       <w:r>
         <w:rPr>
-          <w:rFonts w:ascii="Arial" w:hAnsi="Arial"/>
+          <w:rFonts w:ascii="Verdana" w:hAnsi="Verdana"/>
           <w:b/>
           <w:sz w:val="18"/>
         </w:rPr>
@@ -1036,6 +1046,20 @@
         <w:tblW w:type="auto" w:w="0"/>
         <w:jc w:val="center"/>
         <w:tblLook w:firstColumn="1" w:firstRow="1" w:lastColumn="0" w:lastRow="0" w:noHBand="0" w:noVBand="1" w:val="04A0"/>
+        <w:tblBorders>
+          <w:top w:val="single" w:sz="4" w:space="0" w:color="595959"/>
+          <w:left w:val="single" w:sz="4" w:space="0" w:color="595959"/>
+          <w:bottom w:val="single" w:sz="4" w:space="0" w:color="595959"/>
+          <w:right w:val="single" w:sz="4" w:space="0" w:color="595959"/>
+          <w:insideH w:val="single" w:sz="4" w:space="0" w:color="595959"/>
+          <w:insideV w:val="single" w:sz="4" w:space="0" w:color="595959"/>
+        </w:tblBorders>
+        <w:tblCellMar>
+          <w:top w:w="85" w:type="dxa"/>
+          <w:left w:w="85" w:type="dxa"/>
+          <w:bottom w:w="85" w:type="dxa"/>
+          <w:right w:w="85" w:type="dxa"/>
+        </w:tblCellMar>
       </w:tblPr>
       <w:tblGrid>
         <w:gridCol w:w="5046"/>
@@ -1045,61 +1069,52 @@
       <w:tr>
         <w:tc>
           <w:tcPr>
-            <w:tcW w:type="dxa" w:w="5046"/>
-            <w:shd w:val="clear" w:color="auto" w:fill="D9E2F3"/>
-          </w:tcPr>
-          <w:p>
-            <w:pPr>
-              <w:jc w:val="center"/>
-            </w:pPr>
-            <w:r/>
-            <w:r>
-              <w:rPr>
-                <w:rFonts w:ascii="Arial" w:hAnsi="Arial"/>
-                <w:b/>
-                <w:sz w:val="16"/>
-              </w:rPr>
-              <w:t>Code Figure</w:t>
-            </w:r>
-          </w:p>
-        </w:tc>
-        <w:tc>
-          <w:tcPr>
-            <w:tcW w:type="dxa" w:w="5046"/>
-            <w:shd w:val="clear" w:color="auto" w:fill="D9E2F3"/>
-          </w:tcPr>
-          <w:p>
-            <w:pPr>
-              <w:jc w:val="center"/>
-            </w:pPr>
-            <w:r/>
-            <w:r>
-              <w:rPr>
-                <w:rFonts w:ascii="Arial" w:hAnsi="Arial"/>
-                <w:b/>
-                <w:sz w:val="16"/>
-              </w:rPr>
-              <w:t>Entry Name</w:t>
-            </w:r>
-          </w:p>
-        </w:tc>
-        <w:tc>
-          <w:tcPr>
-            <w:tcW w:type="dxa" w:w="5046"/>
-            <w:shd w:val="clear" w:color="auto" w:fill="D9E2F3"/>
-          </w:tcPr>
-          <w:p>
-            <w:pPr>
-              <w:jc w:val="center"/>
-            </w:pPr>
-            <w:r/>
-            <w:r>
-              <w:rPr>
-                <w:rFonts w:ascii="Arial" w:hAnsi="Arial"/>
-                <w:b/>
-                <w:sz w:val="16"/>
-              </w:rPr>
-              <w:t>Note</w:t>
+            <w:tcW w:type="dxa" w:w="1134"/>
+            <w:shd w:val="clear" w:color="auto" w:fill="D9D9D9"/>
+          </w:tcPr>
+          <w:p>
+            <w:r/>
+            <w:r>
+              <w:rPr>
+                <w:rFonts w:ascii="Verdana" w:hAnsi="Verdana"/>
+                <w:b w:val="0"/>
+                <w:sz w:val="16"/>
+              </w:rPr>
+              <w:t>CODE FIGURE</w:t>
+            </w:r>
+          </w:p>
+        </w:tc>
+        <w:tc>
+          <w:tcPr>
+            <w:tcW w:type="dxa" w:w="5046"/>
+            <w:shd w:val="clear" w:color="auto" w:fill="D9D9D9"/>
+          </w:tcPr>
+          <w:p>
+            <w:r/>
+            <w:r>
+              <w:rPr>
+                <w:rFonts w:ascii="Verdana" w:hAnsi="Verdana"/>
+                <w:b w:val="0"/>
+                <w:sz w:val="16"/>
+              </w:rPr>
+              <w:t>ENTRY NAME</w:t>
+            </w:r>
+          </w:p>
+        </w:tc>
+        <w:tc>
+          <w:tcPr>
+            <w:tcW w:type="dxa" w:w="5046"/>
+            <w:shd w:val="clear" w:color="auto" w:fill="D9D9D9"/>
+          </w:tcPr>
+          <w:p>
+            <w:r/>
+            <w:r>
+              <w:rPr>
+                <w:rFonts w:ascii="Verdana" w:hAnsi="Verdana"/>
+                <w:b w:val="0"/>
+                <w:sz w:val="16"/>
+              </w:rPr>
+              <w:t>NOTE</w:t>
             </w:r>
           </w:p>
         </w:tc>
@@ -1113,7 +1128,7 @@
             <w:r/>
             <w:r>
               <w:rPr>
-                <w:rFonts w:ascii="Arial" w:hAnsi="Arial"/>
+                <w:rFonts w:ascii="Verdana" w:hAnsi="Verdana"/>
                 <w:b w:val="0"/>
                 <w:sz w:val="16"/>
               </w:rPr>
@@ -1129,7 +1144,7 @@
             <w:r/>
             <w:r>
               <w:rPr>
-                <w:rFonts w:ascii="Arial" w:hAnsi="Arial"/>
+                <w:rFonts w:ascii="Verdana" w:hAnsi="Verdana"/>
                 <w:b w:val="0"/>
                 <w:sz w:val="16"/>
               </w:rPr>
@@ -1145,7 +1160,7 @@
             <w:r/>
             <w:r>
               <w:rPr>
-                <w:rFonts w:ascii="Arial" w:hAnsi="Arial"/>
+                <w:rFonts w:ascii="Verdana" w:hAnsi="Verdana"/>
                 <w:b w:val="0"/>
                 <w:sz w:val="16"/>
               </w:rPr>
@@ -1162,7 +1177,7 @@
             <w:r/>
             <w:r>
               <w:rPr>
-                <w:rFonts w:ascii="Arial" w:hAnsi="Arial"/>
+                <w:rFonts w:ascii="Verdana" w:hAnsi="Verdana"/>
                 <w:b w:val="0"/>
                 <w:sz w:val="16"/>
               </w:rPr>
@@ -1178,7 +1193,7 @@
             <w:r/>
             <w:r>
               <w:rPr>
-                <w:rFonts w:ascii="Arial" w:hAnsi="Arial"/>
+                <w:rFonts w:ascii="Verdana" w:hAnsi="Verdana"/>
                 <w:b w:val="0"/>
                 <w:sz w:val="16"/>
               </w:rPr>
@@ -1194,7 +1209,7 @@
             <w:r/>
             <w:r>
               <w:rPr>
-                <w:rFonts w:ascii="Arial" w:hAnsi="Arial"/>
+                <w:rFonts w:ascii="Verdana" w:hAnsi="Verdana"/>
                 <w:b w:val="0"/>
                 <w:sz w:val="16"/>
               </w:rPr>
@@ -1211,7 +1226,7 @@
             <w:r/>
             <w:r>
               <w:rPr>
-                <w:rFonts w:ascii="Arial" w:hAnsi="Arial"/>
+                <w:rFonts w:ascii="Verdana" w:hAnsi="Verdana"/>
                 <w:b w:val="0"/>
                 <w:sz w:val="16"/>
               </w:rPr>
@@ -1227,7 +1242,7 @@
             <w:r/>
             <w:r>
               <w:rPr>
-                <w:rFonts w:ascii="Arial" w:hAnsi="Arial"/>
+                <w:rFonts w:ascii="Verdana" w:hAnsi="Verdana"/>
                 <w:b w:val="0"/>
                 <w:sz w:val="16"/>
               </w:rPr>
@@ -1243,7 +1258,7 @@
             <w:r/>
             <w:r>
               <w:rPr>
-                <w:rFonts w:ascii="Arial" w:hAnsi="Arial"/>
+                <w:rFonts w:ascii="Verdana" w:hAnsi="Verdana"/>
                 <w:b w:val="0"/>
                 <w:sz w:val="16"/>
               </w:rPr>
@@ -1260,7 +1275,7 @@
             <w:r/>
             <w:r>
               <w:rPr>
-                <w:rFonts w:ascii="Arial" w:hAnsi="Arial"/>
+                <w:rFonts w:ascii="Verdana" w:hAnsi="Verdana"/>
                 <w:b w:val="0"/>
                 <w:sz w:val="16"/>
               </w:rPr>
@@ -1276,7 +1291,7 @@
             <w:r/>
             <w:r>
               <w:rPr>
-                <w:rFonts w:ascii="Arial" w:hAnsi="Arial"/>
+                <w:rFonts w:ascii="Verdana" w:hAnsi="Verdana"/>
                 <w:b w:val="0"/>
                 <w:sz w:val="16"/>
               </w:rPr>
@@ -1292,7 +1307,7 @@
             <w:r/>
             <w:r>
               <w:rPr>
-                <w:rFonts w:ascii="Arial" w:hAnsi="Arial"/>
+                <w:rFonts w:ascii="Verdana" w:hAnsi="Verdana"/>
                 <w:b w:val="0"/>
                 <w:sz w:val="16"/>
               </w:rPr>
@@ -1309,7 +1324,7 @@
             <w:r/>
             <w:r>
               <w:rPr>
-                <w:rFonts w:ascii="Arial" w:hAnsi="Arial"/>
+                <w:rFonts w:ascii="Verdana" w:hAnsi="Verdana"/>
                 <w:b w:val="0"/>
                 <w:sz w:val="16"/>
               </w:rPr>
@@ -1325,7 +1340,7 @@
             <w:r/>
             <w:r>
               <w:rPr>
-                <w:rFonts w:ascii="Arial" w:hAnsi="Arial"/>
+                <w:rFonts w:ascii="Verdana" w:hAnsi="Verdana"/>
                 <w:b w:val="0"/>
                 <w:sz w:val="16"/>
               </w:rPr>
@@ -1341,7 +1356,7 @@
             <w:r/>
             <w:r>
               <w:rPr>
-                <w:rFonts w:ascii="Arial" w:hAnsi="Arial"/>
+                <w:rFonts w:ascii="Verdana" w:hAnsi="Verdana"/>
                 <w:b w:val="0"/>
                 <w:sz w:val="16"/>
               </w:rPr>
@@ -1358,7 +1373,7 @@
             <w:r/>
             <w:r>
               <w:rPr>
-                <w:rFonts w:ascii="Arial" w:hAnsi="Arial"/>
+                <w:rFonts w:ascii="Verdana" w:hAnsi="Verdana"/>
                 <w:b w:val="0"/>
                 <w:sz w:val="16"/>
               </w:rPr>
@@ -1374,7 +1389,7 @@
             <w:r/>
             <w:r>
               <w:rPr>
-                <w:rFonts w:ascii="Arial" w:hAnsi="Arial"/>
+                <w:rFonts w:ascii="Verdana" w:hAnsi="Verdana"/>
                 <w:b w:val="0"/>
                 <w:sz w:val="16"/>
               </w:rPr>
@@ -1390,7 +1405,7 @@
             <w:r/>
             <w:r>
               <w:rPr>
-                <w:rFonts w:ascii="Arial" w:hAnsi="Arial"/>
+                <w:rFonts w:ascii="Verdana" w:hAnsi="Verdana"/>
                 <w:b w:val="0"/>
                 <w:sz w:val="16"/>
               </w:rPr>
@@ -1407,7 +1422,7 @@
             <w:r/>
             <w:r>
               <w:rPr>
-                <w:rFonts w:ascii="Arial" w:hAnsi="Arial"/>
+                <w:rFonts w:ascii="Verdana" w:hAnsi="Verdana"/>
                 <w:b w:val="0"/>
                 <w:sz w:val="16"/>
               </w:rPr>
@@ -1423,7 +1438,7 @@
             <w:r/>
             <w:r>
               <w:rPr>
-                <w:rFonts w:ascii="Arial" w:hAnsi="Arial"/>
+                <w:rFonts w:ascii="Verdana" w:hAnsi="Verdana"/>
                 <w:b w:val="0"/>
                 <w:sz w:val="16"/>
               </w:rPr>
@@ -1439,7 +1454,7 @@
             <w:r/>
             <w:r>
               <w:rPr>
-                <w:rFonts w:ascii="Arial" w:hAnsi="Arial"/>
+                <w:rFonts w:ascii="Verdana" w:hAnsi="Verdana"/>
                 <w:b w:val="0"/>
                 <w:sz w:val="16"/>
               </w:rPr>
@@ -1456,7 +1471,7 @@
             <w:r/>
             <w:r>
               <w:rPr>
-                <w:rFonts w:ascii="Arial" w:hAnsi="Arial"/>
+                <w:rFonts w:ascii="Verdana" w:hAnsi="Verdana"/>
                 <w:b w:val="0"/>
                 <w:sz w:val="16"/>
               </w:rPr>
@@ -1472,7 +1487,7 @@
             <w:r/>
             <w:r>
               <w:rPr>
-                <w:rFonts w:ascii="Arial" w:hAnsi="Arial"/>
+                <w:rFonts w:ascii="Verdana" w:hAnsi="Verdana"/>
                 <w:b w:val="0"/>
                 <w:sz w:val="16"/>
               </w:rPr>
@@ -1488,7 +1503,7 @@
             <w:r/>
             <w:r>
               <w:rPr>
-                <w:rFonts w:ascii="Arial" w:hAnsi="Arial"/>
+                <w:rFonts w:ascii="Verdana" w:hAnsi="Verdana"/>
                 <w:b w:val="0"/>
                 <w:sz w:val="16"/>
               </w:rPr>
@@ -1505,7 +1520,7 @@
             <w:r/>
             <w:r>
               <w:rPr>
-                <w:rFonts w:ascii="Arial" w:hAnsi="Arial"/>
+                <w:rFonts w:ascii="Verdana" w:hAnsi="Verdana"/>
                 <w:b w:val="0"/>
                 <w:sz w:val="16"/>
               </w:rPr>
@@ -1521,7 +1536,7 @@
             <w:r/>
             <w:r>
               <w:rPr>
-                <w:rFonts w:ascii="Arial" w:hAnsi="Arial"/>
+                <w:rFonts w:ascii="Verdana" w:hAnsi="Verdana"/>
                 <w:b w:val="0"/>
                 <w:sz w:val="16"/>
               </w:rPr>
@@ -1537,7 +1552,7 @@
             <w:r/>
             <w:r>
               <w:rPr>
-                <w:rFonts w:ascii="Arial" w:hAnsi="Arial"/>
+                <w:rFonts w:ascii="Verdana" w:hAnsi="Verdana"/>
                 <w:b w:val="0"/>
                 <w:sz w:val="16"/>
               </w:rPr>
@@ -1554,7 +1569,7 @@
             <w:r/>
             <w:r>
               <w:rPr>
-                <w:rFonts w:ascii="Arial" w:hAnsi="Arial"/>
+                <w:rFonts w:ascii="Verdana" w:hAnsi="Verdana"/>
                 <w:b w:val="0"/>
                 <w:sz w:val="16"/>
               </w:rPr>
@@ -1570,7 +1585,7 @@
             <w:r/>
             <w:r>
               <w:rPr>
-                <w:rFonts w:ascii="Arial" w:hAnsi="Arial"/>
+                <w:rFonts w:ascii="Verdana" w:hAnsi="Verdana"/>
                 <w:b w:val="0"/>
                 <w:sz w:val="16"/>
               </w:rPr>
@@ -1586,7 +1601,7 @@
             <w:r/>
             <w:r>
               <w:rPr>
-                <w:rFonts w:ascii="Arial" w:hAnsi="Arial"/>
+                <w:rFonts w:ascii="Verdana" w:hAnsi="Verdana"/>
                 <w:b w:val="0"/>
                 <w:sz w:val="16"/>
               </w:rPr>
@@ -1603,7 +1618,7 @@
             <w:r/>
             <w:r>
               <w:rPr>
-                <w:rFonts w:ascii="Arial" w:hAnsi="Arial"/>
+                <w:rFonts w:ascii="Verdana" w:hAnsi="Verdana"/>
                 <w:b w:val="0"/>
                 <w:sz w:val="16"/>
               </w:rPr>
@@ -1619,7 +1634,7 @@
             <w:r/>
             <w:r>
               <w:rPr>
-                <w:rFonts w:ascii="Arial" w:hAnsi="Arial"/>
+                <w:rFonts w:ascii="Verdana" w:hAnsi="Verdana"/>
                 <w:b w:val="0"/>
                 <w:sz w:val="16"/>
               </w:rPr>
@@ -1635,7 +1650,7 @@
             <w:r/>
             <w:r>
               <w:rPr>
-                <w:rFonts w:ascii="Arial" w:hAnsi="Arial"/>
+                <w:rFonts w:ascii="Verdana" w:hAnsi="Verdana"/>
                 <w:b w:val="0"/>
                 <w:sz w:val="16"/>
               </w:rPr>
@@ -1652,7 +1667,7 @@
             <w:r/>
             <w:r>
               <w:rPr>
-                <w:rFonts w:ascii="Arial" w:hAnsi="Arial"/>
+                <w:rFonts w:ascii="Verdana" w:hAnsi="Verdana"/>
                 <w:b w:val="0"/>
                 <w:sz w:val="16"/>
               </w:rPr>
@@ -1668,7 +1683,7 @@
             <w:r/>
             <w:r>
               <w:rPr>
-                <w:rFonts w:ascii="Arial" w:hAnsi="Arial"/>
+                <w:rFonts w:ascii="Verdana" w:hAnsi="Verdana"/>
                 <w:b w:val="0"/>
                 <w:sz w:val="16"/>
               </w:rPr>
@@ -1684,7 +1699,7 @@
             <w:r/>
             <w:r>
               <w:rPr>
-                <w:rFonts w:ascii="Arial" w:hAnsi="Arial"/>
+                <w:rFonts w:ascii="Verdana" w:hAnsi="Verdana"/>
                 <w:b w:val="0"/>
                 <w:sz w:val="16"/>
               </w:rPr>
@@ -1701,7 +1716,7 @@
             <w:r/>
             <w:r>
               <w:rPr>
-                <w:rFonts w:ascii="Arial" w:hAnsi="Arial"/>
+                <w:rFonts w:ascii="Verdana" w:hAnsi="Verdana"/>
                 <w:b w:val="0"/>
                 <w:sz w:val="16"/>
               </w:rPr>
@@ -1717,7 +1732,7 @@
             <w:r/>
             <w:r>
               <w:rPr>
-                <w:rFonts w:ascii="Arial" w:hAnsi="Arial"/>
+                <w:rFonts w:ascii="Verdana" w:hAnsi="Verdana"/>
                 <w:b w:val="0"/>
                 <w:sz w:val="16"/>
               </w:rPr>
@@ -1733,7 +1748,7 @@
             <w:r/>
             <w:r>
               <w:rPr>
-                <w:rFonts w:ascii="Arial" w:hAnsi="Arial"/>
+                <w:rFonts w:ascii="Verdana" w:hAnsi="Verdana"/>
                 <w:b w:val="0"/>
                 <w:sz w:val="16"/>
               </w:rPr>
@@ -1746,7 +1761,7 @@
     <w:p>
       <w:r>
         <w:rPr>
-          <w:rFonts w:ascii="Arial" w:hAnsi="Arial"/>
+          <w:rFonts w:ascii="Verdana" w:hAnsi="Verdana"/>
           <w:b/>
           <w:sz w:val="18"/>
         </w:rPr>
@@ -1759,6 +1774,20 @@
         <w:tblW w:type="auto" w:w="0"/>
         <w:jc w:val="center"/>
         <w:tblLook w:firstColumn="1" w:firstRow="1" w:lastColumn="0" w:lastRow="0" w:noHBand="0" w:noVBand="1" w:val="04A0"/>
+        <w:tblBorders>
+          <w:top w:val="single" w:sz="4" w:space="0" w:color="595959"/>
+          <w:left w:val="single" w:sz="4" w:space="0" w:color="595959"/>
+          <w:bottom w:val="single" w:sz="4" w:space="0" w:color="595959"/>
+          <w:right w:val="single" w:sz="4" w:space="0" w:color="595959"/>
+          <w:insideH w:val="single" w:sz="4" w:space="0" w:color="595959"/>
+          <w:insideV w:val="single" w:sz="4" w:space="0" w:color="595959"/>
+        </w:tblBorders>
+        <w:tblCellMar>
+          <w:top w:w="85" w:type="dxa"/>
+          <w:left w:w="85" w:type="dxa"/>
+          <w:bottom w:w="85" w:type="dxa"/>
+          <w:right w:w="85" w:type="dxa"/>
+        </w:tblCellMar>
       </w:tblPr>
       <w:tblGrid>
         <w:gridCol w:w="5046"/>
@@ -1768,61 +1797,52 @@
       <w:tr>
         <w:tc>
           <w:tcPr>
-            <w:tcW w:type="dxa" w:w="5046"/>
-            <w:shd w:val="clear" w:color="auto" w:fill="D9E2F3"/>
-          </w:tcPr>
-          <w:p>
-            <w:pPr>
-              <w:jc w:val="center"/>
-            </w:pPr>
-            <w:r/>
-            <w:r>
-              <w:rPr>
-                <w:rFonts w:ascii="Arial" w:hAnsi="Arial"/>
-                <w:b/>
-                <w:sz w:val="16"/>
-              </w:rPr>
-              <w:t>Code Figure</w:t>
-            </w:r>
-          </w:p>
-        </w:tc>
-        <w:tc>
-          <w:tcPr>
-            <w:tcW w:type="dxa" w:w="5046"/>
-            <w:shd w:val="clear" w:color="auto" w:fill="D9E2F3"/>
-          </w:tcPr>
-          <w:p>
-            <w:pPr>
-              <w:jc w:val="center"/>
-            </w:pPr>
-            <w:r/>
-            <w:r>
-              <w:rPr>
-                <w:rFonts w:ascii="Arial" w:hAnsi="Arial"/>
-                <w:b/>
-                <w:sz w:val="16"/>
-              </w:rPr>
-              <w:t>Entry Name</w:t>
-            </w:r>
-          </w:p>
-        </w:tc>
-        <w:tc>
-          <w:tcPr>
-            <w:tcW w:type="dxa" w:w="5046"/>
-            <w:shd w:val="clear" w:color="auto" w:fill="D9E2F3"/>
-          </w:tcPr>
-          <w:p>
-            <w:pPr>
-              <w:jc w:val="center"/>
-            </w:pPr>
-            <w:r/>
-            <w:r>
-              <w:rPr>
-                <w:rFonts w:ascii="Arial" w:hAnsi="Arial"/>
-                <w:b/>
-                <w:sz w:val="16"/>
-              </w:rPr>
-              <w:t>Note</w:t>
+            <w:tcW w:type="dxa" w:w="1134"/>
+            <w:shd w:val="clear" w:color="auto" w:fill="D9D9D9"/>
+          </w:tcPr>
+          <w:p>
+            <w:r/>
+            <w:r>
+              <w:rPr>
+                <w:rFonts w:ascii="Verdana" w:hAnsi="Verdana"/>
+                <w:b w:val="0"/>
+                <w:sz w:val="16"/>
+              </w:rPr>
+              <w:t>CODE FIGURE</w:t>
+            </w:r>
+          </w:p>
+        </w:tc>
+        <w:tc>
+          <w:tcPr>
+            <w:tcW w:type="dxa" w:w="5046"/>
+            <w:shd w:val="clear" w:color="auto" w:fill="D9D9D9"/>
+          </w:tcPr>
+          <w:p>
+            <w:r/>
+            <w:r>
+              <w:rPr>
+                <w:rFonts w:ascii="Verdana" w:hAnsi="Verdana"/>
+                <w:b w:val="0"/>
+                <w:sz w:val="16"/>
+              </w:rPr>
+              <w:t>ENTRY NAME</w:t>
+            </w:r>
+          </w:p>
+        </w:tc>
+        <w:tc>
+          <w:tcPr>
+            <w:tcW w:type="dxa" w:w="5046"/>
+            <w:shd w:val="clear" w:color="auto" w:fill="D9D9D9"/>
+          </w:tcPr>
+          <w:p>
+            <w:r/>
+            <w:r>
+              <w:rPr>
+                <w:rFonts w:ascii="Verdana" w:hAnsi="Verdana"/>
+                <w:b w:val="0"/>
+                <w:sz w:val="16"/>
+              </w:rPr>
+              <w:t>NOTE</w:t>
             </w:r>
           </w:p>
         </w:tc>
@@ -1836,7 +1856,7 @@
             <w:r/>
             <w:r>
               <w:rPr>
-                <w:rFonts w:ascii="Arial" w:hAnsi="Arial"/>
+                <w:rFonts w:ascii="Verdana" w:hAnsi="Verdana"/>
                 <w:b w:val="0"/>
                 <w:sz w:val="16"/>
               </w:rPr>
@@ -1852,7 +1872,7 @@
             <w:r/>
             <w:r>
               <w:rPr>
-                <w:rFonts w:ascii="Arial" w:hAnsi="Arial"/>
+                <w:rFonts w:ascii="Verdana" w:hAnsi="Verdana"/>
                 <w:b w:val="0"/>
                 <w:sz w:val="16"/>
               </w:rPr>
@@ -1868,7 +1888,7 @@
             <w:r/>
             <w:r>
               <w:rPr>
-                <w:rFonts w:ascii="Arial" w:hAnsi="Arial"/>
+                <w:rFonts w:ascii="Verdana" w:hAnsi="Verdana"/>
                 <w:b w:val="0"/>
                 <w:sz w:val="16"/>
               </w:rPr>
@@ -1885,7 +1905,7 @@
             <w:r/>
             <w:r>
               <w:rPr>
-                <w:rFonts w:ascii="Arial" w:hAnsi="Arial"/>
+                <w:rFonts w:ascii="Verdana" w:hAnsi="Verdana"/>
                 <w:b w:val="0"/>
                 <w:sz w:val="16"/>
               </w:rPr>
@@ -1901,7 +1921,7 @@
             <w:r/>
             <w:r>
               <w:rPr>
-                <w:rFonts w:ascii="Arial" w:hAnsi="Arial"/>
+                <w:rFonts w:ascii="Verdana" w:hAnsi="Verdana"/>
                 <w:b w:val="0"/>
                 <w:sz w:val="16"/>
               </w:rPr>
@@ -1917,7 +1937,7 @@
             <w:r/>
             <w:r>
               <w:rPr>
-                <w:rFonts w:ascii="Arial" w:hAnsi="Arial"/>
+                <w:rFonts w:ascii="Verdana" w:hAnsi="Verdana"/>
                 <w:b w:val="0"/>
                 <w:sz w:val="16"/>
               </w:rPr>
@@ -1934,7 +1954,7 @@
             <w:r/>
             <w:r>
               <w:rPr>
-                <w:rFonts w:ascii="Arial" w:hAnsi="Arial"/>
+                <w:rFonts w:ascii="Verdana" w:hAnsi="Verdana"/>
                 <w:b w:val="0"/>
                 <w:sz w:val="16"/>
               </w:rPr>
@@ -1950,7 +1970,7 @@
             <w:r/>
             <w:r>
               <w:rPr>
-                <w:rFonts w:ascii="Arial" w:hAnsi="Arial"/>
+                <w:rFonts w:ascii="Verdana" w:hAnsi="Verdana"/>
                 <w:b w:val="0"/>
                 <w:sz w:val="16"/>
               </w:rPr>
@@ -1966,7 +1986,7 @@
             <w:r/>
             <w:r>
               <w:rPr>
-                <w:rFonts w:ascii="Arial" w:hAnsi="Arial"/>
+                <w:rFonts w:ascii="Verdana" w:hAnsi="Verdana"/>
                 <w:b w:val="0"/>
                 <w:sz w:val="16"/>
               </w:rPr>
@@ -1983,7 +2003,7 @@
             <w:r/>
             <w:r>
               <w:rPr>
-                <w:rFonts w:ascii="Arial" w:hAnsi="Arial"/>
+                <w:rFonts w:ascii="Verdana" w:hAnsi="Verdana"/>
                 <w:b w:val="0"/>
                 <w:sz w:val="16"/>
               </w:rPr>
@@ -1999,7 +2019,7 @@
             <w:r/>
             <w:r>
               <w:rPr>
-                <w:rFonts w:ascii="Arial" w:hAnsi="Arial"/>
+                <w:rFonts w:ascii="Verdana" w:hAnsi="Verdana"/>
                 <w:b w:val="0"/>
                 <w:sz w:val="16"/>
               </w:rPr>
@@ -2015,7 +2035,7 @@
             <w:r/>
             <w:r>
               <w:rPr>
-                <w:rFonts w:ascii="Arial" w:hAnsi="Arial"/>
+                <w:rFonts w:ascii="Verdana" w:hAnsi="Verdana"/>
                 <w:b w:val="0"/>
                 <w:sz w:val="16"/>
               </w:rPr>
@@ -2032,7 +2052,7 @@
             <w:r/>
             <w:r>
               <w:rPr>
-                <w:rFonts w:ascii="Arial" w:hAnsi="Arial"/>
+                <w:rFonts w:ascii="Verdana" w:hAnsi="Verdana"/>
                 <w:b w:val="0"/>
                 <w:sz w:val="16"/>
               </w:rPr>
@@ -2048,7 +2068,7 @@
             <w:r/>
             <w:r>
               <w:rPr>
-                <w:rFonts w:ascii="Arial" w:hAnsi="Arial"/>
+                <w:rFonts w:ascii="Verdana" w:hAnsi="Verdana"/>
                 <w:b w:val="0"/>
                 <w:sz w:val="16"/>
               </w:rPr>
@@ -2064,7 +2084,7 @@
             <w:r/>
             <w:r>
               <w:rPr>
-                <w:rFonts w:ascii="Arial" w:hAnsi="Arial"/>
+                <w:rFonts w:ascii="Verdana" w:hAnsi="Verdana"/>
                 <w:b w:val="0"/>
                 <w:sz w:val="16"/>
               </w:rPr>
@@ -2081,7 +2101,7 @@
             <w:r/>
             <w:r>
               <w:rPr>
-                <w:rFonts w:ascii="Arial" w:hAnsi="Arial"/>
+                <w:rFonts w:ascii="Verdana" w:hAnsi="Verdana"/>
                 <w:b w:val="0"/>
                 <w:sz w:val="16"/>
               </w:rPr>
@@ -2097,7 +2117,7 @@
             <w:r/>
             <w:r>
               <w:rPr>
-                <w:rFonts w:ascii="Arial" w:hAnsi="Arial"/>
+                <w:rFonts w:ascii="Verdana" w:hAnsi="Verdana"/>
                 <w:b w:val="0"/>
                 <w:sz w:val="16"/>
               </w:rPr>
@@ -2113,7 +2133,7 @@
             <w:r/>
             <w:r>
               <w:rPr>
-                <w:rFonts w:ascii="Arial" w:hAnsi="Arial"/>
+                <w:rFonts w:ascii="Verdana" w:hAnsi="Verdana"/>
                 <w:b w:val="0"/>
                 <w:sz w:val="16"/>
               </w:rPr>
@@ -2130,7 +2150,7 @@
             <w:r/>
             <w:r>
               <w:rPr>
-                <w:rFonts w:ascii="Arial" w:hAnsi="Arial"/>
+                <w:rFonts w:ascii="Verdana" w:hAnsi="Verdana"/>
                 <w:b w:val="0"/>
                 <w:sz w:val="16"/>
               </w:rPr>
@@ -2146,7 +2166,7 @@
             <w:r/>
             <w:r>
               <w:rPr>
-                <w:rFonts w:ascii="Arial" w:hAnsi="Arial"/>
+                <w:rFonts w:ascii="Verdana" w:hAnsi="Verdana"/>
                 <w:b w:val="0"/>
                 <w:sz w:val="16"/>
               </w:rPr>
@@ -2162,7 +2182,7 @@
             <w:r/>
             <w:r>
               <w:rPr>
-                <w:rFonts w:ascii="Arial" w:hAnsi="Arial"/>
+                <w:rFonts w:ascii="Verdana" w:hAnsi="Verdana"/>
                 <w:b w:val="0"/>
                 <w:sz w:val="16"/>
               </w:rPr>
@@ -2179,7 +2199,7 @@
             <w:r/>
             <w:r>
               <w:rPr>
-                <w:rFonts w:ascii="Arial" w:hAnsi="Arial"/>
+                <w:rFonts w:ascii="Verdana" w:hAnsi="Verdana"/>
                 <w:b w:val="0"/>
                 <w:sz w:val="16"/>
               </w:rPr>
@@ -2195,7 +2215,7 @@
             <w:r/>
             <w:r>
               <w:rPr>
-                <w:rFonts w:ascii="Arial" w:hAnsi="Arial"/>
+                <w:rFonts w:ascii="Verdana" w:hAnsi="Verdana"/>
                 <w:b w:val="0"/>
                 <w:sz w:val="16"/>
               </w:rPr>
@@ -2211,7 +2231,7 @@
             <w:r/>
             <w:r>
               <w:rPr>
-                <w:rFonts w:ascii="Arial" w:hAnsi="Arial"/>
+                <w:rFonts w:ascii="Verdana" w:hAnsi="Verdana"/>
                 <w:b w:val="0"/>
                 <w:sz w:val="16"/>
               </w:rPr>
@@ -2224,7 +2244,7 @@
     <w:p>
       <w:r>
         <w:rPr>
-          <w:rFonts w:ascii="Arial" w:hAnsi="Arial"/>
+          <w:rFonts w:ascii="Verdana" w:hAnsi="Verdana"/>
           <w:b/>
           <w:sz w:val="18"/>
         </w:rPr>
@@ -2237,6 +2257,20 @@
         <w:tblW w:type="auto" w:w="0"/>
         <w:jc w:val="center"/>
         <w:tblLook w:firstColumn="1" w:firstRow="1" w:lastColumn="0" w:lastRow="0" w:noHBand="0" w:noVBand="1" w:val="04A0"/>
+        <w:tblBorders>
+          <w:top w:val="single" w:sz="4" w:space="0" w:color="595959"/>
+          <w:left w:val="single" w:sz="4" w:space="0" w:color="595959"/>
+          <w:bottom w:val="single" w:sz="4" w:space="0" w:color="595959"/>
+          <w:right w:val="single" w:sz="4" w:space="0" w:color="595959"/>
+          <w:insideH w:val="single" w:sz="4" w:space="0" w:color="595959"/>
+          <w:insideV w:val="single" w:sz="4" w:space="0" w:color="595959"/>
+        </w:tblBorders>
+        <w:tblCellMar>
+          <w:top w:w="85" w:type="dxa"/>
+          <w:left w:w="85" w:type="dxa"/>
+          <w:bottom w:w="85" w:type="dxa"/>
+          <w:right w:w="85" w:type="dxa"/>
+        </w:tblCellMar>
       </w:tblPr>
       <w:tblGrid>
         <w:gridCol w:w="5046"/>
@@ -2246,61 +2280,52 @@
       <w:tr>
         <w:tc>
           <w:tcPr>
-            <w:tcW w:type="dxa" w:w="5046"/>
-            <w:shd w:val="clear" w:color="auto" w:fill="D9E2F3"/>
-          </w:tcPr>
-          <w:p>
-            <w:pPr>
-              <w:jc w:val="center"/>
-            </w:pPr>
-            <w:r/>
-            <w:r>
-              <w:rPr>
-                <w:rFonts w:ascii="Arial" w:hAnsi="Arial"/>
-                <w:b/>
-                <w:sz w:val="16"/>
-              </w:rPr>
-              <w:t>Code Figure</w:t>
-            </w:r>
-          </w:p>
-        </w:tc>
-        <w:tc>
-          <w:tcPr>
-            <w:tcW w:type="dxa" w:w="5046"/>
-            <w:shd w:val="clear" w:color="auto" w:fill="D9E2F3"/>
-          </w:tcPr>
-          <w:p>
-            <w:pPr>
-              <w:jc w:val="center"/>
-            </w:pPr>
-            <w:r/>
-            <w:r>
-              <w:rPr>
-                <w:rFonts w:ascii="Arial" w:hAnsi="Arial"/>
-                <w:b/>
-                <w:sz w:val="16"/>
-              </w:rPr>
-              <w:t>Entry Name</w:t>
-            </w:r>
-          </w:p>
-        </w:tc>
-        <w:tc>
-          <w:tcPr>
-            <w:tcW w:type="dxa" w:w="5046"/>
-            <w:shd w:val="clear" w:color="auto" w:fill="D9E2F3"/>
-          </w:tcPr>
-          <w:p>
-            <w:pPr>
-              <w:jc w:val="center"/>
-            </w:pPr>
-            <w:r/>
-            <w:r>
-              <w:rPr>
-                <w:rFonts w:ascii="Arial" w:hAnsi="Arial"/>
-                <w:b/>
-                <w:sz w:val="16"/>
-              </w:rPr>
-              <w:t>Note</w:t>
+            <w:tcW w:type="dxa" w:w="1134"/>
+            <w:shd w:val="clear" w:color="auto" w:fill="D9D9D9"/>
+          </w:tcPr>
+          <w:p>
+            <w:r/>
+            <w:r>
+              <w:rPr>
+                <w:rFonts w:ascii="Verdana" w:hAnsi="Verdana"/>
+                <w:b w:val="0"/>
+                <w:sz w:val="16"/>
+              </w:rPr>
+              <w:t>CODE FIGURE</w:t>
+            </w:r>
+          </w:p>
+        </w:tc>
+        <w:tc>
+          <w:tcPr>
+            <w:tcW w:type="dxa" w:w="5046"/>
+            <w:shd w:val="clear" w:color="auto" w:fill="D9D9D9"/>
+          </w:tcPr>
+          <w:p>
+            <w:r/>
+            <w:r>
+              <w:rPr>
+                <w:rFonts w:ascii="Verdana" w:hAnsi="Verdana"/>
+                <w:b w:val="0"/>
+                <w:sz w:val="16"/>
+              </w:rPr>
+              <w:t>ENTRY NAME</w:t>
+            </w:r>
+          </w:p>
+        </w:tc>
+        <w:tc>
+          <w:tcPr>
+            <w:tcW w:type="dxa" w:w="5046"/>
+            <w:shd w:val="clear" w:color="auto" w:fill="D9D9D9"/>
+          </w:tcPr>
+          <w:p>
+            <w:r/>
+            <w:r>
+              <w:rPr>
+                <w:rFonts w:ascii="Verdana" w:hAnsi="Verdana"/>
+                <w:b w:val="0"/>
+                <w:sz w:val="16"/>
+              </w:rPr>
+              <w:t>NOTE</w:t>
             </w:r>
           </w:p>
         </w:tc>
@@ -2314,7 +2339,7 @@
             <w:r/>
             <w:r>
               <w:rPr>
-                <w:rFonts w:ascii="Arial" w:hAnsi="Arial"/>
+                <w:rFonts w:ascii="Verdana" w:hAnsi="Verdana"/>
                 <w:b w:val="0"/>
                 <w:sz w:val="16"/>
               </w:rPr>
@@ -2330,7 +2355,7 @@
             <w:r/>
             <w:r>
               <w:rPr>
-                <w:rFonts w:ascii="Arial" w:hAnsi="Arial"/>
+                <w:rFonts w:ascii="Verdana" w:hAnsi="Verdana"/>
                 <w:b w:val="0"/>
                 <w:sz w:val="16"/>
               </w:rPr>
@@ -2346,7 +2371,7 @@
             <w:r/>
             <w:r>
               <w:rPr>
-                <w:rFonts w:ascii="Arial" w:hAnsi="Arial"/>
+                <w:rFonts w:ascii="Verdana" w:hAnsi="Verdana"/>
                 <w:b w:val="0"/>
                 <w:sz w:val="16"/>
               </w:rPr>
@@ -2363,7 +2388,7 @@
             <w:r/>
             <w:r>
               <w:rPr>
-                <w:rFonts w:ascii="Arial" w:hAnsi="Arial"/>
+                <w:rFonts w:ascii="Verdana" w:hAnsi="Verdana"/>
                 <w:b w:val="0"/>
                 <w:sz w:val="16"/>
               </w:rPr>
@@ -2379,7 +2404,7 @@
             <w:r/>
             <w:r>
               <w:rPr>
-                <w:rFonts w:ascii="Arial" w:hAnsi="Arial"/>
+                <w:rFonts w:ascii="Verdana" w:hAnsi="Verdana"/>
                 <w:b w:val="0"/>
                 <w:sz w:val="16"/>
               </w:rPr>
@@ -2395,7 +2420,7 @@
             <w:r/>
             <w:r>
               <w:rPr>
-                <w:rFonts w:ascii="Arial" w:hAnsi="Arial"/>
+                <w:rFonts w:ascii="Verdana" w:hAnsi="Verdana"/>
                 <w:b w:val="0"/>
                 <w:sz w:val="16"/>
               </w:rPr>
@@ -2412,7 +2437,7 @@
             <w:r/>
             <w:r>
               <w:rPr>
-                <w:rFonts w:ascii="Arial" w:hAnsi="Arial"/>
+                <w:rFonts w:ascii="Verdana" w:hAnsi="Verdana"/>
                 <w:b w:val="0"/>
                 <w:sz w:val="16"/>
               </w:rPr>
@@ -2428,7 +2453,7 @@
             <w:r/>
             <w:r>
               <w:rPr>
-                <w:rFonts w:ascii="Arial" w:hAnsi="Arial"/>
+                <w:rFonts w:ascii="Verdana" w:hAnsi="Verdana"/>
                 <w:b w:val="0"/>
                 <w:sz w:val="16"/>
               </w:rPr>
@@ -2444,7 +2469,7 @@
             <w:r/>
             <w:r>
               <w:rPr>
-                <w:rFonts w:ascii="Arial" w:hAnsi="Arial"/>
+                <w:rFonts w:ascii="Verdana" w:hAnsi="Verdana"/>
                 <w:b w:val="0"/>
                 <w:sz w:val="16"/>
               </w:rPr>
@@ -2461,7 +2486,7 @@
             <w:r/>
             <w:r>
               <w:rPr>
-                <w:rFonts w:ascii="Arial" w:hAnsi="Arial"/>
+                <w:rFonts w:ascii="Verdana" w:hAnsi="Verdana"/>
                 <w:b w:val="0"/>
                 <w:sz w:val="16"/>
               </w:rPr>
@@ -2477,7 +2502,7 @@
             <w:r/>
             <w:r>
               <w:rPr>
-                <w:rFonts w:ascii="Arial" w:hAnsi="Arial"/>
+                <w:rFonts w:ascii="Verdana" w:hAnsi="Verdana"/>
                 <w:b w:val="0"/>
                 <w:sz w:val="16"/>
               </w:rPr>
@@ -2493,7 +2518,7 @@
             <w:r/>
             <w:r>
               <w:rPr>
-                <w:rFonts w:ascii="Arial" w:hAnsi="Arial"/>
+                <w:rFonts w:ascii="Verdana" w:hAnsi="Verdana"/>
                 <w:b w:val="0"/>
                 <w:sz w:val="16"/>
               </w:rPr>
@@ -2510,7 +2535,7 @@
             <w:r/>
             <w:r>
               <w:rPr>
-                <w:rFonts w:ascii="Arial" w:hAnsi="Arial"/>
+                <w:rFonts w:ascii="Verdana" w:hAnsi="Verdana"/>
                 <w:b w:val="0"/>
                 <w:sz w:val="16"/>
               </w:rPr>
@@ -2526,7 +2551,7 @@
             <w:r/>
             <w:r>
               <w:rPr>
-                <w:rFonts w:ascii="Arial" w:hAnsi="Arial"/>
+                <w:rFonts w:ascii="Verdana" w:hAnsi="Verdana"/>
                 <w:b w:val="0"/>
                 <w:sz w:val="16"/>
               </w:rPr>
@@ -2542,7 +2567,7 @@
             <w:r/>
             <w:r>
               <w:rPr>
-                <w:rFonts w:ascii="Arial" w:hAnsi="Arial"/>
+                <w:rFonts w:ascii="Verdana" w:hAnsi="Verdana"/>
                 <w:b w:val="0"/>
                 <w:sz w:val="16"/>
               </w:rPr>
@@ -2559,7 +2584,7 @@
             <w:r/>
             <w:r>
               <w:rPr>
-                <w:rFonts w:ascii="Arial" w:hAnsi="Arial"/>
+                <w:rFonts w:ascii="Verdana" w:hAnsi="Verdana"/>
                 <w:b w:val="0"/>
                 <w:sz w:val="16"/>
               </w:rPr>
@@ -2575,7 +2600,7 @@
             <w:r/>
             <w:r>
               <w:rPr>
-                <w:rFonts w:ascii="Arial" w:hAnsi="Arial"/>
+                <w:rFonts w:ascii="Verdana" w:hAnsi="Verdana"/>
                 <w:b w:val="0"/>
                 <w:sz w:val="16"/>
               </w:rPr>
@@ -2591,7 +2616,7 @@
             <w:r/>
             <w:r>
               <w:rPr>
-                <w:rFonts w:ascii="Arial" w:hAnsi="Arial"/>
+                <w:rFonts w:ascii="Verdana" w:hAnsi="Verdana"/>
                 <w:b w:val="0"/>
                 <w:sz w:val="16"/>
               </w:rPr>
@@ -2608,7 +2633,7 @@
             <w:r/>
             <w:r>
               <w:rPr>
-                <w:rFonts w:ascii="Arial" w:hAnsi="Arial"/>
+                <w:rFonts w:ascii="Verdana" w:hAnsi="Verdana"/>
                 <w:b w:val="0"/>
                 <w:sz w:val="16"/>
               </w:rPr>
@@ -2624,7 +2649,7 @@
             <w:r/>
             <w:r>
               <w:rPr>
-                <w:rFonts w:ascii="Arial" w:hAnsi="Arial"/>
+                <w:rFonts w:ascii="Verdana" w:hAnsi="Verdana"/>
                 <w:b w:val="0"/>
                 <w:sz w:val="16"/>
               </w:rPr>
@@ -2640,7 +2665,7 @@
             <w:r/>
             <w:r>
               <w:rPr>
-                <w:rFonts w:ascii="Arial" w:hAnsi="Arial"/>
+                <w:rFonts w:ascii="Verdana" w:hAnsi="Verdana"/>
                 <w:b w:val="0"/>
                 <w:sz w:val="16"/>
               </w:rPr>
@@ -2657,7 +2682,7 @@
             <w:r/>
             <w:r>
               <w:rPr>
-                <w:rFonts w:ascii="Arial" w:hAnsi="Arial"/>
+                <w:rFonts w:ascii="Verdana" w:hAnsi="Verdana"/>
                 <w:b w:val="0"/>
                 <w:sz w:val="16"/>
               </w:rPr>
@@ -2673,7 +2698,7 @@
             <w:r/>
             <w:r>
               <w:rPr>
-                <w:rFonts w:ascii="Arial" w:hAnsi="Arial"/>
+                <w:rFonts w:ascii="Verdana" w:hAnsi="Verdana"/>
                 <w:b w:val="0"/>
                 <w:sz w:val="16"/>
               </w:rPr>
@@ -2689,7 +2714,7 @@
             <w:r/>
             <w:r>
               <w:rPr>
-                <w:rFonts w:ascii="Arial" w:hAnsi="Arial"/>
+                <w:rFonts w:ascii="Verdana" w:hAnsi="Verdana"/>
                 <w:b w:val="0"/>
                 <w:sz w:val="16"/>
               </w:rPr>
@@ -2706,7 +2731,7 @@
             <w:r/>
             <w:r>
               <w:rPr>
-                <w:rFonts w:ascii="Arial" w:hAnsi="Arial"/>
+                <w:rFonts w:ascii="Verdana" w:hAnsi="Verdana"/>
                 <w:b w:val="0"/>
                 <w:sz w:val="16"/>
               </w:rPr>
@@ -2722,7 +2747,7 @@
             <w:r/>
             <w:r>
               <w:rPr>
-                <w:rFonts w:ascii="Arial" w:hAnsi="Arial"/>
+                <w:rFonts w:ascii="Verdana" w:hAnsi="Verdana"/>
                 <w:b w:val="0"/>
                 <w:sz w:val="16"/>
               </w:rPr>
@@ -2738,7 +2763,7 @@
             <w:r/>
             <w:r>
               <w:rPr>
-                <w:rFonts w:ascii="Arial" w:hAnsi="Arial"/>
+                <w:rFonts w:ascii="Verdana" w:hAnsi="Verdana"/>
                 <w:b w:val="0"/>
                 <w:sz w:val="16"/>
               </w:rPr>
@@ -2755,7 +2780,7 @@
             <w:r/>
             <w:r>
               <w:rPr>
-                <w:rFonts w:ascii="Arial" w:hAnsi="Arial"/>
+                <w:rFonts w:ascii="Verdana" w:hAnsi="Verdana"/>
                 <w:b w:val="0"/>
                 <w:sz w:val="16"/>
               </w:rPr>
@@ -2771,7 +2796,7 @@
             <w:r/>
             <w:r>
               <w:rPr>
-                <w:rFonts w:ascii="Arial" w:hAnsi="Arial"/>
+                <w:rFonts w:ascii="Verdana" w:hAnsi="Verdana"/>
                 <w:b w:val="0"/>
                 <w:sz w:val="16"/>
               </w:rPr>
@@ -2787,7 +2812,7 @@
             <w:r/>
             <w:r>
               <w:rPr>
-                <w:rFonts w:ascii="Arial" w:hAnsi="Arial"/>
+                <w:rFonts w:ascii="Verdana" w:hAnsi="Verdana"/>
                 <w:b w:val="0"/>
                 <w:sz w:val="16"/>
               </w:rPr>
@@ -2800,7 +2825,7 @@
     <w:p>
       <w:r>
         <w:rPr>
-          <w:rFonts w:ascii="Arial" w:hAnsi="Arial"/>
+          <w:rFonts w:ascii="Verdana" w:hAnsi="Verdana"/>
           <w:b/>
           <w:sz w:val="18"/>
         </w:rPr>
@@ -2813,6 +2838,20 @@
         <w:tblW w:type="auto" w:w="0"/>
         <w:jc w:val="center"/>
         <w:tblLook w:firstColumn="1" w:firstRow="1" w:lastColumn="0" w:lastRow="0" w:noHBand="0" w:noVBand="1" w:val="04A0"/>
+        <w:tblBorders>
+          <w:top w:val="single" w:sz="4" w:space="0" w:color="595959"/>
+          <w:left w:val="single" w:sz="4" w:space="0" w:color="595959"/>
+          <w:bottom w:val="single" w:sz="4" w:space="0" w:color="595959"/>
+          <w:right w:val="single" w:sz="4" w:space="0" w:color="595959"/>
+          <w:insideH w:val="single" w:sz="4" w:space="0" w:color="595959"/>
+          <w:insideV w:val="single" w:sz="4" w:space="0" w:color="595959"/>
+        </w:tblBorders>
+        <w:tblCellMar>
+          <w:top w:w="85" w:type="dxa"/>
+          <w:left w:w="85" w:type="dxa"/>
+          <w:bottom w:w="85" w:type="dxa"/>
+          <w:right w:w="85" w:type="dxa"/>
+        </w:tblCellMar>
       </w:tblPr>
       <w:tblGrid>
         <w:gridCol w:w="5046"/>
@@ -2822,61 +2861,52 @@
       <w:tr>
         <w:tc>
           <w:tcPr>
-            <w:tcW w:type="dxa" w:w="5046"/>
-            <w:shd w:val="clear" w:color="auto" w:fill="D9E2F3"/>
-          </w:tcPr>
-          <w:p>
-            <w:pPr>
-              <w:jc w:val="center"/>
-            </w:pPr>
-            <w:r/>
-            <w:r>
-              <w:rPr>
-                <w:rFonts w:ascii="Arial" w:hAnsi="Arial"/>
-                <w:b/>
-                <w:sz w:val="16"/>
-              </w:rPr>
-              <w:t>Code Figure</w:t>
-            </w:r>
-          </w:p>
-        </w:tc>
-        <w:tc>
-          <w:tcPr>
-            <w:tcW w:type="dxa" w:w="5046"/>
-            <w:shd w:val="clear" w:color="auto" w:fill="D9E2F3"/>
-          </w:tcPr>
-          <w:p>
-            <w:pPr>
-              <w:jc w:val="center"/>
-            </w:pPr>
-            <w:r/>
-            <w:r>
-              <w:rPr>
-                <w:rFonts w:ascii="Arial" w:hAnsi="Arial"/>
-                <w:b/>
-                <w:sz w:val="16"/>
-              </w:rPr>
-              <w:t>Entry Name</w:t>
-            </w:r>
-          </w:p>
-        </w:tc>
-        <w:tc>
-          <w:tcPr>
-            <w:tcW w:type="dxa" w:w="5046"/>
-            <w:shd w:val="clear" w:color="auto" w:fill="D9E2F3"/>
-          </w:tcPr>
-          <w:p>
-            <w:pPr>
-              <w:jc w:val="center"/>
-            </w:pPr>
-            <w:r/>
-            <w:r>
-              <w:rPr>
-                <w:rFonts w:ascii="Arial" w:hAnsi="Arial"/>
-                <w:b/>
-                <w:sz w:val="16"/>
-              </w:rPr>
-              <w:t>Note</w:t>
+            <w:tcW w:type="dxa" w:w="1134"/>
+            <w:shd w:val="clear" w:color="auto" w:fill="D9D9D9"/>
+          </w:tcPr>
+          <w:p>
+            <w:r/>
+            <w:r>
+              <w:rPr>
+                <w:rFonts w:ascii="Verdana" w:hAnsi="Verdana"/>
+                <w:b w:val="0"/>
+                <w:sz w:val="16"/>
+              </w:rPr>
+              <w:t>CODE FIGURE</w:t>
+            </w:r>
+          </w:p>
+        </w:tc>
+        <w:tc>
+          <w:tcPr>
+            <w:tcW w:type="dxa" w:w="5046"/>
+            <w:shd w:val="clear" w:color="auto" w:fill="D9D9D9"/>
+          </w:tcPr>
+          <w:p>
+            <w:r/>
+            <w:r>
+              <w:rPr>
+                <w:rFonts w:ascii="Verdana" w:hAnsi="Verdana"/>
+                <w:b w:val="0"/>
+                <w:sz w:val="16"/>
+              </w:rPr>
+              <w:t>ENTRY NAME</w:t>
+            </w:r>
+          </w:p>
+        </w:tc>
+        <w:tc>
+          <w:tcPr>
+            <w:tcW w:type="dxa" w:w="5046"/>
+            <w:shd w:val="clear" w:color="auto" w:fill="D9D9D9"/>
+          </w:tcPr>
+          <w:p>
+            <w:r/>
+            <w:r>
+              <w:rPr>
+                <w:rFonts w:ascii="Verdana" w:hAnsi="Verdana"/>
+                <w:b w:val="0"/>
+                <w:sz w:val="16"/>
+              </w:rPr>
+              <w:t>NOTE</w:t>
             </w:r>
           </w:p>
         </w:tc>
@@ -2890,22 +2920,22 @@
             <w:r/>
             <w:r>
               <w:rPr>
-                <w:rFonts w:ascii="Arial" w:hAnsi="Arial"/>
-                <w:b w:val="0"/>
-                <w:sz w:val="16"/>
-              </w:rPr>
-            </w:r>
-          </w:p>
-        </w:tc>
-        <w:tc>
-          <w:tcPr>
-            <w:tcW w:type="dxa" w:w="5046"/>
-          </w:tcPr>
-          <w:p>
-            <w:r/>
-            <w:r>
-              <w:rPr>
-                <w:rFonts w:ascii="Arial" w:hAnsi="Arial"/>
+                <w:rFonts w:ascii="Verdana" w:hAnsi="Verdana"/>
+                <w:b w:val="0"/>
+                <w:sz w:val="16"/>
+              </w:rPr>
+            </w:r>
+          </w:p>
+        </w:tc>
+        <w:tc>
+          <w:tcPr>
+            <w:tcW w:type="dxa" w:w="5046"/>
+          </w:tcPr>
+          <w:p>
+            <w:r/>
+            <w:r>
+              <w:rPr>
+                <w:rFonts w:ascii="Verdana" w:hAnsi="Verdana"/>
                 <w:b w:val="0"/>
                 <w:sz w:val="16"/>
               </w:rPr>
@@ -2921,7 +2951,7 @@
             <w:r/>
             <w:r>
               <w:rPr>
-                <w:rFonts w:ascii="Arial" w:hAnsi="Arial"/>
+                <w:rFonts w:ascii="Verdana" w:hAnsi="Verdana"/>
                 <w:b w:val="0"/>
                 <w:sz w:val="16"/>
               </w:rPr>
@@ -2938,7 +2968,7 @@
             <w:r/>
             <w:r>
               <w:rPr>
-                <w:rFonts w:ascii="Arial" w:hAnsi="Arial"/>
+                <w:rFonts w:ascii="Verdana" w:hAnsi="Verdana"/>
                 <w:b w:val="0"/>
                 <w:sz w:val="16"/>
               </w:rPr>
@@ -2954,7 +2984,7 @@
             <w:r/>
             <w:r>
               <w:rPr>
-                <w:rFonts w:ascii="Arial" w:hAnsi="Arial"/>
+                <w:rFonts w:ascii="Verdana" w:hAnsi="Verdana"/>
                 <w:b w:val="0"/>
                 <w:sz w:val="16"/>
               </w:rPr>
@@ -2970,7 +3000,7 @@
             <w:r/>
             <w:r>
               <w:rPr>
-                <w:rFonts w:ascii="Arial" w:hAnsi="Arial"/>
+                <w:rFonts w:ascii="Verdana" w:hAnsi="Verdana"/>
                 <w:b w:val="0"/>
                 <w:sz w:val="16"/>
               </w:rPr>
@@ -2987,7 +3017,7 @@
             <w:r/>
             <w:r>
               <w:rPr>
-                <w:rFonts w:ascii="Arial" w:hAnsi="Arial"/>
+                <w:rFonts w:ascii="Verdana" w:hAnsi="Verdana"/>
                 <w:b w:val="0"/>
                 <w:sz w:val="16"/>
               </w:rPr>
@@ -3003,7 +3033,7 @@
             <w:r/>
             <w:r>
               <w:rPr>
-                <w:rFonts w:ascii="Arial" w:hAnsi="Arial"/>
+                <w:rFonts w:ascii="Verdana" w:hAnsi="Verdana"/>
                 <w:b w:val="0"/>
                 <w:sz w:val="16"/>
               </w:rPr>
@@ -3019,7 +3049,7 @@
             <w:r/>
             <w:r>
               <w:rPr>
-                <w:rFonts w:ascii="Arial" w:hAnsi="Arial"/>
+                <w:rFonts w:ascii="Verdana" w:hAnsi="Verdana"/>
                 <w:b w:val="0"/>
                 <w:sz w:val="16"/>
               </w:rPr>
@@ -3036,7 +3066,7 @@
             <w:r/>
             <w:r>
               <w:rPr>
-                <w:rFonts w:ascii="Arial" w:hAnsi="Arial"/>
+                <w:rFonts w:ascii="Verdana" w:hAnsi="Verdana"/>
                 <w:b w:val="0"/>
                 <w:sz w:val="16"/>
               </w:rPr>
@@ -3052,7 +3082,7 @@
             <w:r/>
             <w:r>
               <w:rPr>
-                <w:rFonts w:ascii="Arial" w:hAnsi="Arial"/>
+                <w:rFonts w:ascii="Verdana" w:hAnsi="Verdana"/>
                 <w:b w:val="0"/>
                 <w:sz w:val="16"/>
               </w:rPr>
@@ -3068,7 +3098,7 @@
             <w:r/>
             <w:r>
               <w:rPr>
-                <w:rFonts w:ascii="Arial" w:hAnsi="Arial"/>
+                <w:rFonts w:ascii="Verdana" w:hAnsi="Verdana"/>
                 <w:b w:val="0"/>
                 <w:sz w:val="16"/>
               </w:rPr>
@@ -3085,7 +3115,7 @@
             <w:r/>
             <w:r>
               <w:rPr>
-                <w:rFonts w:ascii="Arial" w:hAnsi="Arial"/>
+                <w:rFonts w:ascii="Verdana" w:hAnsi="Verdana"/>
                 <w:b w:val="0"/>
                 <w:sz w:val="16"/>
               </w:rPr>
@@ -3101,7 +3131,7 @@
             <w:r/>
             <w:r>
               <w:rPr>
-                <w:rFonts w:ascii="Arial" w:hAnsi="Arial"/>
+                <w:rFonts w:ascii="Verdana" w:hAnsi="Verdana"/>
                 <w:b w:val="0"/>
                 <w:sz w:val="16"/>
               </w:rPr>
@@ -3117,7 +3147,7 @@
             <w:r/>
             <w:r>
               <w:rPr>
-                <w:rFonts w:ascii="Arial" w:hAnsi="Arial"/>
+                <w:rFonts w:ascii="Verdana" w:hAnsi="Verdana"/>
                 <w:b w:val="0"/>
                 <w:sz w:val="16"/>
               </w:rPr>
@@ -3134,7 +3164,7 @@
             <w:r/>
             <w:r>
               <w:rPr>
-                <w:rFonts w:ascii="Arial" w:hAnsi="Arial"/>
+                <w:rFonts w:ascii="Verdana" w:hAnsi="Verdana"/>
                 <w:b w:val="0"/>
                 <w:sz w:val="16"/>
               </w:rPr>
@@ -3150,7 +3180,7 @@
             <w:r/>
             <w:r>
               <w:rPr>
-                <w:rFonts w:ascii="Arial" w:hAnsi="Arial"/>
+                <w:rFonts w:ascii="Verdana" w:hAnsi="Verdana"/>
                 <w:b w:val="0"/>
                 <w:sz w:val="16"/>
               </w:rPr>
@@ -3166,7 +3196,7 @@
             <w:r/>
             <w:r>
               <w:rPr>
-                <w:rFonts w:ascii="Arial" w:hAnsi="Arial"/>
+                <w:rFonts w:ascii="Verdana" w:hAnsi="Verdana"/>
                 <w:b w:val="0"/>
                 <w:sz w:val="16"/>
               </w:rPr>
@@ -3183,7 +3213,7 @@
             <w:r/>
             <w:r>
               <w:rPr>
-                <w:rFonts w:ascii="Arial" w:hAnsi="Arial"/>
+                <w:rFonts w:ascii="Verdana" w:hAnsi="Verdana"/>
                 <w:b w:val="0"/>
                 <w:sz w:val="16"/>
               </w:rPr>
@@ -3199,7 +3229,7 @@
             <w:r/>
             <w:r>
               <w:rPr>
-                <w:rFonts w:ascii="Arial" w:hAnsi="Arial"/>
+                <w:rFonts w:ascii="Verdana" w:hAnsi="Verdana"/>
                 <w:b w:val="0"/>
                 <w:sz w:val="16"/>
               </w:rPr>
@@ -3215,7 +3245,7 @@
             <w:r/>
             <w:r>
               <w:rPr>
-                <w:rFonts w:ascii="Arial" w:hAnsi="Arial"/>
+                <w:rFonts w:ascii="Verdana" w:hAnsi="Verdana"/>
                 <w:b w:val="0"/>
                 <w:sz w:val="16"/>
               </w:rPr>
@@ -3232,7 +3262,7 @@
             <w:r/>
             <w:r>
               <w:rPr>
-                <w:rFonts w:ascii="Arial" w:hAnsi="Arial"/>
+                <w:rFonts w:ascii="Verdana" w:hAnsi="Verdana"/>
                 <w:b w:val="0"/>
                 <w:sz w:val="16"/>
               </w:rPr>
@@ -3248,7 +3278,7 @@
             <w:r/>
             <w:r>
               <w:rPr>
-                <w:rFonts w:ascii="Arial" w:hAnsi="Arial"/>
+                <w:rFonts w:ascii="Verdana" w:hAnsi="Verdana"/>
                 <w:b w:val="0"/>
                 <w:sz w:val="16"/>
               </w:rPr>
@@ -3264,7 +3294,7 @@
             <w:r/>
             <w:r>
               <w:rPr>
-                <w:rFonts w:ascii="Arial" w:hAnsi="Arial"/>
+                <w:rFonts w:ascii="Verdana" w:hAnsi="Verdana"/>
                 <w:b w:val="0"/>
                 <w:sz w:val="16"/>
               </w:rPr>
@@ -3281,7 +3311,7 @@
             <w:r/>
             <w:r>
               <w:rPr>
-                <w:rFonts w:ascii="Arial" w:hAnsi="Arial"/>
+                <w:rFonts w:ascii="Verdana" w:hAnsi="Verdana"/>
                 <w:b w:val="0"/>
                 <w:sz w:val="16"/>
               </w:rPr>
@@ -3297,7 +3327,7 @@
             <w:r/>
             <w:r>
               <w:rPr>
-                <w:rFonts w:ascii="Arial" w:hAnsi="Arial"/>
+                <w:rFonts w:ascii="Verdana" w:hAnsi="Verdana"/>
                 <w:b w:val="0"/>
                 <w:sz w:val="16"/>
               </w:rPr>
@@ -3313,7 +3343,7 @@
             <w:r/>
             <w:r>
               <w:rPr>
-                <w:rFonts w:ascii="Arial" w:hAnsi="Arial"/>
+                <w:rFonts w:ascii="Verdana" w:hAnsi="Verdana"/>
                 <w:b w:val="0"/>
                 <w:sz w:val="16"/>
               </w:rPr>
@@ -3330,7 +3360,7 @@
             <w:r/>
             <w:r>
               <w:rPr>
-                <w:rFonts w:ascii="Arial" w:hAnsi="Arial"/>
+                <w:rFonts w:ascii="Verdana" w:hAnsi="Verdana"/>
                 <w:b w:val="0"/>
                 <w:sz w:val="16"/>
               </w:rPr>
@@ -3346,7 +3376,7 @@
             <w:r/>
             <w:r>
               <w:rPr>
-                <w:rFonts w:ascii="Arial" w:hAnsi="Arial"/>
+                <w:rFonts w:ascii="Verdana" w:hAnsi="Verdana"/>
                 <w:b w:val="0"/>
                 <w:sz w:val="16"/>
               </w:rPr>
@@ -3362,7 +3392,7 @@
             <w:r/>
             <w:r>
               <w:rPr>
-                <w:rFonts w:ascii="Arial" w:hAnsi="Arial"/>
+                <w:rFonts w:ascii="Verdana" w:hAnsi="Verdana"/>
                 <w:b w:val="0"/>
                 <w:sz w:val="16"/>
               </w:rPr>
@@ -3379,22 +3409,22 @@
             <w:r/>
             <w:r>
               <w:rPr>
-                <w:rFonts w:ascii="Arial" w:hAnsi="Arial"/>
-                <w:b w:val="0"/>
-                <w:sz w:val="16"/>
-              </w:rPr>
-            </w:r>
-          </w:p>
-        </w:tc>
-        <w:tc>
-          <w:tcPr>
-            <w:tcW w:type="dxa" w:w="5046"/>
-          </w:tcPr>
-          <w:p>
-            <w:r/>
-            <w:r>
-              <w:rPr>
-                <w:rFonts w:ascii="Arial" w:hAnsi="Arial"/>
+                <w:rFonts w:ascii="Verdana" w:hAnsi="Verdana"/>
+                <w:b w:val="0"/>
+                <w:sz w:val="16"/>
+              </w:rPr>
+            </w:r>
+          </w:p>
+        </w:tc>
+        <w:tc>
+          <w:tcPr>
+            <w:tcW w:type="dxa" w:w="5046"/>
+          </w:tcPr>
+          <w:p>
+            <w:r/>
+            <w:r>
+              <w:rPr>
+                <w:rFonts w:ascii="Verdana" w:hAnsi="Verdana"/>
                 <w:b w:val="0"/>
                 <w:sz w:val="16"/>
               </w:rPr>
@@ -3410,7 +3440,7 @@
             <w:r/>
             <w:r>
               <w:rPr>
-                <w:rFonts w:ascii="Arial" w:hAnsi="Arial"/>
+                <w:rFonts w:ascii="Verdana" w:hAnsi="Verdana"/>
                 <w:b w:val="0"/>
                 <w:sz w:val="16"/>
               </w:rPr>
@@ -3427,7 +3457,7 @@
             <w:r/>
             <w:r>
               <w:rPr>
-                <w:rFonts w:ascii="Arial" w:hAnsi="Arial"/>
+                <w:rFonts w:ascii="Verdana" w:hAnsi="Verdana"/>
                 <w:b w:val="0"/>
                 <w:sz w:val="16"/>
               </w:rPr>
@@ -3443,7 +3473,7 @@
             <w:r/>
             <w:r>
               <w:rPr>
-                <w:rFonts w:ascii="Arial" w:hAnsi="Arial"/>
+                <w:rFonts w:ascii="Verdana" w:hAnsi="Verdana"/>
                 <w:b w:val="0"/>
                 <w:sz w:val="16"/>
               </w:rPr>
@@ -3459,7 +3489,7 @@
             <w:r/>
             <w:r>
               <w:rPr>
-                <w:rFonts w:ascii="Arial" w:hAnsi="Arial"/>
+                <w:rFonts w:ascii="Verdana" w:hAnsi="Verdana"/>
                 <w:b w:val="0"/>
                 <w:sz w:val="16"/>
               </w:rPr>
@@ -3476,7 +3506,7 @@
             <w:r/>
             <w:r>
               <w:rPr>
-                <w:rFonts w:ascii="Arial" w:hAnsi="Arial"/>
+                <w:rFonts w:ascii="Verdana" w:hAnsi="Verdana"/>
                 <w:b w:val="0"/>
                 <w:sz w:val="16"/>
               </w:rPr>
@@ -3492,7 +3522,7 @@
             <w:r/>
             <w:r>
               <w:rPr>
-                <w:rFonts w:ascii="Arial" w:hAnsi="Arial"/>
+                <w:rFonts w:ascii="Verdana" w:hAnsi="Verdana"/>
                 <w:b w:val="0"/>
                 <w:sz w:val="16"/>
               </w:rPr>
@@ -3508,7 +3538,7 @@
             <w:r/>
             <w:r>
               <w:rPr>
-                <w:rFonts w:ascii="Arial" w:hAnsi="Arial"/>
+                <w:rFonts w:ascii="Verdana" w:hAnsi="Verdana"/>
                 <w:b w:val="0"/>
                 <w:sz w:val="16"/>
               </w:rPr>
@@ -3525,7 +3555,7 @@
             <w:r/>
             <w:r>
               <w:rPr>
-                <w:rFonts w:ascii="Arial" w:hAnsi="Arial"/>
+                <w:rFonts w:ascii="Verdana" w:hAnsi="Verdana"/>
                 <w:b w:val="0"/>
                 <w:sz w:val="16"/>
               </w:rPr>
@@ -3541,7 +3571,7 @@
             <w:r/>
             <w:r>
               <w:rPr>
-                <w:rFonts w:ascii="Arial" w:hAnsi="Arial"/>
+                <w:rFonts w:ascii="Verdana" w:hAnsi="Verdana"/>
                 <w:b w:val="0"/>
                 <w:sz w:val="16"/>
               </w:rPr>
@@ -3557,7 +3587,7 @@
             <w:r/>
             <w:r>
               <w:rPr>
-                <w:rFonts w:ascii="Arial" w:hAnsi="Arial"/>
+                <w:rFonts w:ascii="Verdana" w:hAnsi="Verdana"/>
                 <w:b w:val="0"/>
                 <w:sz w:val="16"/>
               </w:rPr>
@@ -3574,7 +3604,7 @@
             <w:r/>
             <w:r>
               <w:rPr>
-                <w:rFonts w:ascii="Arial" w:hAnsi="Arial"/>
+                <w:rFonts w:ascii="Verdana" w:hAnsi="Verdana"/>
                 <w:b w:val="0"/>
                 <w:sz w:val="16"/>
               </w:rPr>
@@ -3590,7 +3620,7 @@
             <w:r/>
             <w:r>
               <w:rPr>
-                <w:rFonts w:ascii="Arial" w:hAnsi="Arial"/>
+                <w:rFonts w:ascii="Verdana" w:hAnsi="Verdana"/>
                 <w:b w:val="0"/>
                 <w:sz w:val="16"/>
               </w:rPr>
@@ -3606,7 +3636,7 @@
             <w:r/>
             <w:r>
               <w:rPr>
-                <w:rFonts w:ascii="Arial" w:hAnsi="Arial"/>
+                <w:rFonts w:ascii="Verdana" w:hAnsi="Verdana"/>
                 <w:b w:val="0"/>
                 <w:sz w:val="16"/>
               </w:rPr>
@@ -3623,7 +3653,7 @@
             <w:r/>
             <w:r>
               <w:rPr>
-                <w:rFonts w:ascii="Arial" w:hAnsi="Arial"/>
+                <w:rFonts w:ascii="Verdana" w:hAnsi="Verdana"/>
                 <w:b w:val="0"/>
                 <w:sz w:val="16"/>
               </w:rPr>
@@ -3639,7 +3669,7 @@
             <w:r/>
             <w:r>
               <w:rPr>
-                <w:rFonts w:ascii="Arial" w:hAnsi="Arial"/>
+                <w:rFonts w:ascii="Verdana" w:hAnsi="Verdana"/>
                 <w:b w:val="0"/>
                 <w:sz w:val="16"/>
               </w:rPr>
@@ -3655,7 +3685,7 @@
             <w:r/>
             <w:r>
               <w:rPr>
-                <w:rFonts w:ascii="Arial" w:hAnsi="Arial"/>
+                <w:rFonts w:ascii="Verdana" w:hAnsi="Verdana"/>
                 <w:b w:val="0"/>
                 <w:sz w:val="16"/>
               </w:rPr>
@@ -3672,7 +3702,7 @@
             <w:r/>
             <w:r>
               <w:rPr>
-                <w:rFonts w:ascii="Arial" w:hAnsi="Arial"/>
+                <w:rFonts w:ascii="Verdana" w:hAnsi="Verdana"/>
                 <w:b w:val="0"/>
                 <w:sz w:val="16"/>
               </w:rPr>
@@ -3688,7 +3718,7 @@
             <w:r/>
             <w:r>
               <w:rPr>
-                <w:rFonts w:ascii="Arial" w:hAnsi="Arial"/>
+                <w:rFonts w:ascii="Verdana" w:hAnsi="Verdana"/>
                 <w:b w:val="0"/>
                 <w:sz w:val="16"/>
               </w:rPr>
@@ -3704,7 +3734,7 @@
             <w:r/>
             <w:r>
               <w:rPr>
-                <w:rFonts w:ascii="Arial" w:hAnsi="Arial"/>
+                <w:rFonts w:ascii="Verdana" w:hAnsi="Verdana"/>
                 <w:b w:val="0"/>
                 <w:sz w:val="16"/>
               </w:rPr>
@@ -3721,7 +3751,7 @@
             <w:r/>
             <w:r>
               <w:rPr>
-                <w:rFonts w:ascii="Arial" w:hAnsi="Arial"/>
+                <w:rFonts w:ascii="Verdana" w:hAnsi="Verdana"/>
                 <w:b w:val="0"/>
                 <w:sz w:val="16"/>
               </w:rPr>
@@ -3737,7 +3767,7 @@
             <w:r/>
             <w:r>
               <w:rPr>
-                <w:rFonts w:ascii="Arial" w:hAnsi="Arial"/>
+                <w:rFonts w:ascii="Verdana" w:hAnsi="Verdana"/>
                 <w:b w:val="0"/>
                 <w:sz w:val="16"/>
               </w:rPr>
@@ -3753,7 +3783,7 @@
             <w:r/>
             <w:r>
               <w:rPr>
-                <w:rFonts w:ascii="Arial" w:hAnsi="Arial"/>
+                <w:rFonts w:ascii="Verdana" w:hAnsi="Verdana"/>
                 <w:b w:val="0"/>
                 <w:sz w:val="16"/>
               </w:rPr>
@@ -3770,7 +3800,7 @@
             <w:r/>
             <w:r>
               <w:rPr>
-                <w:rFonts w:ascii="Arial" w:hAnsi="Arial"/>
+                <w:rFonts w:ascii="Verdana" w:hAnsi="Verdana"/>
                 <w:b w:val="0"/>
                 <w:sz w:val="16"/>
               </w:rPr>
@@ -3786,7 +3816,7 @@
             <w:r/>
             <w:r>
               <w:rPr>
-                <w:rFonts w:ascii="Arial" w:hAnsi="Arial"/>
+                <w:rFonts w:ascii="Verdana" w:hAnsi="Verdana"/>
                 <w:b w:val="0"/>
                 <w:sz w:val="16"/>
               </w:rPr>
@@ -3802,7 +3832,7 @@
             <w:r/>
             <w:r>
               <w:rPr>
-                <w:rFonts w:ascii="Arial" w:hAnsi="Arial"/>
+                <w:rFonts w:ascii="Verdana" w:hAnsi="Verdana"/>
                 <w:b w:val="0"/>
                 <w:sz w:val="16"/>
               </w:rPr>
@@ -3819,7 +3849,7 @@
             <w:r/>
             <w:r>
               <w:rPr>
-                <w:rFonts w:ascii="Arial" w:hAnsi="Arial"/>
+                <w:rFonts w:ascii="Verdana" w:hAnsi="Verdana"/>
                 <w:b w:val="0"/>
                 <w:sz w:val="16"/>
               </w:rPr>
@@ -3835,7 +3865,7 @@
             <w:r/>
             <w:r>
               <w:rPr>
-                <w:rFonts w:ascii="Arial" w:hAnsi="Arial"/>
+                <w:rFonts w:ascii="Verdana" w:hAnsi="Verdana"/>
                 <w:b w:val="0"/>
                 <w:sz w:val="16"/>
               </w:rPr>
@@ -3851,7 +3881,7 @@
             <w:r/>
             <w:r>
               <w:rPr>
-                <w:rFonts w:ascii="Arial" w:hAnsi="Arial"/>
+                <w:rFonts w:ascii="Verdana" w:hAnsi="Verdana"/>
                 <w:b w:val="0"/>
                 <w:sz w:val="16"/>
               </w:rPr>
@@ -3868,7 +3898,7 @@
             <w:r/>
             <w:r>
               <w:rPr>
-                <w:rFonts w:ascii="Arial" w:hAnsi="Arial"/>
+                <w:rFonts w:ascii="Verdana" w:hAnsi="Verdana"/>
                 <w:b w:val="0"/>
                 <w:sz w:val="16"/>
               </w:rPr>
@@ -3884,7 +3914,7 @@
             <w:r/>
             <w:r>
               <w:rPr>
-                <w:rFonts w:ascii="Arial" w:hAnsi="Arial"/>
+                <w:rFonts w:ascii="Verdana" w:hAnsi="Verdana"/>
                 <w:b w:val="0"/>
                 <w:sz w:val="16"/>
               </w:rPr>
@@ -3900,7 +3930,7 @@
             <w:r/>
             <w:r>
               <w:rPr>
-                <w:rFonts w:ascii="Arial" w:hAnsi="Arial"/>
+                <w:rFonts w:ascii="Verdana" w:hAnsi="Verdana"/>
                 <w:b w:val="0"/>
                 <w:sz w:val="16"/>
               </w:rPr>
@@ -3917,7 +3947,7 @@
             <w:r/>
             <w:r>
               <w:rPr>
-                <w:rFonts w:ascii="Arial" w:hAnsi="Arial"/>
+                <w:rFonts w:ascii="Verdana" w:hAnsi="Verdana"/>
                 <w:b w:val="0"/>
                 <w:sz w:val="16"/>
               </w:rPr>
@@ -3933,7 +3963,7 @@
             <w:r/>
             <w:r>
               <w:rPr>
-                <w:rFonts w:ascii="Arial" w:hAnsi="Arial"/>
+                <w:rFonts w:ascii="Verdana" w:hAnsi="Verdana"/>
                 <w:b w:val="0"/>
                 <w:sz w:val="16"/>
               </w:rPr>
@@ -3949,7 +3979,7 @@
             <w:r/>
             <w:r>
               <w:rPr>
-                <w:rFonts w:ascii="Arial" w:hAnsi="Arial"/>
+                <w:rFonts w:ascii="Verdana" w:hAnsi="Verdana"/>
                 <w:b w:val="0"/>
                 <w:sz w:val="16"/>
               </w:rPr>
@@ -3966,7 +3996,7 @@
             <w:r/>
             <w:r>
               <w:rPr>
-                <w:rFonts w:ascii="Arial" w:hAnsi="Arial"/>
+                <w:rFonts w:ascii="Verdana" w:hAnsi="Verdana"/>
                 <w:b w:val="0"/>
                 <w:sz w:val="16"/>
               </w:rPr>
@@ -3982,7 +4012,7 @@
             <w:r/>
             <w:r>
               <w:rPr>
-                <w:rFonts w:ascii="Arial" w:hAnsi="Arial"/>
+                <w:rFonts w:ascii="Verdana" w:hAnsi="Verdana"/>
                 <w:b w:val="0"/>
                 <w:sz w:val="16"/>
               </w:rPr>
@@ -3998,7 +4028,7 @@
             <w:r/>
             <w:r>
               <w:rPr>
-                <w:rFonts w:ascii="Arial" w:hAnsi="Arial"/>
+                <w:rFonts w:ascii="Verdana" w:hAnsi="Verdana"/>
                 <w:b w:val="0"/>
                 <w:sz w:val="16"/>
               </w:rPr>
@@ -4015,7 +4045,7 @@
             <w:r/>
             <w:r>
               <w:rPr>
-                <w:rFonts w:ascii="Arial" w:hAnsi="Arial"/>
+                <w:rFonts w:ascii="Verdana" w:hAnsi="Verdana"/>
                 <w:b w:val="0"/>
                 <w:sz w:val="16"/>
               </w:rPr>
@@ -4031,7 +4061,7 @@
             <w:r/>
             <w:r>
               <w:rPr>
-                <w:rFonts w:ascii="Arial" w:hAnsi="Arial"/>
+                <w:rFonts w:ascii="Verdana" w:hAnsi="Verdana"/>
                 <w:b w:val="0"/>
                 <w:sz w:val="16"/>
               </w:rPr>
@@ -4047,7 +4077,7 @@
             <w:r/>
             <w:r>
               <w:rPr>
-                <w:rFonts w:ascii="Arial" w:hAnsi="Arial"/>
+                <w:rFonts w:ascii="Verdana" w:hAnsi="Verdana"/>
                 <w:b w:val="0"/>
                 <w:sz w:val="16"/>
               </w:rPr>
@@ -4064,7 +4094,7 @@
             <w:r/>
             <w:r>
               <w:rPr>
-                <w:rFonts w:ascii="Arial" w:hAnsi="Arial"/>
+                <w:rFonts w:ascii="Verdana" w:hAnsi="Verdana"/>
                 <w:b w:val="0"/>
                 <w:sz w:val="16"/>
               </w:rPr>
@@ -4080,7 +4110,7 @@
             <w:r/>
             <w:r>
               <w:rPr>
-                <w:rFonts w:ascii="Arial" w:hAnsi="Arial"/>
+                <w:rFonts w:ascii="Verdana" w:hAnsi="Verdana"/>
                 <w:b w:val="0"/>
                 <w:sz w:val="16"/>
               </w:rPr>
@@ -4096,7 +4126,7 @@
             <w:r/>
             <w:r>
               <w:rPr>
-                <w:rFonts w:ascii="Arial" w:hAnsi="Arial"/>
+                <w:rFonts w:ascii="Verdana" w:hAnsi="Verdana"/>
                 <w:b w:val="0"/>
                 <w:sz w:val="16"/>
               </w:rPr>
@@ -4109,7 +4139,7 @@
     <w:p>
       <w:r>
         <w:rPr>
-          <w:rFonts w:ascii="Arial" w:hAnsi="Arial"/>
+          <w:rFonts w:ascii="Verdana" w:hAnsi="Verdana"/>
           <w:b/>
           <w:sz w:val="18"/>
         </w:rPr>
@@ -4122,6 +4152,20 @@
         <w:tblW w:type="auto" w:w="0"/>
         <w:jc w:val="center"/>
         <w:tblLook w:firstColumn="1" w:firstRow="1" w:lastColumn="0" w:lastRow="0" w:noHBand="0" w:noVBand="1" w:val="04A0"/>
+        <w:tblBorders>
+          <w:top w:val="single" w:sz="4" w:space="0" w:color="595959"/>
+          <w:left w:val="single" w:sz="4" w:space="0" w:color="595959"/>
+          <w:bottom w:val="single" w:sz="4" w:space="0" w:color="595959"/>
+          <w:right w:val="single" w:sz="4" w:space="0" w:color="595959"/>
+          <w:insideH w:val="single" w:sz="4" w:space="0" w:color="595959"/>
+          <w:insideV w:val="single" w:sz="4" w:space="0" w:color="595959"/>
+        </w:tblBorders>
+        <w:tblCellMar>
+          <w:top w:w="85" w:type="dxa"/>
+          <w:left w:w="85" w:type="dxa"/>
+          <w:bottom w:w="85" w:type="dxa"/>
+          <w:right w:w="85" w:type="dxa"/>
+        </w:tblCellMar>
       </w:tblPr>
       <w:tblGrid>
         <w:gridCol w:w="5046"/>
@@ -4131,61 +4175,52 @@
       <w:tr>
         <w:tc>
           <w:tcPr>
-            <w:tcW w:type="dxa" w:w="5046"/>
-            <w:shd w:val="clear" w:color="auto" w:fill="D9E2F3"/>
-          </w:tcPr>
-          <w:p>
-            <w:pPr>
-              <w:jc w:val="center"/>
-            </w:pPr>
-            <w:r/>
-            <w:r>
-              <w:rPr>
-                <w:rFonts w:ascii="Arial" w:hAnsi="Arial"/>
-                <w:b/>
-                <w:sz w:val="16"/>
-              </w:rPr>
-              <w:t>Code Figure</w:t>
-            </w:r>
-          </w:p>
-        </w:tc>
-        <w:tc>
-          <w:tcPr>
-            <w:tcW w:type="dxa" w:w="5046"/>
-            <w:shd w:val="clear" w:color="auto" w:fill="D9E2F3"/>
-          </w:tcPr>
-          <w:p>
-            <w:pPr>
-              <w:jc w:val="center"/>
-            </w:pPr>
-            <w:r/>
-            <w:r>
-              <w:rPr>
-                <w:rFonts w:ascii="Arial" w:hAnsi="Arial"/>
-                <w:b/>
-                <w:sz w:val="16"/>
-              </w:rPr>
-              <w:t>Entry Name</w:t>
-            </w:r>
-          </w:p>
-        </w:tc>
-        <w:tc>
-          <w:tcPr>
-            <w:tcW w:type="dxa" w:w="5046"/>
-            <w:shd w:val="clear" w:color="auto" w:fill="D9E2F3"/>
-          </w:tcPr>
-          <w:p>
-            <w:pPr>
-              <w:jc w:val="center"/>
-            </w:pPr>
-            <w:r/>
-            <w:r>
-              <w:rPr>
-                <w:rFonts w:ascii="Arial" w:hAnsi="Arial"/>
-                <w:b/>
-                <w:sz w:val="16"/>
-              </w:rPr>
-              <w:t>Note</w:t>
+            <w:tcW w:type="dxa" w:w="1134"/>
+            <w:shd w:val="clear" w:color="auto" w:fill="D9D9D9"/>
+          </w:tcPr>
+          <w:p>
+            <w:r/>
+            <w:r>
+              <w:rPr>
+                <w:rFonts w:ascii="Verdana" w:hAnsi="Verdana"/>
+                <w:b w:val="0"/>
+                <w:sz w:val="16"/>
+              </w:rPr>
+              <w:t>CODE FIGURE</w:t>
+            </w:r>
+          </w:p>
+        </w:tc>
+        <w:tc>
+          <w:tcPr>
+            <w:tcW w:type="dxa" w:w="5046"/>
+            <w:shd w:val="clear" w:color="auto" w:fill="D9D9D9"/>
+          </w:tcPr>
+          <w:p>
+            <w:r/>
+            <w:r>
+              <w:rPr>
+                <w:rFonts w:ascii="Verdana" w:hAnsi="Verdana"/>
+                <w:b w:val="0"/>
+                <w:sz w:val="16"/>
+              </w:rPr>
+              <w:t>ENTRY NAME</w:t>
+            </w:r>
+          </w:p>
+        </w:tc>
+        <w:tc>
+          <w:tcPr>
+            <w:tcW w:type="dxa" w:w="5046"/>
+            <w:shd w:val="clear" w:color="auto" w:fill="D9D9D9"/>
+          </w:tcPr>
+          <w:p>
+            <w:r/>
+            <w:r>
+              <w:rPr>
+                <w:rFonts w:ascii="Verdana" w:hAnsi="Verdana"/>
+                <w:b w:val="0"/>
+                <w:sz w:val="16"/>
+              </w:rPr>
+              <w:t>NOTE</w:t>
             </w:r>
           </w:p>
         </w:tc>
@@ -4199,7 +4234,7 @@
             <w:r/>
             <w:r>
               <w:rPr>
-                <w:rFonts w:ascii="Arial" w:hAnsi="Arial"/>
+                <w:rFonts w:ascii="Verdana" w:hAnsi="Verdana"/>
                 <w:b w:val="0"/>
                 <w:sz w:val="16"/>
               </w:rPr>
@@ -4215,7 +4250,7 @@
             <w:r/>
             <w:r>
               <w:rPr>
-                <w:rFonts w:ascii="Arial" w:hAnsi="Arial"/>
+                <w:rFonts w:ascii="Verdana" w:hAnsi="Verdana"/>
                 <w:b w:val="0"/>
                 <w:sz w:val="16"/>
               </w:rPr>
@@ -4231,7 +4266,7 @@
             <w:r/>
             <w:r>
               <w:rPr>
-                <w:rFonts w:ascii="Arial" w:hAnsi="Arial"/>
+                <w:rFonts w:ascii="Verdana" w:hAnsi="Verdana"/>
                 <w:b w:val="0"/>
                 <w:sz w:val="16"/>
               </w:rPr>
@@ -4248,7 +4283,7 @@
             <w:r/>
             <w:r>
               <w:rPr>
-                <w:rFonts w:ascii="Arial" w:hAnsi="Arial"/>
+                <w:rFonts w:ascii="Verdana" w:hAnsi="Verdana"/>
                 <w:b w:val="0"/>
                 <w:sz w:val="16"/>
               </w:rPr>
@@ -4264,7 +4299,7 @@
             <w:r/>
             <w:r>
               <w:rPr>
-                <w:rFonts w:ascii="Arial" w:hAnsi="Arial"/>
+                <w:rFonts w:ascii="Verdana" w:hAnsi="Verdana"/>
                 <w:b w:val="0"/>
                 <w:sz w:val="16"/>
               </w:rPr>
@@ -4280,7 +4315,7 @@
             <w:r/>
             <w:r>
               <w:rPr>
-                <w:rFonts w:ascii="Arial" w:hAnsi="Arial"/>
+                <w:rFonts w:ascii="Verdana" w:hAnsi="Verdana"/>
                 <w:b w:val="0"/>
                 <w:sz w:val="16"/>
               </w:rPr>
@@ -4297,7 +4332,7 @@
             <w:r/>
             <w:r>
               <w:rPr>
-                <w:rFonts w:ascii="Arial" w:hAnsi="Arial"/>
+                <w:rFonts w:ascii="Verdana" w:hAnsi="Verdana"/>
                 <w:b w:val="0"/>
                 <w:sz w:val="16"/>
               </w:rPr>
@@ -4313,7 +4348,7 @@
             <w:r/>
             <w:r>
               <w:rPr>
-                <w:rFonts w:ascii="Arial" w:hAnsi="Arial"/>
+                <w:rFonts w:ascii="Verdana" w:hAnsi="Verdana"/>
                 <w:b w:val="0"/>
                 <w:sz w:val="16"/>
               </w:rPr>
@@ -4329,7 +4364,7 @@
             <w:r/>
             <w:r>
               <w:rPr>
-                <w:rFonts w:ascii="Arial" w:hAnsi="Arial"/>
+                <w:rFonts w:ascii="Verdana" w:hAnsi="Verdana"/>
                 <w:b w:val="0"/>
                 <w:sz w:val="16"/>
               </w:rPr>
@@ -4346,7 +4381,7 @@
             <w:r/>
             <w:r>
               <w:rPr>
-                <w:rFonts w:ascii="Arial" w:hAnsi="Arial"/>
+                <w:rFonts w:ascii="Verdana" w:hAnsi="Verdana"/>
                 <w:b w:val="0"/>
                 <w:sz w:val="16"/>
               </w:rPr>
@@ -4362,7 +4397,7 @@
             <w:r/>
             <w:r>
               <w:rPr>
-                <w:rFonts w:ascii="Arial" w:hAnsi="Arial"/>
+                <w:rFonts w:ascii="Verdana" w:hAnsi="Verdana"/>
                 <w:b w:val="0"/>
                 <w:sz w:val="16"/>
               </w:rPr>
@@ -4378,7 +4413,7 @@
             <w:r/>
             <w:r>
               <w:rPr>
-                <w:rFonts w:ascii="Arial" w:hAnsi="Arial"/>
+                <w:rFonts w:ascii="Verdana" w:hAnsi="Verdana"/>
                 <w:b w:val="0"/>
                 <w:sz w:val="16"/>
               </w:rPr>
@@ -4391,7 +4426,7 @@
     <w:p>
       <w:r>
         <w:rPr>
-          <w:rFonts w:ascii="Arial" w:hAnsi="Arial"/>
+          <w:rFonts w:ascii="Verdana" w:hAnsi="Verdana"/>
           <w:b/>
           <w:sz w:val="18"/>
         </w:rPr>
@@ -4404,6 +4439,20 @@
         <w:tblW w:type="auto" w:w="0"/>
         <w:jc w:val="center"/>
         <w:tblLook w:firstColumn="1" w:firstRow="1" w:lastColumn="0" w:lastRow="0" w:noHBand="0" w:noVBand="1" w:val="04A0"/>
+        <w:tblBorders>
+          <w:top w:val="single" w:sz="4" w:space="0" w:color="595959"/>
+          <w:left w:val="single" w:sz="4" w:space="0" w:color="595959"/>
+          <w:bottom w:val="single" w:sz="4" w:space="0" w:color="595959"/>
+          <w:right w:val="single" w:sz="4" w:space="0" w:color="595959"/>
+          <w:insideH w:val="single" w:sz="4" w:space="0" w:color="595959"/>
+          <w:insideV w:val="single" w:sz="4" w:space="0" w:color="595959"/>
+        </w:tblBorders>
+        <w:tblCellMar>
+          <w:top w:w="85" w:type="dxa"/>
+          <w:left w:w="85" w:type="dxa"/>
+          <w:bottom w:w="85" w:type="dxa"/>
+          <w:right w:w="85" w:type="dxa"/>
+        </w:tblCellMar>
       </w:tblPr>
       <w:tblGrid>
         <w:gridCol w:w="5046"/>
@@ -4413,61 +4462,52 @@
       <w:tr>
         <w:tc>
           <w:tcPr>
-            <w:tcW w:type="dxa" w:w="5046"/>
-            <w:shd w:val="clear" w:color="auto" w:fill="D9E2F3"/>
-          </w:tcPr>
-          <w:p>
-            <w:pPr>
-              <w:jc w:val="center"/>
-            </w:pPr>
-            <w:r/>
-            <w:r>
-              <w:rPr>
-                <w:rFonts w:ascii="Arial" w:hAnsi="Arial"/>
-                <w:b/>
-                <w:sz w:val="16"/>
-              </w:rPr>
-              <w:t>Code Figure</w:t>
-            </w:r>
-          </w:p>
-        </w:tc>
-        <w:tc>
-          <w:tcPr>
-            <w:tcW w:type="dxa" w:w="5046"/>
-            <w:shd w:val="clear" w:color="auto" w:fill="D9E2F3"/>
-          </w:tcPr>
-          <w:p>
-            <w:pPr>
-              <w:jc w:val="center"/>
-            </w:pPr>
-            <w:r/>
-            <w:r>
-              <w:rPr>
-                <w:rFonts w:ascii="Arial" w:hAnsi="Arial"/>
-                <w:b/>
-                <w:sz w:val="16"/>
-              </w:rPr>
-              <w:t>Entry Name</w:t>
-            </w:r>
-          </w:p>
-        </w:tc>
-        <w:tc>
-          <w:tcPr>
-            <w:tcW w:type="dxa" w:w="5046"/>
-            <w:shd w:val="clear" w:color="auto" w:fill="D9E2F3"/>
-          </w:tcPr>
-          <w:p>
-            <w:pPr>
-              <w:jc w:val="center"/>
-            </w:pPr>
-            <w:r/>
-            <w:r>
-              <w:rPr>
-                <w:rFonts w:ascii="Arial" w:hAnsi="Arial"/>
-                <w:b/>
-                <w:sz w:val="16"/>
-              </w:rPr>
-              <w:t>Note</w:t>
+            <w:tcW w:type="dxa" w:w="1134"/>
+            <w:shd w:val="clear" w:color="auto" w:fill="D9D9D9"/>
+          </w:tcPr>
+          <w:p>
+            <w:r/>
+            <w:r>
+              <w:rPr>
+                <w:rFonts w:ascii="Verdana" w:hAnsi="Verdana"/>
+                <w:b w:val="0"/>
+                <w:sz w:val="16"/>
+              </w:rPr>
+              <w:t>CODE FIGURE</w:t>
+            </w:r>
+          </w:p>
+        </w:tc>
+        <w:tc>
+          <w:tcPr>
+            <w:tcW w:type="dxa" w:w="5046"/>
+            <w:shd w:val="clear" w:color="auto" w:fill="D9D9D9"/>
+          </w:tcPr>
+          <w:p>
+            <w:r/>
+            <w:r>
+              <w:rPr>
+                <w:rFonts w:ascii="Verdana" w:hAnsi="Verdana"/>
+                <w:b w:val="0"/>
+                <w:sz w:val="16"/>
+              </w:rPr>
+              <w:t>ENTRY NAME</w:t>
+            </w:r>
+          </w:p>
+        </w:tc>
+        <w:tc>
+          <w:tcPr>
+            <w:tcW w:type="dxa" w:w="5046"/>
+            <w:shd w:val="clear" w:color="auto" w:fill="D9D9D9"/>
+          </w:tcPr>
+          <w:p>
+            <w:r/>
+            <w:r>
+              <w:rPr>
+                <w:rFonts w:ascii="Verdana" w:hAnsi="Verdana"/>
+                <w:b w:val="0"/>
+                <w:sz w:val="16"/>
+              </w:rPr>
+              <w:t>NOTE</w:t>
             </w:r>
           </w:p>
         </w:tc>
@@ -4481,7 +4521,7 @@
             <w:r/>
             <w:r>
               <w:rPr>
-                <w:rFonts w:ascii="Arial" w:hAnsi="Arial"/>
+                <w:rFonts w:ascii="Verdana" w:hAnsi="Verdana"/>
                 <w:b w:val="0"/>
                 <w:sz w:val="16"/>
               </w:rPr>
@@ -4497,7 +4537,7 @@
             <w:r/>
             <w:r>
               <w:rPr>
-                <w:rFonts w:ascii="Arial" w:hAnsi="Arial"/>
+                <w:rFonts w:ascii="Verdana" w:hAnsi="Verdana"/>
                 <w:b w:val="0"/>
                 <w:sz w:val="16"/>
               </w:rPr>
@@ -4513,7 +4553,7 @@
             <w:r/>
             <w:r>
               <w:rPr>
-                <w:rFonts w:ascii="Arial" w:hAnsi="Arial"/>
+                <w:rFonts w:ascii="Verdana" w:hAnsi="Verdana"/>
                 <w:b w:val="0"/>
                 <w:sz w:val="16"/>
               </w:rPr>
@@ -4530,7 +4570,7 @@
             <w:r/>
             <w:r>
               <w:rPr>
-                <w:rFonts w:ascii="Arial" w:hAnsi="Arial"/>
+                <w:rFonts w:ascii="Verdana" w:hAnsi="Verdana"/>
                 <w:b w:val="0"/>
                 <w:sz w:val="16"/>
               </w:rPr>
@@ -4546,7 +4586,7 @@
             <w:r/>
             <w:r>
               <w:rPr>
-                <w:rFonts w:ascii="Arial" w:hAnsi="Arial"/>
+                <w:rFonts w:ascii="Verdana" w:hAnsi="Verdana"/>
                 <w:b w:val="0"/>
                 <w:sz w:val="16"/>
               </w:rPr>
@@ -4562,7 +4602,7 @@
             <w:r/>
             <w:r>
               <w:rPr>
-                <w:rFonts w:ascii="Arial" w:hAnsi="Arial"/>
+                <w:rFonts w:ascii="Verdana" w:hAnsi="Verdana"/>
                 <w:b w:val="0"/>
                 <w:sz w:val="16"/>
               </w:rPr>
@@ -4579,7 +4619,7 @@
             <w:r/>
             <w:r>
               <w:rPr>
-                <w:rFonts w:ascii="Arial" w:hAnsi="Arial"/>
+                <w:rFonts w:ascii="Verdana" w:hAnsi="Verdana"/>
                 <w:b w:val="0"/>
                 <w:sz w:val="16"/>
               </w:rPr>
@@ -4595,7 +4635,7 @@
             <w:r/>
             <w:r>
               <w:rPr>
-                <w:rFonts w:ascii="Arial" w:hAnsi="Arial"/>
+                <w:rFonts w:ascii="Verdana" w:hAnsi="Verdana"/>
                 <w:b w:val="0"/>
                 <w:sz w:val="16"/>
               </w:rPr>
@@ -4611,7 +4651,7 @@
             <w:r/>
             <w:r>
               <w:rPr>
-                <w:rFonts w:ascii="Arial" w:hAnsi="Arial"/>
+                <w:rFonts w:ascii="Verdana" w:hAnsi="Verdana"/>
                 <w:b w:val="0"/>
                 <w:sz w:val="16"/>
               </w:rPr>
@@ -4628,7 +4668,7 @@
             <w:r/>
             <w:r>
               <w:rPr>
-                <w:rFonts w:ascii="Arial" w:hAnsi="Arial"/>
+                <w:rFonts w:ascii="Verdana" w:hAnsi="Verdana"/>
                 <w:b w:val="0"/>
                 <w:sz w:val="16"/>
               </w:rPr>
@@ -4644,7 +4684,7 @@
             <w:r/>
             <w:r>
               <w:rPr>
-                <w:rFonts w:ascii="Arial" w:hAnsi="Arial"/>
+                <w:rFonts w:ascii="Verdana" w:hAnsi="Verdana"/>
                 <w:b w:val="0"/>
                 <w:sz w:val="16"/>
               </w:rPr>
@@ -4660,7 +4700,7 @@
             <w:r/>
             <w:r>
               <w:rPr>
-                <w:rFonts w:ascii="Arial" w:hAnsi="Arial"/>
+                <w:rFonts w:ascii="Verdana" w:hAnsi="Verdana"/>
                 <w:b w:val="0"/>
                 <w:sz w:val="16"/>
               </w:rPr>
@@ -4677,7 +4717,7 @@
             <w:r/>
             <w:r>
               <w:rPr>
-                <w:rFonts w:ascii="Arial" w:hAnsi="Arial"/>
+                <w:rFonts w:ascii="Verdana" w:hAnsi="Verdana"/>
                 <w:b w:val="0"/>
                 <w:sz w:val="16"/>
               </w:rPr>
@@ -4693,7 +4733,7 @@
             <w:r/>
             <w:r>
               <w:rPr>
-                <w:rFonts w:ascii="Arial" w:hAnsi="Arial"/>
+                <w:rFonts w:ascii="Verdana" w:hAnsi="Verdana"/>
                 <w:b w:val="0"/>
                 <w:sz w:val="16"/>
               </w:rPr>
@@ -4709,7 +4749,7 @@
             <w:r/>
             <w:r>
               <w:rPr>
-                <w:rFonts w:ascii="Arial" w:hAnsi="Arial"/>
+                <w:rFonts w:ascii="Verdana" w:hAnsi="Verdana"/>
                 <w:b w:val="0"/>
                 <w:sz w:val="16"/>
               </w:rPr>
@@ -4726,7 +4766,7 @@
             <w:r/>
             <w:r>
               <w:rPr>
-                <w:rFonts w:ascii="Arial" w:hAnsi="Arial"/>
+                <w:rFonts w:ascii="Verdana" w:hAnsi="Verdana"/>
                 <w:b w:val="0"/>
                 <w:sz w:val="16"/>
               </w:rPr>
@@ -4742,7 +4782,7 @@
             <w:r/>
             <w:r>
               <w:rPr>
-                <w:rFonts w:ascii="Arial" w:hAnsi="Arial"/>
+                <w:rFonts w:ascii="Verdana" w:hAnsi="Verdana"/>
                 <w:b w:val="0"/>
                 <w:sz w:val="16"/>
               </w:rPr>
@@ -4758,7 +4798,7 @@
             <w:r/>
             <w:r>
               <w:rPr>
-                <w:rFonts w:ascii="Arial" w:hAnsi="Arial"/>
+                <w:rFonts w:ascii="Verdana" w:hAnsi="Verdana"/>
                 <w:b w:val="0"/>
                 <w:sz w:val="16"/>
               </w:rPr>
@@ -4775,7 +4815,7 @@
             <w:r/>
             <w:r>
               <w:rPr>
-                <w:rFonts w:ascii="Arial" w:hAnsi="Arial"/>
+                <w:rFonts w:ascii="Verdana" w:hAnsi="Verdana"/>
                 <w:b w:val="0"/>
                 <w:sz w:val="16"/>
               </w:rPr>
@@ -4791,7 +4831,7 @@
             <w:r/>
             <w:r>
               <w:rPr>
-                <w:rFonts w:ascii="Arial" w:hAnsi="Arial"/>
+                <w:rFonts w:ascii="Verdana" w:hAnsi="Verdana"/>
                 <w:b w:val="0"/>
                 <w:sz w:val="16"/>
               </w:rPr>
@@ -4807,7 +4847,7 @@
             <w:r/>
             <w:r>
               <w:rPr>
-                <w:rFonts w:ascii="Arial" w:hAnsi="Arial"/>
+                <w:rFonts w:ascii="Verdana" w:hAnsi="Verdana"/>
                 <w:b w:val="0"/>
                 <w:sz w:val="16"/>
               </w:rPr>
@@ -4824,7 +4864,7 @@
             <w:r/>
             <w:r>
               <w:rPr>
-                <w:rFonts w:ascii="Arial" w:hAnsi="Arial"/>
+                <w:rFonts w:ascii="Verdana" w:hAnsi="Verdana"/>
                 <w:b w:val="0"/>
                 <w:sz w:val="16"/>
               </w:rPr>
@@ -4840,7 +4880,7 @@
             <w:r/>
             <w:r>
               <w:rPr>
-                <w:rFonts w:ascii="Arial" w:hAnsi="Arial"/>
+                <w:rFonts w:ascii="Verdana" w:hAnsi="Verdana"/>
                 <w:b w:val="0"/>
                 <w:sz w:val="16"/>
               </w:rPr>
@@ -4856,7 +4896,7 @@
             <w:r/>
             <w:r>
               <w:rPr>
-                <w:rFonts w:ascii="Arial" w:hAnsi="Arial"/>
+                <w:rFonts w:ascii="Verdana" w:hAnsi="Verdana"/>
                 <w:b w:val="0"/>
                 <w:sz w:val="16"/>
               </w:rPr>
@@ -4873,7 +4913,7 @@
             <w:r/>
             <w:r>
               <w:rPr>
-                <w:rFonts w:ascii="Arial" w:hAnsi="Arial"/>
+                <w:rFonts w:ascii="Verdana" w:hAnsi="Verdana"/>
                 <w:b w:val="0"/>
                 <w:sz w:val="16"/>
               </w:rPr>
@@ -4889,7 +4929,7 @@
             <w:r/>
             <w:r>
               <w:rPr>
-                <w:rFonts w:ascii="Arial" w:hAnsi="Arial"/>
+                <w:rFonts w:ascii="Verdana" w:hAnsi="Verdana"/>
                 <w:b w:val="0"/>
                 <w:sz w:val="16"/>
               </w:rPr>
@@ -4905,7 +4945,7 @@
             <w:r/>
             <w:r>
               <w:rPr>
-                <w:rFonts w:ascii="Arial" w:hAnsi="Arial"/>
+                <w:rFonts w:ascii="Verdana" w:hAnsi="Verdana"/>
                 <w:b w:val="0"/>
                 <w:sz w:val="16"/>
               </w:rPr>
@@ -4918,7 +4958,7 @@
     <w:p>
       <w:r>
         <w:rPr>
-          <w:rFonts w:ascii="Arial" w:hAnsi="Arial"/>
+          <w:rFonts w:ascii="Verdana" w:hAnsi="Verdana"/>
           <w:b/>
           <w:sz w:val="18"/>
         </w:rPr>
@@ -4931,6 +4971,20 @@
         <w:tblW w:type="auto" w:w="0"/>
         <w:jc w:val="center"/>
         <w:tblLook w:firstColumn="1" w:firstRow="1" w:lastColumn="0" w:lastRow="0" w:noHBand="0" w:noVBand="1" w:val="04A0"/>
+        <w:tblBorders>
+          <w:top w:val="single" w:sz="4" w:space="0" w:color="595959"/>
+          <w:left w:val="single" w:sz="4" w:space="0" w:color="595959"/>
+          <w:bottom w:val="single" w:sz="4" w:space="0" w:color="595959"/>
+          <w:right w:val="single" w:sz="4" w:space="0" w:color="595959"/>
+          <w:insideH w:val="single" w:sz="4" w:space="0" w:color="595959"/>
+          <w:insideV w:val="single" w:sz="4" w:space="0" w:color="595959"/>
+        </w:tblBorders>
+        <w:tblCellMar>
+          <w:top w:w="85" w:type="dxa"/>
+          <w:left w:w="85" w:type="dxa"/>
+          <w:bottom w:w="85" w:type="dxa"/>
+          <w:right w:w="85" w:type="dxa"/>
+        </w:tblCellMar>
       </w:tblPr>
       <w:tblGrid>
         <w:gridCol w:w="5046"/>
@@ -4940,61 +4994,52 @@
       <w:tr>
         <w:tc>
           <w:tcPr>
-            <w:tcW w:type="dxa" w:w="5046"/>
-            <w:shd w:val="clear" w:color="auto" w:fill="D9E2F3"/>
-          </w:tcPr>
-          <w:p>
-            <w:pPr>
-              <w:jc w:val="center"/>
-            </w:pPr>
-            <w:r/>
-            <w:r>
-              <w:rPr>
-                <w:rFonts w:ascii="Arial" w:hAnsi="Arial"/>
-                <w:b/>
-                <w:sz w:val="16"/>
-              </w:rPr>
-              <w:t>Code Figure</w:t>
-            </w:r>
-          </w:p>
-        </w:tc>
-        <w:tc>
-          <w:tcPr>
-            <w:tcW w:type="dxa" w:w="5046"/>
-            <w:shd w:val="clear" w:color="auto" w:fill="D9E2F3"/>
-          </w:tcPr>
-          <w:p>
-            <w:pPr>
-              <w:jc w:val="center"/>
-            </w:pPr>
-            <w:r/>
-            <w:r>
-              <w:rPr>
-                <w:rFonts w:ascii="Arial" w:hAnsi="Arial"/>
-                <w:b/>
-                <w:sz w:val="16"/>
-              </w:rPr>
-              <w:t>Entry Name</w:t>
-            </w:r>
-          </w:p>
-        </w:tc>
-        <w:tc>
-          <w:tcPr>
-            <w:tcW w:type="dxa" w:w="5046"/>
-            <w:shd w:val="clear" w:color="auto" w:fill="D9E2F3"/>
-          </w:tcPr>
-          <w:p>
-            <w:pPr>
-              <w:jc w:val="center"/>
-            </w:pPr>
-            <w:r/>
-            <w:r>
-              <w:rPr>
-                <w:rFonts w:ascii="Arial" w:hAnsi="Arial"/>
-                <w:b/>
-                <w:sz w:val="16"/>
-              </w:rPr>
-              <w:t>Note</w:t>
+            <w:tcW w:type="dxa" w:w="1134"/>
+            <w:shd w:val="clear" w:color="auto" w:fill="D9D9D9"/>
+          </w:tcPr>
+          <w:p>
+            <w:r/>
+            <w:r>
+              <w:rPr>
+                <w:rFonts w:ascii="Verdana" w:hAnsi="Verdana"/>
+                <w:b w:val="0"/>
+                <w:sz w:val="16"/>
+              </w:rPr>
+              <w:t>CODE FIGURE</w:t>
+            </w:r>
+          </w:p>
+        </w:tc>
+        <w:tc>
+          <w:tcPr>
+            <w:tcW w:type="dxa" w:w="5046"/>
+            <w:shd w:val="clear" w:color="auto" w:fill="D9D9D9"/>
+          </w:tcPr>
+          <w:p>
+            <w:r/>
+            <w:r>
+              <w:rPr>
+                <w:rFonts w:ascii="Verdana" w:hAnsi="Verdana"/>
+                <w:b w:val="0"/>
+                <w:sz w:val="16"/>
+              </w:rPr>
+              <w:t>ENTRY NAME</w:t>
+            </w:r>
+          </w:p>
+        </w:tc>
+        <w:tc>
+          <w:tcPr>
+            <w:tcW w:type="dxa" w:w="5046"/>
+            <w:shd w:val="clear" w:color="auto" w:fill="D9D9D9"/>
+          </w:tcPr>
+          <w:p>
+            <w:r/>
+            <w:r>
+              <w:rPr>
+                <w:rFonts w:ascii="Verdana" w:hAnsi="Verdana"/>
+                <w:b w:val="0"/>
+                <w:sz w:val="16"/>
+              </w:rPr>
+              <w:t>NOTE</w:t>
             </w:r>
           </w:p>
         </w:tc>
@@ -5008,7 +5053,7 @@
             <w:r/>
             <w:r>
               <w:rPr>
-                <w:rFonts w:ascii="Arial" w:hAnsi="Arial"/>
+                <w:rFonts w:ascii="Verdana" w:hAnsi="Verdana"/>
                 <w:b w:val="0"/>
                 <w:sz w:val="16"/>
               </w:rPr>
@@ -5024,7 +5069,7 @@
             <w:r/>
             <w:r>
               <w:rPr>
-                <w:rFonts w:ascii="Arial" w:hAnsi="Arial"/>
+                <w:rFonts w:ascii="Verdana" w:hAnsi="Verdana"/>
                 <w:b w:val="0"/>
                 <w:sz w:val="16"/>
               </w:rPr>
@@ -5040,7 +5085,7 @@
             <w:r/>
             <w:r>
               <w:rPr>
-                <w:rFonts w:ascii="Arial" w:hAnsi="Arial"/>
+                <w:rFonts w:ascii="Verdana" w:hAnsi="Verdana"/>
                 <w:b w:val="0"/>
                 <w:sz w:val="16"/>
               </w:rPr>
@@ -5057,7 +5102,7 @@
             <w:r/>
             <w:r>
               <w:rPr>
-                <w:rFonts w:ascii="Arial" w:hAnsi="Arial"/>
+                <w:rFonts w:ascii="Verdana" w:hAnsi="Verdana"/>
                 <w:b w:val="0"/>
                 <w:sz w:val="16"/>
               </w:rPr>
@@ -5073,7 +5118,7 @@
             <w:r/>
             <w:r>
               <w:rPr>
-                <w:rFonts w:ascii="Arial" w:hAnsi="Arial"/>
+                <w:rFonts w:ascii="Verdana" w:hAnsi="Verdana"/>
                 <w:b w:val="0"/>
                 <w:sz w:val="16"/>
               </w:rPr>
@@ -5089,7 +5134,7 @@
             <w:r/>
             <w:r>
               <w:rPr>
-                <w:rFonts w:ascii="Arial" w:hAnsi="Arial"/>
+                <w:rFonts w:ascii="Verdana" w:hAnsi="Verdana"/>
                 <w:b w:val="0"/>
                 <w:sz w:val="16"/>
               </w:rPr>
@@ -5106,7 +5151,7 @@
             <w:r/>
             <w:r>
               <w:rPr>
-                <w:rFonts w:ascii="Arial" w:hAnsi="Arial"/>
+                <w:rFonts w:ascii="Verdana" w:hAnsi="Verdana"/>
                 <w:b w:val="0"/>
                 <w:sz w:val="16"/>
               </w:rPr>
@@ -5122,7 +5167,7 @@
             <w:r/>
             <w:r>
               <w:rPr>
-                <w:rFonts w:ascii="Arial" w:hAnsi="Arial"/>
+                <w:rFonts w:ascii="Verdana" w:hAnsi="Verdana"/>
                 <w:b w:val="0"/>
                 <w:sz w:val="16"/>
               </w:rPr>
@@ -5138,7 +5183,7 @@
             <w:r/>
             <w:r>
               <w:rPr>
-                <w:rFonts w:ascii="Arial" w:hAnsi="Arial"/>
+                <w:rFonts w:ascii="Verdana" w:hAnsi="Verdana"/>
                 <w:b w:val="0"/>
                 <w:sz w:val="16"/>
               </w:rPr>
@@ -5155,7 +5200,7 @@
             <w:r/>
             <w:r>
               <w:rPr>
-                <w:rFonts w:ascii="Arial" w:hAnsi="Arial"/>
+                <w:rFonts w:ascii="Verdana" w:hAnsi="Verdana"/>
                 <w:b w:val="0"/>
                 <w:sz w:val="16"/>
               </w:rPr>
@@ -5171,7 +5216,7 @@
             <w:r/>
             <w:r>
               <w:rPr>
-                <w:rFonts w:ascii="Arial" w:hAnsi="Arial"/>
+                <w:rFonts w:ascii="Verdana" w:hAnsi="Verdana"/>
                 <w:b w:val="0"/>
                 <w:sz w:val="16"/>
               </w:rPr>
@@ -5187,7 +5232,7 @@
             <w:r/>
             <w:r>
               <w:rPr>
-                <w:rFonts w:ascii="Arial" w:hAnsi="Arial"/>
+                <w:rFonts w:ascii="Verdana" w:hAnsi="Verdana"/>
                 <w:b w:val="0"/>
                 <w:sz w:val="16"/>
               </w:rPr>
@@ -5204,7 +5249,7 @@
             <w:r/>
             <w:r>
               <w:rPr>
-                <w:rFonts w:ascii="Arial" w:hAnsi="Arial"/>
+                <w:rFonts w:ascii="Verdana" w:hAnsi="Verdana"/>
                 <w:b w:val="0"/>
                 <w:sz w:val="16"/>
               </w:rPr>
@@ -5220,7 +5265,7 @@
             <w:r/>
             <w:r>
               <w:rPr>
-                <w:rFonts w:ascii="Arial" w:hAnsi="Arial"/>
+                <w:rFonts w:ascii="Verdana" w:hAnsi="Verdana"/>
                 <w:b w:val="0"/>
                 <w:sz w:val="16"/>
               </w:rPr>
@@ -5236,7 +5281,7 @@
             <w:r/>
             <w:r>
               <w:rPr>
-                <w:rFonts w:ascii="Arial" w:hAnsi="Arial"/>
+                <w:rFonts w:ascii="Verdana" w:hAnsi="Verdana"/>
                 <w:b w:val="0"/>
                 <w:sz w:val="16"/>
               </w:rPr>
@@ -5249,7 +5294,7 @@
     <w:p>
       <w:r>
         <w:rPr>
-          <w:rFonts w:ascii="Arial" w:hAnsi="Arial"/>
+          <w:rFonts w:ascii="Verdana" w:hAnsi="Verdana"/>
           <w:b/>
           <w:sz w:val="18"/>
         </w:rPr>
@@ -5262,6 +5307,20 @@
         <w:tblW w:type="auto" w:w="0"/>
         <w:jc w:val="center"/>
         <w:tblLook w:firstColumn="1" w:firstRow="1" w:lastColumn="0" w:lastRow="0" w:noHBand="0" w:noVBand="1" w:val="04A0"/>
+        <w:tblBorders>
+          <w:top w:val="single" w:sz="4" w:space="0" w:color="595959"/>
+          <w:left w:val="single" w:sz="4" w:space="0" w:color="595959"/>
+          <w:bottom w:val="single" w:sz="4" w:space="0" w:color="595959"/>
+          <w:right w:val="single" w:sz="4" w:space="0" w:color="595959"/>
+          <w:insideH w:val="single" w:sz="4" w:space="0" w:color="595959"/>
+          <w:insideV w:val="single" w:sz="4" w:space="0" w:color="595959"/>
+        </w:tblBorders>
+        <w:tblCellMar>
+          <w:top w:w="85" w:type="dxa"/>
+          <w:left w:w="85" w:type="dxa"/>
+          <w:bottom w:w="85" w:type="dxa"/>
+          <w:right w:w="85" w:type="dxa"/>
+        </w:tblCellMar>
       </w:tblPr>
       <w:tblGrid>
         <w:gridCol w:w="5046"/>
@@ -5271,61 +5330,52 @@
       <w:tr>
         <w:tc>
           <w:tcPr>
-            <w:tcW w:type="dxa" w:w="5046"/>
-            <w:shd w:val="clear" w:color="auto" w:fill="D9E2F3"/>
-          </w:tcPr>
-          <w:p>
-            <w:pPr>
-              <w:jc w:val="center"/>
-            </w:pPr>
-            <w:r/>
-            <w:r>
-              <w:rPr>
-                <w:rFonts w:ascii="Arial" w:hAnsi="Arial"/>
-                <w:b/>
-                <w:sz w:val="16"/>
-              </w:rPr>
-              <w:t>Code Figure</w:t>
-            </w:r>
-          </w:p>
-        </w:tc>
-        <w:tc>
-          <w:tcPr>
-            <w:tcW w:type="dxa" w:w="5046"/>
-            <w:shd w:val="clear" w:color="auto" w:fill="D9E2F3"/>
-          </w:tcPr>
-          <w:p>
-            <w:pPr>
-              <w:jc w:val="center"/>
-            </w:pPr>
-            <w:r/>
-            <w:r>
-              <w:rPr>
-                <w:rFonts w:ascii="Arial" w:hAnsi="Arial"/>
-                <w:b/>
-                <w:sz w:val="16"/>
-              </w:rPr>
-              <w:t>Entry Name</w:t>
-            </w:r>
-          </w:p>
-        </w:tc>
-        <w:tc>
-          <w:tcPr>
-            <w:tcW w:type="dxa" w:w="5046"/>
-            <w:shd w:val="clear" w:color="auto" w:fill="D9E2F3"/>
-          </w:tcPr>
-          <w:p>
-            <w:pPr>
-              <w:jc w:val="center"/>
-            </w:pPr>
-            <w:r/>
-            <w:r>
-              <w:rPr>
-                <w:rFonts w:ascii="Arial" w:hAnsi="Arial"/>
-                <w:b/>
-                <w:sz w:val="16"/>
-              </w:rPr>
-              <w:t>Note</w:t>
+            <w:tcW w:type="dxa" w:w="1134"/>
+            <w:shd w:val="clear" w:color="auto" w:fill="D9D9D9"/>
+          </w:tcPr>
+          <w:p>
+            <w:r/>
+            <w:r>
+              <w:rPr>
+                <w:rFonts w:ascii="Verdana" w:hAnsi="Verdana"/>
+                <w:b w:val="0"/>
+                <w:sz w:val="16"/>
+              </w:rPr>
+              <w:t>CODE FIGURE</w:t>
+            </w:r>
+          </w:p>
+        </w:tc>
+        <w:tc>
+          <w:tcPr>
+            <w:tcW w:type="dxa" w:w="5046"/>
+            <w:shd w:val="clear" w:color="auto" w:fill="D9D9D9"/>
+          </w:tcPr>
+          <w:p>
+            <w:r/>
+            <w:r>
+              <w:rPr>
+                <w:rFonts w:ascii="Verdana" w:hAnsi="Verdana"/>
+                <w:b w:val="0"/>
+                <w:sz w:val="16"/>
+              </w:rPr>
+              <w:t>ENTRY NAME</w:t>
+            </w:r>
+          </w:p>
+        </w:tc>
+        <w:tc>
+          <w:tcPr>
+            <w:tcW w:type="dxa" w:w="5046"/>
+            <w:shd w:val="clear" w:color="auto" w:fill="D9D9D9"/>
+          </w:tcPr>
+          <w:p>
+            <w:r/>
+            <w:r>
+              <w:rPr>
+                <w:rFonts w:ascii="Verdana" w:hAnsi="Verdana"/>
+                <w:b w:val="0"/>
+                <w:sz w:val="16"/>
+              </w:rPr>
+              <w:t>NOTE</w:t>
             </w:r>
           </w:p>
         </w:tc>
@@ -5339,7 +5389,7 @@
             <w:r/>
             <w:r>
               <w:rPr>
-                <w:rFonts w:ascii="Arial" w:hAnsi="Arial"/>
+                <w:rFonts w:ascii="Verdana" w:hAnsi="Verdana"/>
                 <w:b w:val="0"/>
                 <w:sz w:val="16"/>
               </w:rPr>
@@ -5355,7 +5405,7 @@
             <w:r/>
             <w:r>
               <w:rPr>
-                <w:rFonts w:ascii="Arial" w:hAnsi="Arial"/>
+                <w:rFonts w:ascii="Verdana" w:hAnsi="Verdana"/>
                 <w:b w:val="0"/>
                 <w:sz w:val="16"/>
               </w:rPr>
@@ -5371,7 +5421,7 @@
             <w:r/>
             <w:r>
               <w:rPr>
-                <w:rFonts w:ascii="Arial" w:hAnsi="Arial"/>
+                <w:rFonts w:ascii="Verdana" w:hAnsi="Verdana"/>
                 <w:b w:val="0"/>
                 <w:sz w:val="16"/>
               </w:rPr>
@@ -5388,7 +5438,7 @@
             <w:r/>
             <w:r>
               <w:rPr>
-                <w:rFonts w:ascii="Arial" w:hAnsi="Arial"/>
+                <w:rFonts w:ascii="Verdana" w:hAnsi="Verdana"/>
                 <w:b w:val="0"/>
                 <w:sz w:val="16"/>
               </w:rPr>
@@ -5404,7 +5454,7 @@
             <w:r/>
             <w:r>
               <w:rPr>
-                <w:rFonts w:ascii="Arial" w:hAnsi="Arial"/>
+                <w:rFonts w:ascii="Verdana" w:hAnsi="Verdana"/>
                 <w:b w:val="0"/>
                 <w:sz w:val="16"/>
               </w:rPr>
@@ -5420,7 +5470,7 @@
             <w:r/>
             <w:r>
               <w:rPr>
-                <w:rFonts w:ascii="Arial" w:hAnsi="Arial"/>
+                <w:rFonts w:ascii="Verdana" w:hAnsi="Verdana"/>
                 <w:b w:val="0"/>
                 <w:sz w:val="16"/>
               </w:rPr>
@@ -5437,7 +5487,7 @@
             <w:r/>
             <w:r>
               <w:rPr>
-                <w:rFonts w:ascii="Arial" w:hAnsi="Arial"/>
+                <w:rFonts w:ascii="Verdana" w:hAnsi="Verdana"/>
                 <w:b w:val="0"/>
                 <w:sz w:val="16"/>
               </w:rPr>
@@ -5453,7 +5503,7 @@
             <w:r/>
             <w:r>
               <w:rPr>
-                <w:rFonts w:ascii="Arial" w:hAnsi="Arial"/>
+                <w:rFonts w:ascii="Verdana" w:hAnsi="Verdana"/>
                 <w:b w:val="0"/>
                 <w:sz w:val="16"/>
               </w:rPr>
@@ -5469,7 +5519,7 @@
             <w:r/>
             <w:r>
               <w:rPr>
-                <w:rFonts w:ascii="Arial" w:hAnsi="Arial"/>
+                <w:rFonts w:ascii="Verdana" w:hAnsi="Verdana"/>
                 <w:b w:val="0"/>
                 <w:sz w:val="16"/>
               </w:rPr>
@@ -5486,7 +5536,7 @@
             <w:r/>
             <w:r>
               <w:rPr>
-                <w:rFonts w:ascii="Arial" w:hAnsi="Arial"/>
+                <w:rFonts w:ascii="Verdana" w:hAnsi="Verdana"/>
                 <w:b w:val="0"/>
                 <w:sz w:val="16"/>
               </w:rPr>
@@ -5502,7 +5552,7 @@
             <w:r/>
             <w:r>
               <w:rPr>
-                <w:rFonts w:ascii="Arial" w:hAnsi="Arial"/>
+                <w:rFonts w:ascii="Verdana" w:hAnsi="Verdana"/>
                 <w:b w:val="0"/>
                 <w:sz w:val="16"/>
               </w:rPr>
@@ -5518,7 +5568,7 @@
             <w:r/>
             <w:r>
               <w:rPr>
-                <w:rFonts w:ascii="Arial" w:hAnsi="Arial"/>
+                <w:rFonts w:ascii="Verdana" w:hAnsi="Verdana"/>
                 <w:b w:val="0"/>
                 <w:sz w:val="16"/>
               </w:rPr>
@@ -5535,7 +5585,7 @@
             <w:r/>
             <w:r>
               <w:rPr>
-                <w:rFonts w:ascii="Arial" w:hAnsi="Arial"/>
+                <w:rFonts w:ascii="Verdana" w:hAnsi="Verdana"/>
                 <w:b w:val="0"/>
                 <w:sz w:val="16"/>
               </w:rPr>
@@ -5551,7 +5601,7 @@
             <w:r/>
             <w:r>
               <w:rPr>
-                <w:rFonts w:ascii="Arial" w:hAnsi="Arial"/>
+                <w:rFonts w:ascii="Verdana" w:hAnsi="Verdana"/>
                 <w:b w:val="0"/>
                 <w:sz w:val="16"/>
               </w:rPr>
@@ -5567,7 +5617,7 @@
             <w:r/>
             <w:r>
               <w:rPr>
-                <w:rFonts w:ascii="Arial" w:hAnsi="Arial"/>
+                <w:rFonts w:ascii="Verdana" w:hAnsi="Verdana"/>
                 <w:b w:val="0"/>
                 <w:sz w:val="16"/>
               </w:rPr>
@@ -5584,7 +5634,7 @@
             <w:r/>
             <w:r>
               <w:rPr>
-                <w:rFonts w:ascii="Arial" w:hAnsi="Arial"/>
+                <w:rFonts w:ascii="Verdana" w:hAnsi="Verdana"/>
                 <w:b w:val="0"/>
                 <w:sz w:val="16"/>
               </w:rPr>
@@ -5600,7 +5650,7 @@
             <w:r/>
             <w:r>
               <w:rPr>
-                <w:rFonts w:ascii="Arial" w:hAnsi="Arial"/>
+                <w:rFonts w:ascii="Verdana" w:hAnsi="Verdana"/>
                 <w:b w:val="0"/>
                 <w:sz w:val="16"/>
               </w:rPr>
@@ -5616,7 +5666,7 @@
             <w:r/>
             <w:r>
               <w:rPr>
-                <w:rFonts w:ascii="Arial" w:hAnsi="Arial"/>
+                <w:rFonts w:ascii="Verdana" w:hAnsi="Verdana"/>
                 <w:b w:val="0"/>
                 <w:sz w:val="16"/>
               </w:rPr>
@@ -5633,7 +5683,7 @@
             <w:r/>
             <w:r>
               <w:rPr>
-                <w:rFonts w:ascii="Arial" w:hAnsi="Arial"/>
+                <w:rFonts w:ascii="Verdana" w:hAnsi="Verdana"/>
                 <w:b w:val="0"/>
                 <w:sz w:val="16"/>
               </w:rPr>
@@ -5649,7 +5699,7 @@
             <w:r/>
             <w:r>
               <w:rPr>
-                <w:rFonts w:ascii="Arial" w:hAnsi="Arial"/>
+                <w:rFonts w:ascii="Verdana" w:hAnsi="Verdana"/>
                 <w:b w:val="0"/>
                 <w:sz w:val="16"/>
               </w:rPr>
@@ -5665,7 +5715,7 @@
             <w:r/>
             <w:r>
               <w:rPr>
-                <w:rFonts w:ascii="Arial" w:hAnsi="Arial"/>
+                <w:rFonts w:ascii="Verdana" w:hAnsi="Verdana"/>
                 <w:b w:val="0"/>
                 <w:sz w:val="16"/>
               </w:rPr>
@@ -5682,7 +5732,7 @@
             <w:r/>
             <w:r>
               <w:rPr>
-                <w:rFonts w:ascii="Arial" w:hAnsi="Arial"/>
+                <w:rFonts w:ascii="Verdana" w:hAnsi="Verdana"/>
                 <w:b w:val="0"/>
                 <w:sz w:val="16"/>
               </w:rPr>
@@ -5698,7 +5748,7 @@
             <w:r/>
             <w:r>
               <w:rPr>
-                <w:rFonts w:ascii="Arial" w:hAnsi="Arial"/>
+                <w:rFonts w:ascii="Verdana" w:hAnsi="Verdana"/>
                 <w:b w:val="0"/>
                 <w:sz w:val="16"/>
               </w:rPr>
@@ -5714,7 +5764,7 @@
             <w:r/>
             <w:r>
               <w:rPr>
-                <w:rFonts w:ascii="Arial" w:hAnsi="Arial"/>
+                <w:rFonts w:ascii="Verdana" w:hAnsi="Verdana"/>
                 <w:b w:val="0"/>
                 <w:sz w:val="16"/>
               </w:rPr>
@@ -5731,7 +5781,7 @@
             <w:r/>
             <w:r>
               <w:rPr>
-                <w:rFonts w:ascii="Arial" w:hAnsi="Arial"/>
+                <w:rFonts w:ascii="Verdana" w:hAnsi="Verdana"/>
                 <w:b w:val="0"/>
                 <w:sz w:val="16"/>
               </w:rPr>
@@ -5747,7 +5797,7 @@
             <w:r/>
             <w:r>
               <w:rPr>
-                <w:rFonts w:ascii="Arial" w:hAnsi="Arial"/>
+                <w:rFonts w:ascii="Verdana" w:hAnsi="Verdana"/>
                 <w:b w:val="0"/>
                 <w:sz w:val="16"/>
               </w:rPr>
@@ -5763,7 +5813,7 @@
             <w:r/>
             <w:r>
               <w:rPr>
-                <w:rFonts w:ascii="Arial" w:hAnsi="Arial"/>
+                <w:rFonts w:ascii="Verdana" w:hAnsi="Verdana"/>
                 <w:b w:val="0"/>
                 <w:sz w:val="16"/>
               </w:rPr>
@@ -5780,7 +5830,7 @@
             <w:r/>
             <w:r>
               <w:rPr>
-                <w:rFonts w:ascii="Arial" w:hAnsi="Arial"/>
+                <w:rFonts w:ascii="Verdana" w:hAnsi="Verdana"/>
                 <w:b w:val="0"/>
                 <w:sz w:val="16"/>
               </w:rPr>
@@ -5796,7 +5846,7 @@
             <w:r/>
             <w:r>
               <w:rPr>
-                <w:rFonts w:ascii="Arial" w:hAnsi="Arial"/>
+                <w:rFonts w:ascii="Verdana" w:hAnsi="Verdana"/>
                 <w:b w:val="0"/>
                 <w:sz w:val="16"/>
               </w:rPr>
@@ -5812,7 +5862,7 @@
             <w:r/>
             <w:r>
               <w:rPr>
-                <w:rFonts w:ascii="Arial" w:hAnsi="Arial"/>
+                <w:rFonts w:ascii="Verdana" w:hAnsi="Verdana"/>
                 <w:b w:val="0"/>
                 <w:sz w:val="16"/>
               </w:rPr>
@@ -5825,7 +5875,7 @@
     <w:p>
       <w:r>
         <w:rPr>
-          <w:rFonts w:ascii="Arial" w:hAnsi="Arial"/>
+          <w:rFonts w:ascii="Verdana" w:hAnsi="Verdana"/>
           <w:b/>
           <w:sz w:val="18"/>
         </w:rPr>
@@ -5838,6 +5888,20 @@
         <w:tblW w:type="auto" w:w="0"/>
         <w:jc w:val="center"/>
         <w:tblLook w:firstColumn="1" w:firstRow="1" w:lastColumn="0" w:lastRow="0" w:noHBand="0" w:noVBand="1" w:val="04A0"/>
+        <w:tblBorders>
+          <w:top w:val="single" w:sz="4" w:space="0" w:color="595959"/>
+          <w:left w:val="single" w:sz="4" w:space="0" w:color="595959"/>
+          <w:bottom w:val="single" w:sz="4" w:space="0" w:color="595959"/>
+          <w:right w:val="single" w:sz="4" w:space="0" w:color="595959"/>
+          <w:insideH w:val="single" w:sz="4" w:space="0" w:color="595959"/>
+          <w:insideV w:val="single" w:sz="4" w:space="0" w:color="595959"/>
+        </w:tblBorders>
+        <w:tblCellMar>
+          <w:top w:w="85" w:type="dxa"/>
+          <w:left w:w="85" w:type="dxa"/>
+          <w:bottom w:w="85" w:type="dxa"/>
+          <w:right w:w="85" w:type="dxa"/>
+        </w:tblCellMar>
       </w:tblPr>
       <w:tblGrid>
         <w:gridCol w:w="5046"/>
@@ -5847,61 +5911,52 @@
       <w:tr>
         <w:tc>
           <w:tcPr>
-            <w:tcW w:type="dxa" w:w="5046"/>
-            <w:shd w:val="clear" w:color="auto" w:fill="D9E2F3"/>
-          </w:tcPr>
-          <w:p>
-            <w:pPr>
-              <w:jc w:val="center"/>
-            </w:pPr>
-            <w:r/>
-            <w:r>
-              <w:rPr>
-                <w:rFonts w:ascii="Arial" w:hAnsi="Arial"/>
-                <w:b/>
-                <w:sz w:val="16"/>
-              </w:rPr>
-              <w:t>Code Figure</w:t>
-            </w:r>
-          </w:p>
-        </w:tc>
-        <w:tc>
-          <w:tcPr>
-            <w:tcW w:type="dxa" w:w="5046"/>
-            <w:shd w:val="clear" w:color="auto" w:fill="D9E2F3"/>
-          </w:tcPr>
-          <w:p>
-            <w:pPr>
-              <w:jc w:val="center"/>
-            </w:pPr>
-            <w:r/>
-            <w:r>
-              <w:rPr>
-                <w:rFonts w:ascii="Arial" w:hAnsi="Arial"/>
-                <w:b/>
-                <w:sz w:val="16"/>
-              </w:rPr>
-              <w:t>Entry Name</w:t>
-            </w:r>
-          </w:p>
-        </w:tc>
-        <w:tc>
-          <w:tcPr>
-            <w:tcW w:type="dxa" w:w="5046"/>
-            <w:shd w:val="clear" w:color="auto" w:fill="D9E2F3"/>
-          </w:tcPr>
-          <w:p>
-            <w:pPr>
-              <w:jc w:val="center"/>
-            </w:pPr>
-            <w:r/>
-            <w:r>
-              <w:rPr>
-                <w:rFonts w:ascii="Arial" w:hAnsi="Arial"/>
-                <w:b/>
-                <w:sz w:val="16"/>
-              </w:rPr>
-              <w:t>Note</w:t>
+            <w:tcW w:type="dxa" w:w="1134"/>
+            <w:shd w:val="clear" w:color="auto" w:fill="D9D9D9"/>
+          </w:tcPr>
+          <w:p>
+            <w:r/>
+            <w:r>
+              <w:rPr>
+                <w:rFonts w:ascii="Verdana" w:hAnsi="Verdana"/>
+                <w:b w:val="0"/>
+                <w:sz w:val="16"/>
+              </w:rPr>
+              <w:t>CODE FIGURE</w:t>
+            </w:r>
+          </w:p>
+        </w:tc>
+        <w:tc>
+          <w:tcPr>
+            <w:tcW w:type="dxa" w:w="5046"/>
+            <w:shd w:val="clear" w:color="auto" w:fill="D9D9D9"/>
+          </w:tcPr>
+          <w:p>
+            <w:r/>
+            <w:r>
+              <w:rPr>
+                <w:rFonts w:ascii="Verdana" w:hAnsi="Verdana"/>
+                <w:b w:val="0"/>
+                <w:sz w:val="16"/>
+              </w:rPr>
+              <w:t>ENTRY NAME</w:t>
+            </w:r>
+          </w:p>
+        </w:tc>
+        <w:tc>
+          <w:tcPr>
+            <w:tcW w:type="dxa" w:w="5046"/>
+            <w:shd w:val="clear" w:color="auto" w:fill="D9D9D9"/>
+          </w:tcPr>
+          <w:p>
+            <w:r/>
+            <w:r>
+              <w:rPr>
+                <w:rFonts w:ascii="Verdana" w:hAnsi="Verdana"/>
+                <w:b w:val="0"/>
+                <w:sz w:val="16"/>
+              </w:rPr>
+              <w:t>NOTE</w:t>
             </w:r>
           </w:p>
         </w:tc>
@@ -5915,7 +5970,7 @@
             <w:r/>
             <w:r>
               <w:rPr>
-                <w:rFonts w:ascii="Arial" w:hAnsi="Arial"/>
+                <w:rFonts w:ascii="Verdana" w:hAnsi="Verdana"/>
                 <w:b w:val="0"/>
                 <w:sz w:val="16"/>
               </w:rPr>
@@ -5931,7 +5986,7 @@
             <w:r/>
             <w:r>
               <w:rPr>
-                <w:rFonts w:ascii="Arial" w:hAnsi="Arial"/>
+                <w:rFonts w:ascii="Verdana" w:hAnsi="Verdana"/>
                 <w:b w:val="0"/>
                 <w:sz w:val="16"/>
               </w:rPr>
@@ -5947,7 +6002,7 @@
             <w:r/>
             <w:r>
               <w:rPr>
-                <w:rFonts w:ascii="Arial" w:hAnsi="Arial"/>
+                <w:rFonts w:ascii="Verdana" w:hAnsi="Verdana"/>
                 <w:b w:val="0"/>
                 <w:sz w:val="16"/>
               </w:rPr>
@@ -5964,7 +6019,7 @@
             <w:r/>
             <w:r>
               <w:rPr>
-                <w:rFonts w:ascii="Arial" w:hAnsi="Arial"/>
+                <w:rFonts w:ascii="Verdana" w:hAnsi="Verdana"/>
                 <w:b w:val="0"/>
                 <w:sz w:val="16"/>
               </w:rPr>
@@ -5980,7 +6035,7 @@
             <w:r/>
             <w:r>
               <w:rPr>
-                <w:rFonts w:ascii="Arial" w:hAnsi="Arial"/>
+                <w:rFonts w:ascii="Verdana" w:hAnsi="Verdana"/>
                 <w:b w:val="0"/>
                 <w:sz w:val="16"/>
               </w:rPr>
@@ -5996,7 +6051,7 @@
             <w:r/>
             <w:r>
               <w:rPr>
-                <w:rFonts w:ascii="Arial" w:hAnsi="Arial"/>
+                <w:rFonts w:ascii="Verdana" w:hAnsi="Verdana"/>
                 <w:b w:val="0"/>
                 <w:sz w:val="16"/>
               </w:rPr>
@@ -6013,7 +6068,7 @@
             <w:r/>
             <w:r>
               <w:rPr>
-                <w:rFonts w:ascii="Arial" w:hAnsi="Arial"/>
+                <w:rFonts w:ascii="Verdana" w:hAnsi="Verdana"/>
                 <w:b w:val="0"/>
                 <w:sz w:val="16"/>
               </w:rPr>
@@ -6029,7 +6084,7 @@
             <w:r/>
             <w:r>
               <w:rPr>
-                <w:rFonts w:ascii="Arial" w:hAnsi="Arial"/>
+                <w:rFonts w:ascii="Verdana" w:hAnsi="Verdana"/>
                 <w:b w:val="0"/>
                 <w:sz w:val="16"/>
               </w:rPr>
@@ -6045,7 +6100,7 @@
             <w:r/>
             <w:r>
               <w:rPr>
-                <w:rFonts w:ascii="Arial" w:hAnsi="Arial"/>
+                <w:rFonts w:ascii="Verdana" w:hAnsi="Verdana"/>
                 <w:b w:val="0"/>
                 <w:sz w:val="16"/>
               </w:rPr>
@@ -6062,7 +6117,7 @@
             <w:r/>
             <w:r>
               <w:rPr>
-                <w:rFonts w:ascii="Arial" w:hAnsi="Arial"/>
+                <w:rFonts w:ascii="Verdana" w:hAnsi="Verdana"/>
                 <w:b w:val="0"/>
                 <w:sz w:val="16"/>
               </w:rPr>
@@ -6078,7 +6133,7 @@
             <w:r/>
             <w:r>
               <w:rPr>
-                <w:rFonts w:ascii="Arial" w:hAnsi="Arial"/>
+                <w:rFonts w:ascii="Verdana" w:hAnsi="Verdana"/>
                 <w:b w:val="0"/>
                 <w:sz w:val="16"/>
               </w:rPr>
@@ -6094,7 +6149,7 @@
             <w:r/>
             <w:r>
               <w:rPr>
-                <w:rFonts w:ascii="Arial" w:hAnsi="Arial"/>
+                <w:rFonts w:ascii="Verdana" w:hAnsi="Verdana"/>
                 <w:b w:val="0"/>
                 <w:sz w:val="16"/>
               </w:rPr>
@@ -6111,7 +6166,7 @@
             <w:r/>
             <w:r>
               <w:rPr>
-                <w:rFonts w:ascii="Arial" w:hAnsi="Arial"/>
+                <w:rFonts w:ascii="Verdana" w:hAnsi="Verdana"/>
                 <w:b w:val="0"/>
                 <w:sz w:val="16"/>
               </w:rPr>
@@ -6127,7 +6182,7 @@
             <w:r/>
             <w:r>
               <w:rPr>
-                <w:rFonts w:ascii="Arial" w:hAnsi="Arial"/>
+                <w:rFonts w:ascii="Verdana" w:hAnsi="Verdana"/>
                 <w:b w:val="0"/>
                 <w:sz w:val="16"/>
               </w:rPr>
@@ -6143,7 +6198,7 @@
             <w:r/>
             <w:r>
               <w:rPr>
-                <w:rFonts w:ascii="Arial" w:hAnsi="Arial"/>
+                <w:rFonts w:ascii="Verdana" w:hAnsi="Verdana"/>
                 <w:b w:val="0"/>
                 <w:sz w:val="16"/>
               </w:rPr>
@@ -6160,7 +6215,7 @@
             <w:r/>
             <w:r>
               <w:rPr>
-                <w:rFonts w:ascii="Arial" w:hAnsi="Arial"/>
+                <w:rFonts w:ascii="Verdana" w:hAnsi="Verdana"/>
                 <w:b w:val="0"/>
                 <w:sz w:val="16"/>
               </w:rPr>
@@ -6176,7 +6231,7 @@
             <w:r/>
             <w:r>
               <w:rPr>
-                <w:rFonts w:ascii="Arial" w:hAnsi="Arial"/>
+                <w:rFonts w:ascii="Verdana" w:hAnsi="Verdana"/>
                 <w:b w:val="0"/>
                 <w:sz w:val="16"/>
               </w:rPr>
@@ -6192,7 +6247,7 @@
             <w:r/>
             <w:r>
               <w:rPr>
-                <w:rFonts w:ascii="Arial" w:hAnsi="Arial"/>
+                <w:rFonts w:ascii="Verdana" w:hAnsi="Verdana"/>
                 <w:b w:val="0"/>
                 <w:sz w:val="16"/>
               </w:rPr>
@@ -6209,7 +6264,7 @@
             <w:r/>
             <w:r>
               <w:rPr>
-                <w:rFonts w:ascii="Arial" w:hAnsi="Arial"/>
+                <w:rFonts w:ascii="Verdana" w:hAnsi="Verdana"/>
                 <w:b w:val="0"/>
                 <w:sz w:val="16"/>
               </w:rPr>
@@ -6225,7 +6280,7 @@
             <w:r/>
             <w:r>
               <w:rPr>
-                <w:rFonts w:ascii="Arial" w:hAnsi="Arial"/>
+                <w:rFonts w:ascii="Verdana" w:hAnsi="Verdana"/>
                 <w:b w:val="0"/>
                 <w:sz w:val="16"/>
               </w:rPr>
@@ -6241,7 +6296,7 @@
             <w:r/>
             <w:r>
               <w:rPr>
-                <w:rFonts w:ascii="Arial" w:hAnsi="Arial"/>
+                <w:rFonts w:ascii="Verdana" w:hAnsi="Verdana"/>
                 <w:b w:val="0"/>
                 <w:sz w:val="16"/>
               </w:rPr>
@@ -6258,7 +6313,7 @@
             <w:r/>
             <w:r>
               <w:rPr>
-                <w:rFonts w:ascii="Arial" w:hAnsi="Arial"/>
+                <w:rFonts w:ascii="Verdana" w:hAnsi="Verdana"/>
                 <w:b w:val="0"/>
                 <w:sz w:val="16"/>
               </w:rPr>
@@ -6274,7 +6329,7 @@
             <w:r/>
             <w:r>
               <w:rPr>
-                <w:rFonts w:ascii="Arial" w:hAnsi="Arial"/>
+                <w:rFonts w:ascii="Verdana" w:hAnsi="Verdana"/>
                 <w:b w:val="0"/>
                 <w:sz w:val="16"/>
               </w:rPr>
@@ -6290,7 +6345,7 @@
             <w:r/>
             <w:r>
               <w:rPr>
-                <w:rFonts w:ascii="Arial" w:hAnsi="Arial"/>
+                <w:rFonts w:ascii="Verdana" w:hAnsi="Verdana"/>
                 <w:b w:val="0"/>
                 <w:sz w:val="16"/>
               </w:rPr>
@@ -6307,7 +6362,7 @@
             <w:r/>
             <w:r>
               <w:rPr>
-                <w:rFonts w:ascii="Arial" w:hAnsi="Arial"/>
+                <w:rFonts w:ascii="Verdana" w:hAnsi="Verdana"/>
                 <w:b w:val="0"/>
                 <w:sz w:val="16"/>
               </w:rPr>
@@ -6323,7 +6378,7 @@
             <w:r/>
             <w:r>
               <w:rPr>
-                <w:rFonts w:ascii="Arial" w:hAnsi="Arial"/>
+                <w:rFonts w:ascii="Verdana" w:hAnsi="Verdana"/>
                 <w:b w:val="0"/>
                 <w:sz w:val="16"/>
               </w:rPr>
@@ -6339,7 +6394,7 @@
             <w:r/>
             <w:r>
               <w:rPr>
-                <w:rFonts w:ascii="Arial" w:hAnsi="Arial"/>
+                <w:rFonts w:ascii="Verdana" w:hAnsi="Verdana"/>
                 <w:b w:val="0"/>
                 <w:sz w:val="16"/>
               </w:rPr>
@@ -6356,7 +6411,7 @@
             <w:r/>
             <w:r>
               <w:rPr>
-                <w:rFonts w:ascii="Arial" w:hAnsi="Arial"/>
+                <w:rFonts w:ascii="Verdana" w:hAnsi="Verdana"/>
                 <w:b w:val="0"/>
                 <w:sz w:val="16"/>
               </w:rPr>
@@ -6372,7 +6427,7 @@
             <w:r/>
             <w:r>
               <w:rPr>
-                <w:rFonts w:ascii="Arial" w:hAnsi="Arial"/>
+                <w:rFonts w:ascii="Verdana" w:hAnsi="Verdana"/>
                 <w:b w:val="0"/>
                 <w:sz w:val="16"/>
               </w:rPr>
@@ -6388,7 +6443,7 @@
             <w:r/>
             <w:r>
               <w:rPr>
-                <w:rFonts w:ascii="Arial" w:hAnsi="Arial"/>
+                <w:rFonts w:ascii="Verdana" w:hAnsi="Verdana"/>
                 <w:b w:val="0"/>
                 <w:sz w:val="16"/>
               </w:rPr>
@@ -6405,7 +6460,7 @@
             <w:r/>
             <w:r>
               <w:rPr>
-                <w:rFonts w:ascii="Arial" w:hAnsi="Arial"/>
+                <w:rFonts w:ascii="Verdana" w:hAnsi="Verdana"/>
                 <w:b w:val="0"/>
                 <w:sz w:val="16"/>
               </w:rPr>
@@ -6421,7 +6476,7 @@
             <w:r/>
             <w:r>
               <w:rPr>
-                <w:rFonts w:ascii="Arial" w:hAnsi="Arial"/>
+                <w:rFonts w:ascii="Verdana" w:hAnsi="Verdana"/>
                 <w:b w:val="0"/>
                 <w:sz w:val="16"/>
               </w:rPr>
@@ -6437,7 +6492,7 @@
             <w:r/>
             <w:r>
               <w:rPr>
-                <w:rFonts w:ascii="Arial" w:hAnsi="Arial"/>
+                <w:rFonts w:ascii="Verdana" w:hAnsi="Verdana"/>
                 <w:b w:val="0"/>
                 <w:sz w:val="16"/>
               </w:rPr>
@@ -6454,7 +6509,7 @@
             <w:r/>
             <w:r>
               <w:rPr>
-                <w:rFonts w:ascii="Arial" w:hAnsi="Arial"/>
+                <w:rFonts w:ascii="Verdana" w:hAnsi="Verdana"/>
                 <w:b w:val="0"/>
                 <w:sz w:val="16"/>
               </w:rPr>
@@ -6470,7 +6525,7 @@
             <w:r/>
             <w:r>
               <w:rPr>
-                <w:rFonts w:ascii="Arial" w:hAnsi="Arial"/>
+                <w:rFonts w:ascii="Verdana" w:hAnsi="Verdana"/>
                 <w:b w:val="0"/>
                 <w:sz w:val="16"/>
               </w:rPr>
@@ -6486,7 +6541,7 @@
             <w:r/>
             <w:r>
               <w:rPr>
-                <w:rFonts w:ascii="Arial" w:hAnsi="Arial"/>
+                <w:rFonts w:ascii="Verdana" w:hAnsi="Verdana"/>
                 <w:b w:val="0"/>
                 <w:sz w:val="16"/>
               </w:rPr>
@@ -6499,7 +6554,7 @@
     <w:p>
       <w:r>
         <w:rPr>
-          <w:rFonts w:ascii="Arial" w:hAnsi="Arial"/>
+          <w:rFonts w:ascii="Verdana" w:hAnsi="Verdana"/>
           <w:b/>
           <w:sz w:val="18"/>
         </w:rPr>
@@ -6512,6 +6567,20 @@
         <w:tblW w:type="auto" w:w="0"/>
         <w:jc w:val="center"/>
         <w:tblLook w:firstColumn="1" w:firstRow="1" w:lastColumn="0" w:lastRow="0" w:noHBand="0" w:noVBand="1" w:val="04A0"/>
+        <w:tblBorders>
+          <w:top w:val="single" w:sz="4" w:space="0" w:color="595959"/>
+          <w:left w:val="single" w:sz="4" w:space="0" w:color="595959"/>
+          <w:bottom w:val="single" w:sz="4" w:space="0" w:color="595959"/>
+          <w:right w:val="single" w:sz="4" w:space="0" w:color="595959"/>
+          <w:insideH w:val="single" w:sz="4" w:space="0" w:color="595959"/>
+          <w:insideV w:val="single" w:sz="4" w:space="0" w:color="595959"/>
+        </w:tblBorders>
+        <w:tblCellMar>
+          <w:top w:w="85" w:type="dxa"/>
+          <w:left w:w="85" w:type="dxa"/>
+          <w:bottom w:w="85" w:type="dxa"/>
+          <w:right w:w="85" w:type="dxa"/>
+        </w:tblCellMar>
       </w:tblPr>
       <w:tblGrid>
         <w:gridCol w:w="5046"/>
@@ -6521,61 +6590,52 @@
       <w:tr>
         <w:tc>
           <w:tcPr>
-            <w:tcW w:type="dxa" w:w="5046"/>
-            <w:shd w:val="clear" w:color="auto" w:fill="D9E2F3"/>
-          </w:tcPr>
-          <w:p>
-            <w:pPr>
-              <w:jc w:val="center"/>
-            </w:pPr>
-            <w:r/>
-            <w:r>
-              <w:rPr>
-                <w:rFonts w:ascii="Arial" w:hAnsi="Arial"/>
-                <w:b/>
-                <w:sz w:val="16"/>
-              </w:rPr>
-              <w:t>Code Figure</w:t>
-            </w:r>
-          </w:p>
-        </w:tc>
-        <w:tc>
-          <w:tcPr>
-            <w:tcW w:type="dxa" w:w="5046"/>
-            <w:shd w:val="clear" w:color="auto" w:fill="D9E2F3"/>
-          </w:tcPr>
-          <w:p>
-            <w:pPr>
-              <w:jc w:val="center"/>
-            </w:pPr>
-            <w:r/>
-            <w:r>
-              <w:rPr>
-                <w:rFonts w:ascii="Arial" w:hAnsi="Arial"/>
-                <w:b/>
-                <w:sz w:val="16"/>
-              </w:rPr>
-              <w:t>Entry Name</w:t>
-            </w:r>
-          </w:p>
-        </w:tc>
-        <w:tc>
-          <w:tcPr>
-            <w:tcW w:type="dxa" w:w="5046"/>
-            <w:shd w:val="clear" w:color="auto" w:fill="D9E2F3"/>
-          </w:tcPr>
-          <w:p>
-            <w:pPr>
-              <w:jc w:val="center"/>
-            </w:pPr>
-            <w:r/>
-            <w:r>
-              <w:rPr>
-                <w:rFonts w:ascii="Arial" w:hAnsi="Arial"/>
-                <w:b/>
-                <w:sz w:val="16"/>
-              </w:rPr>
-              <w:t>Note</w:t>
+            <w:tcW w:type="dxa" w:w="1134"/>
+            <w:shd w:val="clear" w:color="auto" w:fill="D9D9D9"/>
+          </w:tcPr>
+          <w:p>
+            <w:r/>
+            <w:r>
+              <w:rPr>
+                <w:rFonts w:ascii="Verdana" w:hAnsi="Verdana"/>
+                <w:b w:val="0"/>
+                <w:sz w:val="16"/>
+              </w:rPr>
+              <w:t>CODE FIGURE</w:t>
+            </w:r>
+          </w:p>
+        </w:tc>
+        <w:tc>
+          <w:tcPr>
+            <w:tcW w:type="dxa" w:w="5046"/>
+            <w:shd w:val="clear" w:color="auto" w:fill="D9D9D9"/>
+          </w:tcPr>
+          <w:p>
+            <w:r/>
+            <w:r>
+              <w:rPr>
+                <w:rFonts w:ascii="Verdana" w:hAnsi="Verdana"/>
+                <w:b w:val="0"/>
+                <w:sz w:val="16"/>
+              </w:rPr>
+              <w:t>ENTRY NAME</w:t>
+            </w:r>
+          </w:p>
+        </w:tc>
+        <w:tc>
+          <w:tcPr>
+            <w:tcW w:type="dxa" w:w="5046"/>
+            <w:shd w:val="clear" w:color="auto" w:fill="D9D9D9"/>
+          </w:tcPr>
+          <w:p>
+            <w:r/>
+            <w:r>
+              <w:rPr>
+                <w:rFonts w:ascii="Verdana" w:hAnsi="Verdana"/>
+                <w:b w:val="0"/>
+                <w:sz w:val="16"/>
+              </w:rPr>
+              <w:t>NOTE</w:t>
             </w:r>
           </w:p>
         </w:tc>
@@ -6589,7 +6649,7 @@
             <w:r/>
             <w:r>
               <w:rPr>
-                <w:rFonts w:ascii="Arial" w:hAnsi="Arial"/>
+                <w:rFonts w:ascii="Verdana" w:hAnsi="Verdana"/>
                 <w:b w:val="0"/>
                 <w:sz w:val="16"/>
               </w:rPr>
@@ -6605,7 +6665,7 @@
             <w:r/>
             <w:r>
               <w:rPr>
-                <w:rFonts w:ascii="Arial" w:hAnsi="Arial"/>
+                <w:rFonts w:ascii="Verdana" w:hAnsi="Verdana"/>
                 <w:b w:val="0"/>
                 <w:sz w:val="16"/>
               </w:rPr>
@@ -6621,7 +6681,7 @@
             <w:r/>
             <w:r>
               <w:rPr>
-                <w:rFonts w:ascii="Arial" w:hAnsi="Arial"/>
+                <w:rFonts w:ascii="Verdana" w:hAnsi="Verdana"/>
                 <w:b w:val="0"/>
                 <w:sz w:val="16"/>
               </w:rPr>
@@ -6638,7 +6698,7 @@
             <w:r/>
             <w:r>
               <w:rPr>
-                <w:rFonts w:ascii="Arial" w:hAnsi="Arial"/>
+                <w:rFonts w:ascii="Verdana" w:hAnsi="Verdana"/>
                 <w:b w:val="0"/>
                 <w:sz w:val="16"/>
               </w:rPr>
@@ -6654,7 +6714,7 @@
             <w:r/>
             <w:r>
               <w:rPr>
-                <w:rFonts w:ascii="Arial" w:hAnsi="Arial"/>
+                <w:rFonts w:ascii="Verdana" w:hAnsi="Verdana"/>
                 <w:b w:val="0"/>
                 <w:sz w:val="16"/>
               </w:rPr>
@@ -6670,7 +6730,7 @@
             <w:r/>
             <w:r>
               <w:rPr>
-                <w:rFonts w:ascii="Arial" w:hAnsi="Arial"/>
+                <w:rFonts w:ascii="Verdana" w:hAnsi="Verdana"/>
                 <w:b w:val="0"/>
                 <w:sz w:val="16"/>
               </w:rPr>
@@ -6687,7 +6747,7 @@
             <w:r/>
             <w:r>
               <w:rPr>
-                <w:rFonts w:ascii="Arial" w:hAnsi="Arial"/>
+                <w:rFonts w:ascii="Verdana" w:hAnsi="Verdana"/>
                 <w:b w:val="0"/>
                 <w:sz w:val="16"/>
               </w:rPr>
@@ -6703,7 +6763,7 @@
             <w:r/>
             <w:r>
               <w:rPr>
-                <w:rFonts w:ascii="Arial" w:hAnsi="Arial"/>
+                <w:rFonts w:ascii="Verdana" w:hAnsi="Verdana"/>
                 <w:b w:val="0"/>
                 <w:sz w:val="16"/>
               </w:rPr>
@@ -6719,7 +6779,7 @@
             <w:r/>
             <w:r>
               <w:rPr>
-                <w:rFonts w:ascii="Arial" w:hAnsi="Arial"/>
+                <w:rFonts w:ascii="Verdana" w:hAnsi="Verdana"/>
                 <w:b w:val="0"/>
                 <w:sz w:val="16"/>
               </w:rPr>
@@ -6736,7 +6796,7 @@
             <w:r/>
             <w:r>
               <w:rPr>
-                <w:rFonts w:ascii="Arial" w:hAnsi="Arial"/>
+                <w:rFonts w:ascii="Verdana" w:hAnsi="Verdana"/>
                 <w:b w:val="0"/>
                 <w:sz w:val="16"/>
               </w:rPr>
@@ -6752,7 +6812,7 @@
             <w:r/>
             <w:r>
               <w:rPr>
-                <w:rFonts w:ascii="Arial" w:hAnsi="Arial"/>
+                <w:rFonts w:ascii="Verdana" w:hAnsi="Verdana"/>
                 <w:b w:val="0"/>
                 <w:sz w:val="16"/>
               </w:rPr>
@@ -6768,7 +6828,7 @@
             <w:r/>
             <w:r>
               <w:rPr>
-                <w:rFonts w:ascii="Arial" w:hAnsi="Arial"/>
+                <w:rFonts w:ascii="Verdana" w:hAnsi="Verdana"/>
                 <w:b w:val="0"/>
                 <w:sz w:val="16"/>
               </w:rPr>
@@ -6785,7 +6845,7 @@
             <w:r/>
             <w:r>
               <w:rPr>
-                <w:rFonts w:ascii="Arial" w:hAnsi="Arial"/>
+                <w:rFonts w:ascii="Verdana" w:hAnsi="Verdana"/>
                 <w:b w:val="0"/>
                 <w:sz w:val="16"/>
               </w:rPr>
@@ -6801,7 +6861,7 @@
             <w:r/>
             <w:r>
               <w:rPr>
-                <w:rFonts w:ascii="Arial" w:hAnsi="Arial"/>
+                <w:rFonts w:ascii="Verdana" w:hAnsi="Verdana"/>
                 <w:b w:val="0"/>
                 <w:sz w:val="16"/>
               </w:rPr>
@@ -6817,7 +6877,7 @@
             <w:r/>
             <w:r>
               <w:rPr>
-                <w:rFonts w:ascii="Arial" w:hAnsi="Arial"/>
+                <w:rFonts w:ascii="Verdana" w:hAnsi="Verdana"/>
                 <w:b w:val="0"/>
                 <w:sz w:val="16"/>
               </w:rPr>
@@ -6834,7 +6894,7 @@
             <w:r/>
             <w:r>
               <w:rPr>
-                <w:rFonts w:ascii="Arial" w:hAnsi="Arial"/>
+                <w:rFonts w:ascii="Verdana" w:hAnsi="Verdana"/>
                 <w:b w:val="0"/>
                 <w:sz w:val="16"/>
               </w:rPr>
@@ -6850,7 +6910,7 @@
             <w:r/>
             <w:r>
               <w:rPr>
-                <w:rFonts w:ascii="Arial" w:hAnsi="Arial"/>
+                <w:rFonts w:ascii="Verdana" w:hAnsi="Verdana"/>
                 <w:b w:val="0"/>
                 <w:sz w:val="16"/>
               </w:rPr>
@@ -6866,7 +6926,7 @@
             <w:r/>
             <w:r>
               <w:rPr>
-                <w:rFonts w:ascii="Arial" w:hAnsi="Arial"/>
+                <w:rFonts w:ascii="Verdana" w:hAnsi="Verdana"/>
                 <w:b w:val="0"/>
                 <w:sz w:val="16"/>
               </w:rPr>
@@ -6883,7 +6943,7 @@
             <w:r/>
             <w:r>
               <w:rPr>
-                <w:rFonts w:ascii="Arial" w:hAnsi="Arial"/>
+                <w:rFonts w:ascii="Verdana" w:hAnsi="Verdana"/>
                 <w:b w:val="0"/>
                 <w:sz w:val="16"/>
               </w:rPr>
@@ -6899,7 +6959,7 @@
             <w:r/>
             <w:r>
               <w:rPr>
-                <w:rFonts w:ascii="Arial" w:hAnsi="Arial"/>
+                <w:rFonts w:ascii="Verdana" w:hAnsi="Verdana"/>
                 <w:b w:val="0"/>
                 <w:sz w:val="16"/>
               </w:rPr>
@@ -6915,7 +6975,7 @@
             <w:r/>
             <w:r>
               <w:rPr>
-                <w:rFonts w:ascii="Arial" w:hAnsi="Arial"/>
+                <w:rFonts w:ascii="Verdana" w:hAnsi="Verdana"/>
                 <w:b w:val="0"/>
                 <w:sz w:val="16"/>
               </w:rPr>
@@ -6932,7 +6992,7 @@
             <w:r/>
             <w:r>
               <w:rPr>
-                <w:rFonts w:ascii="Arial" w:hAnsi="Arial"/>
+                <w:rFonts w:ascii="Verdana" w:hAnsi="Verdana"/>
                 <w:b w:val="0"/>
                 <w:sz w:val="16"/>
               </w:rPr>
@@ -6948,7 +7008,7 @@
             <w:r/>
             <w:r>
               <w:rPr>
-                <w:rFonts w:ascii="Arial" w:hAnsi="Arial"/>
+                <w:rFonts w:ascii="Verdana" w:hAnsi="Verdana"/>
                 <w:b w:val="0"/>
                 <w:sz w:val="16"/>
               </w:rPr>
@@ -6964,7 +7024,7 @@
             <w:r/>
             <w:r>
               <w:rPr>
-                <w:rFonts w:ascii="Arial" w:hAnsi="Arial"/>
+                <w:rFonts w:ascii="Verdana" w:hAnsi="Verdana"/>
                 <w:b w:val="0"/>
                 <w:sz w:val="16"/>
               </w:rPr>
@@ -6981,7 +7041,7 @@
             <w:r/>
             <w:r>
               <w:rPr>
-                <w:rFonts w:ascii="Arial" w:hAnsi="Arial"/>
+                <w:rFonts w:ascii="Verdana" w:hAnsi="Verdana"/>
                 <w:b w:val="0"/>
                 <w:sz w:val="16"/>
               </w:rPr>
@@ -6997,7 +7057,7 @@
             <w:r/>
             <w:r>
               <w:rPr>
-                <w:rFonts w:ascii="Arial" w:hAnsi="Arial"/>
+                <w:rFonts w:ascii="Verdana" w:hAnsi="Verdana"/>
                 <w:b w:val="0"/>
                 <w:sz w:val="16"/>
               </w:rPr>
@@ -7013,7 +7073,7 @@
             <w:r/>
             <w:r>
               <w:rPr>
-                <w:rFonts w:ascii="Arial" w:hAnsi="Arial"/>
+                <w:rFonts w:ascii="Verdana" w:hAnsi="Verdana"/>
                 <w:b w:val="0"/>
                 <w:sz w:val="16"/>
               </w:rPr>
@@ -7030,7 +7090,7 @@
             <w:r/>
             <w:r>
               <w:rPr>
-                <w:rFonts w:ascii="Arial" w:hAnsi="Arial"/>
+                <w:rFonts w:ascii="Verdana" w:hAnsi="Verdana"/>
                 <w:b w:val="0"/>
                 <w:sz w:val="16"/>
               </w:rPr>
@@ -7046,7 +7106,7 @@
             <w:r/>
             <w:r>
               <w:rPr>
-                <w:rFonts w:ascii="Arial" w:hAnsi="Arial"/>
+                <w:rFonts w:ascii="Verdana" w:hAnsi="Verdana"/>
                 <w:b w:val="0"/>
                 <w:sz w:val="16"/>
               </w:rPr>
@@ -7062,7 +7122,7 @@
             <w:r/>
             <w:r>
               <w:rPr>
-                <w:rFonts w:ascii="Arial" w:hAnsi="Arial"/>
+                <w:rFonts w:ascii="Verdana" w:hAnsi="Verdana"/>
                 <w:b w:val="0"/>
                 <w:sz w:val="16"/>
               </w:rPr>
@@ -7079,7 +7139,7 @@
             <w:r/>
             <w:r>
               <w:rPr>
-                <w:rFonts w:ascii="Arial" w:hAnsi="Arial"/>
+                <w:rFonts w:ascii="Verdana" w:hAnsi="Verdana"/>
                 <w:b w:val="0"/>
                 <w:sz w:val="16"/>
               </w:rPr>
@@ -7095,7 +7155,7 @@
             <w:r/>
             <w:r>
               <w:rPr>
-                <w:rFonts w:ascii="Arial" w:hAnsi="Arial"/>
+                <w:rFonts w:ascii="Verdana" w:hAnsi="Verdana"/>
                 <w:b w:val="0"/>
                 <w:sz w:val="16"/>
               </w:rPr>
@@ -7111,7 +7171,7 @@
             <w:r/>
             <w:r>
               <w:rPr>
-                <w:rFonts w:ascii="Arial" w:hAnsi="Arial"/>
+                <w:rFonts w:ascii="Verdana" w:hAnsi="Verdana"/>
                 <w:b w:val="0"/>
                 <w:sz w:val="16"/>
               </w:rPr>
@@ -7128,7 +7188,7 @@
             <w:r/>
             <w:r>
               <w:rPr>
-                <w:rFonts w:ascii="Arial" w:hAnsi="Arial"/>
+                <w:rFonts w:ascii="Verdana" w:hAnsi="Verdana"/>
                 <w:b w:val="0"/>
                 <w:sz w:val="16"/>
               </w:rPr>
@@ -7144,7 +7204,7 @@
             <w:r/>
             <w:r>
               <w:rPr>
-                <w:rFonts w:ascii="Arial" w:hAnsi="Arial"/>
+                <w:rFonts w:ascii="Verdana" w:hAnsi="Verdana"/>
                 <w:b w:val="0"/>
                 <w:sz w:val="16"/>
               </w:rPr>
@@ -7160,7 +7220,7 @@
             <w:r/>
             <w:r>
               <w:rPr>
-                <w:rFonts w:ascii="Arial" w:hAnsi="Arial"/>
+                <w:rFonts w:ascii="Verdana" w:hAnsi="Verdana"/>
                 <w:b w:val="0"/>
                 <w:sz w:val="16"/>
               </w:rPr>
@@ -7177,7 +7237,7 @@
             <w:r/>
             <w:r>
               <w:rPr>
-                <w:rFonts w:ascii="Arial" w:hAnsi="Arial"/>
+                <w:rFonts w:ascii="Verdana" w:hAnsi="Verdana"/>
                 <w:b w:val="0"/>
                 <w:sz w:val="16"/>
               </w:rPr>
@@ -7193,7 +7253,7 @@
             <w:r/>
             <w:r>
               <w:rPr>
-                <w:rFonts w:ascii="Arial" w:hAnsi="Arial"/>
+                <w:rFonts w:ascii="Verdana" w:hAnsi="Verdana"/>
                 <w:b w:val="0"/>
                 <w:sz w:val="16"/>
               </w:rPr>
@@ -7209,7 +7269,7 @@
             <w:r/>
             <w:r>
               <w:rPr>
-                <w:rFonts w:ascii="Arial" w:hAnsi="Arial"/>
+                <w:rFonts w:ascii="Verdana" w:hAnsi="Verdana"/>
                 <w:b w:val="0"/>
                 <w:sz w:val="16"/>
               </w:rPr>
@@ -7226,7 +7286,7 @@
             <w:r/>
             <w:r>
               <w:rPr>
-                <w:rFonts w:ascii="Arial" w:hAnsi="Arial"/>
+                <w:rFonts w:ascii="Verdana" w:hAnsi="Verdana"/>
                 <w:b w:val="0"/>
                 <w:sz w:val="16"/>
               </w:rPr>
@@ -7242,7 +7302,7 @@
             <w:r/>
             <w:r>
               <w:rPr>
-                <w:rFonts w:ascii="Arial" w:hAnsi="Arial"/>
+                <w:rFonts w:ascii="Verdana" w:hAnsi="Verdana"/>
                 <w:b w:val="0"/>
                 <w:sz w:val="16"/>
               </w:rPr>
@@ -7258,7 +7318,7 @@
             <w:r/>
             <w:r>
               <w:rPr>
-                <w:rFonts w:ascii="Arial" w:hAnsi="Arial"/>
+                <w:rFonts w:ascii="Verdana" w:hAnsi="Verdana"/>
                 <w:b w:val="0"/>
                 <w:sz w:val="16"/>
               </w:rPr>
@@ -7275,7 +7335,7 @@
             <w:r/>
             <w:r>
               <w:rPr>
-                <w:rFonts w:ascii="Arial" w:hAnsi="Arial"/>
+                <w:rFonts w:ascii="Verdana" w:hAnsi="Verdana"/>
                 <w:b w:val="0"/>
                 <w:sz w:val="16"/>
               </w:rPr>
@@ -7291,7 +7351,7 @@
             <w:r/>
             <w:r>
               <w:rPr>
-                <w:rFonts w:ascii="Arial" w:hAnsi="Arial"/>
+                <w:rFonts w:ascii="Verdana" w:hAnsi="Verdana"/>
                 <w:b w:val="0"/>
                 <w:sz w:val="16"/>
               </w:rPr>
@@ -7307,7 +7367,7 @@
             <w:r/>
             <w:r>
               <w:rPr>
-                <w:rFonts w:ascii="Arial" w:hAnsi="Arial"/>
+                <w:rFonts w:ascii="Verdana" w:hAnsi="Verdana"/>
                 <w:b w:val="0"/>
                 <w:sz w:val="16"/>
               </w:rPr>
@@ -7324,7 +7384,7 @@
             <w:r/>
             <w:r>
               <w:rPr>
-                <w:rFonts w:ascii="Arial" w:hAnsi="Arial"/>
+                <w:rFonts w:ascii="Verdana" w:hAnsi="Verdana"/>
                 <w:b w:val="0"/>
                 <w:sz w:val="16"/>
               </w:rPr>
@@ -7340,7 +7400,7 @@
             <w:r/>
             <w:r>
               <w:rPr>
-                <w:rFonts w:ascii="Arial" w:hAnsi="Arial"/>
+                <w:rFonts w:ascii="Verdana" w:hAnsi="Verdana"/>
                 <w:b w:val="0"/>
                 <w:sz w:val="16"/>
               </w:rPr>
@@ -7356,7 +7416,7 @@
             <w:r/>
             <w:r>
               <w:rPr>
-                <w:rFonts w:ascii="Arial" w:hAnsi="Arial"/>
+                <w:rFonts w:ascii="Verdana" w:hAnsi="Verdana"/>
                 <w:b w:val="0"/>
                 <w:sz w:val="16"/>
               </w:rPr>
@@ -7373,7 +7433,7 @@
             <w:r/>
             <w:r>
               <w:rPr>
-                <w:rFonts w:ascii="Arial" w:hAnsi="Arial"/>
+                <w:rFonts w:ascii="Verdana" w:hAnsi="Verdana"/>
                 <w:b w:val="0"/>
                 <w:sz w:val="16"/>
               </w:rPr>
@@ -7389,7 +7449,7 @@
             <w:r/>
             <w:r>
               <w:rPr>
-                <w:rFonts w:ascii="Arial" w:hAnsi="Arial"/>
+                <w:rFonts w:ascii="Verdana" w:hAnsi="Verdana"/>
                 <w:b w:val="0"/>
                 <w:sz w:val="16"/>
               </w:rPr>
@@ -7405,7 +7465,7 @@
             <w:r/>
             <w:r>
               <w:rPr>
-                <w:rFonts w:ascii="Arial" w:hAnsi="Arial"/>
+                <w:rFonts w:ascii="Verdana" w:hAnsi="Verdana"/>
                 <w:b w:val="0"/>
                 <w:sz w:val="16"/>
               </w:rPr>
@@ -7418,7 +7478,7 @@
     <w:p>
       <w:r>
         <w:rPr>
-          <w:rFonts w:ascii="Arial" w:hAnsi="Arial"/>
+          <w:rFonts w:ascii="Verdana" w:hAnsi="Verdana"/>
           <w:b/>
           <w:sz w:val="18"/>
         </w:rPr>
@@ -7431,6 +7491,20 @@
         <w:tblW w:type="auto" w:w="0"/>
         <w:jc w:val="center"/>
         <w:tblLook w:firstColumn="1" w:firstRow="1" w:lastColumn="0" w:lastRow="0" w:noHBand="0" w:noVBand="1" w:val="04A0"/>
+        <w:tblBorders>
+          <w:top w:val="single" w:sz="4" w:space="0" w:color="595959"/>
+          <w:left w:val="single" w:sz="4" w:space="0" w:color="595959"/>
+          <w:bottom w:val="single" w:sz="4" w:space="0" w:color="595959"/>
+          <w:right w:val="single" w:sz="4" w:space="0" w:color="595959"/>
+          <w:insideH w:val="single" w:sz="4" w:space="0" w:color="595959"/>
+          <w:insideV w:val="single" w:sz="4" w:space="0" w:color="595959"/>
+        </w:tblBorders>
+        <w:tblCellMar>
+          <w:top w:w="85" w:type="dxa"/>
+          <w:left w:w="85" w:type="dxa"/>
+          <w:bottom w:w="85" w:type="dxa"/>
+          <w:right w:w="85" w:type="dxa"/>
+        </w:tblCellMar>
       </w:tblPr>
       <w:tblGrid>
         <w:gridCol w:w="5046"/>
@@ -7440,61 +7514,52 @@
       <w:tr>
         <w:tc>
           <w:tcPr>
-            <w:tcW w:type="dxa" w:w="5046"/>
-            <w:shd w:val="clear" w:color="auto" w:fill="D9E2F3"/>
-          </w:tcPr>
-          <w:p>
-            <w:pPr>
-              <w:jc w:val="center"/>
-            </w:pPr>
-            <w:r/>
-            <w:r>
-              <w:rPr>
-                <w:rFonts w:ascii="Arial" w:hAnsi="Arial"/>
-                <w:b/>
-                <w:sz w:val="16"/>
-              </w:rPr>
-              <w:t>Code Figure</w:t>
-            </w:r>
-          </w:p>
-        </w:tc>
-        <w:tc>
-          <w:tcPr>
-            <w:tcW w:type="dxa" w:w="5046"/>
-            <w:shd w:val="clear" w:color="auto" w:fill="D9E2F3"/>
-          </w:tcPr>
-          <w:p>
-            <w:pPr>
-              <w:jc w:val="center"/>
-            </w:pPr>
-            <w:r/>
-            <w:r>
-              <w:rPr>
-                <w:rFonts w:ascii="Arial" w:hAnsi="Arial"/>
-                <w:b/>
-                <w:sz w:val="16"/>
-              </w:rPr>
-              <w:t>Entry Name</w:t>
-            </w:r>
-          </w:p>
-        </w:tc>
-        <w:tc>
-          <w:tcPr>
-            <w:tcW w:type="dxa" w:w="5046"/>
-            <w:shd w:val="clear" w:color="auto" w:fill="D9E2F3"/>
-          </w:tcPr>
-          <w:p>
-            <w:pPr>
-              <w:jc w:val="center"/>
-            </w:pPr>
-            <w:r/>
-            <w:r>
-              <w:rPr>
-                <w:rFonts w:ascii="Arial" w:hAnsi="Arial"/>
-                <w:b/>
-                <w:sz w:val="16"/>
-              </w:rPr>
-              <w:t>Note</w:t>
+            <w:tcW w:type="dxa" w:w="1134"/>
+            <w:shd w:val="clear" w:color="auto" w:fill="D9D9D9"/>
+          </w:tcPr>
+          <w:p>
+            <w:r/>
+            <w:r>
+              <w:rPr>
+                <w:rFonts w:ascii="Verdana" w:hAnsi="Verdana"/>
+                <w:b w:val="0"/>
+                <w:sz w:val="16"/>
+              </w:rPr>
+              <w:t>CODE FIGURE</w:t>
+            </w:r>
+          </w:p>
+        </w:tc>
+        <w:tc>
+          <w:tcPr>
+            <w:tcW w:type="dxa" w:w="5046"/>
+            <w:shd w:val="clear" w:color="auto" w:fill="D9D9D9"/>
+          </w:tcPr>
+          <w:p>
+            <w:r/>
+            <w:r>
+              <w:rPr>
+                <w:rFonts w:ascii="Verdana" w:hAnsi="Verdana"/>
+                <w:b w:val="0"/>
+                <w:sz w:val="16"/>
+              </w:rPr>
+              <w:t>ENTRY NAME</w:t>
+            </w:r>
+          </w:p>
+        </w:tc>
+        <w:tc>
+          <w:tcPr>
+            <w:tcW w:type="dxa" w:w="5046"/>
+            <w:shd w:val="clear" w:color="auto" w:fill="D9D9D9"/>
+          </w:tcPr>
+          <w:p>
+            <w:r/>
+            <w:r>
+              <w:rPr>
+                <w:rFonts w:ascii="Verdana" w:hAnsi="Verdana"/>
+                <w:b w:val="0"/>
+                <w:sz w:val="16"/>
+              </w:rPr>
+              <w:t>NOTE</w:t>
             </w:r>
           </w:p>
         </w:tc>
@@ -7508,7 +7573,7 @@
             <w:r/>
             <w:r>
               <w:rPr>
-                <w:rFonts w:ascii="Arial" w:hAnsi="Arial"/>
+                <w:rFonts w:ascii="Verdana" w:hAnsi="Verdana"/>
                 <w:b w:val="0"/>
                 <w:sz w:val="16"/>
               </w:rPr>
@@ -7524,7 +7589,7 @@
             <w:r/>
             <w:r>
               <w:rPr>
-                <w:rFonts w:ascii="Arial" w:hAnsi="Arial"/>
+                <w:rFonts w:ascii="Verdana" w:hAnsi="Verdana"/>
                 <w:b w:val="0"/>
                 <w:sz w:val="16"/>
               </w:rPr>
@@ -7540,7 +7605,7 @@
             <w:r/>
             <w:r>
               <w:rPr>
-                <w:rFonts w:ascii="Arial" w:hAnsi="Arial"/>
+                <w:rFonts w:ascii="Verdana" w:hAnsi="Verdana"/>
                 <w:b w:val="0"/>
                 <w:sz w:val="16"/>
               </w:rPr>
@@ -7557,7 +7622,7 @@
             <w:r/>
             <w:r>
               <w:rPr>
-                <w:rFonts w:ascii="Arial" w:hAnsi="Arial"/>
+                <w:rFonts w:ascii="Verdana" w:hAnsi="Verdana"/>
                 <w:b w:val="0"/>
                 <w:sz w:val="16"/>
               </w:rPr>
@@ -7573,7 +7638,7 @@
             <w:r/>
             <w:r>
               <w:rPr>
-                <w:rFonts w:ascii="Arial" w:hAnsi="Arial"/>
+                <w:rFonts w:ascii="Verdana" w:hAnsi="Verdana"/>
                 <w:b w:val="0"/>
                 <w:sz w:val="16"/>
               </w:rPr>
@@ -7589,7 +7654,7 @@
             <w:r/>
             <w:r>
               <w:rPr>
-                <w:rFonts w:ascii="Arial" w:hAnsi="Arial"/>
+                <w:rFonts w:ascii="Verdana" w:hAnsi="Verdana"/>
                 <w:b w:val="0"/>
                 <w:sz w:val="16"/>
               </w:rPr>
@@ -7606,7 +7671,7 @@
             <w:r/>
             <w:r>
               <w:rPr>
-                <w:rFonts w:ascii="Arial" w:hAnsi="Arial"/>
+                <w:rFonts w:ascii="Verdana" w:hAnsi="Verdana"/>
                 <w:b w:val="0"/>
                 <w:sz w:val="16"/>
               </w:rPr>
@@ -7622,7 +7687,7 @@
             <w:r/>
             <w:r>
               <w:rPr>
-                <w:rFonts w:ascii="Arial" w:hAnsi="Arial"/>
+                <w:rFonts w:ascii="Verdana" w:hAnsi="Verdana"/>
                 <w:b w:val="0"/>
                 <w:sz w:val="16"/>
               </w:rPr>
@@ -7638,7 +7703,7 @@
             <w:r/>
             <w:r>
               <w:rPr>
-                <w:rFonts w:ascii="Arial" w:hAnsi="Arial"/>
+                <w:rFonts w:ascii="Verdana" w:hAnsi="Verdana"/>
                 <w:b w:val="0"/>
                 <w:sz w:val="16"/>
               </w:rPr>
@@ -7655,7 +7720,7 @@
             <w:r/>
             <w:r>
               <w:rPr>
-                <w:rFonts w:ascii="Arial" w:hAnsi="Arial"/>
+                <w:rFonts w:ascii="Verdana" w:hAnsi="Verdana"/>
                 <w:b w:val="0"/>
                 <w:sz w:val="16"/>
               </w:rPr>
@@ -7671,7 +7736,7 @@
             <w:r/>
             <w:r>
               <w:rPr>
-                <w:rFonts w:ascii="Arial" w:hAnsi="Arial"/>
+                <w:rFonts w:ascii="Verdana" w:hAnsi="Verdana"/>
                 <w:b w:val="0"/>
                 <w:sz w:val="16"/>
               </w:rPr>
@@ -7687,7 +7752,7 @@
             <w:r/>
             <w:r>
               <w:rPr>
-                <w:rFonts w:ascii="Arial" w:hAnsi="Arial"/>
+                <w:rFonts w:ascii="Verdana" w:hAnsi="Verdana"/>
                 <w:b w:val="0"/>
                 <w:sz w:val="16"/>
               </w:rPr>
@@ -7704,7 +7769,7 @@
             <w:r/>
             <w:r>
               <w:rPr>
-                <w:rFonts w:ascii="Arial" w:hAnsi="Arial"/>
+                <w:rFonts w:ascii="Verdana" w:hAnsi="Verdana"/>
                 <w:b w:val="0"/>
                 <w:sz w:val="16"/>
               </w:rPr>
@@ -7720,7 +7785,7 @@
             <w:r/>
             <w:r>
               <w:rPr>
-                <w:rFonts w:ascii="Arial" w:hAnsi="Arial"/>
+                <w:rFonts w:ascii="Verdana" w:hAnsi="Verdana"/>
                 <w:b w:val="0"/>
                 <w:sz w:val="16"/>
               </w:rPr>
@@ -7736,7 +7801,7 @@
             <w:r/>
             <w:r>
               <w:rPr>
-                <w:rFonts w:ascii="Arial" w:hAnsi="Arial"/>
+                <w:rFonts w:ascii="Verdana" w:hAnsi="Verdana"/>
                 <w:b w:val="0"/>
                 <w:sz w:val="16"/>
               </w:rPr>
@@ -7753,7 +7818,7 @@
             <w:r/>
             <w:r>
               <w:rPr>
-                <w:rFonts w:ascii="Arial" w:hAnsi="Arial"/>
+                <w:rFonts w:ascii="Verdana" w:hAnsi="Verdana"/>
                 <w:b w:val="0"/>
                 <w:sz w:val="16"/>
               </w:rPr>
@@ -7769,7 +7834,7 @@
             <w:r/>
             <w:r>
               <w:rPr>
-                <w:rFonts w:ascii="Arial" w:hAnsi="Arial"/>
+                <w:rFonts w:ascii="Verdana" w:hAnsi="Verdana"/>
                 <w:b w:val="0"/>
                 <w:sz w:val="16"/>
               </w:rPr>
@@ -7785,7 +7850,7 @@
             <w:r/>
             <w:r>
               <w:rPr>
-                <w:rFonts w:ascii="Arial" w:hAnsi="Arial"/>
+                <w:rFonts w:ascii="Verdana" w:hAnsi="Verdana"/>
                 <w:b w:val="0"/>
                 <w:sz w:val="16"/>
               </w:rPr>
@@ -7802,7 +7867,7 @@
             <w:r/>
             <w:r>
               <w:rPr>
-                <w:rFonts w:ascii="Arial" w:hAnsi="Arial"/>
+                <w:rFonts w:ascii="Verdana" w:hAnsi="Verdana"/>
                 <w:b w:val="0"/>
                 <w:sz w:val="16"/>
               </w:rPr>
@@ -7818,7 +7883,7 @@
             <w:r/>
             <w:r>
               <w:rPr>
-                <w:rFonts w:ascii="Arial" w:hAnsi="Arial"/>
+                <w:rFonts w:ascii="Verdana" w:hAnsi="Verdana"/>
                 <w:b w:val="0"/>
                 <w:sz w:val="16"/>
               </w:rPr>
@@ -7834,7 +7899,7 @@
             <w:r/>
             <w:r>
               <w:rPr>
-                <w:rFonts w:ascii="Arial" w:hAnsi="Arial"/>
+                <w:rFonts w:ascii="Verdana" w:hAnsi="Verdana"/>
                 <w:b w:val="0"/>
                 <w:sz w:val="16"/>
               </w:rPr>
@@ -7851,7 +7916,7 @@
             <w:r/>
             <w:r>
               <w:rPr>
-                <w:rFonts w:ascii="Arial" w:hAnsi="Arial"/>
+                <w:rFonts w:ascii="Verdana" w:hAnsi="Verdana"/>
                 <w:b w:val="0"/>
                 <w:sz w:val="16"/>
               </w:rPr>
@@ -7867,7 +7932,7 @@
             <w:r/>
             <w:r>
               <w:rPr>
-                <w:rFonts w:ascii="Arial" w:hAnsi="Arial"/>
+                <w:rFonts w:ascii="Verdana" w:hAnsi="Verdana"/>
                 <w:b w:val="0"/>
                 <w:sz w:val="16"/>
               </w:rPr>
@@ -7883,7 +7948,7 @@
             <w:r/>
             <w:r>
               <w:rPr>
-                <w:rFonts w:ascii="Arial" w:hAnsi="Arial"/>
+                <w:rFonts w:ascii="Verdana" w:hAnsi="Verdana"/>
                 <w:b w:val="0"/>
                 <w:sz w:val="16"/>
               </w:rPr>
@@ -7900,7 +7965,7 @@
             <w:r/>
             <w:r>
               <w:rPr>
-                <w:rFonts w:ascii="Arial" w:hAnsi="Arial"/>
+                <w:rFonts w:ascii="Verdana" w:hAnsi="Verdana"/>
                 <w:b w:val="0"/>
                 <w:sz w:val="16"/>
               </w:rPr>
@@ -7916,7 +7981,7 @@
             <w:r/>
             <w:r>
               <w:rPr>
-                <w:rFonts w:ascii="Arial" w:hAnsi="Arial"/>
+                <w:rFonts w:ascii="Verdana" w:hAnsi="Verdana"/>
                 <w:b w:val="0"/>
                 <w:sz w:val="16"/>
               </w:rPr>
@@ -7932,7 +7997,7 @@
             <w:r/>
             <w:r>
               <w:rPr>
-                <w:rFonts w:ascii="Arial" w:hAnsi="Arial"/>
+                <w:rFonts w:ascii="Verdana" w:hAnsi="Verdana"/>
                 <w:b w:val="0"/>
                 <w:sz w:val="16"/>
               </w:rPr>
@@ -7949,7 +8014,7 @@
             <w:r/>
             <w:r>
               <w:rPr>
-                <w:rFonts w:ascii="Arial" w:hAnsi="Arial"/>
+                <w:rFonts w:ascii="Verdana" w:hAnsi="Verdana"/>
                 <w:b w:val="0"/>
                 <w:sz w:val="16"/>
               </w:rPr>
@@ -7965,7 +8030,7 @@
             <w:r/>
             <w:r>
               <w:rPr>
-                <w:rFonts w:ascii="Arial" w:hAnsi="Arial"/>
+                <w:rFonts w:ascii="Verdana" w:hAnsi="Verdana"/>
                 <w:b w:val="0"/>
                 <w:sz w:val="16"/>
               </w:rPr>
@@ -7981,7 +8046,7 @@
             <w:r/>
             <w:r>
               <w:rPr>
-                <w:rFonts w:ascii="Arial" w:hAnsi="Arial"/>
+                <w:rFonts w:ascii="Verdana" w:hAnsi="Verdana"/>
                 <w:b w:val="0"/>
                 <w:sz w:val="16"/>
               </w:rPr>
@@ -7998,7 +8063,7 @@
             <w:r/>
             <w:r>
               <w:rPr>
-                <w:rFonts w:ascii="Arial" w:hAnsi="Arial"/>
+                <w:rFonts w:ascii="Verdana" w:hAnsi="Verdana"/>
                 <w:b w:val="0"/>
                 <w:sz w:val="16"/>
               </w:rPr>
@@ -8014,7 +8079,7 @@
             <w:r/>
             <w:r>
               <w:rPr>
-                <w:rFonts w:ascii="Arial" w:hAnsi="Arial"/>
+                <w:rFonts w:ascii="Verdana" w:hAnsi="Verdana"/>
                 <w:b w:val="0"/>
                 <w:sz w:val="16"/>
               </w:rPr>
@@ -8030,7 +8095,7 @@
             <w:r/>
             <w:r>
               <w:rPr>
-                <w:rFonts w:ascii="Arial" w:hAnsi="Arial"/>
+                <w:rFonts w:ascii="Verdana" w:hAnsi="Verdana"/>
                 <w:b w:val="0"/>
                 <w:sz w:val="16"/>
               </w:rPr>
@@ -8047,7 +8112,7 @@
             <w:r/>
             <w:r>
               <w:rPr>
-                <w:rFonts w:ascii="Arial" w:hAnsi="Arial"/>
+                <w:rFonts w:ascii="Verdana" w:hAnsi="Verdana"/>
                 <w:b w:val="0"/>
                 <w:sz w:val="16"/>
               </w:rPr>
@@ -8063,7 +8128,7 @@
             <w:r/>
             <w:r>
               <w:rPr>
-                <w:rFonts w:ascii="Arial" w:hAnsi="Arial"/>
+                <w:rFonts w:ascii="Verdana" w:hAnsi="Verdana"/>
                 <w:b w:val="0"/>
                 <w:sz w:val="16"/>
               </w:rPr>
@@ -8079,7 +8144,7 @@
             <w:r/>
             <w:r>
               <w:rPr>
-                <w:rFonts w:ascii="Arial" w:hAnsi="Arial"/>
+                <w:rFonts w:ascii="Verdana" w:hAnsi="Verdana"/>
                 <w:b w:val="0"/>
                 <w:sz w:val="16"/>
               </w:rPr>
@@ -8096,7 +8161,7 @@
             <w:r/>
             <w:r>
               <w:rPr>
-                <w:rFonts w:ascii="Arial" w:hAnsi="Arial"/>
+                <w:rFonts w:ascii="Verdana" w:hAnsi="Verdana"/>
                 <w:b w:val="0"/>
                 <w:sz w:val="16"/>
               </w:rPr>
@@ -8112,7 +8177,7 @@
             <w:r/>
             <w:r>
               <w:rPr>
-                <w:rFonts w:ascii="Arial" w:hAnsi="Arial"/>
+                <w:rFonts w:ascii="Verdana" w:hAnsi="Verdana"/>
                 <w:b w:val="0"/>
                 <w:sz w:val="16"/>
               </w:rPr>
@@ -8128,7 +8193,7 @@
             <w:r/>
             <w:r>
               <w:rPr>
-                <w:rFonts w:ascii="Arial" w:hAnsi="Arial"/>
+                <w:rFonts w:ascii="Verdana" w:hAnsi="Verdana"/>
                 <w:b w:val="0"/>
                 <w:sz w:val="16"/>
               </w:rPr>
@@ -8145,7 +8210,7 @@
             <w:r/>
             <w:r>
               <w:rPr>
-                <w:rFonts w:ascii="Arial" w:hAnsi="Arial"/>
+                <w:rFonts w:ascii="Verdana" w:hAnsi="Verdana"/>
                 <w:b w:val="0"/>
                 <w:sz w:val="16"/>
               </w:rPr>
@@ -8161,7 +8226,7 @@
             <w:r/>
             <w:r>
               <w:rPr>
-                <w:rFonts w:ascii="Arial" w:hAnsi="Arial"/>
+                <w:rFonts w:ascii="Verdana" w:hAnsi="Verdana"/>
                 <w:b w:val="0"/>
                 <w:sz w:val="16"/>
               </w:rPr>
@@ -8177,7 +8242,7 @@
             <w:r/>
             <w:r>
               <w:rPr>
-                <w:rFonts w:ascii="Arial" w:hAnsi="Arial"/>
+                <w:rFonts w:ascii="Verdana" w:hAnsi="Verdana"/>
                 <w:b w:val="0"/>
                 <w:sz w:val="16"/>
               </w:rPr>
@@ -8194,7 +8259,7 @@
             <w:r/>
             <w:r>
               <w:rPr>
-                <w:rFonts w:ascii="Arial" w:hAnsi="Arial"/>
+                <w:rFonts w:ascii="Verdana" w:hAnsi="Verdana"/>
                 <w:b w:val="0"/>
                 <w:sz w:val="16"/>
               </w:rPr>
@@ -8210,7 +8275,7 @@
             <w:r/>
             <w:r>
               <w:rPr>
-                <w:rFonts w:ascii="Arial" w:hAnsi="Arial"/>
+                <w:rFonts w:ascii="Verdana" w:hAnsi="Verdana"/>
                 <w:b w:val="0"/>
                 <w:sz w:val="16"/>
               </w:rPr>
@@ -8226,7 +8291,7 @@
             <w:r/>
             <w:r>
               <w:rPr>
-                <w:rFonts w:ascii="Arial" w:hAnsi="Arial"/>
+                <w:rFonts w:ascii="Verdana" w:hAnsi="Verdana"/>
                 <w:b w:val="0"/>
                 <w:sz w:val="16"/>
               </w:rPr>
@@ -8243,7 +8308,7 @@
             <w:r/>
             <w:r>
               <w:rPr>
-                <w:rFonts w:ascii="Arial" w:hAnsi="Arial"/>
+                <w:rFonts w:ascii="Verdana" w:hAnsi="Verdana"/>
                 <w:b w:val="0"/>
                 <w:sz w:val="16"/>
               </w:rPr>
@@ -8259,7 +8324,7 @@
             <w:r/>
             <w:r>
               <w:rPr>
-                <w:rFonts w:ascii="Arial" w:hAnsi="Arial"/>
+                <w:rFonts w:ascii="Verdana" w:hAnsi="Verdana"/>
                 <w:b w:val="0"/>
                 <w:sz w:val="16"/>
               </w:rPr>
@@ -8275,7 +8340,7 @@
             <w:r/>
             <w:r>
               <w:rPr>
-                <w:rFonts w:ascii="Arial" w:hAnsi="Arial"/>
+                <w:rFonts w:ascii="Verdana" w:hAnsi="Verdana"/>
                 <w:b w:val="0"/>
                 <w:sz w:val="16"/>
               </w:rPr>
@@ -8288,7 +8353,7 @@
     <w:p>
       <w:r>
         <w:rPr>
-          <w:rFonts w:ascii="Arial" w:hAnsi="Arial"/>
+          <w:rFonts w:ascii="Verdana" w:hAnsi="Verdana"/>
           <w:b/>
           <w:sz w:val="18"/>
         </w:rPr>
@@ -8301,6 +8366,20 @@
         <w:tblW w:type="auto" w:w="0"/>
         <w:jc w:val="center"/>
         <w:tblLook w:firstColumn="1" w:firstRow="1" w:lastColumn="0" w:lastRow="0" w:noHBand="0" w:noVBand="1" w:val="04A0"/>
+        <w:tblBorders>
+          <w:top w:val="single" w:sz="4" w:space="0" w:color="595959"/>
+          <w:left w:val="single" w:sz="4" w:space="0" w:color="595959"/>
+          <w:bottom w:val="single" w:sz="4" w:space="0" w:color="595959"/>
+          <w:right w:val="single" w:sz="4" w:space="0" w:color="595959"/>
+          <w:insideH w:val="single" w:sz="4" w:space="0" w:color="595959"/>
+          <w:insideV w:val="single" w:sz="4" w:space="0" w:color="595959"/>
+        </w:tblBorders>
+        <w:tblCellMar>
+          <w:top w:w="85" w:type="dxa"/>
+          <w:left w:w="85" w:type="dxa"/>
+          <w:bottom w:w="85" w:type="dxa"/>
+          <w:right w:w="85" w:type="dxa"/>
+        </w:tblCellMar>
       </w:tblPr>
       <w:tblGrid>
         <w:gridCol w:w="5046"/>
@@ -8310,61 +8389,52 @@
       <w:tr>
         <w:tc>
           <w:tcPr>
-            <w:tcW w:type="dxa" w:w="5046"/>
-            <w:shd w:val="clear" w:color="auto" w:fill="D9E2F3"/>
-          </w:tcPr>
-          <w:p>
-            <w:pPr>
-              <w:jc w:val="center"/>
-            </w:pPr>
-            <w:r/>
-            <w:r>
-              <w:rPr>
-                <w:rFonts w:ascii="Arial" w:hAnsi="Arial"/>
-                <w:b/>
-                <w:sz w:val="16"/>
-              </w:rPr>
-              <w:t>Code Figure</w:t>
-            </w:r>
-          </w:p>
-        </w:tc>
-        <w:tc>
-          <w:tcPr>
-            <w:tcW w:type="dxa" w:w="5046"/>
-            <w:shd w:val="clear" w:color="auto" w:fill="D9E2F3"/>
-          </w:tcPr>
-          <w:p>
-            <w:pPr>
-              <w:jc w:val="center"/>
-            </w:pPr>
-            <w:r/>
-            <w:r>
-              <w:rPr>
-                <w:rFonts w:ascii="Arial" w:hAnsi="Arial"/>
-                <w:b/>
-                <w:sz w:val="16"/>
-              </w:rPr>
-              <w:t>Entry Name</w:t>
-            </w:r>
-          </w:p>
-        </w:tc>
-        <w:tc>
-          <w:tcPr>
-            <w:tcW w:type="dxa" w:w="5046"/>
-            <w:shd w:val="clear" w:color="auto" w:fill="D9E2F3"/>
-          </w:tcPr>
-          <w:p>
-            <w:pPr>
-              <w:jc w:val="center"/>
-            </w:pPr>
-            <w:r/>
-            <w:r>
-              <w:rPr>
-                <w:rFonts w:ascii="Arial" w:hAnsi="Arial"/>
-                <w:b/>
-                <w:sz w:val="16"/>
-              </w:rPr>
-              <w:t>Note</w:t>
+            <w:tcW w:type="dxa" w:w="1134"/>
+            <w:shd w:val="clear" w:color="auto" w:fill="D9D9D9"/>
+          </w:tcPr>
+          <w:p>
+            <w:r/>
+            <w:r>
+              <w:rPr>
+                <w:rFonts w:ascii="Verdana" w:hAnsi="Verdana"/>
+                <w:b w:val="0"/>
+                <w:sz w:val="16"/>
+              </w:rPr>
+              <w:t>CODE FIGURE</w:t>
+            </w:r>
+          </w:p>
+        </w:tc>
+        <w:tc>
+          <w:tcPr>
+            <w:tcW w:type="dxa" w:w="5046"/>
+            <w:shd w:val="clear" w:color="auto" w:fill="D9D9D9"/>
+          </w:tcPr>
+          <w:p>
+            <w:r/>
+            <w:r>
+              <w:rPr>
+                <w:rFonts w:ascii="Verdana" w:hAnsi="Verdana"/>
+                <w:b w:val="0"/>
+                <w:sz w:val="16"/>
+              </w:rPr>
+              <w:t>ENTRY NAME</w:t>
+            </w:r>
+          </w:p>
+        </w:tc>
+        <w:tc>
+          <w:tcPr>
+            <w:tcW w:type="dxa" w:w="5046"/>
+            <w:shd w:val="clear" w:color="auto" w:fill="D9D9D9"/>
+          </w:tcPr>
+          <w:p>
+            <w:r/>
+            <w:r>
+              <w:rPr>
+                <w:rFonts w:ascii="Verdana" w:hAnsi="Verdana"/>
+                <w:b w:val="0"/>
+                <w:sz w:val="16"/>
+              </w:rPr>
+              <w:t>NOTE</w:t>
             </w:r>
           </w:p>
         </w:tc>
@@ -8378,7 +8448,7 @@
             <w:r/>
             <w:r>
               <w:rPr>
-                <w:rFonts w:ascii="Arial" w:hAnsi="Arial"/>
+                <w:rFonts w:ascii="Verdana" w:hAnsi="Verdana"/>
                 <w:b w:val="0"/>
                 <w:sz w:val="16"/>
               </w:rPr>
@@ -8394,7 +8464,7 @@
             <w:r/>
             <w:r>
               <w:rPr>
-                <w:rFonts w:ascii="Arial" w:hAnsi="Arial"/>
+                <w:rFonts w:ascii="Verdana" w:hAnsi="Verdana"/>
                 <w:b w:val="0"/>
                 <w:sz w:val="16"/>
               </w:rPr>
@@ -8410,7 +8480,7 @@
             <w:r/>
             <w:r>
               <w:rPr>
-                <w:rFonts w:ascii="Arial" w:hAnsi="Arial"/>
+                <w:rFonts w:ascii="Verdana" w:hAnsi="Verdana"/>
                 <w:b w:val="0"/>
                 <w:sz w:val="16"/>
               </w:rPr>
@@ -8427,7 +8497,7 @@
             <w:r/>
             <w:r>
               <w:rPr>
-                <w:rFonts w:ascii="Arial" w:hAnsi="Arial"/>
+                <w:rFonts w:ascii="Verdana" w:hAnsi="Verdana"/>
                 <w:b w:val="0"/>
                 <w:sz w:val="16"/>
               </w:rPr>
@@ -8443,7 +8513,7 @@
             <w:r/>
             <w:r>
               <w:rPr>
-                <w:rFonts w:ascii="Arial" w:hAnsi="Arial"/>
+                <w:rFonts w:ascii="Verdana" w:hAnsi="Verdana"/>
                 <w:b w:val="0"/>
                 <w:sz w:val="16"/>
               </w:rPr>
@@ -8459,7 +8529,7 @@
             <w:r/>
             <w:r>
               <w:rPr>
-                <w:rFonts w:ascii="Arial" w:hAnsi="Arial"/>
+                <w:rFonts w:ascii="Verdana" w:hAnsi="Verdana"/>
                 <w:b w:val="0"/>
                 <w:sz w:val="16"/>
               </w:rPr>
@@ -8472,7 +8542,7 @@
     <w:p>
       <w:r>
         <w:rPr>
-          <w:rFonts w:ascii="Arial" w:hAnsi="Arial"/>
+          <w:rFonts w:ascii="Verdana" w:hAnsi="Verdana"/>
           <w:b/>
           <w:sz w:val="18"/>
         </w:rPr>
@@ -8485,6 +8555,20 @@
         <w:tblW w:type="auto" w:w="0"/>
         <w:jc w:val="center"/>
         <w:tblLook w:firstColumn="1" w:firstRow="1" w:lastColumn="0" w:lastRow="0" w:noHBand="0" w:noVBand="1" w:val="04A0"/>
+        <w:tblBorders>
+          <w:top w:val="single" w:sz="4" w:space="0" w:color="595959"/>
+          <w:left w:val="single" w:sz="4" w:space="0" w:color="595959"/>
+          <w:bottom w:val="single" w:sz="4" w:space="0" w:color="595959"/>
+          <w:right w:val="single" w:sz="4" w:space="0" w:color="595959"/>
+          <w:insideH w:val="single" w:sz="4" w:space="0" w:color="595959"/>
+          <w:insideV w:val="single" w:sz="4" w:space="0" w:color="595959"/>
+        </w:tblBorders>
+        <w:tblCellMar>
+          <w:top w:w="85" w:type="dxa"/>
+          <w:left w:w="85" w:type="dxa"/>
+          <w:bottom w:w="85" w:type="dxa"/>
+          <w:right w:w="85" w:type="dxa"/>
+        </w:tblCellMar>
       </w:tblPr>
       <w:tblGrid>
         <w:gridCol w:w="5046"/>
@@ -8494,61 +8578,52 @@
       <w:tr>
         <w:tc>
           <w:tcPr>
-            <w:tcW w:type="dxa" w:w="5046"/>
-            <w:shd w:val="clear" w:color="auto" w:fill="D9E2F3"/>
-          </w:tcPr>
-          <w:p>
-            <w:pPr>
-              <w:jc w:val="center"/>
-            </w:pPr>
-            <w:r/>
-            <w:r>
-              <w:rPr>
-                <w:rFonts w:ascii="Arial" w:hAnsi="Arial"/>
-                <w:b/>
-                <w:sz w:val="16"/>
-              </w:rPr>
-              <w:t>Code Figure</w:t>
-            </w:r>
-          </w:p>
-        </w:tc>
-        <w:tc>
-          <w:tcPr>
-            <w:tcW w:type="dxa" w:w="5046"/>
-            <w:shd w:val="clear" w:color="auto" w:fill="D9E2F3"/>
-          </w:tcPr>
-          <w:p>
-            <w:pPr>
-              <w:jc w:val="center"/>
-            </w:pPr>
-            <w:r/>
-            <w:r>
-              <w:rPr>
-                <w:rFonts w:ascii="Arial" w:hAnsi="Arial"/>
-                <w:b/>
-                <w:sz w:val="16"/>
-              </w:rPr>
-              <w:t>Entry Name</w:t>
-            </w:r>
-          </w:p>
-        </w:tc>
-        <w:tc>
-          <w:tcPr>
-            <w:tcW w:type="dxa" w:w="5046"/>
-            <w:shd w:val="clear" w:color="auto" w:fill="D9E2F3"/>
-          </w:tcPr>
-          <w:p>
-            <w:pPr>
-              <w:jc w:val="center"/>
-            </w:pPr>
-            <w:r/>
-            <w:r>
-              <w:rPr>
-                <w:rFonts w:ascii="Arial" w:hAnsi="Arial"/>
-                <w:b/>
-                <w:sz w:val="16"/>
-              </w:rPr>
-              <w:t>Note</w:t>
+            <w:tcW w:type="dxa" w:w="1134"/>
+            <w:shd w:val="clear" w:color="auto" w:fill="D9D9D9"/>
+          </w:tcPr>
+          <w:p>
+            <w:r/>
+            <w:r>
+              <w:rPr>
+                <w:rFonts w:ascii="Verdana" w:hAnsi="Verdana"/>
+                <w:b w:val="0"/>
+                <w:sz w:val="16"/>
+              </w:rPr>
+              <w:t>CODE FIGURE</w:t>
+            </w:r>
+          </w:p>
+        </w:tc>
+        <w:tc>
+          <w:tcPr>
+            <w:tcW w:type="dxa" w:w="5046"/>
+            <w:shd w:val="clear" w:color="auto" w:fill="D9D9D9"/>
+          </w:tcPr>
+          <w:p>
+            <w:r/>
+            <w:r>
+              <w:rPr>
+                <w:rFonts w:ascii="Verdana" w:hAnsi="Verdana"/>
+                <w:b w:val="0"/>
+                <w:sz w:val="16"/>
+              </w:rPr>
+              <w:t>ENTRY NAME</w:t>
+            </w:r>
+          </w:p>
+        </w:tc>
+        <w:tc>
+          <w:tcPr>
+            <w:tcW w:type="dxa" w:w="5046"/>
+            <w:shd w:val="clear" w:color="auto" w:fill="D9D9D9"/>
+          </w:tcPr>
+          <w:p>
+            <w:r/>
+            <w:r>
+              <w:rPr>
+                <w:rFonts w:ascii="Verdana" w:hAnsi="Verdana"/>
+                <w:b w:val="0"/>
+                <w:sz w:val="16"/>
+              </w:rPr>
+              <w:t>NOTE</w:t>
             </w:r>
           </w:p>
         </w:tc>
@@ -8562,7 +8637,7 @@
             <w:r/>
             <w:r>
               <w:rPr>
-                <w:rFonts w:ascii="Arial" w:hAnsi="Arial"/>
+                <w:rFonts w:ascii="Verdana" w:hAnsi="Verdana"/>
                 <w:b w:val="0"/>
                 <w:sz w:val="16"/>
               </w:rPr>
@@ -8578,7 +8653,7 @@
             <w:r/>
             <w:r>
               <w:rPr>
-                <w:rFonts w:ascii="Arial" w:hAnsi="Arial"/>
+                <w:rFonts w:ascii="Verdana" w:hAnsi="Verdana"/>
                 <w:b w:val="0"/>
                 <w:sz w:val="16"/>
               </w:rPr>
@@ -8594,7 +8669,7 @@
             <w:r/>
             <w:r>
               <w:rPr>
-                <w:rFonts w:ascii="Arial" w:hAnsi="Arial"/>
+                <w:rFonts w:ascii="Verdana" w:hAnsi="Verdana"/>
                 <w:b w:val="0"/>
                 <w:sz w:val="16"/>
               </w:rPr>
@@ -8611,7 +8686,7 @@
             <w:r/>
             <w:r>
               <w:rPr>
-                <w:rFonts w:ascii="Arial" w:hAnsi="Arial"/>
+                <w:rFonts w:ascii="Verdana" w:hAnsi="Verdana"/>
                 <w:b w:val="0"/>
                 <w:sz w:val="16"/>
               </w:rPr>
@@ -8627,7 +8702,7 @@
             <w:r/>
             <w:r>
               <w:rPr>
-                <w:rFonts w:ascii="Arial" w:hAnsi="Arial"/>
+                <w:rFonts w:ascii="Verdana" w:hAnsi="Verdana"/>
                 <w:b w:val="0"/>
                 <w:sz w:val="16"/>
               </w:rPr>
@@ -8643,7 +8718,7 @@
             <w:r/>
             <w:r>
               <w:rPr>
-                <w:rFonts w:ascii="Arial" w:hAnsi="Arial"/>
+                <w:rFonts w:ascii="Verdana" w:hAnsi="Verdana"/>
                 <w:b w:val="0"/>
                 <w:sz w:val="16"/>
               </w:rPr>
@@ -8660,7 +8735,7 @@
             <w:r/>
             <w:r>
               <w:rPr>
-                <w:rFonts w:ascii="Arial" w:hAnsi="Arial"/>
+                <w:rFonts w:ascii="Verdana" w:hAnsi="Verdana"/>
                 <w:b w:val="0"/>
                 <w:sz w:val="16"/>
               </w:rPr>
@@ -8676,7 +8751,7 @@
             <w:r/>
             <w:r>
               <w:rPr>
-                <w:rFonts w:ascii="Arial" w:hAnsi="Arial"/>
+                <w:rFonts w:ascii="Verdana" w:hAnsi="Verdana"/>
                 <w:b w:val="0"/>
                 <w:sz w:val="16"/>
               </w:rPr>
@@ -8692,7 +8767,7 @@
             <w:r/>
             <w:r>
               <w:rPr>
-                <w:rFonts w:ascii="Arial" w:hAnsi="Arial"/>
+                <w:rFonts w:ascii="Verdana" w:hAnsi="Verdana"/>
                 <w:b w:val="0"/>
                 <w:sz w:val="16"/>
               </w:rPr>
@@ -8709,7 +8784,7 @@
             <w:r/>
             <w:r>
               <w:rPr>
-                <w:rFonts w:ascii="Arial" w:hAnsi="Arial"/>
+                <w:rFonts w:ascii="Verdana" w:hAnsi="Verdana"/>
                 <w:b w:val="0"/>
                 <w:sz w:val="16"/>
               </w:rPr>
@@ -8725,7 +8800,7 @@
             <w:r/>
             <w:r>
               <w:rPr>
-                <w:rFonts w:ascii="Arial" w:hAnsi="Arial"/>
+                <w:rFonts w:ascii="Verdana" w:hAnsi="Verdana"/>
                 <w:b w:val="0"/>
                 <w:sz w:val="16"/>
               </w:rPr>
@@ -8741,7 +8816,7 @@
             <w:r/>
             <w:r>
               <w:rPr>
-                <w:rFonts w:ascii="Arial" w:hAnsi="Arial"/>
+                <w:rFonts w:ascii="Verdana" w:hAnsi="Verdana"/>
                 <w:b w:val="0"/>
                 <w:sz w:val="16"/>
               </w:rPr>
@@ -8754,7 +8829,7 @@
     <w:p>
       <w:r>
         <w:rPr>
-          <w:rFonts w:ascii="Arial" w:hAnsi="Arial"/>
+          <w:rFonts w:ascii="Verdana" w:hAnsi="Verdana"/>
           <w:b/>
           <w:sz w:val="18"/>
         </w:rPr>
@@ -8767,6 +8842,20 @@
         <w:tblW w:type="auto" w:w="0"/>
         <w:jc w:val="center"/>
         <w:tblLook w:firstColumn="1" w:firstRow="1" w:lastColumn="0" w:lastRow="0" w:noHBand="0" w:noVBand="1" w:val="04A0"/>
+        <w:tblBorders>
+          <w:top w:val="single" w:sz="4" w:space="0" w:color="595959"/>
+          <w:left w:val="single" w:sz="4" w:space="0" w:color="595959"/>
+          <w:bottom w:val="single" w:sz="4" w:space="0" w:color="595959"/>
+          <w:right w:val="single" w:sz="4" w:space="0" w:color="595959"/>
+          <w:insideH w:val="single" w:sz="4" w:space="0" w:color="595959"/>
+          <w:insideV w:val="single" w:sz="4" w:space="0" w:color="595959"/>
+        </w:tblBorders>
+        <w:tblCellMar>
+          <w:top w:w="85" w:type="dxa"/>
+          <w:left w:w="85" w:type="dxa"/>
+          <w:bottom w:w="85" w:type="dxa"/>
+          <w:right w:w="85" w:type="dxa"/>
+        </w:tblCellMar>
       </w:tblPr>
       <w:tblGrid>
         <w:gridCol w:w="5046"/>
@@ -8776,61 +8865,52 @@
       <w:tr>
         <w:tc>
           <w:tcPr>
-            <w:tcW w:type="dxa" w:w="5046"/>
-            <w:shd w:val="clear" w:color="auto" w:fill="D9E2F3"/>
-          </w:tcPr>
-          <w:p>
-            <w:pPr>
-              <w:jc w:val="center"/>
-            </w:pPr>
-            <w:r/>
-            <w:r>
-              <w:rPr>
-                <w:rFonts w:ascii="Arial" w:hAnsi="Arial"/>
-                <w:b/>
-                <w:sz w:val="16"/>
-              </w:rPr>
-              <w:t>Code Figure</w:t>
-            </w:r>
-          </w:p>
-        </w:tc>
-        <w:tc>
-          <w:tcPr>
-            <w:tcW w:type="dxa" w:w="5046"/>
-            <w:shd w:val="clear" w:color="auto" w:fill="D9E2F3"/>
-          </w:tcPr>
-          <w:p>
-            <w:pPr>
-              <w:jc w:val="center"/>
-            </w:pPr>
-            <w:r/>
-            <w:r>
-              <w:rPr>
-                <w:rFonts w:ascii="Arial" w:hAnsi="Arial"/>
-                <w:b/>
-                <w:sz w:val="16"/>
-              </w:rPr>
-              <w:t>Entry Name</w:t>
-            </w:r>
-          </w:p>
-        </w:tc>
-        <w:tc>
-          <w:tcPr>
-            <w:tcW w:type="dxa" w:w="5046"/>
-            <w:shd w:val="clear" w:color="auto" w:fill="D9E2F3"/>
-          </w:tcPr>
-          <w:p>
-            <w:pPr>
-              <w:jc w:val="center"/>
-            </w:pPr>
-            <w:r/>
-            <w:r>
-              <w:rPr>
-                <w:rFonts w:ascii="Arial" w:hAnsi="Arial"/>
-                <w:b/>
-                <w:sz w:val="16"/>
-              </w:rPr>
-              <w:t>Note</w:t>
+            <w:tcW w:type="dxa" w:w="1134"/>
+            <w:shd w:val="clear" w:color="auto" w:fill="D9D9D9"/>
+          </w:tcPr>
+          <w:p>
+            <w:r/>
+            <w:r>
+              <w:rPr>
+                <w:rFonts w:ascii="Verdana" w:hAnsi="Verdana"/>
+                <w:b w:val="0"/>
+                <w:sz w:val="16"/>
+              </w:rPr>
+              <w:t>CODE FIGURE</w:t>
+            </w:r>
+          </w:p>
+        </w:tc>
+        <w:tc>
+          <w:tcPr>
+            <w:tcW w:type="dxa" w:w="5046"/>
+            <w:shd w:val="clear" w:color="auto" w:fill="D9D9D9"/>
+          </w:tcPr>
+          <w:p>
+            <w:r/>
+            <w:r>
+              <w:rPr>
+                <w:rFonts w:ascii="Verdana" w:hAnsi="Verdana"/>
+                <w:b w:val="0"/>
+                <w:sz w:val="16"/>
+              </w:rPr>
+              <w:t>ENTRY NAME</w:t>
+            </w:r>
+          </w:p>
+        </w:tc>
+        <w:tc>
+          <w:tcPr>
+            <w:tcW w:type="dxa" w:w="5046"/>
+            <w:shd w:val="clear" w:color="auto" w:fill="D9D9D9"/>
+          </w:tcPr>
+          <w:p>
+            <w:r/>
+            <w:r>
+              <w:rPr>
+                <w:rFonts w:ascii="Verdana" w:hAnsi="Verdana"/>
+                <w:b w:val="0"/>
+                <w:sz w:val="16"/>
+              </w:rPr>
+              <w:t>NOTE</w:t>
             </w:r>
           </w:p>
         </w:tc>
@@ -8844,7 +8924,7 @@
             <w:r/>
             <w:r>
               <w:rPr>
-                <w:rFonts w:ascii="Arial" w:hAnsi="Arial"/>
+                <w:rFonts w:ascii="Verdana" w:hAnsi="Verdana"/>
                 <w:b w:val="0"/>
                 <w:sz w:val="16"/>
               </w:rPr>
@@ -8860,7 +8940,7 @@
             <w:r/>
             <w:r>
               <w:rPr>
-                <w:rFonts w:ascii="Arial" w:hAnsi="Arial"/>
+                <w:rFonts w:ascii="Verdana" w:hAnsi="Verdana"/>
                 <w:b w:val="0"/>
                 <w:sz w:val="16"/>
               </w:rPr>
@@ -8876,7 +8956,7 @@
             <w:r/>
             <w:r>
               <w:rPr>
-                <w:rFonts w:ascii="Arial" w:hAnsi="Arial"/>
+                <w:rFonts w:ascii="Verdana" w:hAnsi="Verdana"/>
                 <w:b w:val="0"/>
                 <w:sz w:val="16"/>
               </w:rPr>
@@ -8893,7 +8973,7 @@
             <w:r/>
             <w:r>
               <w:rPr>
-                <w:rFonts w:ascii="Arial" w:hAnsi="Arial"/>
+                <w:rFonts w:ascii="Verdana" w:hAnsi="Verdana"/>
                 <w:b w:val="0"/>
                 <w:sz w:val="16"/>
               </w:rPr>
@@ -8909,7 +8989,7 @@
             <w:r/>
             <w:r>
               <w:rPr>
-                <w:rFonts w:ascii="Arial" w:hAnsi="Arial"/>
+                <w:rFonts w:ascii="Verdana" w:hAnsi="Verdana"/>
                 <w:b w:val="0"/>
                 <w:sz w:val="16"/>
               </w:rPr>
@@ -8925,7 +9005,7 @@
             <w:r/>
             <w:r>
               <w:rPr>
-                <w:rFonts w:ascii="Arial" w:hAnsi="Arial"/>
+                <w:rFonts w:ascii="Verdana" w:hAnsi="Verdana"/>
                 <w:b w:val="0"/>
                 <w:sz w:val="16"/>
               </w:rPr>
@@ -8942,7 +9022,7 @@
             <w:r/>
             <w:r>
               <w:rPr>
-                <w:rFonts w:ascii="Arial" w:hAnsi="Arial"/>
+                <w:rFonts w:ascii="Verdana" w:hAnsi="Verdana"/>
                 <w:b w:val="0"/>
                 <w:sz w:val="16"/>
               </w:rPr>
@@ -8958,7 +9038,7 @@
             <w:r/>
             <w:r>
               <w:rPr>
-                <w:rFonts w:ascii="Arial" w:hAnsi="Arial"/>
+                <w:rFonts w:ascii="Verdana" w:hAnsi="Verdana"/>
                 <w:b w:val="0"/>
                 <w:sz w:val="16"/>
               </w:rPr>
@@ -8974,7 +9054,7 @@
             <w:r/>
             <w:r>
               <w:rPr>
-                <w:rFonts w:ascii="Arial" w:hAnsi="Arial"/>
+                <w:rFonts w:ascii="Verdana" w:hAnsi="Verdana"/>
                 <w:b w:val="0"/>
                 <w:sz w:val="16"/>
               </w:rPr>
@@ -8991,7 +9071,7 @@
             <w:r/>
             <w:r>
               <w:rPr>
-                <w:rFonts w:ascii="Arial" w:hAnsi="Arial"/>
+                <w:rFonts w:ascii="Verdana" w:hAnsi="Verdana"/>
                 <w:b w:val="0"/>
                 <w:sz w:val="16"/>
               </w:rPr>
@@ -9007,7 +9087,7 @@
             <w:r/>
             <w:r>
               <w:rPr>
-                <w:rFonts w:ascii="Arial" w:hAnsi="Arial"/>
+                <w:rFonts w:ascii="Verdana" w:hAnsi="Verdana"/>
                 <w:b w:val="0"/>
                 <w:sz w:val="16"/>
               </w:rPr>
@@ -9023,7 +9103,7 @@
             <w:r/>
             <w:r>
               <w:rPr>
-                <w:rFonts w:ascii="Arial" w:hAnsi="Arial"/>
+                <w:rFonts w:ascii="Verdana" w:hAnsi="Verdana"/>
                 <w:b w:val="0"/>
                 <w:sz w:val="16"/>
               </w:rPr>
@@ -9036,7 +9116,7 @@
     <w:p>
       <w:r>
         <w:rPr>
-          <w:rFonts w:ascii="Arial" w:hAnsi="Arial"/>
+          <w:rFonts w:ascii="Verdana" w:hAnsi="Verdana"/>
           <w:b/>
           <w:sz w:val="18"/>
         </w:rPr>
@@ -9049,6 +9129,20 @@
         <w:tblW w:type="auto" w:w="0"/>
         <w:jc w:val="center"/>
         <w:tblLook w:firstColumn="1" w:firstRow="1" w:lastColumn="0" w:lastRow="0" w:noHBand="0" w:noVBand="1" w:val="04A0"/>
+        <w:tblBorders>
+          <w:top w:val="single" w:sz="4" w:space="0" w:color="595959"/>
+          <w:left w:val="single" w:sz="4" w:space="0" w:color="595959"/>
+          <w:bottom w:val="single" w:sz="4" w:space="0" w:color="595959"/>
+          <w:right w:val="single" w:sz="4" w:space="0" w:color="595959"/>
+          <w:insideH w:val="single" w:sz="4" w:space="0" w:color="595959"/>
+          <w:insideV w:val="single" w:sz="4" w:space="0" w:color="595959"/>
+        </w:tblBorders>
+        <w:tblCellMar>
+          <w:top w:w="85" w:type="dxa"/>
+          <w:left w:w="85" w:type="dxa"/>
+          <w:bottom w:w="85" w:type="dxa"/>
+          <w:right w:w="85" w:type="dxa"/>
+        </w:tblCellMar>
       </w:tblPr>
       <w:tblGrid>
         <w:gridCol w:w="5046"/>
@@ -9058,61 +9152,52 @@
       <w:tr>
         <w:tc>
           <w:tcPr>
-            <w:tcW w:type="dxa" w:w="5046"/>
-            <w:shd w:val="clear" w:color="auto" w:fill="D9E2F3"/>
-          </w:tcPr>
-          <w:p>
-            <w:pPr>
-              <w:jc w:val="center"/>
-            </w:pPr>
-            <w:r/>
-            <w:r>
-              <w:rPr>
-                <w:rFonts w:ascii="Arial" w:hAnsi="Arial"/>
-                <w:b/>
-                <w:sz w:val="16"/>
-              </w:rPr>
-              <w:t>Code Figure</w:t>
-            </w:r>
-          </w:p>
-        </w:tc>
-        <w:tc>
-          <w:tcPr>
-            <w:tcW w:type="dxa" w:w="5046"/>
-            <w:shd w:val="clear" w:color="auto" w:fill="D9E2F3"/>
-          </w:tcPr>
-          <w:p>
-            <w:pPr>
-              <w:jc w:val="center"/>
-            </w:pPr>
-            <w:r/>
-            <w:r>
-              <w:rPr>
-                <w:rFonts w:ascii="Arial" w:hAnsi="Arial"/>
-                <w:b/>
-                <w:sz w:val="16"/>
-              </w:rPr>
-              <w:t>Entry Name</w:t>
-            </w:r>
-          </w:p>
-        </w:tc>
-        <w:tc>
-          <w:tcPr>
-            <w:tcW w:type="dxa" w:w="5046"/>
-            <w:shd w:val="clear" w:color="auto" w:fill="D9E2F3"/>
-          </w:tcPr>
-          <w:p>
-            <w:pPr>
-              <w:jc w:val="center"/>
-            </w:pPr>
-            <w:r/>
-            <w:r>
-              <w:rPr>
-                <w:rFonts w:ascii="Arial" w:hAnsi="Arial"/>
-                <w:b/>
-                <w:sz w:val="16"/>
-              </w:rPr>
-              <w:t>Note</w:t>
+            <w:tcW w:type="dxa" w:w="1134"/>
+            <w:shd w:val="clear" w:color="auto" w:fill="D9D9D9"/>
+          </w:tcPr>
+          <w:p>
+            <w:r/>
+            <w:r>
+              <w:rPr>
+                <w:rFonts w:ascii="Verdana" w:hAnsi="Verdana"/>
+                <w:b w:val="0"/>
+                <w:sz w:val="16"/>
+              </w:rPr>
+              <w:t>CODE FIGURE</w:t>
+            </w:r>
+          </w:p>
+        </w:tc>
+        <w:tc>
+          <w:tcPr>
+            <w:tcW w:type="dxa" w:w="5046"/>
+            <w:shd w:val="clear" w:color="auto" w:fill="D9D9D9"/>
+          </w:tcPr>
+          <w:p>
+            <w:r/>
+            <w:r>
+              <w:rPr>
+                <w:rFonts w:ascii="Verdana" w:hAnsi="Verdana"/>
+                <w:b w:val="0"/>
+                <w:sz w:val="16"/>
+              </w:rPr>
+              <w:t>ENTRY NAME</w:t>
+            </w:r>
+          </w:p>
+        </w:tc>
+        <w:tc>
+          <w:tcPr>
+            <w:tcW w:type="dxa" w:w="5046"/>
+            <w:shd w:val="clear" w:color="auto" w:fill="D9D9D9"/>
+          </w:tcPr>
+          <w:p>
+            <w:r/>
+            <w:r>
+              <w:rPr>
+                <w:rFonts w:ascii="Verdana" w:hAnsi="Verdana"/>
+                <w:b w:val="0"/>
+                <w:sz w:val="16"/>
+              </w:rPr>
+              <w:t>NOTE</w:t>
             </w:r>
           </w:p>
         </w:tc>
@@ -9126,7 +9211,7 @@
             <w:r/>
             <w:r>
               <w:rPr>
-                <w:rFonts w:ascii="Arial" w:hAnsi="Arial"/>
+                <w:rFonts w:ascii="Verdana" w:hAnsi="Verdana"/>
                 <w:b w:val="0"/>
                 <w:sz w:val="16"/>
               </w:rPr>
@@ -9142,7 +9227,7 @@
             <w:r/>
             <w:r>
               <w:rPr>
-                <w:rFonts w:ascii="Arial" w:hAnsi="Arial"/>
+                <w:rFonts w:ascii="Verdana" w:hAnsi="Verdana"/>
                 <w:b w:val="0"/>
                 <w:sz w:val="16"/>
               </w:rPr>
@@ -9158,7 +9243,7 @@
             <w:r/>
             <w:r>
               <w:rPr>
-                <w:rFonts w:ascii="Arial" w:hAnsi="Arial"/>
+                <w:rFonts w:ascii="Verdana" w:hAnsi="Verdana"/>
                 <w:b w:val="0"/>
                 <w:sz w:val="16"/>
               </w:rPr>
@@ -9175,7 +9260,7 @@
             <w:r/>
             <w:r>
               <w:rPr>
-                <w:rFonts w:ascii="Arial" w:hAnsi="Arial"/>
+                <w:rFonts w:ascii="Verdana" w:hAnsi="Verdana"/>
                 <w:b w:val="0"/>
                 <w:sz w:val="16"/>
               </w:rPr>
@@ -9191,7 +9276,7 @@
             <w:r/>
             <w:r>
               <w:rPr>
-                <w:rFonts w:ascii="Arial" w:hAnsi="Arial"/>
+                <w:rFonts w:ascii="Verdana" w:hAnsi="Verdana"/>
                 <w:b w:val="0"/>
                 <w:sz w:val="16"/>
               </w:rPr>
@@ -9207,7 +9292,7 @@
             <w:r/>
             <w:r>
               <w:rPr>
-                <w:rFonts w:ascii="Arial" w:hAnsi="Arial"/>
+                <w:rFonts w:ascii="Verdana" w:hAnsi="Verdana"/>
                 <w:b w:val="0"/>
                 <w:sz w:val="16"/>
               </w:rPr>
@@ -9224,7 +9309,7 @@
             <w:r/>
             <w:r>
               <w:rPr>
-                <w:rFonts w:ascii="Arial" w:hAnsi="Arial"/>
+                <w:rFonts w:ascii="Verdana" w:hAnsi="Verdana"/>
                 <w:b w:val="0"/>
                 <w:sz w:val="16"/>
               </w:rPr>
@@ -9240,7 +9325,7 @@
             <w:r/>
             <w:r>
               <w:rPr>
-                <w:rFonts w:ascii="Arial" w:hAnsi="Arial"/>
+                <w:rFonts w:ascii="Verdana" w:hAnsi="Verdana"/>
                 <w:b w:val="0"/>
                 <w:sz w:val="16"/>
               </w:rPr>
@@ -9256,7 +9341,7 @@
             <w:r/>
             <w:r>
               <w:rPr>
-                <w:rFonts w:ascii="Arial" w:hAnsi="Arial"/>
+                <w:rFonts w:ascii="Verdana" w:hAnsi="Verdana"/>
                 <w:b w:val="0"/>
                 <w:sz w:val="16"/>
               </w:rPr>
@@ -9273,7 +9358,7 @@
             <w:r/>
             <w:r>
               <w:rPr>
-                <w:rFonts w:ascii="Arial" w:hAnsi="Arial"/>
+                <w:rFonts w:ascii="Verdana" w:hAnsi="Verdana"/>
                 <w:b w:val="0"/>
                 <w:sz w:val="16"/>
               </w:rPr>
@@ -9289,7 +9374,7 @@
             <w:r/>
             <w:r>
               <w:rPr>
-                <w:rFonts w:ascii="Arial" w:hAnsi="Arial"/>
+                <w:rFonts w:ascii="Verdana" w:hAnsi="Verdana"/>
                 <w:b w:val="0"/>
                 <w:sz w:val="16"/>
               </w:rPr>
@@ -9305,7 +9390,7 @@
             <w:r/>
             <w:r>
               <w:rPr>
-                <w:rFonts w:ascii="Arial" w:hAnsi="Arial"/>
+                <w:rFonts w:ascii="Verdana" w:hAnsi="Verdana"/>
                 <w:b w:val="0"/>
                 <w:sz w:val="16"/>
               </w:rPr>
@@ -9322,7 +9407,7 @@
             <w:r/>
             <w:r>
               <w:rPr>
-                <w:rFonts w:ascii="Arial" w:hAnsi="Arial"/>
+                <w:rFonts w:ascii="Verdana" w:hAnsi="Verdana"/>
                 <w:b w:val="0"/>
                 <w:sz w:val="16"/>
               </w:rPr>
@@ -9338,7 +9423,7 @@
             <w:r/>
             <w:r>
               <w:rPr>
-                <w:rFonts w:ascii="Arial" w:hAnsi="Arial"/>
+                <w:rFonts w:ascii="Verdana" w:hAnsi="Verdana"/>
                 <w:b w:val="0"/>
                 <w:sz w:val="16"/>
               </w:rPr>
@@ -9354,7 +9439,7 @@
             <w:r/>
             <w:r>
               <w:rPr>
-                <w:rFonts w:ascii="Arial" w:hAnsi="Arial"/>
+                <w:rFonts w:ascii="Verdana" w:hAnsi="Verdana"/>
                 <w:b w:val="0"/>
                 <w:sz w:val="16"/>
               </w:rPr>
@@ -9371,7 +9456,7 @@
             <w:r/>
             <w:r>
               <w:rPr>
-                <w:rFonts w:ascii="Arial" w:hAnsi="Arial"/>
+                <w:rFonts w:ascii="Verdana" w:hAnsi="Verdana"/>
                 <w:b w:val="0"/>
                 <w:sz w:val="16"/>
               </w:rPr>
@@ -9387,7 +9472,7 @@
             <w:r/>
             <w:r>
               <w:rPr>
-                <w:rFonts w:ascii="Arial" w:hAnsi="Arial"/>
+                <w:rFonts w:ascii="Verdana" w:hAnsi="Verdana"/>
                 <w:b w:val="0"/>
                 <w:sz w:val="16"/>
               </w:rPr>
@@ -9403,7 +9488,7 @@
             <w:r/>
             <w:r>
               <w:rPr>
-                <w:rFonts w:ascii="Arial" w:hAnsi="Arial"/>
+                <w:rFonts w:ascii="Verdana" w:hAnsi="Verdana"/>
                 <w:b w:val="0"/>
                 <w:sz w:val="16"/>
               </w:rPr>
@@ -9420,7 +9505,7 @@
             <w:r/>
             <w:r>
               <w:rPr>
-                <w:rFonts w:ascii="Arial" w:hAnsi="Arial"/>
+                <w:rFonts w:ascii="Verdana" w:hAnsi="Verdana"/>
                 <w:b w:val="0"/>
                 <w:sz w:val="16"/>
               </w:rPr>
@@ -9436,7 +9521,7 @@
             <w:r/>
             <w:r>
               <w:rPr>
-                <w:rFonts w:ascii="Arial" w:hAnsi="Arial"/>
+                <w:rFonts w:ascii="Verdana" w:hAnsi="Verdana"/>
                 <w:b w:val="0"/>
                 <w:sz w:val="16"/>
               </w:rPr>
@@ -9452,7 +9537,7 @@
             <w:r/>
             <w:r>
               <w:rPr>
-                <w:rFonts w:ascii="Arial" w:hAnsi="Arial"/>
+                <w:rFonts w:ascii="Verdana" w:hAnsi="Verdana"/>
                 <w:b w:val="0"/>
                 <w:sz w:val="16"/>
               </w:rPr>
@@ -9469,7 +9554,7 @@
             <w:r/>
             <w:r>
               <w:rPr>
-                <w:rFonts w:ascii="Arial" w:hAnsi="Arial"/>
+                <w:rFonts w:ascii="Verdana" w:hAnsi="Verdana"/>
                 <w:b w:val="0"/>
                 <w:sz w:val="16"/>
               </w:rPr>
@@ -9485,7 +9570,7 @@
             <w:r/>
             <w:r>
               <w:rPr>
-                <w:rFonts w:ascii="Arial" w:hAnsi="Arial"/>
+                <w:rFonts w:ascii="Verdana" w:hAnsi="Verdana"/>
                 <w:b w:val="0"/>
                 <w:sz w:val="16"/>
               </w:rPr>
@@ -9501,7 +9586,7 @@
             <w:r/>
             <w:r>
               <w:rPr>
-                <w:rFonts w:ascii="Arial" w:hAnsi="Arial"/>
+                <w:rFonts w:ascii="Verdana" w:hAnsi="Verdana"/>
                 <w:b w:val="0"/>
                 <w:sz w:val="16"/>
               </w:rPr>
@@ -9518,7 +9603,7 @@
             <w:r/>
             <w:r>
               <w:rPr>
-                <w:rFonts w:ascii="Arial" w:hAnsi="Arial"/>
+                <w:rFonts w:ascii="Verdana" w:hAnsi="Verdana"/>
                 <w:b w:val="0"/>
                 <w:sz w:val="16"/>
               </w:rPr>
@@ -9534,7 +9619,7 @@
             <w:r/>
             <w:r>
               <w:rPr>
-                <w:rFonts w:ascii="Arial" w:hAnsi="Arial"/>
+                <w:rFonts w:ascii="Verdana" w:hAnsi="Verdana"/>
                 <w:b w:val="0"/>
                 <w:sz w:val="16"/>
               </w:rPr>
@@ -9550,7 +9635,7 @@
             <w:r/>
             <w:r>
               <w:rPr>
-                <w:rFonts w:ascii="Arial" w:hAnsi="Arial"/>
+                <w:rFonts w:ascii="Verdana" w:hAnsi="Verdana"/>
                 <w:b w:val="0"/>
                 <w:sz w:val="16"/>
               </w:rPr>
@@ -9567,7 +9652,7 @@
             <w:r/>
             <w:r>
               <w:rPr>
-                <w:rFonts w:ascii="Arial" w:hAnsi="Arial"/>
+                <w:rFonts w:ascii="Verdana" w:hAnsi="Verdana"/>
                 <w:b w:val="0"/>
                 <w:sz w:val="16"/>
               </w:rPr>
@@ -9583,7 +9668,7 @@
             <w:r/>
             <w:r>
               <w:rPr>
-                <w:rFonts w:ascii="Arial" w:hAnsi="Arial"/>
+                <w:rFonts w:ascii="Verdana" w:hAnsi="Verdana"/>
                 <w:b w:val="0"/>
                 <w:sz w:val="16"/>
               </w:rPr>
@@ -9599,7 +9684,7 @@
             <w:r/>
             <w:r>
               <w:rPr>
-                <w:rFonts w:ascii="Arial" w:hAnsi="Arial"/>
+                <w:rFonts w:ascii="Verdana" w:hAnsi="Verdana"/>
                 <w:b w:val="0"/>
                 <w:sz w:val="16"/>
               </w:rPr>
@@ -9616,7 +9701,7 @@
             <w:r/>
             <w:r>
               <w:rPr>
-                <w:rFonts w:ascii="Arial" w:hAnsi="Arial"/>
+                <w:rFonts w:ascii="Verdana" w:hAnsi="Verdana"/>
                 <w:b w:val="0"/>
                 <w:sz w:val="16"/>
               </w:rPr>
@@ -9632,7 +9717,7 @@
             <w:r/>
             <w:r>
               <w:rPr>
-                <w:rFonts w:ascii="Arial" w:hAnsi="Arial"/>
+                <w:rFonts w:ascii="Verdana" w:hAnsi="Verdana"/>
                 <w:b w:val="0"/>
                 <w:sz w:val="16"/>
               </w:rPr>
@@ -9648,7 +9733,7 @@
             <w:r/>
             <w:r>
               <w:rPr>
-                <w:rFonts w:ascii="Arial" w:hAnsi="Arial"/>
+                <w:rFonts w:ascii="Verdana" w:hAnsi="Verdana"/>
                 <w:b w:val="0"/>
                 <w:sz w:val="16"/>
               </w:rPr>
@@ -9665,7 +9750,7 @@
             <w:r/>
             <w:r>
               <w:rPr>
-                <w:rFonts w:ascii="Arial" w:hAnsi="Arial"/>
+                <w:rFonts w:ascii="Verdana" w:hAnsi="Verdana"/>
                 <w:b w:val="0"/>
                 <w:sz w:val="16"/>
               </w:rPr>
@@ -9681,7 +9766,7 @@
             <w:r/>
             <w:r>
               <w:rPr>
-                <w:rFonts w:ascii="Arial" w:hAnsi="Arial"/>
+                <w:rFonts w:ascii="Verdana" w:hAnsi="Verdana"/>
                 <w:b w:val="0"/>
                 <w:sz w:val="16"/>
               </w:rPr>
@@ -9697,7 +9782,7 @@
             <w:r/>
             <w:r>
               <w:rPr>
-                <w:rFonts w:ascii="Arial" w:hAnsi="Arial"/>
+                <w:rFonts w:ascii="Verdana" w:hAnsi="Verdana"/>
                 <w:b w:val="0"/>
                 <w:sz w:val="16"/>
               </w:rPr>
@@ -9714,7 +9799,7 @@
             <w:r/>
             <w:r>
               <w:rPr>
-                <w:rFonts w:ascii="Arial" w:hAnsi="Arial"/>
+                <w:rFonts w:ascii="Verdana" w:hAnsi="Verdana"/>
                 <w:b w:val="0"/>
                 <w:sz w:val="16"/>
               </w:rPr>
@@ -9730,7 +9815,7 @@
             <w:r/>
             <w:r>
               <w:rPr>
-                <w:rFonts w:ascii="Arial" w:hAnsi="Arial"/>
+                <w:rFonts w:ascii="Verdana" w:hAnsi="Verdana"/>
                 <w:b w:val="0"/>
                 <w:sz w:val="16"/>
               </w:rPr>
@@ -9746,7 +9831,7 @@
             <w:r/>
             <w:r>
               <w:rPr>
-                <w:rFonts w:ascii="Arial" w:hAnsi="Arial"/>
+                <w:rFonts w:ascii="Verdana" w:hAnsi="Verdana"/>
                 <w:b w:val="0"/>
                 <w:sz w:val="16"/>
               </w:rPr>
@@ -9763,7 +9848,7 @@
             <w:r/>
             <w:r>
               <w:rPr>
-                <w:rFonts w:ascii="Arial" w:hAnsi="Arial"/>
+                <w:rFonts w:ascii="Verdana" w:hAnsi="Verdana"/>
                 <w:b w:val="0"/>
                 <w:sz w:val="16"/>
               </w:rPr>
@@ -9779,7 +9864,7 @@
             <w:r/>
             <w:r>
               <w:rPr>
-                <w:rFonts w:ascii="Arial" w:hAnsi="Arial"/>
+                <w:rFonts w:ascii="Verdana" w:hAnsi="Verdana"/>
                 <w:b w:val="0"/>
                 <w:sz w:val="16"/>
               </w:rPr>
@@ -9795,7 +9880,7 @@
             <w:r/>
             <w:r>
               <w:rPr>
-                <w:rFonts w:ascii="Arial" w:hAnsi="Arial"/>
+                <w:rFonts w:ascii="Verdana" w:hAnsi="Verdana"/>
                 <w:b w:val="0"/>
                 <w:sz w:val="16"/>
               </w:rPr>
@@ -9812,7 +9897,7 @@
             <w:r/>
             <w:r>
               <w:rPr>
-                <w:rFonts w:ascii="Arial" w:hAnsi="Arial"/>
+                <w:rFonts w:ascii="Verdana" w:hAnsi="Verdana"/>
                 <w:b w:val="0"/>
                 <w:sz w:val="16"/>
               </w:rPr>
@@ -9828,7 +9913,7 @@
             <w:r/>
             <w:r>
               <w:rPr>
-                <w:rFonts w:ascii="Arial" w:hAnsi="Arial"/>
+                <w:rFonts w:ascii="Verdana" w:hAnsi="Verdana"/>
                 <w:b w:val="0"/>
                 <w:sz w:val="16"/>
               </w:rPr>
@@ -9844,7 +9929,7 @@
             <w:r/>
             <w:r>
               <w:rPr>
-                <w:rFonts w:ascii="Arial" w:hAnsi="Arial"/>
+                <w:rFonts w:ascii="Verdana" w:hAnsi="Verdana"/>
                 <w:b w:val="0"/>
                 <w:sz w:val="16"/>
               </w:rPr>
@@ -9861,7 +9946,7 @@
             <w:r/>
             <w:r>
               <w:rPr>
-                <w:rFonts w:ascii="Arial" w:hAnsi="Arial"/>
+                <w:rFonts w:ascii="Verdana" w:hAnsi="Verdana"/>
                 <w:b w:val="0"/>
                 <w:sz w:val="16"/>
               </w:rPr>
@@ -9877,7 +9962,7 @@
             <w:r/>
             <w:r>
               <w:rPr>
-                <w:rFonts w:ascii="Arial" w:hAnsi="Arial"/>
+                <w:rFonts w:ascii="Verdana" w:hAnsi="Verdana"/>
                 <w:b w:val="0"/>
                 <w:sz w:val="16"/>
               </w:rPr>
@@ -9893,7 +9978,7 @@
             <w:r/>
             <w:r>
               <w:rPr>
-                <w:rFonts w:ascii="Arial" w:hAnsi="Arial"/>
+                <w:rFonts w:ascii="Verdana" w:hAnsi="Verdana"/>
                 <w:b w:val="0"/>
                 <w:sz w:val="16"/>
               </w:rPr>
@@ -9910,7 +9995,7 @@
             <w:r/>
             <w:r>
               <w:rPr>
-                <w:rFonts w:ascii="Arial" w:hAnsi="Arial"/>
+                <w:rFonts w:ascii="Verdana" w:hAnsi="Verdana"/>
                 <w:b w:val="0"/>
                 <w:sz w:val="16"/>
               </w:rPr>
@@ -9926,7 +10011,7 @@
             <w:r/>
             <w:r>
               <w:rPr>
-                <w:rFonts w:ascii="Arial" w:hAnsi="Arial"/>
+                <w:rFonts w:ascii="Verdana" w:hAnsi="Verdana"/>
                 <w:b w:val="0"/>
                 <w:sz w:val="16"/>
               </w:rPr>
@@ -9942,7 +10027,7 @@
             <w:r/>
             <w:r>
               <w:rPr>
-                <w:rFonts w:ascii="Arial" w:hAnsi="Arial"/>
+                <w:rFonts w:ascii="Verdana" w:hAnsi="Verdana"/>
                 <w:b w:val="0"/>
                 <w:sz w:val="16"/>
               </w:rPr>
@@ -9959,7 +10044,7 @@
             <w:r/>
             <w:r>
               <w:rPr>
-                <w:rFonts w:ascii="Arial" w:hAnsi="Arial"/>
+                <w:rFonts w:ascii="Verdana" w:hAnsi="Verdana"/>
                 <w:b w:val="0"/>
                 <w:sz w:val="16"/>
               </w:rPr>
@@ -9975,7 +10060,7 @@
             <w:r/>
             <w:r>
               <w:rPr>
-                <w:rFonts w:ascii="Arial" w:hAnsi="Arial"/>
+                <w:rFonts w:ascii="Verdana" w:hAnsi="Verdana"/>
                 <w:b w:val="0"/>
                 <w:sz w:val="16"/>
               </w:rPr>
@@ -9991,7 +10076,7 @@
             <w:r/>
             <w:r>
               <w:rPr>
-                <w:rFonts w:ascii="Arial" w:hAnsi="Arial"/>
+                <w:rFonts w:ascii="Verdana" w:hAnsi="Verdana"/>
                 <w:b w:val="0"/>
                 <w:sz w:val="16"/>
               </w:rPr>
@@ -10004,7 +10089,7 @@
     <w:p>
       <w:r>
         <w:rPr>
-          <w:rFonts w:ascii="Arial" w:hAnsi="Arial"/>
+          <w:rFonts w:ascii="Verdana" w:hAnsi="Verdana"/>
           <w:b/>
           <w:sz w:val="18"/>
         </w:rPr>
@@ -10017,6 +10102,20 @@
         <w:tblW w:type="auto" w:w="0"/>
         <w:jc w:val="center"/>
         <w:tblLook w:firstColumn="1" w:firstRow="1" w:lastColumn="0" w:lastRow="0" w:noHBand="0" w:noVBand="1" w:val="04A0"/>
+        <w:tblBorders>
+          <w:top w:val="single" w:sz="4" w:space="0" w:color="595959"/>
+          <w:left w:val="single" w:sz="4" w:space="0" w:color="595959"/>
+          <w:bottom w:val="single" w:sz="4" w:space="0" w:color="595959"/>
+          <w:right w:val="single" w:sz="4" w:space="0" w:color="595959"/>
+          <w:insideH w:val="single" w:sz="4" w:space="0" w:color="595959"/>
+          <w:insideV w:val="single" w:sz="4" w:space="0" w:color="595959"/>
+        </w:tblBorders>
+        <w:tblCellMar>
+          <w:top w:w="85" w:type="dxa"/>
+          <w:left w:w="85" w:type="dxa"/>
+          <w:bottom w:w="85" w:type="dxa"/>
+          <w:right w:w="85" w:type="dxa"/>
+        </w:tblCellMar>
       </w:tblPr>
       <w:tblGrid>
         <w:gridCol w:w="5046"/>
@@ -10026,61 +10125,52 @@
       <w:tr>
         <w:tc>
           <w:tcPr>
-            <w:tcW w:type="dxa" w:w="5046"/>
-            <w:shd w:val="clear" w:color="auto" w:fill="D9E2F3"/>
-          </w:tcPr>
-          <w:p>
-            <w:pPr>
-              <w:jc w:val="center"/>
-            </w:pPr>
-            <w:r/>
-            <w:r>
-              <w:rPr>
-                <w:rFonts w:ascii="Arial" w:hAnsi="Arial"/>
-                <w:b/>
-                <w:sz w:val="16"/>
-              </w:rPr>
-              <w:t>Code Figure</w:t>
-            </w:r>
-          </w:p>
-        </w:tc>
-        <w:tc>
-          <w:tcPr>
-            <w:tcW w:type="dxa" w:w="5046"/>
-            <w:shd w:val="clear" w:color="auto" w:fill="D9E2F3"/>
-          </w:tcPr>
-          <w:p>
-            <w:pPr>
-              <w:jc w:val="center"/>
-            </w:pPr>
-            <w:r/>
-            <w:r>
-              <w:rPr>
-                <w:rFonts w:ascii="Arial" w:hAnsi="Arial"/>
-                <w:b/>
-                <w:sz w:val="16"/>
-              </w:rPr>
-              <w:t>Entry Name</w:t>
-            </w:r>
-          </w:p>
-        </w:tc>
-        <w:tc>
-          <w:tcPr>
-            <w:tcW w:type="dxa" w:w="5046"/>
-            <w:shd w:val="clear" w:color="auto" w:fill="D9E2F3"/>
-          </w:tcPr>
-          <w:p>
-            <w:pPr>
-              <w:jc w:val="center"/>
-            </w:pPr>
-            <w:r/>
-            <w:r>
-              <w:rPr>
-                <w:rFonts w:ascii="Arial" w:hAnsi="Arial"/>
-                <w:b/>
-                <w:sz w:val="16"/>
-              </w:rPr>
-              <w:t>Note</w:t>
+            <w:tcW w:type="dxa" w:w="1134"/>
+            <w:shd w:val="clear" w:color="auto" w:fill="D9D9D9"/>
+          </w:tcPr>
+          <w:p>
+            <w:r/>
+            <w:r>
+              <w:rPr>
+                <w:rFonts w:ascii="Verdana" w:hAnsi="Verdana"/>
+                <w:b w:val="0"/>
+                <w:sz w:val="16"/>
+              </w:rPr>
+              <w:t>CODE FIGURE</w:t>
+            </w:r>
+          </w:p>
+        </w:tc>
+        <w:tc>
+          <w:tcPr>
+            <w:tcW w:type="dxa" w:w="5046"/>
+            <w:shd w:val="clear" w:color="auto" w:fill="D9D9D9"/>
+          </w:tcPr>
+          <w:p>
+            <w:r/>
+            <w:r>
+              <w:rPr>
+                <w:rFonts w:ascii="Verdana" w:hAnsi="Verdana"/>
+                <w:b w:val="0"/>
+                <w:sz w:val="16"/>
+              </w:rPr>
+              <w:t>ENTRY NAME</w:t>
+            </w:r>
+          </w:p>
+        </w:tc>
+        <w:tc>
+          <w:tcPr>
+            <w:tcW w:type="dxa" w:w="5046"/>
+            <w:shd w:val="clear" w:color="auto" w:fill="D9D9D9"/>
+          </w:tcPr>
+          <w:p>
+            <w:r/>
+            <w:r>
+              <w:rPr>
+                <w:rFonts w:ascii="Verdana" w:hAnsi="Verdana"/>
+                <w:b w:val="0"/>
+                <w:sz w:val="16"/>
+              </w:rPr>
+              <w:t>NOTE</w:t>
             </w:r>
           </w:p>
         </w:tc>
@@ -10094,7 +10184,7 @@
             <w:r/>
             <w:r>
               <w:rPr>
-                <w:rFonts w:ascii="Arial" w:hAnsi="Arial"/>
+                <w:rFonts w:ascii="Verdana" w:hAnsi="Verdana"/>
                 <w:b w:val="0"/>
                 <w:sz w:val="16"/>
               </w:rPr>
@@ -10110,7 +10200,7 @@
             <w:r/>
             <w:r>
               <w:rPr>
-                <w:rFonts w:ascii="Arial" w:hAnsi="Arial"/>
+                <w:rFonts w:ascii="Verdana" w:hAnsi="Verdana"/>
                 <w:b w:val="0"/>
                 <w:sz w:val="16"/>
               </w:rPr>
@@ -10126,7 +10216,7 @@
             <w:r/>
             <w:r>
               <w:rPr>
-                <w:rFonts w:ascii="Arial" w:hAnsi="Arial"/>
+                <w:rFonts w:ascii="Verdana" w:hAnsi="Verdana"/>
                 <w:b w:val="0"/>
                 <w:sz w:val="16"/>
               </w:rPr>
@@ -10143,7 +10233,7 @@
             <w:r/>
             <w:r>
               <w:rPr>
-                <w:rFonts w:ascii="Arial" w:hAnsi="Arial"/>
+                <w:rFonts w:ascii="Verdana" w:hAnsi="Verdana"/>
                 <w:b w:val="0"/>
                 <w:sz w:val="16"/>
               </w:rPr>
@@ -10159,7 +10249,7 @@
             <w:r/>
             <w:r>
               <w:rPr>
-                <w:rFonts w:ascii="Arial" w:hAnsi="Arial"/>
+                <w:rFonts w:ascii="Verdana" w:hAnsi="Verdana"/>
                 <w:b w:val="0"/>
                 <w:sz w:val="16"/>
               </w:rPr>
@@ -10175,7 +10265,7 @@
             <w:r/>
             <w:r>
               <w:rPr>
-                <w:rFonts w:ascii="Arial" w:hAnsi="Arial"/>
+                <w:rFonts w:ascii="Verdana" w:hAnsi="Verdana"/>
                 <w:b w:val="0"/>
                 <w:sz w:val="16"/>
               </w:rPr>
@@ -10192,7 +10282,7 @@
             <w:r/>
             <w:r>
               <w:rPr>
-                <w:rFonts w:ascii="Arial" w:hAnsi="Arial"/>
+                <w:rFonts w:ascii="Verdana" w:hAnsi="Verdana"/>
                 <w:b w:val="0"/>
                 <w:sz w:val="16"/>
               </w:rPr>
@@ -10208,7 +10298,7 @@
             <w:r/>
             <w:r>
               <w:rPr>
-                <w:rFonts w:ascii="Arial" w:hAnsi="Arial"/>
+                <w:rFonts w:ascii="Verdana" w:hAnsi="Verdana"/>
                 <w:b w:val="0"/>
                 <w:sz w:val="16"/>
               </w:rPr>
@@ -10224,7 +10314,7 @@
             <w:r/>
             <w:r>
               <w:rPr>
-                <w:rFonts w:ascii="Arial" w:hAnsi="Arial"/>
+                <w:rFonts w:ascii="Verdana" w:hAnsi="Verdana"/>
                 <w:b w:val="0"/>
                 <w:sz w:val="16"/>
               </w:rPr>
@@ -10241,7 +10331,7 @@
             <w:r/>
             <w:r>
               <w:rPr>
-                <w:rFonts w:ascii="Arial" w:hAnsi="Arial"/>
+                <w:rFonts w:ascii="Verdana" w:hAnsi="Verdana"/>
                 <w:b w:val="0"/>
                 <w:sz w:val="16"/>
               </w:rPr>
@@ -10257,7 +10347,7 @@
             <w:r/>
             <w:r>
               <w:rPr>
-                <w:rFonts w:ascii="Arial" w:hAnsi="Arial"/>
+                <w:rFonts w:ascii="Verdana" w:hAnsi="Verdana"/>
                 <w:b w:val="0"/>
                 <w:sz w:val="16"/>
               </w:rPr>
@@ -10273,7 +10363,7 @@
             <w:r/>
             <w:r>
               <w:rPr>
-                <w:rFonts w:ascii="Arial" w:hAnsi="Arial"/>
+                <w:rFonts w:ascii="Verdana" w:hAnsi="Verdana"/>
                 <w:b w:val="0"/>
                 <w:sz w:val="16"/>
               </w:rPr>
@@ -10286,7 +10376,7 @@
     <w:p>
       <w:r>
         <w:rPr>
-          <w:rFonts w:ascii="Arial" w:hAnsi="Arial"/>
+          <w:rFonts w:ascii="Verdana" w:hAnsi="Verdana"/>
           <w:b/>
           <w:sz w:val="18"/>
         </w:rPr>
@@ -10299,6 +10389,20 @@
         <w:tblW w:type="auto" w:w="0"/>
         <w:jc w:val="center"/>
         <w:tblLook w:firstColumn="1" w:firstRow="1" w:lastColumn="0" w:lastRow="0" w:noHBand="0" w:noVBand="1" w:val="04A0"/>
+        <w:tblBorders>
+          <w:top w:val="single" w:sz="4" w:space="0" w:color="595959"/>
+          <w:left w:val="single" w:sz="4" w:space="0" w:color="595959"/>
+          <w:bottom w:val="single" w:sz="4" w:space="0" w:color="595959"/>
+          <w:right w:val="single" w:sz="4" w:space="0" w:color="595959"/>
+          <w:insideH w:val="single" w:sz="4" w:space="0" w:color="595959"/>
+          <w:insideV w:val="single" w:sz="4" w:space="0" w:color="595959"/>
+        </w:tblBorders>
+        <w:tblCellMar>
+          <w:top w:w="85" w:type="dxa"/>
+          <w:left w:w="85" w:type="dxa"/>
+          <w:bottom w:w="85" w:type="dxa"/>
+          <w:right w:w="85" w:type="dxa"/>
+        </w:tblCellMar>
       </w:tblPr>
       <w:tblGrid>
         <w:gridCol w:w="5046"/>
@@ -10308,61 +10412,52 @@
       <w:tr>
         <w:tc>
           <w:tcPr>
-            <w:tcW w:type="dxa" w:w="5046"/>
-            <w:shd w:val="clear" w:color="auto" w:fill="D9E2F3"/>
-          </w:tcPr>
-          <w:p>
-            <w:pPr>
-              <w:jc w:val="center"/>
-            </w:pPr>
-            <w:r/>
-            <w:r>
-              <w:rPr>
-                <w:rFonts w:ascii="Arial" w:hAnsi="Arial"/>
-                <w:b/>
-                <w:sz w:val="16"/>
-              </w:rPr>
-              <w:t>Code Figure</w:t>
-            </w:r>
-          </w:p>
-        </w:tc>
-        <w:tc>
-          <w:tcPr>
-            <w:tcW w:type="dxa" w:w="5046"/>
-            <w:shd w:val="clear" w:color="auto" w:fill="D9E2F3"/>
-          </w:tcPr>
-          <w:p>
-            <w:pPr>
-              <w:jc w:val="center"/>
-            </w:pPr>
-            <w:r/>
-            <w:r>
-              <w:rPr>
-                <w:rFonts w:ascii="Arial" w:hAnsi="Arial"/>
-                <w:b/>
-                <w:sz w:val="16"/>
-              </w:rPr>
-              <w:t>Entry Name</w:t>
-            </w:r>
-          </w:p>
-        </w:tc>
-        <w:tc>
-          <w:tcPr>
-            <w:tcW w:type="dxa" w:w="5046"/>
-            <w:shd w:val="clear" w:color="auto" w:fill="D9E2F3"/>
-          </w:tcPr>
-          <w:p>
-            <w:pPr>
-              <w:jc w:val="center"/>
-            </w:pPr>
-            <w:r/>
-            <w:r>
-              <w:rPr>
-                <w:rFonts w:ascii="Arial" w:hAnsi="Arial"/>
-                <w:b/>
-                <w:sz w:val="16"/>
-              </w:rPr>
-              <w:t>Note</w:t>
+            <w:tcW w:type="dxa" w:w="1134"/>
+            <w:shd w:val="clear" w:color="auto" w:fill="D9D9D9"/>
+          </w:tcPr>
+          <w:p>
+            <w:r/>
+            <w:r>
+              <w:rPr>
+                <w:rFonts w:ascii="Verdana" w:hAnsi="Verdana"/>
+                <w:b w:val="0"/>
+                <w:sz w:val="16"/>
+              </w:rPr>
+              <w:t>CODE FIGURE</w:t>
+            </w:r>
+          </w:p>
+        </w:tc>
+        <w:tc>
+          <w:tcPr>
+            <w:tcW w:type="dxa" w:w="5046"/>
+            <w:shd w:val="clear" w:color="auto" w:fill="D9D9D9"/>
+          </w:tcPr>
+          <w:p>
+            <w:r/>
+            <w:r>
+              <w:rPr>
+                <w:rFonts w:ascii="Verdana" w:hAnsi="Verdana"/>
+                <w:b w:val="0"/>
+                <w:sz w:val="16"/>
+              </w:rPr>
+              <w:t>ENTRY NAME</w:t>
+            </w:r>
+          </w:p>
+        </w:tc>
+        <w:tc>
+          <w:tcPr>
+            <w:tcW w:type="dxa" w:w="5046"/>
+            <w:shd w:val="clear" w:color="auto" w:fill="D9D9D9"/>
+          </w:tcPr>
+          <w:p>
+            <w:r/>
+            <w:r>
+              <w:rPr>
+                <w:rFonts w:ascii="Verdana" w:hAnsi="Verdana"/>
+                <w:b w:val="0"/>
+                <w:sz w:val="16"/>
+              </w:rPr>
+              <w:t>NOTE</w:t>
             </w:r>
           </w:p>
         </w:tc>
@@ -10376,7 +10471,7 @@
             <w:r/>
             <w:r>
               <w:rPr>
-                <w:rFonts w:ascii="Arial" w:hAnsi="Arial"/>
+                <w:rFonts w:ascii="Verdana" w:hAnsi="Verdana"/>
                 <w:b w:val="0"/>
                 <w:sz w:val="16"/>
               </w:rPr>
@@ -10392,7 +10487,7 @@
             <w:r/>
             <w:r>
               <w:rPr>
-                <w:rFonts w:ascii="Arial" w:hAnsi="Arial"/>
+                <w:rFonts w:ascii="Verdana" w:hAnsi="Verdana"/>
                 <w:b w:val="0"/>
                 <w:sz w:val="16"/>
               </w:rPr>
@@ -10408,7 +10503,7 @@
             <w:r/>
             <w:r>
               <w:rPr>
-                <w:rFonts w:ascii="Arial" w:hAnsi="Arial"/>
+                <w:rFonts w:ascii="Verdana" w:hAnsi="Verdana"/>
                 <w:b w:val="0"/>
                 <w:sz w:val="16"/>
               </w:rPr>
@@ -10425,7 +10520,7 @@
             <w:r/>
             <w:r>
               <w:rPr>
-                <w:rFonts w:ascii="Arial" w:hAnsi="Arial"/>
+                <w:rFonts w:ascii="Verdana" w:hAnsi="Verdana"/>
                 <w:b w:val="0"/>
                 <w:sz w:val="16"/>
               </w:rPr>
@@ -10441,7 +10536,7 @@
             <w:r/>
             <w:r>
               <w:rPr>
-                <w:rFonts w:ascii="Arial" w:hAnsi="Arial"/>
+                <w:rFonts w:ascii="Verdana" w:hAnsi="Verdana"/>
                 <w:b w:val="0"/>
                 <w:sz w:val="16"/>
               </w:rPr>
@@ -10457,7 +10552,7 @@
             <w:r/>
             <w:r>
               <w:rPr>
-                <w:rFonts w:ascii="Arial" w:hAnsi="Arial"/>
+                <w:rFonts w:ascii="Verdana" w:hAnsi="Verdana"/>
                 <w:b w:val="0"/>
                 <w:sz w:val="16"/>
               </w:rPr>
@@ -10474,7 +10569,7 @@
             <w:r/>
             <w:r>
               <w:rPr>
-                <w:rFonts w:ascii="Arial" w:hAnsi="Arial"/>
+                <w:rFonts w:ascii="Verdana" w:hAnsi="Verdana"/>
                 <w:b w:val="0"/>
                 <w:sz w:val="16"/>
               </w:rPr>
@@ -10490,7 +10585,7 @@
             <w:r/>
             <w:r>
               <w:rPr>
-                <w:rFonts w:ascii="Arial" w:hAnsi="Arial"/>
+                <w:rFonts w:ascii="Verdana" w:hAnsi="Verdana"/>
                 <w:b w:val="0"/>
                 <w:sz w:val="16"/>
               </w:rPr>
@@ -10506,7 +10601,7 @@
             <w:r/>
             <w:r>
               <w:rPr>
-                <w:rFonts w:ascii="Arial" w:hAnsi="Arial"/>
+                <w:rFonts w:ascii="Verdana" w:hAnsi="Verdana"/>
                 <w:b w:val="0"/>
                 <w:sz w:val="16"/>
               </w:rPr>
@@ -10523,7 +10618,7 @@
             <w:r/>
             <w:r>
               <w:rPr>
-                <w:rFonts w:ascii="Arial" w:hAnsi="Arial"/>
+                <w:rFonts w:ascii="Verdana" w:hAnsi="Verdana"/>
                 <w:b w:val="0"/>
                 <w:sz w:val="16"/>
               </w:rPr>
@@ -10539,7 +10634,7 @@
             <w:r/>
             <w:r>
               <w:rPr>
-                <w:rFonts w:ascii="Arial" w:hAnsi="Arial"/>
+                <w:rFonts w:ascii="Verdana" w:hAnsi="Verdana"/>
                 <w:b w:val="0"/>
                 <w:sz w:val="16"/>
               </w:rPr>
@@ -10555,7 +10650,7 @@
             <w:r/>
             <w:r>
               <w:rPr>
-                <w:rFonts w:ascii="Arial" w:hAnsi="Arial"/>
+                <w:rFonts w:ascii="Verdana" w:hAnsi="Verdana"/>
                 <w:b w:val="0"/>
                 <w:sz w:val="16"/>
               </w:rPr>
@@ -10568,7 +10663,7 @@
     <w:p>
       <w:r>
         <w:rPr>
-          <w:rFonts w:ascii="Arial" w:hAnsi="Arial"/>
+          <w:rFonts w:ascii="Verdana" w:hAnsi="Verdana"/>
           <w:b/>
           <w:sz w:val="18"/>
         </w:rPr>
@@ -10581,6 +10676,20 @@
         <w:tblW w:type="auto" w:w="0"/>
         <w:jc w:val="center"/>
         <w:tblLook w:firstColumn="1" w:firstRow="1" w:lastColumn="0" w:lastRow="0" w:noHBand="0" w:noVBand="1" w:val="04A0"/>
+        <w:tblBorders>
+          <w:top w:val="single" w:sz="4" w:space="0" w:color="595959"/>
+          <w:left w:val="single" w:sz="4" w:space="0" w:color="595959"/>
+          <w:bottom w:val="single" w:sz="4" w:space="0" w:color="595959"/>
+          <w:right w:val="single" w:sz="4" w:space="0" w:color="595959"/>
+          <w:insideH w:val="single" w:sz="4" w:space="0" w:color="595959"/>
+          <w:insideV w:val="single" w:sz="4" w:space="0" w:color="595959"/>
+        </w:tblBorders>
+        <w:tblCellMar>
+          <w:top w:w="85" w:type="dxa"/>
+          <w:left w:w="85" w:type="dxa"/>
+          <w:bottom w:w="85" w:type="dxa"/>
+          <w:right w:w="85" w:type="dxa"/>
+        </w:tblCellMar>
       </w:tblPr>
       <w:tblGrid>
         <w:gridCol w:w="5046"/>
@@ -10590,61 +10699,52 @@
       <w:tr>
         <w:tc>
           <w:tcPr>
-            <w:tcW w:type="dxa" w:w="5046"/>
-            <w:shd w:val="clear" w:color="auto" w:fill="D9E2F3"/>
-          </w:tcPr>
-          <w:p>
-            <w:pPr>
-              <w:jc w:val="center"/>
-            </w:pPr>
-            <w:r/>
-            <w:r>
-              <w:rPr>
-                <w:rFonts w:ascii="Arial" w:hAnsi="Arial"/>
-                <w:b/>
-                <w:sz w:val="16"/>
-              </w:rPr>
-              <w:t>Code Figure</w:t>
-            </w:r>
-          </w:p>
-        </w:tc>
-        <w:tc>
-          <w:tcPr>
-            <w:tcW w:type="dxa" w:w="5046"/>
-            <w:shd w:val="clear" w:color="auto" w:fill="D9E2F3"/>
-          </w:tcPr>
-          <w:p>
-            <w:pPr>
-              <w:jc w:val="center"/>
-            </w:pPr>
-            <w:r/>
-            <w:r>
-              <w:rPr>
-                <w:rFonts w:ascii="Arial" w:hAnsi="Arial"/>
-                <w:b/>
-                <w:sz w:val="16"/>
-              </w:rPr>
-              <w:t>Entry Name</w:t>
-            </w:r>
-          </w:p>
-        </w:tc>
-        <w:tc>
-          <w:tcPr>
-            <w:tcW w:type="dxa" w:w="5046"/>
-            <w:shd w:val="clear" w:color="auto" w:fill="D9E2F3"/>
-          </w:tcPr>
-          <w:p>
-            <w:pPr>
-              <w:jc w:val="center"/>
-            </w:pPr>
-            <w:r/>
-            <w:r>
-              <w:rPr>
-                <w:rFonts w:ascii="Arial" w:hAnsi="Arial"/>
-                <w:b/>
-                <w:sz w:val="16"/>
-              </w:rPr>
-              <w:t>Note</w:t>
+            <w:tcW w:type="dxa" w:w="1134"/>
+            <w:shd w:val="clear" w:color="auto" w:fill="D9D9D9"/>
+          </w:tcPr>
+          <w:p>
+            <w:r/>
+            <w:r>
+              <w:rPr>
+                <w:rFonts w:ascii="Verdana" w:hAnsi="Verdana"/>
+                <w:b w:val="0"/>
+                <w:sz w:val="16"/>
+              </w:rPr>
+              <w:t>CODE FIGURE</w:t>
+            </w:r>
+          </w:p>
+        </w:tc>
+        <w:tc>
+          <w:tcPr>
+            <w:tcW w:type="dxa" w:w="5046"/>
+            <w:shd w:val="clear" w:color="auto" w:fill="D9D9D9"/>
+          </w:tcPr>
+          <w:p>
+            <w:r/>
+            <w:r>
+              <w:rPr>
+                <w:rFonts w:ascii="Verdana" w:hAnsi="Verdana"/>
+                <w:b w:val="0"/>
+                <w:sz w:val="16"/>
+              </w:rPr>
+              <w:t>ENTRY NAME</w:t>
+            </w:r>
+          </w:p>
+        </w:tc>
+        <w:tc>
+          <w:tcPr>
+            <w:tcW w:type="dxa" w:w="5046"/>
+            <w:shd w:val="clear" w:color="auto" w:fill="D9D9D9"/>
+          </w:tcPr>
+          <w:p>
+            <w:r/>
+            <w:r>
+              <w:rPr>
+                <w:rFonts w:ascii="Verdana" w:hAnsi="Verdana"/>
+                <w:b w:val="0"/>
+                <w:sz w:val="16"/>
+              </w:rPr>
+              <w:t>NOTE</w:t>
             </w:r>
           </w:p>
         </w:tc>
@@ -10658,7 +10758,7 @@
             <w:r/>
             <w:r>
               <w:rPr>
-                <w:rFonts w:ascii="Arial" w:hAnsi="Arial"/>
+                <w:rFonts w:ascii="Verdana" w:hAnsi="Verdana"/>
                 <w:b w:val="0"/>
                 <w:sz w:val="16"/>
               </w:rPr>
@@ -10674,7 +10774,7 @@
             <w:r/>
             <w:r>
               <w:rPr>
-                <w:rFonts w:ascii="Arial" w:hAnsi="Arial"/>
+                <w:rFonts w:ascii="Verdana" w:hAnsi="Verdana"/>
                 <w:b w:val="0"/>
                 <w:sz w:val="16"/>
               </w:rPr>
@@ -10690,7 +10790,7 @@
             <w:r/>
             <w:r>
               <w:rPr>
-                <w:rFonts w:ascii="Arial" w:hAnsi="Arial"/>
+                <w:rFonts w:ascii="Verdana" w:hAnsi="Verdana"/>
                 <w:b w:val="0"/>
                 <w:sz w:val="16"/>
               </w:rPr>
@@ -10707,7 +10807,7 @@
             <w:r/>
             <w:r>
               <w:rPr>
-                <w:rFonts w:ascii="Arial" w:hAnsi="Arial"/>
+                <w:rFonts w:ascii="Verdana" w:hAnsi="Verdana"/>
                 <w:b w:val="0"/>
                 <w:sz w:val="16"/>
               </w:rPr>
@@ -10723,7 +10823,7 @@
             <w:r/>
             <w:r>
               <w:rPr>
-                <w:rFonts w:ascii="Arial" w:hAnsi="Arial"/>
+                <w:rFonts w:ascii="Verdana" w:hAnsi="Verdana"/>
                 <w:b w:val="0"/>
                 <w:sz w:val="16"/>
               </w:rPr>
@@ -10739,7 +10839,7 @@
             <w:r/>
             <w:r>
               <w:rPr>
-                <w:rFonts w:ascii="Arial" w:hAnsi="Arial"/>
+                <w:rFonts w:ascii="Verdana" w:hAnsi="Verdana"/>
                 <w:b w:val="0"/>
                 <w:sz w:val="16"/>
               </w:rPr>
@@ -10756,7 +10856,7 @@
             <w:r/>
             <w:r>
               <w:rPr>
-                <w:rFonts w:ascii="Arial" w:hAnsi="Arial"/>
+                <w:rFonts w:ascii="Verdana" w:hAnsi="Verdana"/>
                 <w:b w:val="0"/>
                 <w:sz w:val="16"/>
               </w:rPr>
@@ -10772,7 +10872,7 @@
             <w:r/>
             <w:r>
               <w:rPr>
-                <w:rFonts w:ascii="Arial" w:hAnsi="Arial"/>
+                <w:rFonts w:ascii="Verdana" w:hAnsi="Verdana"/>
                 <w:b w:val="0"/>
                 <w:sz w:val="16"/>
               </w:rPr>
@@ -10788,7 +10888,7 @@
             <w:r/>
             <w:r>
               <w:rPr>
-                <w:rFonts w:ascii="Arial" w:hAnsi="Arial"/>
+                <w:rFonts w:ascii="Verdana" w:hAnsi="Verdana"/>
                 <w:b w:val="0"/>
                 <w:sz w:val="16"/>
               </w:rPr>
@@ -10805,7 +10905,7 @@
             <w:r/>
             <w:r>
               <w:rPr>
-                <w:rFonts w:ascii="Arial" w:hAnsi="Arial"/>
+                <w:rFonts w:ascii="Verdana" w:hAnsi="Verdana"/>
                 <w:b w:val="0"/>
                 <w:sz w:val="16"/>
               </w:rPr>
@@ -10821,7 +10921,7 @@
             <w:r/>
             <w:r>
               <w:rPr>
-                <w:rFonts w:ascii="Arial" w:hAnsi="Arial"/>
+                <w:rFonts w:ascii="Verdana" w:hAnsi="Verdana"/>
                 <w:b w:val="0"/>
                 <w:sz w:val="16"/>
               </w:rPr>
@@ -10837,7 +10937,7 @@
             <w:r/>
             <w:r>
               <w:rPr>
-                <w:rFonts w:ascii="Arial" w:hAnsi="Arial"/>
+                <w:rFonts w:ascii="Verdana" w:hAnsi="Verdana"/>
                 <w:b w:val="0"/>
                 <w:sz w:val="16"/>
               </w:rPr>

--- a/docx/en/BUFRCREX_CodeFlag_en_21.docx
+++ b/docx/en/BUFRCREX_CodeFlag_en_21.docx
@@ -22,7 +22,7 @@
           <w:b/>
           <w:sz w:val="18"/>
         </w:rPr>
-        <w:t>021026  ASCAT sigma-0 usability</w:t>
+        <w:t>0 21 026  ASCAT sigma-0 usability</w:t>
       </w:r>
     </w:p>
     <w:tbl>
@@ -358,7 +358,7 @@
           <w:b/>
           <w:sz w:val="18"/>
         </w:rPr>
-        <w:t>021066  Wave scatterometer product confidence data</w:t>
+        <w:t>0 21 066  Wave scatterometer product confidence data</w:t>
       </w:r>
     </w:p>
     <w:tbl>
@@ -1037,7 +1037,7 @@
           <w:b/>
           <w:sz w:val="18"/>
         </w:rPr>
-        <w:t>021067  Wind product confidence data</w:t>
+        <w:t>0 21 067  Wind product confidence data</w:t>
       </w:r>
     </w:p>
     <w:tbl>
@@ -1765,7 +1765,7 @@
           <w:b/>
           <w:sz w:val="18"/>
         </w:rPr>
-        <w:t>021068  Radar altimeter product confidence data</w:t>
+        <w:t>0 21 068  Radar altimeter product confidence data</w:t>
       </w:r>
     </w:p>
     <w:tbl>
@@ -2248,7 +2248,7 @@
           <w:b/>
           <w:sz w:val="18"/>
         </w:rPr>
-        <w:t>021069  SST product confidence data</w:t>
+        <w:t>0 21 069  SST product confidence data</w:t>
       </w:r>
     </w:p>
     <w:tbl>
@@ -2829,7 +2829,7 @@
           <w:b/>
           <w:sz w:val="18"/>
         </w:rPr>
-        <w:t>021070  SST product confidence data (SADIST-2)</w:t>
+        <w:t>0 21 070  SST product confidence data (SADIST-2)</w:t>
       </w:r>
     </w:p>
     <w:tbl>
@@ -4143,7 +4143,7 @@
           <w:b/>
           <w:sz w:val="18"/>
         </w:rPr>
-        <w:t>021072  Satellite altimeter calibration status</w:t>
+        <w:t>0 21 072  Satellite altimeter calibration status</w:t>
       </w:r>
     </w:p>
     <w:tbl>
@@ -4430,7 +4430,7 @@
           <w:b/>
           <w:sz w:val="18"/>
         </w:rPr>
-        <w:t>021073  Satellite altimeter instrument mode</w:t>
+        <w:t>0 21 073  Satellite altimeter instrument mode</w:t>
       </w:r>
     </w:p>
     <w:tbl>
@@ -4962,7 +4962,7 @@
           <w:b/>
           <w:sz w:val="18"/>
         </w:rPr>
-        <w:t>021076  Representation of intensities</w:t>
+        <w:t>0 21 076  Representation of intensities</w:t>
       </w:r>
     </w:p>
     <w:tbl>
@@ -5298,7 +5298,7 @@
           <w:b/>
           <w:sz w:val="18"/>
         </w:rPr>
-        <w:t>021109  SEAWINDS wind vector cell quality</w:t>
+        <w:t>0 21 109  SEAWINDS wind vector cell quality</w:t>
       </w:r>
     </w:p>
     <w:tbl>
@@ -5879,7 +5879,7 @@
           <w:b/>
           <w:sz w:val="18"/>
         </w:rPr>
-        <w:t>021115  SEAWINDS sigma-0 quality</w:t>
+        <w:t>0 21 115  SEAWINDS sigma-0 quality</w:t>
       </w:r>
     </w:p>
     <w:tbl>
@@ -6558,7 +6558,7 @@
           <w:b/>
           <w:sz w:val="18"/>
         </w:rPr>
-        <w:t>021116  SEAWINDS sigma-0 mode</w:t>
+        <w:t>0 21 116  SEAWINDS sigma-0 mode</w:t>
       </w:r>
     </w:p>
     <w:tbl>
@@ -7482,7 +7482,7 @@
           <w:b/>
           <w:sz w:val="18"/>
         </w:rPr>
-        <w:t>021119  Wind scatterometer geophysical model function</w:t>
+        <w:t>0 21 119  Wind scatterometer geophysical model function</w:t>
       </w:r>
     </w:p>
     <w:tbl>
@@ -8357,7 +8357,7 @@
           <w:b/>
           <w:sz w:val="18"/>
         </w:rPr>
-        <w:t>021144  Altimeter rain flag</w:t>
+        <w:t>0 21 144  Altimeter rain flag</w:t>
       </w:r>
     </w:p>
     <w:tbl>
@@ -8546,7 +8546,7 @@
           <w:b/>
           <w:sz w:val="18"/>
         </w:rPr>
-        <w:t>021148  Trailing edge variation flag</w:t>
+        <w:t>0 21 148  Trailing edge variation flag</w:t>
       </w:r>
     </w:p>
     <w:tbl>
@@ -8833,7 +8833,7 @@
           <w:b/>
           <w:sz w:val="18"/>
         </w:rPr>
-        <w:t>021150  Beam co-location</w:t>
+        <w:t>0 21 150  Beam co-location</w:t>
       </w:r>
     </w:p>
     <w:tbl>
@@ -9120,7 +9120,7 @@
           <w:b/>
           <w:sz w:val="18"/>
         </w:rPr>
-        <w:t>021155  Wind vector cell quality</w:t>
+        <w:t>0 21 155  Wind vector cell quality</w:t>
       </w:r>
     </w:p>
     <w:tbl>
@@ -10093,7 +10093,7 @@
           <w:b/>
           <w:sz w:val="18"/>
         </w:rPr>
-        <w:t>021158  ASCAT Kp estimate quality</w:t>
+        <w:t>0 21 158  ASCAT Kp estimate quality</w:t>
       </w:r>
     </w:p>
     <w:tbl>
@@ -10380,7 +10380,7 @@
           <w:b/>
           <w:sz w:val="18"/>
         </w:rPr>
-        <w:t>021159  ASCAT sigma-0 usability</w:t>
+        <w:t>0 21 159  ASCAT sigma-0 usability</w:t>
       </w:r>
     </w:p>
     <w:tbl>
@@ -10667,7 +10667,7 @@
           <w:b/>
           <w:sz w:val="18"/>
         </w:rPr>
-        <w:t>021169  Ice presence indicator</w:t>
+        <w:t>0 21 169  Ice presence indicator</w:t>
       </w:r>
     </w:p>
     <w:tbl>

--- a/docx/en/BUFRCREX_CodeFlag_en_21.docx
+++ b/docx/en/BUFRCREX_CodeFlag_en_21.docx
@@ -13,6 +13,566 @@
           <w:sz w:val="22"/>
         </w:rPr>
         <w:t>Class 21</w:t>
+      </w:r>
+    </w:p>
+    <w:p>
+      <w:r>
+        <w:rPr>
+          <w:rFonts w:ascii="Verdana" w:hAnsi="Verdana"/>
+          <w:i/>
+          <w:sz w:val="14"/>
+        </w:rPr>
+        <w:t>Note 2: 'Clear' and 'overcast' are coded by 0 and 8, respectively.</w:t>
+      </w:r>
+    </w:p>
+    <w:p>
+      <w:r>
+        <w:rPr>
+          <w:rFonts w:ascii="Verdana" w:hAnsi="Verdana"/>
+          <w:i/>
+          <w:sz w:val="14"/>
+        </w:rPr>
+        <w:t>Note 5: (0 is good, 1 is bad)</w:t>
+      </w:r>
+    </w:p>
+    <w:p>
+      <w:r>
+        <w:rPr>
+          <w:rFonts w:ascii="Verdana" w:hAnsi="Verdana"/>
+          <w:i/>
+          <w:sz w:val="14"/>
+        </w:rPr>
+        <w:t>Note 6: (See Common Code table C-1 in Part C/c.)</w:t>
+      </w:r>
+    </w:p>
+    <w:p>
+      <w:r>
+        <w:rPr>
+          <w:rFonts w:ascii="Verdana" w:hAnsi="Verdana"/>
+          <w:i/>
+          <w:sz w:val="14"/>
+        </w:rPr>
+        <w:t>Note 7: (See Common Code table C-2 in Part C/c.)</w:t>
+      </w:r>
+    </w:p>
+    <w:p>
+      <w:r>
+        <w:rPr>
+          <w:rFonts w:ascii="Verdana" w:hAnsi="Verdana"/>
+          <w:i/>
+          <w:sz w:val="14"/>
+        </w:rPr>
+        <w:t>Note 8: (See Common Code table C-3)</w:t>
+      </w:r>
+    </w:p>
+    <w:p>
+      <w:r>
+        <w:rPr>
+          <w:rFonts w:ascii="Verdana" w:hAnsi="Verdana"/>
+          <w:i/>
+          <w:sz w:val="14"/>
+        </w:rPr>
+        <w:t>Note 9: (See Common Code table C-4)</w:t>
+      </w:r>
+    </w:p>
+    <w:p>
+      <w:r>
+        <w:rPr>
+          <w:rFonts w:ascii="Verdana" w:hAnsi="Verdana"/>
+          <w:i/>
+          <w:sz w:val="14"/>
+        </w:rPr>
+        <w:t>Note 10: (See Common Code table C-5 Part C/c.)</w:t>
+      </w:r>
+    </w:p>
+    <w:p>
+      <w:r>
+        <w:rPr>
+          <w:rFonts w:ascii="Verdana" w:hAnsi="Verdana"/>
+          <w:i/>
+          <w:sz w:val="14"/>
+        </w:rPr>
+        <w:t>Note 11: (See Common Code table C-7 in Part C/c.)</w:t>
+      </w:r>
+    </w:p>
+    <w:p>
+      <w:r>
+        <w:rPr>
+          <w:rFonts w:ascii="Verdana" w:hAnsi="Verdana"/>
+          <w:i/>
+          <w:sz w:val="14"/>
+        </w:rPr>
+        <w:t>Note 12: (See Common Code table C-8 in Part C/c.)</w:t>
+      </w:r>
+    </w:p>
+    <w:p>
+      <w:r>
+        <w:rPr>
+          <w:rFonts w:ascii="Verdana" w:hAnsi="Verdana"/>
+          <w:i/>
+          <w:sz w:val="14"/>
+        </w:rPr>
+        <w:t>Note 13: (See Common Code table C-14 Part C/c.)</w:t>
+      </w:r>
+    </w:p>
+    <w:p>
+      <w:r>
+        <w:rPr>
+          <w:rFonts w:ascii="Verdana" w:hAnsi="Verdana"/>
+          <w:i/>
+          <w:sz w:val="14"/>
+        </w:rPr>
+        <w:t>Note 14: (To be defined by centres themselves - See Common Code table C-12 in Part C/c.)</w:t>
+      </w:r>
+    </w:p>
+    <w:p>
+      <w:r>
+        <w:rPr>
+          <w:rFonts w:ascii="Verdana" w:hAnsi="Verdana"/>
+          <w:i/>
+          <w:sz w:val="14"/>
+        </w:rPr>
+        <w:t>Note 15: (To be developed)</w:t>
+      </w:r>
+    </w:p>
+    <w:p>
+      <w:r>
+        <w:rPr>
+          <w:rFonts w:ascii="Verdana" w:hAnsi="Verdana"/>
+          <w:i/>
+          <w:sz w:val="14"/>
+        </w:rPr>
+        <w:t>Note 16: A consecutive sequence of 2 or more of location coordinates, such as latitude and longitude pairs,defines a line or polygon. Points shall be joined in the order given in the message. Any area described will fall left of the drawn boundary in the direction established by the order of the points given in the message. This definition is for simple non-intersecting polygons without holes.</w:t>
+      </w:r>
+    </w:p>
+    <w:p>
+      <w:r>
+        <w:rPr>
+          <w:rFonts w:ascii="Verdana" w:hAnsi="Verdana"/>
+          <w:i/>
+          <w:sz w:val="14"/>
+        </w:rPr>
+        <w:t>Note 17: All bits off implies a good calibration.</w:t>
+      </w:r>
+    </w:p>
+    <w:p>
+      <w:r>
+        <w:rPr>
+          <w:rFonts w:ascii="Verdana" w:hAnsi="Verdana"/>
+          <w:i/>
+          <w:sz w:val="14"/>
+        </w:rPr>
+        <w:t>Note 18: All first-order statistics are in the units defined by the original data descriptors.</w:t>
+      </w:r>
+    </w:p>
+    <w:p>
+      <w:r>
+        <w:rPr>
+          <w:rFonts w:ascii="Verdana" w:hAnsi="Verdana"/>
+          <w:i/>
+          <w:sz w:val="14"/>
+        </w:rPr>
+        <w:t>Note 19: Associated field significance shall be used initially in conjunction with the quality of observed data.</w:t>
+      </w:r>
+    </w:p>
+    <w:p>
+      <w:r>
+        <w:rPr>
+          <w:rFonts w:ascii="Verdana" w:hAnsi="Verdana"/>
+          <w:i/>
+          <w:sz w:val="14"/>
+        </w:rPr>
+        <w:t>Note 21: Beginning with the first bit position (high order bit), if the bit position is set to one, then the channel is used. If the bit position is set to zero, then the channel is not used.</w:t>
+      </w:r>
+    </w:p>
+    <w:p>
+      <w:r>
+        <w:rPr>
+          <w:rFonts w:ascii="Verdana" w:hAnsi="Verdana"/>
+          <w:i/>
+          <w:sz w:val="14"/>
+        </w:rPr>
+        <w:t>Note 22: Bit flags denoting the elements included in processing sounding data.</w:t>
+      </w:r>
+    </w:p>
+    <w:p>
+      <w:r>
+        <w:rPr>
+          <w:rFonts w:ascii="Verdana" w:hAnsi="Verdana"/>
+          <w:i/>
+          <w:sz w:val="14"/>
+        </w:rPr>
+        <w:t>Note 23: Bit flags denoting the instrument and/or channels used in obtaining various physical parameters. If, in any grouping of parameters, all bits = 0, then no retrieval was made for that parameter or set of parameters.</w:t>
+      </w:r>
+    </w:p>
+    <w:p>
+      <w:r>
+        <w:rPr>
+          <w:rFonts w:ascii="Verdana" w:hAnsi="Verdana"/>
+          <w:i/>
+          <w:sz w:val="14"/>
+        </w:rPr>
+        <w:t>Note 24: Bits 1-4 represent time problem code. All bits off implies the scan time is as expected.</w:t>
+      </w:r>
+    </w:p>
+    <w:p>
+      <w:r>
+        <w:rPr>
+          <w:rFonts w:ascii="Verdana" w:hAnsi="Verdana"/>
+          <w:i/>
+          <w:sz w:val="14"/>
+        </w:rPr>
+        <w:t>Note 25: Bits 11-17 represent Earth location problem code. All bits set to zero implies the Earth location was normal.</w:t>
+      </w:r>
+    </w:p>
+    <w:p>
+      <w:r>
+        <w:rPr>
+          <w:rFonts w:ascii="Verdana" w:hAnsi="Verdana"/>
+          <w:i/>
+          <w:sz w:val="14"/>
+        </w:rPr>
+        <w:t>Note 27: Bits 5-10 represent calibration problem code. All bits set to zero indicated normal calibration. Where any of bits 5, 7, 10 are set, secondary calibration coefficients have been used.</w:t>
+      </w:r>
+    </w:p>
+    <w:p>
+      <w:r>
+        <w:rPr>
+          <w:rFonts w:ascii="Verdana" w:hAnsi="Verdana"/>
+          <w:i/>
+          <w:sz w:val="14"/>
+        </w:rPr>
+        <w:t>Note 32: Code figures 1-9: Duration and time of current measurement (vector or Doppler current profiling method).</w:t>
+      </w:r>
+    </w:p>
+    <w:p>
+      <w:r>
+        <w:rPr>
+          <w:rFonts w:ascii="Verdana" w:hAnsi="Verdana"/>
+          <w:i/>
+          <w:sz w:val="14"/>
+        </w:rPr>
+        <w:t>Note 33: Code figures 11-19: Period of current measurement (drift method).</w:t>
+      </w:r>
+    </w:p>
+    <w:p>
+      <w:r>
+        <w:rPr>
+          <w:rFonts w:ascii="Verdana" w:hAnsi="Verdana"/>
+          <w:i/>
+          <w:sz w:val="14"/>
+        </w:rPr>
+        <w:t>Note 34: Code figures for generic precipitation (code figures 140-148) are arranged in order of increasing complexity. For example, a very simple station that can sense only the presence or absence of precipitation would use code figure 140 (precipitation). At the next level, an automatic station capable of sensing amount but not type would use code figure 141 or 142. An automatic station capable of sensing gross type (liquid, solid, freezing) and amount would use code figures 143-148. An automatic station capable of reporting actual types of precipitation (e.g. drizzle rain), but not the amount, would use the appropriate whole decile number (e.g. 150 for generic drizzle, 160 for generic rain).</w:t>
+      </w:r>
+    </w:p>
+    <w:p>
+      <w:r>
+        <w:rPr>
+          <w:rFonts w:ascii="Verdana" w:hAnsi="Verdana"/>
+          <w:i/>
+          <w:sz w:val="14"/>
+        </w:rPr>
+        <w:t>Note 35: Descriptor 0 25 009 is deprecated. 0 25 029 should be used instead.</w:t>
+      </w:r>
+    </w:p>
+    <w:p>
+      <w:r>
+        <w:rPr>
+          <w:rFonts w:ascii="Verdana" w:hAnsi="Verdana"/>
+          <w:i/>
+          <w:sz w:val="14"/>
+        </w:rPr>
+        <w:t>Note 36: Difference statistics are difference values; they have dimensions the same as the corresponding reported values with respect to units, but assume a range centred on zero (e.g., the difference between reported and analysed values, the difference between reported and forecast values).</w:t>
+      </w:r>
+    </w:p>
+    <w:p>
+      <w:r>
+        <w:rPr>
+          <w:rFonts w:ascii="Verdana" w:hAnsi="Verdana"/>
+          <w:i/>
+          <w:sz w:val="14"/>
+        </w:rPr>
+        <w:t>Note 39: EPSG is a dataset of coordinate system and coordinate system transformations, originally produced and maintained by the European Petroleum Survey Group. It is now maintained by the Geodesy Subcommittee of the International Association of Oil and Gas Producers Geomatics Committee.</w:t>
+      </w:r>
+    </w:p>
+    <w:p>
+      <w:r>
+        <w:rPr>
+          <w:rFonts w:ascii="Verdana" w:hAnsi="Verdana"/>
+          <w:i/>
+          <w:sz w:val="14"/>
+        </w:rPr>
+        <w:t>Note 42: Further applications may be developed.</w:t>
+      </w:r>
+    </w:p>
+    <w:p>
+      <w:r>
+        <w:rPr>
+          <w:rFonts w:ascii="Verdana" w:hAnsi="Verdana"/>
+          <w:i/>
+          <w:sz w:val="14"/>
+        </w:rPr>
+        <w:t>Note 43: Generic terms for weather (e.g. fog, drizzle) are intended for use at automatic stations capable of determining types of weather but no other information. Generic terms are included in the code table using all capital letters.</w:t>
+      </w:r>
+    </w:p>
+    <w:p>
+      <w:r>
+        <w:rPr>
+          <w:rFonts w:ascii="Verdana" w:hAnsi="Verdana"/>
+          <w:i/>
+          <w:sz w:val="14"/>
+        </w:rPr>
+        <w:t>Note 45: H = Time of observation.</w:t>
+      </w:r>
+    </w:p>
+    <w:p>
+      <w:r>
+        <w:rPr>
+          <w:rFonts w:ascii="Verdana" w:hAnsi="Verdana"/>
+          <w:i/>
+          <w:sz w:val="14"/>
+        </w:rPr>
+        <w:t>Note 49: If bit is set to 1 then statement is true.</w:t>
+      </w:r>
+    </w:p>
+    <w:p>
+      <w:r>
+        <w:rPr>
+          <w:rFonts w:ascii="Verdana" w:hAnsi="Verdana"/>
+          <w:i/>
+          <w:sz w:val="14"/>
+        </w:rPr>
+        <w:t>Note 50: In all instances the highest code figures applicable are to be reported.</w:t>
+      </w:r>
+    </w:p>
+    <w:p>
+      <w:r>
+        <w:rPr>
+          <w:rFonts w:ascii="Verdana" w:hAnsi="Verdana"/>
+          <w:i/>
+          <w:sz w:val="14"/>
+        </w:rPr>
+        <w:t>Note 52: In reports from automatic stations, code figure 2 shall be used when tendency is positive, 7 when negative, and 4 when pressure is the same as three hours before.</w:t>
+      </w:r>
+    </w:p>
+    <w:p>
+      <w:r>
+        <w:rPr>
+          <w:rFonts w:ascii="Verdana" w:hAnsi="Verdana"/>
+          <w:i/>
+          <w:sz w:val="14"/>
+        </w:rPr>
+        <w:t>Note 53: In reports from tropical stations reporting 24-hour pressure changes, code figure 2 shall be used when tendency is positive, 7 when negative, and 4 when pressure is the same as 24 hours before.</w:t>
+      </w:r>
+    </w:p>
+    <w:p>
+      <w:r>
+        <w:rPr>
+          <w:rFonts w:ascii="Verdana" w:hAnsi="Verdana"/>
+          <w:i/>
+          <w:sz w:val="14"/>
+        </w:rPr>
+        <w:t>Note 54: In the above code table, whenever reference is made to ice, it also includes solid precipitation other than snow.</w:t>
+      </w:r>
+    </w:p>
+    <w:p>
+      <w:r>
+        <w:rPr>
+          <w:rFonts w:ascii="Verdana" w:hAnsi="Verdana"/>
+          <w:i/>
+          <w:sz w:val="14"/>
+        </w:rPr>
+        <w:t>Note 57: Mixed precipitation is indicated by setting to one the bits of all the observed single types of precipitation.</w:t>
+      </w:r>
+    </w:p>
+    <w:p>
+      <w:r>
+        <w:rPr>
+          <w:rFonts w:ascii="Verdana" w:hAnsi="Verdana"/>
+          <w:i/>
+          <w:sz w:val="14"/>
+        </w:rPr>
+        <w:t>Note 59: New local names for storm of various strengths shall be added as necessary.</w:t>
+      </w:r>
+    </w:p>
+    <w:p>
+      <w:r>
+        <w:rPr>
+          <w:rFonts w:ascii="Verdana" w:hAnsi="Verdana"/>
+          <w:i/>
+          <w:sz w:val="14"/>
+        </w:rPr>
+        <w:t>Note 60: None of the code figures exclude the addition of interpolated levels at the discretion of the generating centre.</w:t>
+      </w:r>
+    </w:p>
+    <w:p>
+      <w:r>
+        <w:rPr>
+          <w:rFonts w:ascii="Verdana" w:hAnsi="Verdana"/>
+          <w:i/>
+          <w:sz w:val="14"/>
+        </w:rPr>
+        <w:t>Note 63: Phenomenon in this flag table means any phenomenon, including precipitation and obscuration.</w:t>
+      </w:r>
+    </w:p>
+    <w:p>
+      <w:r>
+        <w:rPr>
+          <w:rFonts w:ascii="Verdana" w:hAnsi="Verdana"/>
+          <w:i/>
+          <w:sz w:val="14"/>
+        </w:rPr>
+        <w:t>Note 75: The definitions in code numbers 0 to 2 and 4 apply to representative bare ground and numbers 3, 5 to 9 and 10 to 19 to an open representative area.</w:t>
+      </w:r>
+    </w:p>
+    <w:p>
+      <w:r>
+        <w:rPr>
+          <w:rFonts w:ascii="Verdana" w:hAnsi="Verdana"/>
+          <w:i/>
+          <w:sz w:val="14"/>
+        </w:rPr>
+        <w:t>Note 76: The exact bounding height shall be assigned for the lower code figure; e.g., a height of 4 m is coded as 5.</w:t>
+      </w:r>
+    </w:p>
+    <w:p>
+      <w:r>
+        <w:rPr>
+          <w:rFonts w:ascii="Verdana" w:hAnsi="Verdana"/>
+          <w:i/>
+          <w:sz w:val="14"/>
+        </w:rPr>
+        <w:t>Note 78: The first three digits represent the ISO country code.</w:t>
+      </w:r>
+    </w:p>
+    <w:p>
+      <w:r>
+        <w:rPr>
+          <w:rFonts w:ascii="Verdana" w:hAnsi="Verdana"/>
+          <w:i/>
+          <w:sz w:val="14"/>
+        </w:rPr>
+        <w:t>Note 79: The last column in the table contains the associated registry number from the Chemical Abstracts Service (CAS) of the American Chemical Society.</w:t>
+      </w:r>
+    </w:p>
+    <w:p>
+      <w:r>
+        <w:rPr>
+          <w:rFonts w:ascii="Verdana" w:hAnsi="Verdana"/>
+          <w:i/>
+          <w:sz w:val="14"/>
+        </w:rPr>
+        <w:t>Note 80: The middle portion of this code table (code figures 100-199) includes terms on several levels to cover simple and increasingly complex automatic stations.</w:t>
+      </w:r>
+    </w:p>
+    <w:p>
+      <w:r>
+        <w:rPr>
+          <w:rFonts w:ascii="Verdana" w:hAnsi="Verdana"/>
+          <w:i/>
+          <w:sz w:val="14"/>
+        </w:rPr>
+        <w:t>Note 81: The nominal range for the surface soil moisture is 0% - 100%. In extreme cases, the extrapolated backscatter at 40 degrees incidence angle may exceed the dry or the wet backscatter reference. In these cases, the value provided by the measurement process of surface soil moisture is, respectively,less than 0% or more than 100%.</w:t>
+      </w:r>
+    </w:p>
+    <w:p>
+      <w:r>
+        <w:rPr>
+          <w:rFonts w:ascii="Verdana" w:hAnsi="Verdana"/>
+          <w:i/>
+          <w:sz w:val="14"/>
+        </w:rPr>
+        <w:t>Note 84: These values refer to well-developed wind waves of the open sea. While priority shall be given to the descriptive terms, these height values may be used for guidance by the observer when reporting the total state of agitation of the sea resulting from various factors such as wind, swell, currents, angle between swell and wind, etc.</w:t>
+      </w:r>
+    </w:p>
+    <w:p>
+      <w:r>
+        <w:rPr>
+          <w:rFonts w:ascii="Verdana" w:hAnsi="Verdana"/>
+          <w:i/>
+          <w:sz w:val="14"/>
+        </w:rPr>
+        <w:t>Note 85: This descriptor will be associated with visibility data or height of clouds data to specify if the value is bounded. If the reported data is the true value, the code figure is 0. However, the measurement can hit the limit of the instrument measurement capability. If the reported value is higher than the true value, the codefigure is 1; if the reported value is lower than the true value, the code figure is 2.</w:t>
+      </w:r>
+    </w:p>
+    <w:p>
+      <w:r>
+        <w:rPr>
+          <w:rFonts w:ascii="Verdana" w:hAnsi="Verdana"/>
+          <w:i/>
+          <w:sz w:val="14"/>
+        </w:rPr>
+        <w:t>Note 88: Time significance must be qualified by appropriate time periods being specified.</w:t>
+      </w:r>
+    </w:p>
+    <w:p>
+      <w:r>
+        <w:rPr>
+          <w:rFonts w:ascii="Verdana" w:hAnsi="Verdana"/>
+          <w:i/>
+          <w:sz w:val="14"/>
+        </w:rPr>
+        <w:t>Note 90: Type of instrumentation and original units for wind measurement (measured in m s–1 unless otherwise indicated).</w:t>
+      </w:r>
+    </w:p>
+    <w:p>
+      <w:r>
+        <w:rPr>
+          <w:rFonts w:ascii="Verdana" w:hAnsi="Verdana"/>
+          <w:i/>
+          <w:sz w:val="14"/>
+        </w:rPr>
+        <w:t>Note 94: Where the original reporting method is as indicated by code figure 1, the following conversion is recommended to obtain a suitable data value corresponding to descriptor 0 01 012:Reported value Data value0 01 452 903 1354 1805 2256 2707 3158 3609 511</w:t>
+      </w:r>
+    </w:p>
+    <w:p>
+      <w:r>
+        <w:rPr>
+          <w:rFonts w:ascii="Verdana" w:hAnsi="Verdana"/>
+          <w:i/>
+          <w:sz w:val="14"/>
+        </w:rPr>
+        <w:t>Note 95: Where the original reporting method is as indicated by code figure 1, the following conversion is recommended to obtain a suitable data value corresponding to descriptor 0 01 013:Reported value Data value 0 01 12 43 74 95 126 147 178 199 21/ 1023</w:t>
+      </w:r>
+    </w:p>
+    <w:p>
+      <w:r>
+        <w:rPr>
+          <w:rFonts w:ascii="Verdana" w:hAnsi="Verdana"/>
+          <w:i/>
+          <w:sz w:val="14"/>
+        </w:rPr>
+        <w:t>Note 98: Code figures 1 - 24 are siting classifications and measurement quality classifications according to the Guide to Instruments and Methods of Observation (WMO-No. 8), Volume I, Chapter 1, Annex 1.D and Annex 1.G.</w:t>
+      </w:r>
+    </w:p>
+    <w:p>
+      <w:r>
+        <w:rPr>
+          <w:rFonts w:ascii="Verdana" w:hAnsi="Verdana"/>
+          <w:i/>
+          <w:sz w:val="14"/>
+        </w:rPr>
+        <w:t>Note 99: Code figures 26 - 30 are siting classifications according to the Guide to Instruments and Methods of Observation (WMO-No. 8), Volume I, Chapter 1, Annex 1.D.</w:t>
+      </w:r>
+    </w:p>
+    <w:p>
+      <w:r>
+        <w:rPr>
+          <w:rFonts w:ascii="Verdana" w:hAnsi="Verdana"/>
+          <w:i/>
+          <w:sz w:val="14"/>
+        </w:rPr>
+        <w:t>Note 100: Code figures 31 - 34 are measurement quality classifications according to the Guide to Instruments and Methods of Observation (WMO-No. 8), Volume I, Chapter 1, Annex 1.G.</w:t>
+      </w:r>
+    </w:p>
+    <w:p>
+      <w:r>
+        <w:rPr>
+          <w:rFonts w:ascii="Verdana" w:hAnsi="Verdana"/>
+          <w:i/>
+          <w:sz w:val="14"/>
+        </w:rPr>
+        <w:t>Note 101: Annex 1.G is a new annex that will be part of an updated version of WMO-No. 8 to be published in mid-2022.</w:t>
       </w:r>
     </w:p>
     <w:p>
@@ -58,6 +618,9 @@
             <w:shd w:val="clear" w:color="auto" w:fill="D9D9D9"/>
           </w:tcPr>
           <w:p>
+            <w:pPr>
+              <w:spacing w:before="20" w:after="20"/>
+            </w:pPr>
             <w:r/>
             <w:r>
               <w:rPr>
@@ -75,6 +638,9 @@
             <w:shd w:val="clear" w:color="auto" w:fill="D9D9D9"/>
           </w:tcPr>
           <w:p>
+            <w:pPr>
+              <w:spacing w:before="20" w:after="20"/>
+            </w:pPr>
             <w:r/>
             <w:r>
               <w:rPr>
@@ -92,6 +658,9 @@
             <w:shd w:val="clear" w:color="auto" w:fill="D9D9D9"/>
           </w:tcPr>
           <w:p>
+            <w:pPr>
+              <w:spacing w:before="20" w:after="20"/>
+            </w:pPr>
             <w:r/>
             <w:r>
               <w:rPr>
@@ -105,11 +674,17 @@
         </w:tc>
       </w:tr>
       <w:tr>
-        <w:tc>
-          <w:tcPr>
-            <w:tcW w:type="dxa" w:w="5046"/>
-          </w:tcPr>
-          <w:p>
+        <w:trPr>
+          <w:cantSplit/>
+        </w:trPr>
+        <w:tc>
+          <w:tcPr>
+            <w:tcW w:type="dxa" w:w="5046"/>
+          </w:tcPr>
+          <w:p>
+            <w:pPr>
+              <w:spacing w:before="20" w:after="20"/>
+            </w:pPr>
             <w:r/>
             <w:r>
               <w:rPr>
@@ -126,6 +701,9 @@
             <w:tcW w:type="dxa" w:w="5046"/>
           </w:tcPr>
           <w:p>
+            <w:pPr>
+              <w:spacing w:before="20" w:after="20"/>
+            </w:pPr>
             <w:r/>
             <w:r>
               <w:rPr>
@@ -142,6 +720,9 @@
             <w:tcW w:type="dxa" w:w="5046"/>
           </w:tcPr>
           <w:p>
+            <w:pPr>
+              <w:spacing w:before="20" w:after="20"/>
+            </w:pPr>
             <w:r/>
             <w:r>
               <w:rPr>
@@ -154,11 +735,17 @@
         </w:tc>
       </w:tr>
       <w:tr>
-        <w:tc>
-          <w:tcPr>
-            <w:tcW w:type="dxa" w:w="5046"/>
-          </w:tcPr>
-          <w:p>
+        <w:trPr>
+          <w:cantSplit/>
+        </w:trPr>
+        <w:tc>
+          <w:tcPr>
+            <w:tcW w:type="dxa" w:w="5046"/>
+          </w:tcPr>
+          <w:p>
+            <w:pPr>
+              <w:spacing w:before="20" w:after="20"/>
+            </w:pPr>
             <w:r/>
             <w:r>
               <w:rPr>
@@ -175,6 +762,9 @@
             <w:tcW w:type="dxa" w:w="5046"/>
           </w:tcPr>
           <w:p>
+            <w:pPr>
+              <w:spacing w:before="20" w:after="20"/>
+            </w:pPr>
             <w:r/>
             <w:r>
               <w:rPr>
@@ -191,6 +781,9 @@
             <w:tcW w:type="dxa" w:w="5046"/>
           </w:tcPr>
           <w:p>
+            <w:pPr>
+              <w:spacing w:before="20" w:after="20"/>
+            </w:pPr>
             <w:r/>
             <w:r>
               <w:rPr>
@@ -203,11 +796,17 @@
         </w:tc>
       </w:tr>
       <w:tr>
-        <w:tc>
-          <w:tcPr>
-            <w:tcW w:type="dxa" w:w="5046"/>
-          </w:tcPr>
-          <w:p>
+        <w:trPr>
+          <w:cantSplit/>
+        </w:trPr>
+        <w:tc>
+          <w:tcPr>
+            <w:tcW w:type="dxa" w:w="5046"/>
+          </w:tcPr>
+          <w:p>
+            <w:pPr>
+              <w:spacing w:before="20" w:after="20"/>
+            </w:pPr>
             <w:r/>
             <w:r>
               <w:rPr>
@@ -224,6 +823,9 @@
             <w:tcW w:type="dxa" w:w="5046"/>
           </w:tcPr>
           <w:p>
+            <w:pPr>
+              <w:spacing w:before="20" w:after="20"/>
+            </w:pPr>
             <w:r/>
             <w:r>
               <w:rPr>
@@ -240,6 +842,9 @@
             <w:tcW w:type="dxa" w:w="5046"/>
           </w:tcPr>
           <w:p>
+            <w:pPr>
+              <w:spacing w:before="20" w:after="20"/>
+            </w:pPr>
             <w:r/>
             <w:r>
               <w:rPr>
@@ -252,11 +857,17 @@
         </w:tc>
       </w:tr>
       <w:tr>
-        <w:tc>
-          <w:tcPr>
-            <w:tcW w:type="dxa" w:w="5046"/>
-          </w:tcPr>
-          <w:p>
+        <w:trPr>
+          <w:cantSplit/>
+        </w:trPr>
+        <w:tc>
+          <w:tcPr>
+            <w:tcW w:type="dxa" w:w="5046"/>
+          </w:tcPr>
+          <w:p>
+            <w:pPr>
+              <w:spacing w:before="20" w:after="20"/>
+            </w:pPr>
             <w:r/>
             <w:r>
               <w:rPr>
@@ -273,6 +884,9 @@
             <w:tcW w:type="dxa" w:w="5046"/>
           </w:tcPr>
           <w:p>
+            <w:pPr>
+              <w:spacing w:before="20" w:after="20"/>
+            </w:pPr>
             <w:r/>
             <w:r>
               <w:rPr>
@@ -289,6 +903,9 @@
             <w:tcW w:type="dxa" w:w="5046"/>
           </w:tcPr>
           <w:p>
+            <w:pPr>
+              <w:spacing w:before="20" w:after="20"/>
+            </w:pPr>
             <w:r/>
             <w:r>
               <w:rPr>
@@ -301,11 +918,17 @@
         </w:tc>
       </w:tr>
       <w:tr>
-        <w:tc>
-          <w:tcPr>
-            <w:tcW w:type="dxa" w:w="5046"/>
-          </w:tcPr>
-          <w:p>
+        <w:trPr>
+          <w:cantSplit/>
+        </w:trPr>
+        <w:tc>
+          <w:tcPr>
+            <w:tcW w:type="dxa" w:w="5046"/>
+          </w:tcPr>
+          <w:p>
+            <w:pPr>
+              <w:spacing w:before="20" w:after="20"/>
+            </w:pPr>
             <w:r/>
             <w:r>
               <w:rPr>
@@ -322,6 +945,9 @@
             <w:tcW w:type="dxa" w:w="5046"/>
           </w:tcPr>
           <w:p>
+            <w:pPr>
+              <w:spacing w:before="20" w:after="20"/>
+            </w:pPr>
             <w:r/>
             <w:r>
               <w:rPr>
@@ -338,6 +964,9 @@
             <w:tcW w:type="dxa" w:w="5046"/>
           </w:tcPr>
           <w:p>
+            <w:pPr>
+              <w:spacing w:before="20" w:after="20"/>
+            </w:pPr>
             <w:r/>
             <w:r>
               <w:rPr>
@@ -394,6 +1023,9 @@
             <w:shd w:val="clear" w:color="auto" w:fill="D9D9D9"/>
           </w:tcPr>
           <w:p>
+            <w:pPr>
+              <w:spacing w:before="20" w:after="20"/>
+            </w:pPr>
             <w:r/>
             <w:r>
               <w:rPr>
@@ -411,6 +1043,9 @@
             <w:shd w:val="clear" w:color="auto" w:fill="D9D9D9"/>
           </w:tcPr>
           <w:p>
+            <w:pPr>
+              <w:spacing w:before="20" w:after="20"/>
+            </w:pPr>
             <w:r/>
             <w:r>
               <w:rPr>
@@ -428,6 +1063,9 @@
             <w:shd w:val="clear" w:color="auto" w:fill="D9D9D9"/>
           </w:tcPr>
           <w:p>
+            <w:pPr>
+              <w:spacing w:before="20" w:after="20"/>
+            </w:pPr>
             <w:r/>
             <w:r>
               <w:rPr>
@@ -441,11 +1079,17 @@
         </w:tc>
       </w:tr>
       <w:tr>
-        <w:tc>
-          <w:tcPr>
-            <w:tcW w:type="dxa" w:w="5046"/>
-          </w:tcPr>
-          <w:p>
+        <w:trPr>
+          <w:cantSplit/>
+        </w:trPr>
+        <w:tc>
+          <w:tcPr>
+            <w:tcW w:type="dxa" w:w="5046"/>
+          </w:tcPr>
+          <w:p>
+            <w:pPr>
+              <w:spacing w:before="20" w:after="20"/>
+            </w:pPr>
             <w:r/>
             <w:r>
               <w:rPr>
@@ -462,6 +1106,9 @@
             <w:tcW w:type="dxa" w:w="5046"/>
           </w:tcPr>
           <w:p>
+            <w:pPr>
+              <w:spacing w:before="20" w:after="20"/>
+            </w:pPr>
             <w:r/>
             <w:r>
               <w:rPr>
@@ -478,6 +1125,9 @@
             <w:tcW w:type="dxa" w:w="5046"/>
           </w:tcPr>
           <w:p>
+            <w:pPr>
+              <w:spacing w:before="20" w:after="20"/>
+            </w:pPr>
             <w:r/>
             <w:r>
               <w:rPr>
@@ -490,11 +1140,17 @@
         </w:tc>
       </w:tr>
       <w:tr>
-        <w:tc>
-          <w:tcPr>
-            <w:tcW w:type="dxa" w:w="5046"/>
-          </w:tcPr>
-          <w:p>
+        <w:trPr>
+          <w:cantSplit/>
+        </w:trPr>
+        <w:tc>
+          <w:tcPr>
+            <w:tcW w:type="dxa" w:w="5046"/>
+          </w:tcPr>
+          <w:p>
+            <w:pPr>
+              <w:spacing w:before="20" w:after="20"/>
+            </w:pPr>
             <w:r/>
             <w:r>
               <w:rPr>
@@ -511,6 +1167,9 @@
             <w:tcW w:type="dxa" w:w="5046"/>
           </w:tcPr>
           <w:p>
+            <w:pPr>
+              <w:spacing w:before="20" w:after="20"/>
+            </w:pPr>
             <w:r/>
             <w:r>
               <w:rPr>
@@ -527,6 +1186,9 @@
             <w:tcW w:type="dxa" w:w="5046"/>
           </w:tcPr>
           <w:p>
+            <w:pPr>
+              <w:spacing w:before="20" w:after="20"/>
+            </w:pPr>
             <w:r/>
             <w:r>
               <w:rPr>
@@ -539,11 +1201,17 @@
         </w:tc>
       </w:tr>
       <w:tr>
-        <w:tc>
-          <w:tcPr>
-            <w:tcW w:type="dxa" w:w="5046"/>
-          </w:tcPr>
-          <w:p>
+        <w:trPr>
+          <w:cantSplit/>
+        </w:trPr>
+        <w:tc>
+          <w:tcPr>
+            <w:tcW w:type="dxa" w:w="5046"/>
+          </w:tcPr>
+          <w:p>
+            <w:pPr>
+              <w:spacing w:before="20" w:after="20"/>
+            </w:pPr>
             <w:r/>
             <w:r>
               <w:rPr>
@@ -560,6 +1228,9 @@
             <w:tcW w:type="dxa" w:w="5046"/>
           </w:tcPr>
           <w:p>
+            <w:pPr>
+              <w:spacing w:before="20" w:after="20"/>
+            </w:pPr>
             <w:r/>
             <w:r>
               <w:rPr>
@@ -576,6 +1247,9 @@
             <w:tcW w:type="dxa" w:w="5046"/>
           </w:tcPr>
           <w:p>
+            <w:pPr>
+              <w:spacing w:before="20" w:after="20"/>
+            </w:pPr>
             <w:r/>
             <w:r>
               <w:rPr>
@@ -588,11 +1262,17 @@
         </w:tc>
       </w:tr>
       <w:tr>
-        <w:tc>
-          <w:tcPr>
-            <w:tcW w:type="dxa" w:w="5046"/>
-          </w:tcPr>
-          <w:p>
+        <w:trPr>
+          <w:cantSplit/>
+        </w:trPr>
+        <w:tc>
+          <w:tcPr>
+            <w:tcW w:type="dxa" w:w="5046"/>
+          </w:tcPr>
+          <w:p>
+            <w:pPr>
+              <w:spacing w:before="20" w:after="20"/>
+            </w:pPr>
             <w:r/>
             <w:r>
               <w:rPr>
@@ -609,6 +1289,9 @@
             <w:tcW w:type="dxa" w:w="5046"/>
           </w:tcPr>
           <w:p>
+            <w:pPr>
+              <w:spacing w:before="20" w:after="20"/>
+            </w:pPr>
             <w:r/>
             <w:r>
               <w:rPr>
@@ -625,6 +1308,9 @@
             <w:tcW w:type="dxa" w:w="5046"/>
           </w:tcPr>
           <w:p>
+            <w:pPr>
+              <w:spacing w:before="20" w:after="20"/>
+            </w:pPr>
             <w:r/>
             <w:r>
               <w:rPr>
@@ -637,11 +1323,17 @@
         </w:tc>
       </w:tr>
       <w:tr>
-        <w:tc>
-          <w:tcPr>
-            <w:tcW w:type="dxa" w:w="5046"/>
-          </w:tcPr>
-          <w:p>
+        <w:trPr>
+          <w:cantSplit/>
+        </w:trPr>
+        <w:tc>
+          <w:tcPr>
+            <w:tcW w:type="dxa" w:w="5046"/>
+          </w:tcPr>
+          <w:p>
+            <w:pPr>
+              <w:spacing w:before="20" w:after="20"/>
+            </w:pPr>
             <w:r/>
             <w:r>
               <w:rPr>
@@ -658,6 +1350,9 @@
             <w:tcW w:type="dxa" w:w="5046"/>
           </w:tcPr>
           <w:p>
+            <w:pPr>
+              <w:spacing w:before="20" w:after="20"/>
+            </w:pPr>
             <w:r/>
             <w:r>
               <w:rPr>
@@ -674,6 +1369,9 @@
             <w:tcW w:type="dxa" w:w="5046"/>
           </w:tcPr>
           <w:p>
+            <w:pPr>
+              <w:spacing w:before="20" w:after="20"/>
+            </w:pPr>
             <w:r/>
             <w:r>
               <w:rPr>
@@ -686,11 +1384,17 @@
         </w:tc>
       </w:tr>
       <w:tr>
-        <w:tc>
-          <w:tcPr>
-            <w:tcW w:type="dxa" w:w="5046"/>
-          </w:tcPr>
-          <w:p>
+        <w:trPr>
+          <w:cantSplit/>
+        </w:trPr>
+        <w:tc>
+          <w:tcPr>
+            <w:tcW w:type="dxa" w:w="5046"/>
+          </w:tcPr>
+          <w:p>
+            <w:pPr>
+              <w:spacing w:before="20" w:after="20"/>
+            </w:pPr>
             <w:r/>
             <w:r>
               <w:rPr>
@@ -707,6 +1411,9 @@
             <w:tcW w:type="dxa" w:w="5046"/>
           </w:tcPr>
           <w:p>
+            <w:pPr>
+              <w:spacing w:before="20" w:after="20"/>
+            </w:pPr>
             <w:r/>
             <w:r>
               <w:rPr>
@@ -723,6 +1430,9 @@
             <w:tcW w:type="dxa" w:w="5046"/>
           </w:tcPr>
           <w:p>
+            <w:pPr>
+              <w:spacing w:before="20" w:after="20"/>
+            </w:pPr>
             <w:r/>
             <w:r>
               <w:rPr>
@@ -735,11 +1445,17 @@
         </w:tc>
       </w:tr>
       <w:tr>
-        <w:tc>
-          <w:tcPr>
-            <w:tcW w:type="dxa" w:w="5046"/>
-          </w:tcPr>
-          <w:p>
+        <w:trPr>
+          <w:cantSplit/>
+        </w:trPr>
+        <w:tc>
+          <w:tcPr>
+            <w:tcW w:type="dxa" w:w="5046"/>
+          </w:tcPr>
+          <w:p>
+            <w:pPr>
+              <w:spacing w:before="20" w:after="20"/>
+            </w:pPr>
             <w:r/>
             <w:r>
               <w:rPr>
@@ -756,6 +1472,9 @@
             <w:tcW w:type="dxa" w:w="5046"/>
           </w:tcPr>
           <w:p>
+            <w:pPr>
+              <w:spacing w:before="20" w:after="20"/>
+            </w:pPr>
             <w:r/>
             <w:r>
               <w:rPr>
@@ -772,6 +1491,9 @@
             <w:tcW w:type="dxa" w:w="5046"/>
           </w:tcPr>
           <w:p>
+            <w:pPr>
+              <w:spacing w:before="20" w:after="20"/>
+            </w:pPr>
             <w:r/>
             <w:r>
               <w:rPr>
@@ -784,11 +1506,17 @@
         </w:tc>
       </w:tr>
       <w:tr>
-        <w:tc>
-          <w:tcPr>
-            <w:tcW w:type="dxa" w:w="5046"/>
-          </w:tcPr>
-          <w:p>
+        <w:trPr>
+          <w:cantSplit/>
+        </w:trPr>
+        <w:tc>
+          <w:tcPr>
+            <w:tcW w:type="dxa" w:w="5046"/>
+          </w:tcPr>
+          <w:p>
+            <w:pPr>
+              <w:spacing w:before="20" w:after="20"/>
+            </w:pPr>
             <w:r/>
             <w:r>
               <w:rPr>
@@ -805,6 +1533,9 @@
             <w:tcW w:type="dxa" w:w="5046"/>
           </w:tcPr>
           <w:p>
+            <w:pPr>
+              <w:spacing w:before="20" w:after="20"/>
+            </w:pPr>
             <w:r/>
             <w:r>
               <w:rPr>
@@ -821,6 +1552,9 @@
             <w:tcW w:type="dxa" w:w="5046"/>
           </w:tcPr>
           <w:p>
+            <w:pPr>
+              <w:spacing w:before="20" w:after="20"/>
+            </w:pPr>
             <w:r/>
             <w:r>
               <w:rPr>
@@ -833,11 +1567,17 @@
         </w:tc>
       </w:tr>
       <w:tr>
-        <w:tc>
-          <w:tcPr>
-            <w:tcW w:type="dxa" w:w="5046"/>
-          </w:tcPr>
-          <w:p>
+        <w:trPr>
+          <w:cantSplit/>
+        </w:trPr>
+        <w:tc>
+          <w:tcPr>
+            <w:tcW w:type="dxa" w:w="5046"/>
+          </w:tcPr>
+          <w:p>
+            <w:pPr>
+              <w:spacing w:before="20" w:after="20"/>
+            </w:pPr>
             <w:r/>
             <w:r>
               <w:rPr>
@@ -854,6 +1594,9 @@
             <w:tcW w:type="dxa" w:w="5046"/>
           </w:tcPr>
           <w:p>
+            <w:pPr>
+              <w:spacing w:before="20" w:after="20"/>
+            </w:pPr>
             <w:r/>
             <w:r>
               <w:rPr>
@@ -870,6 +1613,9 @@
             <w:tcW w:type="dxa" w:w="5046"/>
           </w:tcPr>
           <w:p>
+            <w:pPr>
+              <w:spacing w:before="20" w:after="20"/>
+            </w:pPr>
             <w:r/>
             <w:r>
               <w:rPr>
@@ -882,11 +1628,17 @@
         </w:tc>
       </w:tr>
       <w:tr>
-        <w:tc>
-          <w:tcPr>
-            <w:tcW w:type="dxa" w:w="5046"/>
-          </w:tcPr>
-          <w:p>
+        <w:trPr>
+          <w:cantSplit/>
+        </w:trPr>
+        <w:tc>
+          <w:tcPr>
+            <w:tcW w:type="dxa" w:w="5046"/>
+          </w:tcPr>
+          <w:p>
+            <w:pPr>
+              <w:spacing w:before="20" w:after="20"/>
+            </w:pPr>
             <w:r/>
             <w:r>
               <w:rPr>
@@ -903,6 +1655,9 @@
             <w:tcW w:type="dxa" w:w="5046"/>
           </w:tcPr>
           <w:p>
+            <w:pPr>
+              <w:spacing w:before="20" w:after="20"/>
+            </w:pPr>
             <w:r/>
             <w:r>
               <w:rPr>
@@ -919,6 +1674,9 @@
             <w:tcW w:type="dxa" w:w="5046"/>
           </w:tcPr>
           <w:p>
+            <w:pPr>
+              <w:spacing w:before="20" w:after="20"/>
+            </w:pPr>
             <w:r/>
             <w:r>
               <w:rPr>
@@ -931,11 +1689,17 @@
         </w:tc>
       </w:tr>
       <w:tr>
-        <w:tc>
-          <w:tcPr>
-            <w:tcW w:type="dxa" w:w="5046"/>
-          </w:tcPr>
-          <w:p>
+        <w:trPr>
+          <w:cantSplit/>
+        </w:trPr>
+        <w:tc>
+          <w:tcPr>
+            <w:tcW w:type="dxa" w:w="5046"/>
+          </w:tcPr>
+          <w:p>
+            <w:pPr>
+              <w:spacing w:before="20" w:after="20"/>
+            </w:pPr>
             <w:r/>
             <w:r>
               <w:rPr>
@@ -952,6 +1716,9 @@
             <w:tcW w:type="dxa" w:w="5046"/>
           </w:tcPr>
           <w:p>
+            <w:pPr>
+              <w:spacing w:before="20" w:after="20"/>
+            </w:pPr>
             <w:r/>
             <w:r>
               <w:rPr>
@@ -968,6 +1735,9 @@
             <w:tcW w:type="dxa" w:w="5046"/>
           </w:tcPr>
           <w:p>
+            <w:pPr>
+              <w:spacing w:before="20" w:after="20"/>
+            </w:pPr>
             <w:r/>
             <w:r>
               <w:rPr>
@@ -980,11 +1750,17 @@
         </w:tc>
       </w:tr>
       <w:tr>
-        <w:tc>
-          <w:tcPr>
-            <w:tcW w:type="dxa" w:w="5046"/>
-          </w:tcPr>
-          <w:p>
+        <w:trPr>
+          <w:cantSplit/>
+        </w:trPr>
+        <w:tc>
+          <w:tcPr>
+            <w:tcW w:type="dxa" w:w="5046"/>
+          </w:tcPr>
+          <w:p>
+            <w:pPr>
+              <w:spacing w:before="20" w:after="20"/>
+            </w:pPr>
             <w:r/>
             <w:r>
               <w:rPr>
@@ -1001,6 +1777,9 @@
             <w:tcW w:type="dxa" w:w="5046"/>
           </w:tcPr>
           <w:p>
+            <w:pPr>
+              <w:spacing w:before="20" w:after="20"/>
+            </w:pPr>
             <w:r/>
             <w:r>
               <w:rPr>
@@ -1017,6 +1796,9 @@
             <w:tcW w:type="dxa" w:w="5046"/>
           </w:tcPr>
           <w:p>
+            <w:pPr>
+              <w:spacing w:before="20" w:after="20"/>
+            </w:pPr>
             <w:r/>
             <w:r>
               <w:rPr>
@@ -1073,6 +1855,9 @@
             <w:shd w:val="clear" w:color="auto" w:fill="D9D9D9"/>
           </w:tcPr>
           <w:p>
+            <w:pPr>
+              <w:spacing w:before="20" w:after="20"/>
+            </w:pPr>
             <w:r/>
             <w:r>
               <w:rPr>
@@ -1090,6 +1875,9 @@
             <w:shd w:val="clear" w:color="auto" w:fill="D9D9D9"/>
           </w:tcPr>
           <w:p>
+            <w:pPr>
+              <w:spacing w:before="20" w:after="20"/>
+            </w:pPr>
             <w:r/>
             <w:r>
               <w:rPr>
@@ -1107,6 +1895,9 @@
             <w:shd w:val="clear" w:color="auto" w:fill="D9D9D9"/>
           </w:tcPr>
           <w:p>
+            <w:pPr>
+              <w:spacing w:before="20" w:after="20"/>
+            </w:pPr>
             <w:r/>
             <w:r>
               <w:rPr>
@@ -1120,11 +1911,17 @@
         </w:tc>
       </w:tr>
       <w:tr>
-        <w:tc>
-          <w:tcPr>
-            <w:tcW w:type="dxa" w:w="5046"/>
-          </w:tcPr>
-          <w:p>
+        <w:trPr>
+          <w:cantSplit/>
+        </w:trPr>
+        <w:tc>
+          <w:tcPr>
+            <w:tcW w:type="dxa" w:w="5046"/>
+          </w:tcPr>
+          <w:p>
+            <w:pPr>
+              <w:spacing w:before="20" w:after="20"/>
+            </w:pPr>
             <w:r/>
             <w:r>
               <w:rPr>
@@ -1141,6 +1938,9 @@
             <w:tcW w:type="dxa" w:w="5046"/>
           </w:tcPr>
           <w:p>
+            <w:pPr>
+              <w:spacing w:before="20" w:after="20"/>
+            </w:pPr>
             <w:r/>
             <w:r>
               <w:rPr>
@@ -1157,6 +1957,9 @@
             <w:tcW w:type="dxa" w:w="5046"/>
           </w:tcPr>
           <w:p>
+            <w:pPr>
+              <w:spacing w:before="20" w:after="20"/>
+            </w:pPr>
             <w:r/>
             <w:r>
               <w:rPr>
@@ -1169,11 +1972,17 @@
         </w:tc>
       </w:tr>
       <w:tr>
-        <w:tc>
-          <w:tcPr>
-            <w:tcW w:type="dxa" w:w="5046"/>
-          </w:tcPr>
-          <w:p>
+        <w:trPr>
+          <w:cantSplit/>
+        </w:trPr>
+        <w:tc>
+          <w:tcPr>
+            <w:tcW w:type="dxa" w:w="5046"/>
+          </w:tcPr>
+          <w:p>
+            <w:pPr>
+              <w:spacing w:before="20" w:after="20"/>
+            </w:pPr>
             <w:r/>
             <w:r>
               <w:rPr>
@@ -1190,6 +1999,9 @@
             <w:tcW w:type="dxa" w:w="5046"/>
           </w:tcPr>
           <w:p>
+            <w:pPr>
+              <w:spacing w:before="20" w:after="20"/>
+            </w:pPr>
             <w:r/>
             <w:r>
               <w:rPr>
@@ -1206,6 +2018,9 @@
             <w:tcW w:type="dxa" w:w="5046"/>
           </w:tcPr>
           <w:p>
+            <w:pPr>
+              <w:spacing w:before="20" w:after="20"/>
+            </w:pPr>
             <w:r/>
             <w:r>
               <w:rPr>
@@ -1218,11 +2033,17 @@
         </w:tc>
       </w:tr>
       <w:tr>
-        <w:tc>
-          <w:tcPr>
-            <w:tcW w:type="dxa" w:w="5046"/>
-          </w:tcPr>
-          <w:p>
+        <w:trPr>
+          <w:cantSplit/>
+        </w:trPr>
+        <w:tc>
+          <w:tcPr>
+            <w:tcW w:type="dxa" w:w="5046"/>
+          </w:tcPr>
+          <w:p>
+            <w:pPr>
+              <w:spacing w:before="20" w:after="20"/>
+            </w:pPr>
             <w:r/>
             <w:r>
               <w:rPr>
@@ -1239,6 +2060,9 @@
             <w:tcW w:type="dxa" w:w="5046"/>
           </w:tcPr>
           <w:p>
+            <w:pPr>
+              <w:spacing w:before="20" w:after="20"/>
+            </w:pPr>
             <w:r/>
             <w:r>
               <w:rPr>
@@ -1255,6 +2079,9 @@
             <w:tcW w:type="dxa" w:w="5046"/>
           </w:tcPr>
           <w:p>
+            <w:pPr>
+              <w:spacing w:before="20" w:after="20"/>
+            </w:pPr>
             <w:r/>
             <w:r>
               <w:rPr>
@@ -1267,11 +2094,17 @@
         </w:tc>
       </w:tr>
       <w:tr>
-        <w:tc>
-          <w:tcPr>
-            <w:tcW w:type="dxa" w:w="5046"/>
-          </w:tcPr>
-          <w:p>
+        <w:trPr>
+          <w:cantSplit/>
+        </w:trPr>
+        <w:tc>
+          <w:tcPr>
+            <w:tcW w:type="dxa" w:w="5046"/>
+          </w:tcPr>
+          <w:p>
+            <w:pPr>
+              <w:spacing w:before="20" w:after="20"/>
+            </w:pPr>
             <w:r/>
             <w:r>
               <w:rPr>
@@ -1288,6 +2121,9 @@
             <w:tcW w:type="dxa" w:w="5046"/>
           </w:tcPr>
           <w:p>
+            <w:pPr>
+              <w:spacing w:before="20" w:after="20"/>
+            </w:pPr>
             <w:r/>
             <w:r>
               <w:rPr>
@@ -1304,6 +2140,9 @@
             <w:tcW w:type="dxa" w:w="5046"/>
           </w:tcPr>
           <w:p>
+            <w:pPr>
+              <w:spacing w:before="20" w:after="20"/>
+            </w:pPr>
             <w:r/>
             <w:r>
               <w:rPr>
@@ -1316,11 +2155,17 @@
         </w:tc>
       </w:tr>
       <w:tr>
-        <w:tc>
-          <w:tcPr>
-            <w:tcW w:type="dxa" w:w="5046"/>
-          </w:tcPr>
-          <w:p>
+        <w:trPr>
+          <w:cantSplit/>
+        </w:trPr>
+        <w:tc>
+          <w:tcPr>
+            <w:tcW w:type="dxa" w:w="5046"/>
+          </w:tcPr>
+          <w:p>
+            <w:pPr>
+              <w:spacing w:before="20" w:after="20"/>
+            </w:pPr>
             <w:r/>
             <w:r>
               <w:rPr>
@@ -1337,6 +2182,9 @@
             <w:tcW w:type="dxa" w:w="5046"/>
           </w:tcPr>
           <w:p>
+            <w:pPr>
+              <w:spacing w:before="20" w:after="20"/>
+            </w:pPr>
             <w:r/>
             <w:r>
               <w:rPr>
@@ -1353,6 +2201,9 @@
             <w:tcW w:type="dxa" w:w="5046"/>
           </w:tcPr>
           <w:p>
+            <w:pPr>
+              <w:spacing w:before="20" w:after="20"/>
+            </w:pPr>
             <w:r/>
             <w:r>
               <w:rPr>
@@ -1365,11 +2216,17 @@
         </w:tc>
       </w:tr>
       <w:tr>
-        <w:tc>
-          <w:tcPr>
-            <w:tcW w:type="dxa" w:w="5046"/>
-          </w:tcPr>
-          <w:p>
+        <w:trPr>
+          <w:cantSplit/>
+        </w:trPr>
+        <w:tc>
+          <w:tcPr>
+            <w:tcW w:type="dxa" w:w="5046"/>
+          </w:tcPr>
+          <w:p>
+            <w:pPr>
+              <w:spacing w:before="20" w:after="20"/>
+            </w:pPr>
             <w:r/>
             <w:r>
               <w:rPr>
@@ -1386,6 +2243,9 @@
             <w:tcW w:type="dxa" w:w="5046"/>
           </w:tcPr>
           <w:p>
+            <w:pPr>
+              <w:spacing w:before="20" w:after="20"/>
+            </w:pPr>
             <w:r/>
             <w:r>
               <w:rPr>
@@ -1402,6 +2262,9 @@
             <w:tcW w:type="dxa" w:w="5046"/>
           </w:tcPr>
           <w:p>
+            <w:pPr>
+              <w:spacing w:before="20" w:after="20"/>
+            </w:pPr>
             <w:r/>
             <w:r>
               <w:rPr>
@@ -1414,11 +2277,17 @@
         </w:tc>
       </w:tr>
       <w:tr>
-        <w:tc>
-          <w:tcPr>
-            <w:tcW w:type="dxa" w:w="5046"/>
-          </w:tcPr>
-          <w:p>
+        <w:trPr>
+          <w:cantSplit/>
+        </w:trPr>
+        <w:tc>
+          <w:tcPr>
+            <w:tcW w:type="dxa" w:w="5046"/>
+          </w:tcPr>
+          <w:p>
+            <w:pPr>
+              <w:spacing w:before="20" w:after="20"/>
+            </w:pPr>
             <w:r/>
             <w:r>
               <w:rPr>
@@ -1435,6 +2304,9 @@
             <w:tcW w:type="dxa" w:w="5046"/>
           </w:tcPr>
           <w:p>
+            <w:pPr>
+              <w:spacing w:before="20" w:after="20"/>
+            </w:pPr>
             <w:r/>
             <w:r>
               <w:rPr>
@@ -1451,6 +2323,9 @@
             <w:tcW w:type="dxa" w:w="5046"/>
           </w:tcPr>
           <w:p>
+            <w:pPr>
+              <w:spacing w:before="20" w:after="20"/>
+            </w:pPr>
             <w:r/>
             <w:r>
               <w:rPr>
@@ -1463,11 +2338,17 @@
         </w:tc>
       </w:tr>
       <w:tr>
-        <w:tc>
-          <w:tcPr>
-            <w:tcW w:type="dxa" w:w="5046"/>
-          </w:tcPr>
-          <w:p>
+        <w:trPr>
+          <w:cantSplit/>
+        </w:trPr>
+        <w:tc>
+          <w:tcPr>
+            <w:tcW w:type="dxa" w:w="5046"/>
+          </w:tcPr>
+          <w:p>
+            <w:pPr>
+              <w:spacing w:before="20" w:after="20"/>
+            </w:pPr>
             <w:r/>
             <w:r>
               <w:rPr>
@@ -1484,6 +2365,9 @@
             <w:tcW w:type="dxa" w:w="5046"/>
           </w:tcPr>
           <w:p>
+            <w:pPr>
+              <w:spacing w:before="20" w:after="20"/>
+            </w:pPr>
             <w:r/>
             <w:r>
               <w:rPr>
@@ -1500,6 +2384,9 @@
             <w:tcW w:type="dxa" w:w="5046"/>
           </w:tcPr>
           <w:p>
+            <w:pPr>
+              <w:spacing w:before="20" w:after="20"/>
+            </w:pPr>
             <w:r/>
             <w:r>
               <w:rPr>
@@ -1512,11 +2399,17 @@
         </w:tc>
       </w:tr>
       <w:tr>
-        <w:tc>
-          <w:tcPr>
-            <w:tcW w:type="dxa" w:w="5046"/>
-          </w:tcPr>
-          <w:p>
+        <w:trPr>
+          <w:cantSplit/>
+        </w:trPr>
+        <w:tc>
+          <w:tcPr>
+            <w:tcW w:type="dxa" w:w="5046"/>
+          </w:tcPr>
+          <w:p>
+            <w:pPr>
+              <w:spacing w:before="20" w:after="20"/>
+            </w:pPr>
             <w:r/>
             <w:r>
               <w:rPr>
@@ -1533,6 +2426,9 @@
             <w:tcW w:type="dxa" w:w="5046"/>
           </w:tcPr>
           <w:p>
+            <w:pPr>
+              <w:spacing w:before="20" w:after="20"/>
+            </w:pPr>
             <w:r/>
             <w:r>
               <w:rPr>
@@ -1549,6 +2445,9 @@
             <w:tcW w:type="dxa" w:w="5046"/>
           </w:tcPr>
           <w:p>
+            <w:pPr>
+              <w:spacing w:before="20" w:after="20"/>
+            </w:pPr>
             <w:r/>
             <w:r>
               <w:rPr>
@@ -1561,11 +2460,17 @@
         </w:tc>
       </w:tr>
       <w:tr>
-        <w:tc>
-          <w:tcPr>
-            <w:tcW w:type="dxa" w:w="5046"/>
-          </w:tcPr>
-          <w:p>
+        <w:trPr>
+          <w:cantSplit/>
+        </w:trPr>
+        <w:tc>
+          <w:tcPr>
+            <w:tcW w:type="dxa" w:w="5046"/>
+          </w:tcPr>
+          <w:p>
+            <w:pPr>
+              <w:spacing w:before="20" w:after="20"/>
+            </w:pPr>
             <w:r/>
             <w:r>
               <w:rPr>
@@ -1582,6 +2487,9 @@
             <w:tcW w:type="dxa" w:w="5046"/>
           </w:tcPr>
           <w:p>
+            <w:pPr>
+              <w:spacing w:before="20" w:after="20"/>
+            </w:pPr>
             <w:r/>
             <w:r>
               <w:rPr>
@@ -1598,6 +2506,9 @@
             <w:tcW w:type="dxa" w:w="5046"/>
           </w:tcPr>
           <w:p>
+            <w:pPr>
+              <w:spacing w:before="20" w:after="20"/>
+            </w:pPr>
             <w:r/>
             <w:r>
               <w:rPr>
@@ -1610,11 +2521,17 @@
         </w:tc>
       </w:tr>
       <w:tr>
-        <w:tc>
-          <w:tcPr>
-            <w:tcW w:type="dxa" w:w="5046"/>
-          </w:tcPr>
-          <w:p>
+        <w:trPr>
+          <w:cantSplit/>
+        </w:trPr>
+        <w:tc>
+          <w:tcPr>
+            <w:tcW w:type="dxa" w:w="5046"/>
+          </w:tcPr>
+          <w:p>
+            <w:pPr>
+              <w:spacing w:before="20" w:after="20"/>
+            </w:pPr>
             <w:r/>
             <w:r>
               <w:rPr>
@@ -1631,6 +2548,9 @@
             <w:tcW w:type="dxa" w:w="5046"/>
           </w:tcPr>
           <w:p>
+            <w:pPr>
+              <w:spacing w:before="20" w:after="20"/>
+            </w:pPr>
             <w:r/>
             <w:r>
               <w:rPr>
@@ -1647,6 +2567,9 @@
             <w:tcW w:type="dxa" w:w="5046"/>
           </w:tcPr>
           <w:p>
+            <w:pPr>
+              <w:spacing w:before="20" w:after="20"/>
+            </w:pPr>
             <w:r/>
             <w:r>
               <w:rPr>
@@ -1659,11 +2582,17 @@
         </w:tc>
       </w:tr>
       <w:tr>
-        <w:tc>
-          <w:tcPr>
-            <w:tcW w:type="dxa" w:w="5046"/>
-          </w:tcPr>
-          <w:p>
+        <w:trPr>
+          <w:cantSplit/>
+        </w:trPr>
+        <w:tc>
+          <w:tcPr>
+            <w:tcW w:type="dxa" w:w="5046"/>
+          </w:tcPr>
+          <w:p>
+            <w:pPr>
+              <w:spacing w:before="20" w:after="20"/>
+            </w:pPr>
             <w:r/>
             <w:r>
               <w:rPr>
@@ -1680,6 +2609,9 @@
             <w:tcW w:type="dxa" w:w="5046"/>
           </w:tcPr>
           <w:p>
+            <w:pPr>
+              <w:spacing w:before="20" w:after="20"/>
+            </w:pPr>
             <w:r/>
             <w:r>
               <w:rPr>
@@ -1696,6 +2628,9 @@
             <w:tcW w:type="dxa" w:w="5046"/>
           </w:tcPr>
           <w:p>
+            <w:pPr>
+              <w:spacing w:before="20" w:after="20"/>
+            </w:pPr>
             <w:r/>
             <w:r>
               <w:rPr>
@@ -1708,11 +2643,17 @@
         </w:tc>
       </w:tr>
       <w:tr>
-        <w:tc>
-          <w:tcPr>
-            <w:tcW w:type="dxa" w:w="5046"/>
-          </w:tcPr>
-          <w:p>
+        <w:trPr>
+          <w:cantSplit/>
+        </w:trPr>
+        <w:tc>
+          <w:tcPr>
+            <w:tcW w:type="dxa" w:w="5046"/>
+          </w:tcPr>
+          <w:p>
+            <w:pPr>
+              <w:spacing w:before="20" w:after="20"/>
+            </w:pPr>
             <w:r/>
             <w:r>
               <w:rPr>
@@ -1729,6 +2670,9 @@
             <w:tcW w:type="dxa" w:w="5046"/>
           </w:tcPr>
           <w:p>
+            <w:pPr>
+              <w:spacing w:before="20" w:after="20"/>
+            </w:pPr>
             <w:r/>
             <w:r>
               <w:rPr>
@@ -1745,6 +2689,9 @@
             <w:tcW w:type="dxa" w:w="5046"/>
           </w:tcPr>
           <w:p>
+            <w:pPr>
+              <w:spacing w:before="20" w:after="20"/>
+            </w:pPr>
             <w:r/>
             <w:r>
               <w:rPr>
@@ -1801,6 +2748,9 @@
             <w:shd w:val="clear" w:color="auto" w:fill="D9D9D9"/>
           </w:tcPr>
           <w:p>
+            <w:pPr>
+              <w:spacing w:before="20" w:after="20"/>
+            </w:pPr>
             <w:r/>
             <w:r>
               <w:rPr>
@@ -1818,6 +2768,9 @@
             <w:shd w:val="clear" w:color="auto" w:fill="D9D9D9"/>
           </w:tcPr>
           <w:p>
+            <w:pPr>
+              <w:spacing w:before="20" w:after="20"/>
+            </w:pPr>
             <w:r/>
             <w:r>
               <w:rPr>
@@ -1835,6 +2788,9 @@
             <w:shd w:val="clear" w:color="auto" w:fill="D9D9D9"/>
           </w:tcPr>
           <w:p>
+            <w:pPr>
+              <w:spacing w:before="20" w:after="20"/>
+            </w:pPr>
             <w:r/>
             <w:r>
               <w:rPr>
@@ -1848,11 +2804,17 @@
         </w:tc>
       </w:tr>
       <w:tr>
-        <w:tc>
-          <w:tcPr>
-            <w:tcW w:type="dxa" w:w="5046"/>
-          </w:tcPr>
-          <w:p>
+        <w:trPr>
+          <w:cantSplit/>
+        </w:trPr>
+        <w:tc>
+          <w:tcPr>
+            <w:tcW w:type="dxa" w:w="5046"/>
+          </w:tcPr>
+          <w:p>
+            <w:pPr>
+              <w:spacing w:before="20" w:after="20"/>
+            </w:pPr>
             <w:r/>
             <w:r>
               <w:rPr>
@@ -1869,6 +2831,9 @@
             <w:tcW w:type="dxa" w:w="5046"/>
           </w:tcPr>
           <w:p>
+            <w:pPr>
+              <w:spacing w:before="20" w:after="20"/>
+            </w:pPr>
             <w:r/>
             <w:r>
               <w:rPr>
@@ -1885,6 +2850,9 @@
             <w:tcW w:type="dxa" w:w="5046"/>
           </w:tcPr>
           <w:p>
+            <w:pPr>
+              <w:spacing w:before="20" w:after="20"/>
+            </w:pPr>
             <w:r/>
             <w:r>
               <w:rPr>
@@ -1897,11 +2865,17 @@
         </w:tc>
       </w:tr>
       <w:tr>
-        <w:tc>
-          <w:tcPr>
-            <w:tcW w:type="dxa" w:w="5046"/>
-          </w:tcPr>
-          <w:p>
+        <w:trPr>
+          <w:cantSplit/>
+        </w:trPr>
+        <w:tc>
+          <w:tcPr>
+            <w:tcW w:type="dxa" w:w="5046"/>
+          </w:tcPr>
+          <w:p>
+            <w:pPr>
+              <w:spacing w:before="20" w:after="20"/>
+            </w:pPr>
             <w:r/>
             <w:r>
               <w:rPr>
@@ -1918,6 +2892,9 @@
             <w:tcW w:type="dxa" w:w="5046"/>
           </w:tcPr>
           <w:p>
+            <w:pPr>
+              <w:spacing w:before="20" w:after="20"/>
+            </w:pPr>
             <w:r/>
             <w:r>
               <w:rPr>
@@ -1934,6 +2911,9 @@
             <w:tcW w:type="dxa" w:w="5046"/>
           </w:tcPr>
           <w:p>
+            <w:pPr>
+              <w:spacing w:before="20" w:after="20"/>
+            </w:pPr>
             <w:r/>
             <w:r>
               <w:rPr>
@@ -1946,11 +2926,17 @@
         </w:tc>
       </w:tr>
       <w:tr>
-        <w:tc>
-          <w:tcPr>
-            <w:tcW w:type="dxa" w:w="5046"/>
-          </w:tcPr>
-          <w:p>
+        <w:trPr>
+          <w:cantSplit/>
+        </w:trPr>
+        <w:tc>
+          <w:tcPr>
+            <w:tcW w:type="dxa" w:w="5046"/>
+          </w:tcPr>
+          <w:p>
+            <w:pPr>
+              <w:spacing w:before="20" w:after="20"/>
+            </w:pPr>
             <w:r/>
             <w:r>
               <w:rPr>
@@ -1967,6 +2953,9 @@
             <w:tcW w:type="dxa" w:w="5046"/>
           </w:tcPr>
           <w:p>
+            <w:pPr>
+              <w:spacing w:before="20" w:after="20"/>
+            </w:pPr>
             <w:r/>
             <w:r>
               <w:rPr>
@@ -1983,6 +2972,9 @@
             <w:tcW w:type="dxa" w:w="5046"/>
           </w:tcPr>
           <w:p>
+            <w:pPr>
+              <w:spacing w:before="20" w:after="20"/>
+            </w:pPr>
             <w:r/>
             <w:r>
               <w:rPr>
@@ -1995,11 +2987,17 @@
         </w:tc>
       </w:tr>
       <w:tr>
-        <w:tc>
-          <w:tcPr>
-            <w:tcW w:type="dxa" w:w="5046"/>
-          </w:tcPr>
-          <w:p>
+        <w:trPr>
+          <w:cantSplit/>
+        </w:trPr>
+        <w:tc>
+          <w:tcPr>
+            <w:tcW w:type="dxa" w:w="5046"/>
+          </w:tcPr>
+          <w:p>
+            <w:pPr>
+              <w:spacing w:before="20" w:after="20"/>
+            </w:pPr>
             <w:r/>
             <w:r>
               <w:rPr>
@@ -2016,6 +3014,9 @@
             <w:tcW w:type="dxa" w:w="5046"/>
           </w:tcPr>
           <w:p>
+            <w:pPr>
+              <w:spacing w:before="20" w:after="20"/>
+            </w:pPr>
             <w:r/>
             <w:r>
               <w:rPr>
@@ -2032,6 +3033,9 @@
             <w:tcW w:type="dxa" w:w="5046"/>
           </w:tcPr>
           <w:p>
+            <w:pPr>
+              <w:spacing w:before="20" w:after="20"/>
+            </w:pPr>
             <w:r/>
             <w:r>
               <w:rPr>
@@ -2044,11 +3048,17 @@
         </w:tc>
       </w:tr>
       <w:tr>
-        <w:tc>
-          <w:tcPr>
-            <w:tcW w:type="dxa" w:w="5046"/>
-          </w:tcPr>
-          <w:p>
+        <w:trPr>
+          <w:cantSplit/>
+        </w:trPr>
+        <w:tc>
+          <w:tcPr>
+            <w:tcW w:type="dxa" w:w="5046"/>
+          </w:tcPr>
+          <w:p>
+            <w:pPr>
+              <w:spacing w:before="20" w:after="20"/>
+            </w:pPr>
             <w:r/>
             <w:r>
               <w:rPr>
@@ -2065,6 +3075,9 @@
             <w:tcW w:type="dxa" w:w="5046"/>
           </w:tcPr>
           <w:p>
+            <w:pPr>
+              <w:spacing w:before="20" w:after="20"/>
+            </w:pPr>
             <w:r/>
             <w:r>
               <w:rPr>
@@ -2081,6 +3094,9 @@
             <w:tcW w:type="dxa" w:w="5046"/>
           </w:tcPr>
           <w:p>
+            <w:pPr>
+              <w:spacing w:before="20" w:after="20"/>
+            </w:pPr>
             <w:r/>
             <w:r>
               <w:rPr>
@@ -2093,11 +3109,17 @@
         </w:tc>
       </w:tr>
       <w:tr>
-        <w:tc>
-          <w:tcPr>
-            <w:tcW w:type="dxa" w:w="5046"/>
-          </w:tcPr>
-          <w:p>
+        <w:trPr>
+          <w:cantSplit/>
+        </w:trPr>
+        <w:tc>
+          <w:tcPr>
+            <w:tcW w:type="dxa" w:w="5046"/>
+          </w:tcPr>
+          <w:p>
+            <w:pPr>
+              <w:spacing w:before="20" w:after="20"/>
+            </w:pPr>
             <w:r/>
             <w:r>
               <w:rPr>
@@ -2114,6 +3136,9 @@
             <w:tcW w:type="dxa" w:w="5046"/>
           </w:tcPr>
           <w:p>
+            <w:pPr>
+              <w:spacing w:before="20" w:after="20"/>
+            </w:pPr>
             <w:r/>
             <w:r>
               <w:rPr>
@@ -2130,6 +3155,9 @@
             <w:tcW w:type="dxa" w:w="5046"/>
           </w:tcPr>
           <w:p>
+            <w:pPr>
+              <w:spacing w:before="20" w:after="20"/>
+            </w:pPr>
             <w:r/>
             <w:r>
               <w:rPr>
@@ -2142,11 +3170,17 @@
         </w:tc>
       </w:tr>
       <w:tr>
-        <w:tc>
-          <w:tcPr>
-            <w:tcW w:type="dxa" w:w="5046"/>
-          </w:tcPr>
-          <w:p>
+        <w:trPr>
+          <w:cantSplit/>
+        </w:trPr>
+        <w:tc>
+          <w:tcPr>
+            <w:tcW w:type="dxa" w:w="5046"/>
+          </w:tcPr>
+          <w:p>
+            <w:pPr>
+              <w:spacing w:before="20" w:after="20"/>
+            </w:pPr>
             <w:r/>
             <w:r>
               <w:rPr>
@@ -2163,6 +3197,9 @@
             <w:tcW w:type="dxa" w:w="5046"/>
           </w:tcPr>
           <w:p>
+            <w:pPr>
+              <w:spacing w:before="20" w:after="20"/>
+            </w:pPr>
             <w:r/>
             <w:r>
               <w:rPr>
@@ -2179,6 +3216,9 @@
             <w:tcW w:type="dxa" w:w="5046"/>
           </w:tcPr>
           <w:p>
+            <w:pPr>
+              <w:spacing w:before="20" w:after="20"/>
+            </w:pPr>
             <w:r/>
             <w:r>
               <w:rPr>
@@ -2191,11 +3231,17 @@
         </w:tc>
       </w:tr>
       <w:tr>
-        <w:tc>
-          <w:tcPr>
-            <w:tcW w:type="dxa" w:w="5046"/>
-          </w:tcPr>
-          <w:p>
+        <w:trPr>
+          <w:cantSplit/>
+        </w:trPr>
+        <w:tc>
+          <w:tcPr>
+            <w:tcW w:type="dxa" w:w="5046"/>
+          </w:tcPr>
+          <w:p>
+            <w:pPr>
+              <w:spacing w:before="20" w:after="20"/>
+            </w:pPr>
             <w:r/>
             <w:r>
               <w:rPr>
@@ -2212,6 +3258,9 @@
             <w:tcW w:type="dxa" w:w="5046"/>
           </w:tcPr>
           <w:p>
+            <w:pPr>
+              <w:spacing w:before="20" w:after="20"/>
+            </w:pPr>
             <w:r/>
             <w:r>
               <w:rPr>
@@ -2228,6 +3277,9 @@
             <w:tcW w:type="dxa" w:w="5046"/>
           </w:tcPr>
           <w:p>
+            <w:pPr>
+              <w:spacing w:before="20" w:after="20"/>
+            </w:pPr>
             <w:r/>
             <w:r>
               <w:rPr>
@@ -2284,6 +3336,9 @@
             <w:shd w:val="clear" w:color="auto" w:fill="D9D9D9"/>
           </w:tcPr>
           <w:p>
+            <w:pPr>
+              <w:spacing w:before="20" w:after="20"/>
+            </w:pPr>
             <w:r/>
             <w:r>
               <w:rPr>
@@ -2301,6 +3356,9 @@
             <w:shd w:val="clear" w:color="auto" w:fill="D9D9D9"/>
           </w:tcPr>
           <w:p>
+            <w:pPr>
+              <w:spacing w:before="20" w:after="20"/>
+            </w:pPr>
             <w:r/>
             <w:r>
               <w:rPr>
@@ -2318,6 +3376,9 @@
             <w:shd w:val="clear" w:color="auto" w:fill="D9D9D9"/>
           </w:tcPr>
           <w:p>
+            <w:pPr>
+              <w:spacing w:before="20" w:after="20"/>
+            </w:pPr>
             <w:r/>
             <w:r>
               <w:rPr>
@@ -2331,11 +3392,17 @@
         </w:tc>
       </w:tr>
       <w:tr>
-        <w:tc>
-          <w:tcPr>
-            <w:tcW w:type="dxa" w:w="5046"/>
-          </w:tcPr>
-          <w:p>
+        <w:trPr>
+          <w:cantSplit/>
+        </w:trPr>
+        <w:tc>
+          <w:tcPr>
+            <w:tcW w:type="dxa" w:w="5046"/>
+          </w:tcPr>
+          <w:p>
+            <w:pPr>
+              <w:spacing w:before="20" w:after="20"/>
+            </w:pPr>
             <w:r/>
             <w:r>
               <w:rPr>
@@ -2352,6 +3419,9 @@
             <w:tcW w:type="dxa" w:w="5046"/>
           </w:tcPr>
           <w:p>
+            <w:pPr>
+              <w:spacing w:before="20" w:after="20"/>
+            </w:pPr>
             <w:r/>
             <w:r>
               <w:rPr>
@@ -2368,6 +3438,9 @@
             <w:tcW w:type="dxa" w:w="5046"/>
           </w:tcPr>
           <w:p>
+            <w:pPr>
+              <w:spacing w:before="20" w:after="20"/>
+            </w:pPr>
             <w:r/>
             <w:r>
               <w:rPr>
@@ -2380,11 +3453,17 @@
         </w:tc>
       </w:tr>
       <w:tr>
-        <w:tc>
-          <w:tcPr>
-            <w:tcW w:type="dxa" w:w="5046"/>
-          </w:tcPr>
-          <w:p>
+        <w:trPr>
+          <w:cantSplit/>
+        </w:trPr>
+        <w:tc>
+          <w:tcPr>
+            <w:tcW w:type="dxa" w:w="5046"/>
+          </w:tcPr>
+          <w:p>
+            <w:pPr>
+              <w:spacing w:before="20" w:after="20"/>
+            </w:pPr>
             <w:r/>
             <w:r>
               <w:rPr>
@@ -2401,6 +3480,9 @@
             <w:tcW w:type="dxa" w:w="5046"/>
           </w:tcPr>
           <w:p>
+            <w:pPr>
+              <w:spacing w:before="20" w:after="20"/>
+            </w:pPr>
             <w:r/>
             <w:r>
               <w:rPr>
@@ -2417,6 +3499,9 @@
             <w:tcW w:type="dxa" w:w="5046"/>
           </w:tcPr>
           <w:p>
+            <w:pPr>
+              <w:spacing w:before="20" w:after="20"/>
+            </w:pPr>
             <w:r/>
             <w:r>
               <w:rPr>
@@ -2429,11 +3514,17 @@
         </w:tc>
       </w:tr>
       <w:tr>
-        <w:tc>
-          <w:tcPr>
-            <w:tcW w:type="dxa" w:w="5046"/>
-          </w:tcPr>
-          <w:p>
+        <w:trPr>
+          <w:cantSplit/>
+        </w:trPr>
+        <w:tc>
+          <w:tcPr>
+            <w:tcW w:type="dxa" w:w="5046"/>
+          </w:tcPr>
+          <w:p>
+            <w:pPr>
+              <w:spacing w:before="20" w:after="20"/>
+            </w:pPr>
             <w:r/>
             <w:r>
               <w:rPr>
@@ -2450,6 +3541,9 @@
             <w:tcW w:type="dxa" w:w="5046"/>
           </w:tcPr>
           <w:p>
+            <w:pPr>
+              <w:spacing w:before="20" w:after="20"/>
+            </w:pPr>
             <w:r/>
             <w:r>
               <w:rPr>
@@ -2466,6 +3560,9 @@
             <w:tcW w:type="dxa" w:w="5046"/>
           </w:tcPr>
           <w:p>
+            <w:pPr>
+              <w:spacing w:before="20" w:after="20"/>
+            </w:pPr>
             <w:r/>
             <w:r>
               <w:rPr>
@@ -2478,11 +3575,17 @@
         </w:tc>
       </w:tr>
       <w:tr>
-        <w:tc>
-          <w:tcPr>
-            <w:tcW w:type="dxa" w:w="5046"/>
-          </w:tcPr>
-          <w:p>
+        <w:trPr>
+          <w:cantSplit/>
+        </w:trPr>
+        <w:tc>
+          <w:tcPr>
+            <w:tcW w:type="dxa" w:w="5046"/>
+          </w:tcPr>
+          <w:p>
+            <w:pPr>
+              <w:spacing w:before="20" w:after="20"/>
+            </w:pPr>
             <w:r/>
             <w:r>
               <w:rPr>
@@ -2499,6 +3602,9 @@
             <w:tcW w:type="dxa" w:w="5046"/>
           </w:tcPr>
           <w:p>
+            <w:pPr>
+              <w:spacing w:before="20" w:after="20"/>
+            </w:pPr>
             <w:r/>
             <w:r>
               <w:rPr>
@@ -2515,6 +3621,9 @@
             <w:tcW w:type="dxa" w:w="5046"/>
           </w:tcPr>
           <w:p>
+            <w:pPr>
+              <w:spacing w:before="20" w:after="20"/>
+            </w:pPr>
             <w:r/>
             <w:r>
               <w:rPr>
@@ -2527,11 +3636,17 @@
         </w:tc>
       </w:tr>
       <w:tr>
-        <w:tc>
-          <w:tcPr>
-            <w:tcW w:type="dxa" w:w="5046"/>
-          </w:tcPr>
-          <w:p>
+        <w:trPr>
+          <w:cantSplit/>
+        </w:trPr>
+        <w:tc>
+          <w:tcPr>
+            <w:tcW w:type="dxa" w:w="5046"/>
+          </w:tcPr>
+          <w:p>
+            <w:pPr>
+              <w:spacing w:before="20" w:after="20"/>
+            </w:pPr>
             <w:r/>
             <w:r>
               <w:rPr>
@@ -2548,6 +3663,9 @@
             <w:tcW w:type="dxa" w:w="5046"/>
           </w:tcPr>
           <w:p>
+            <w:pPr>
+              <w:spacing w:before="20" w:after="20"/>
+            </w:pPr>
             <w:r/>
             <w:r>
               <w:rPr>
@@ -2564,6 +3682,9 @@
             <w:tcW w:type="dxa" w:w="5046"/>
           </w:tcPr>
           <w:p>
+            <w:pPr>
+              <w:spacing w:before="20" w:after="20"/>
+            </w:pPr>
             <w:r/>
             <w:r>
               <w:rPr>
@@ -2576,11 +3697,17 @@
         </w:tc>
       </w:tr>
       <w:tr>
-        <w:tc>
-          <w:tcPr>
-            <w:tcW w:type="dxa" w:w="5046"/>
-          </w:tcPr>
-          <w:p>
+        <w:trPr>
+          <w:cantSplit/>
+        </w:trPr>
+        <w:tc>
+          <w:tcPr>
+            <w:tcW w:type="dxa" w:w="5046"/>
+          </w:tcPr>
+          <w:p>
+            <w:pPr>
+              <w:spacing w:before="20" w:after="20"/>
+            </w:pPr>
             <w:r/>
             <w:r>
               <w:rPr>
@@ -2597,6 +3724,9 @@
             <w:tcW w:type="dxa" w:w="5046"/>
           </w:tcPr>
           <w:p>
+            <w:pPr>
+              <w:spacing w:before="20" w:after="20"/>
+            </w:pPr>
             <w:r/>
             <w:r>
               <w:rPr>
@@ -2613,6 +3743,9 @@
             <w:tcW w:type="dxa" w:w="5046"/>
           </w:tcPr>
           <w:p>
+            <w:pPr>
+              <w:spacing w:before="20" w:after="20"/>
+            </w:pPr>
             <w:r/>
             <w:r>
               <w:rPr>
@@ -2625,11 +3758,17 @@
         </w:tc>
       </w:tr>
       <w:tr>
-        <w:tc>
-          <w:tcPr>
-            <w:tcW w:type="dxa" w:w="5046"/>
-          </w:tcPr>
-          <w:p>
+        <w:trPr>
+          <w:cantSplit/>
+        </w:trPr>
+        <w:tc>
+          <w:tcPr>
+            <w:tcW w:type="dxa" w:w="5046"/>
+          </w:tcPr>
+          <w:p>
+            <w:pPr>
+              <w:spacing w:before="20" w:after="20"/>
+            </w:pPr>
             <w:r/>
             <w:r>
               <w:rPr>
@@ -2646,6 +3785,9 @@
             <w:tcW w:type="dxa" w:w="5046"/>
           </w:tcPr>
           <w:p>
+            <w:pPr>
+              <w:spacing w:before="20" w:after="20"/>
+            </w:pPr>
             <w:r/>
             <w:r>
               <w:rPr>
@@ -2662,6 +3804,9 @@
             <w:tcW w:type="dxa" w:w="5046"/>
           </w:tcPr>
           <w:p>
+            <w:pPr>
+              <w:spacing w:before="20" w:after="20"/>
+            </w:pPr>
             <w:r/>
             <w:r>
               <w:rPr>
@@ -2674,11 +3819,17 @@
         </w:tc>
       </w:tr>
       <w:tr>
-        <w:tc>
-          <w:tcPr>
-            <w:tcW w:type="dxa" w:w="5046"/>
-          </w:tcPr>
-          <w:p>
+        <w:trPr>
+          <w:cantSplit/>
+        </w:trPr>
+        <w:tc>
+          <w:tcPr>
+            <w:tcW w:type="dxa" w:w="5046"/>
+          </w:tcPr>
+          <w:p>
+            <w:pPr>
+              <w:spacing w:before="20" w:after="20"/>
+            </w:pPr>
             <w:r/>
             <w:r>
               <w:rPr>
@@ -2695,6 +3846,9 @@
             <w:tcW w:type="dxa" w:w="5046"/>
           </w:tcPr>
           <w:p>
+            <w:pPr>
+              <w:spacing w:before="20" w:after="20"/>
+            </w:pPr>
             <w:r/>
             <w:r>
               <w:rPr>
@@ -2711,6 +3865,9 @@
             <w:tcW w:type="dxa" w:w="5046"/>
           </w:tcPr>
           <w:p>
+            <w:pPr>
+              <w:spacing w:before="20" w:after="20"/>
+            </w:pPr>
             <w:r/>
             <w:r>
               <w:rPr>
@@ -2723,11 +3880,17 @@
         </w:tc>
       </w:tr>
       <w:tr>
-        <w:tc>
-          <w:tcPr>
-            <w:tcW w:type="dxa" w:w="5046"/>
-          </w:tcPr>
-          <w:p>
+        <w:trPr>
+          <w:cantSplit/>
+        </w:trPr>
+        <w:tc>
+          <w:tcPr>
+            <w:tcW w:type="dxa" w:w="5046"/>
+          </w:tcPr>
+          <w:p>
+            <w:pPr>
+              <w:spacing w:before="20" w:after="20"/>
+            </w:pPr>
             <w:r/>
             <w:r>
               <w:rPr>
@@ -2744,6 +3907,9 @@
             <w:tcW w:type="dxa" w:w="5046"/>
           </w:tcPr>
           <w:p>
+            <w:pPr>
+              <w:spacing w:before="20" w:after="20"/>
+            </w:pPr>
             <w:r/>
             <w:r>
               <w:rPr>
@@ -2760,6 +3926,9 @@
             <w:tcW w:type="dxa" w:w="5046"/>
           </w:tcPr>
           <w:p>
+            <w:pPr>
+              <w:spacing w:before="20" w:after="20"/>
+            </w:pPr>
             <w:r/>
             <w:r>
               <w:rPr>
@@ -2772,11 +3941,17 @@
         </w:tc>
       </w:tr>
       <w:tr>
-        <w:tc>
-          <w:tcPr>
-            <w:tcW w:type="dxa" w:w="5046"/>
-          </w:tcPr>
-          <w:p>
+        <w:trPr>
+          <w:cantSplit/>
+        </w:trPr>
+        <w:tc>
+          <w:tcPr>
+            <w:tcW w:type="dxa" w:w="5046"/>
+          </w:tcPr>
+          <w:p>
+            <w:pPr>
+              <w:spacing w:before="20" w:after="20"/>
+            </w:pPr>
             <w:r/>
             <w:r>
               <w:rPr>
@@ -2793,6 +3968,9 @@
             <w:tcW w:type="dxa" w:w="5046"/>
           </w:tcPr>
           <w:p>
+            <w:pPr>
+              <w:spacing w:before="20" w:after="20"/>
+            </w:pPr>
             <w:r/>
             <w:r>
               <w:rPr>
@@ -2809,6 +3987,9 @@
             <w:tcW w:type="dxa" w:w="5046"/>
           </w:tcPr>
           <w:p>
+            <w:pPr>
+              <w:spacing w:before="20" w:after="20"/>
+            </w:pPr>
             <w:r/>
             <w:r>
               <w:rPr>
@@ -2865,6 +4046,9 @@
             <w:shd w:val="clear" w:color="auto" w:fill="D9D9D9"/>
           </w:tcPr>
           <w:p>
+            <w:pPr>
+              <w:spacing w:before="20" w:after="20"/>
+            </w:pPr>
             <w:r/>
             <w:r>
               <w:rPr>
@@ -2882,6 +4066,9 @@
             <w:shd w:val="clear" w:color="auto" w:fill="D9D9D9"/>
           </w:tcPr>
           <w:p>
+            <w:pPr>
+              <w:spacing w:before="20" w:after="20"/>
+            </w:pPr>
             <w:r/>
             <w:r>
               <w:rPr>
@@ -2899,6 +4086,9 @@
             <w:shd w:val="clear" w:color="auto" w:fill="D9D9D9"/>
           </w:tcPr>
           <w:p>
+            <w:pPr>
+              <w:spacing w:before="20" w:after="20"/>
+            </w:pPr>
             <w:r/>
             <w:r>
               <w:rPr>
@@ -2912,26 +4102,35 @@
         </w:tc>
       </w:tr>
       <w:tr>
-        <w:tc>
-          <w:tcPr>
-            <w:tcW w:type="dxa" w:w="5046"/>
-          </w:tcPr>
-          <w:p>
-            <w:r/>
-            <w:r>
-              <w:rPr>
-                <w:rFonts w:ascii="Verdana" w:hAnsi="Verdana"/>
-                <w:b w:val="0"/>
-                <w:sz w:val="16"/>
-              </w:rPr>
-            </w:r>
-          </w:p>
-        </w:tc>
-        <w:tc>
-          <w:tcPr>
-            <w:tcW w:type="dxa" w:w="5046"/>
-          </w:tcPr>
-          <w:p>
+        <w:trPr>
+          <w:cantSplit/>
+        </w:trPr>
+        <w:tc>
+          <w:tcPr>
+            <w:tcW w:type="dxa" w:w="5046"/>
+          </w:tcPr>
+          <w:p>
+            <w:pPr>
+              <w:spacing w:before="20" w:after="20"/>
+            </w:pPr>
+            <w:r/>
+            <w:r>
+              <w:rPr>
+                <w:rFonts w:ascii="Verdana" w:hAnsi="Verdana"/>
+                <w:b w:val="0"/>
+                <w:sz w:val="16"/>
+              </w:rPr>
+            </w:r>
+          </w:p>
+        </w:tc>
+        <w:tc>
+          <w:tcPr>
+            <w:tcW w:type="dxa" w:w="5046"/>
+          </w:tcPr>
+          <w:p>
+            <w:pPr>
+              <w:spacing w:before="20" w:after="20"/>
+            </w:pPr>
             <w:r/>
             <w:r>
               <w:rPr>
@@ -2948,6 +4147,9 @@
             <w:tcW w:type="dxa" w:w="5046"/>
           </w:tcPr>
           <w:p>
+            <w:pPr>
+              <w:spacing w:before="20" w:after="20"/>
+            </w:pPr>
             <w:r/>
             <w:r>
               <w:rPr>
@@ -2960,11 +4162,17 @@
         </w:tc>
       </w:tr>
       <w:tr>
-        <w:tc>
-          <w:tcPr>
-            <w:tcW w:type="dxa" w:w="5046"/>
-          </w:tcPr>
-          <w:p>
+        <w:trPr>
+          <w:cantSplit/>
+        </w:trPr>
+        <w:tc>
+          <w:tcPr>
+            <w:tcW w:type="dxa" w:w="5046"/>
+          </w:tcPr>
+          <w:p>
+            <w:pPr>
+              <w:spacing w:before="20" w:after="20"/>
+            </w:pPr>
             <w:r/>
             <w:r>
               <w:rPr>
@@ -2981,6 +4189,9 @@
             <w:tcW w:type="dxa" w:w="5046"/>
           </w:tcPr>
           <w:p>
+            <w:pPr>
+              <w:spacing w:before="20" w:after="20"/>
+            </w:pPr>
             <w:r/>
             <w:r>
               <w:rPr>
@@ -2997,6 +4208,9 @@
             <w:tcW w:type="dxa" w:w="5046"/>
           </w:tcPr>
           <w:p>
+            <w:pPr>
+              <w:spacing w:before="20" w:after="20"/>
+            </w:pPr>
             <w:r/>
             <w:r>
               <w:rPr>
@@ -3009,11 +4223,17 @@
         </w:tc>
       </w:tr>
       <w:tr>
-        <w:tc>
-          <w:tcPr>
-            <w:tcW w:type="dxa" w:w="5046"/>
-          </w:tcPr>
-          <w:p>
+        <w:trPr>
+          <w:cantSplit/>
+        </w:trPr>
+        <w:tc>
+          <w:tcPr>
+            <w:tcW w:type="dxa" w:w="5046"/>
+          </w:tcPr>
+          <w:p>
+            <w:pPr>
+              <w:spacing w:before="20" w:after="20"/>
+            </w:pPr>
             <w:r/>
             <w:r>
               <w:rPr>
@@ -3030,6 +4250,9 @@
             <w:tcW w:type="dxa" w:w="5046"/>
           </w:tcPr>
           <w:p>
+            <w:pPr>
+              <w:spacing w:before="20" w:after="20"/>
+            </w:pPr>
             <w:r/>
             <w:r>
               <w:rPr>
@@ -3046,6 +4269,9 @@
             <w:tcW w:type="dxa" w:w="5046"/>
           </w:tcPr>
           <w:p>
+            <w:pPr>
+              <w:spacing w:before="20" w:after="20"/>
+            </w:pPr>
             <w:r/>
             <w:r>
               <w:rPr>
@@ -3058,11 +4284,17 @@
         </w:tc>
       </w:tr>
       <w:tr>
-        <w:tc>
-          <w:tcPr>
-            <w:tcW w:type="dxa" w:w="5046"/>
-          </w:tcPr>
-          <w:p>
+        <w:trPr>
+          <w:cantSplit/>
+        </w:trPr>
+        <w:tc>
+          <w:tcPr>
+            <w:tcW w:type="dxa" w:w="5046"/>
+          </w:tcPr>
+          <w:p>
+            <w:pPr>
+              <w:spacing w:before="20" w:after="20"/>
+            </w:pPr>
             <w:r/>
             <w:r>
               <w:rPr>
@@ -3079,6 +4311,9 @@
             <w:tcW w:type="dxa" w:w="5046"/>
           </w:tcPr>
           <w:p>
+            <w:pPr>
+              <w:spacing w:before="20" w:after="20"/>
+            </w:pPr>
             <w:r/>
             <w:r>
               <w:rPr>
@@ -3095,6 +4330,9 @@
             <w:tcW w:type="dxa" w:w="5046"/>
           </w:tcPr>
           <w:p>
+            <w:pPr>
+              <w:spacing w:before="20" w:after="20"/>
+            </w:pPr>
             <w:r/>
             <w:r>
               <w:rPr>
@@ -3107,11 +4345,17 @@
         </w:tc>
       </w:tr>
       <w:tr>
-        <w:tc>
-          <w:tcPr>
-            <w:tcW w:type="dxa" w:w="5046"/>
-          </w:tcPr>
-          <w:p>
+        <w:trPr>
+          <w:cantSplit/>
+        </w:trPr>
+        <w:tc>
+          <w:tcPr>
+            <w:tcW w:type="dxa" w:w="5046"/>
+          </w:tcPr>
+          <w:p>
+            <w:pPr>
+              <w:spacing w:before="20" w:after="20"/>
+            </w:pPr>
             <w:r/>
             <w:r>
               <w:rPr>
@@ -3128,6 +4372,9 @@
             <w:tcW w:type="dxa" w:w="5046"/>
           </w:tcPr>
           <w:p>
+            <w:pPr>
+              <w:spacing w:before="20" w:after="20"/>
+            </w:pPr>
             <w:r/>
             <w:r>
               <w:rPr>
@@ -3144,6 +4391,9 @@
             <w:tcW w:type="dxa" w:w="5046"/>
           </w:tcPr>
           <w:p>
+            <w:pPr>
+              <w:spacing w:before="20" w:after="20"/>
+            </w:pPr>
             <w:r/>
             <w:r>
               <w:rPr>
@@ -3156,11 +4406,17 @@
         </w:tc>
       </w:tr>
       <w:tr>
-        <w:tc>
-          <w:tcPr>
-            <w:tcW w:type="dxa" w:w="5046"/>
-          </w:tcPr>
-          <w:p>
+        <w:trPr>
+          <w:cantSplit/>
+        </w:trPr>
+        <w:tc>
+          <w:tcPr>
+            <w:tcW w:type="dxa" w:w="5046"/>
+          </w:tcPr>
+          <w:p>
+            <w:pPr>
+              <w:spacing w:before="20" w:after="20"/>
+            </w:pPr>
             <w:r/>
             <w:r>
               <w:rPr>
@@ -3177,6 +4433,9 @@
             <w:tcW w:type="dxa" w:w="5046"/>
           </w:tcPr>
           <w:p>
+            <w:pPr>
+              <w:spacing w:before="20" w:after="20"/>
+            </w:pPr>
             <w:r/>
             <w:r>
               <w:rPr>
@@ -3193,6 +4452,9 @@
             <w:tcW w:type="dxa" w:w="5046"/>
           </w:tcPr>
           <w:p>
+            <w:pPr>
+              <w:spacing w:before="20" w:after="20"/>
+            </w:pPr>
             <w:r/>
             <w:r>
               <w:rPr>
@@ -3205,11 +4467,17 @@
         </w:tc>
       </w:tr>
       <w:tr>
-        <w:tc>
-          <w:tcPr>
-            <w:tcW w:type="dxa" w:w="5046"/>
-          </w:tcPr>
-          <w:p>
+        <w:trPr>
+          <w:cantSplit/>
+        </w:trPr>
+        <w:tc>
+          <w:tcPr>
+            <w:tcW w:type="dxa" w:w="5046"/>
+          </w:tcPr>
+          <w:p>
+            <w:pPr>
+              <w:spacing w:before="20" w:after="20"/>
+            </w:pPr>
             <w:r/>
             <w:r>
               <w:rPr>
@@ -3226,6 +4494,9 @@
             <w:tcW w:type="dxa" w:w="5046"/>
           </w:tcPr>
           <w:p>
+            <w:pPr>
+              <w:spacing w:before="20" w:after="20"/>
+            </w:pPr>
             <w:r/>
             <w:r>
               <w:rPr>
@@ -3242,6 +4513,9 @@
             <w:tcW w:type="dxa" w:w="5046"/>
           </w:tcPr>
           <w:p>
+            <w:pPr>
+              <w:spacing w:before="20" w:after="20"/>
+            </w:pPr>
             <w:r/>
             <w:r>
               <w:rPr>
@@ -3254,11 +4528,17 @@
         </w:tc>
       </w:tr>
       <w:tr>
-        <w:tc>
-          <w:tcPr>
-            <w:tcW w:type="dxa" w:w="5046"/>
-          </w:tcPr>
-          <w:p>
+        <w:trPr>
+          <w:cantSplit/>
+        </w:trPr>
+        <w:tc>
+          <w:tcPr>
+            <w:tcW w:type="dxa" w:w="5046"/>
+          </w:tcPr>
+          <w:p>
+            <w:pPr>
+              <w:spacing w:before="20" w:after="20"/>
+            </w:pPr>
             <w:r/>
             <w:r>
               <w:rPr>
@@ -3275,6 +4555,9 @@
             <w:tcW w:type="dxa" w:w="5046"/>
           </w:tcPr>
           <w:p>
+            <w:pPr>
+              <w:spacing w:before="20" w:after="20"/>
+            </w:pPr>
             <w:r/>
             <w:r>
               <w:rPr>
@@ -3291,6 +4574,9 @@
             <w:tcW w:type="dxa" w:w="5046"/>
           </w:tcPr>
           <w:p>
+            <w:pPr>
+              <w:spacing w:before="20" w:after="20"/>
+            </w:pPr>
             <w:r/>
             <w:r>
               <w:rPr>
@@ -3303,11 +4589,17 @@
         </w:tc>
       </w:tr>
       <w:tr>
-        <w:tc>
-          <w:tcPr>
-            <w:tcW w:type="dxa" w:w="5046"/>
-          </w:tcPr>
-          <w:p>
+        <w:trPr>
+          <w:cantSplit/>
+        </w:trPr>
+        <w:tc>
+          <w:tcPr>
+            <w:tcW w:type="dxa" w:w="5046"/>
+          </w:tcPr>
+          <w:p>
+            <w:pPr>
+              <w:spacing w:before="20" w:after="20"/>
+            </w:pPr>
             <w:r/>
             <w:r>
               <w:rPr>
@@ -3324,6 +4616,9 @@
             <w:tcW w:type="dxa" w:w="5046"/>
           </w:tcPr>
           <w:p>
+            <w:pPr>
+              <w:spacing w:before="20" w:after="20"/>
+            </w:pPr>
             <w:r/>
             <w:r>
               <w:rPr>
@@ -3340,6 +4635,9 @@
             <w:tcW w:type="dxa" w:w="5046"/>
           </w:tcPr>
           <w:p>
+            <w:pPr>
+              <w:spacing w:before="20" w:after="20"/>
+            </w:pPr>
             <w:r/>
             <w:r>
               <w:rPr>
@@ -3352,11 +4650,17 @@
         </w:tc>
       </w:tr>
       <w:tr>
-        <w:tc>
-          <w:tcPr>
-            <w:tcW w:type="dxa" w:w="5046"/>
-          </w:tcPr>
-          <w:p>
+        <w:trPr>
+          <w:cantSplit/>
+        </w:trPr>
+        <w:tc>
+          <w:tcPr>
+            <w:tcW w:type="dxa" w:w="5046"/>
+          </w:tcPr>
+          <w:p>
+            <w:pPr>
+              <w:spacing w:before="20" w:after="20"/>
+            </w:pPr>
             <w:r/>
             <w:r>
               <w:rPr>
@@ -3373,6 +4677,9 @@
             <w:tcW w:type="dxa" w:w="5046"/>
           </w:tcPr>
           <w:p>
+            <w:pPr>
+              <w:spacing w:before="20" w:after="20"/>
+            </w:pPr>
             <w:r/>
             <w:r>
               <w:rPr>
@@ -3389,6 +4696,9 @@
             <w:tcW w:type="dxa" w:w="5046"/>
           </w:tcPr>
           <w:p>
+            <w:pPr>
+              <w:spacing w:before="20" w:after="20"/>
+            </w:pPr>
             <w:r/>
             <w:r>
               <w:rPr>
@@ -3401,26 +4711,35 @@
         </w:tc>
       </w:tr>
       <w:tr>
-        <w:tc>
-          <w:tcPr>
-            <w:tcW w:type="dxa" w:w="5046"/>
-          </w:tcPr>
-          <w:p>
-            <w:r/>
-            <w:r>
-              <w:rPr>
-                <w:rFonts w:ascii="Verdana" w:hAnsi="Verdana"/>
-                <w:b w:val="0"/>
-                <w:sz w:val="16"/>
-              </w:rPr>
-            </w:r>
-          </w:p>
-        </w:tc>
-        <w:tc>
-          <w:tcPr>
-            <w:tcW w:type="dxa" w:w="5046"/>
-          </w:tcPr>
-          <w:p>
+        <w:trPr>
+          <w:cantSplit/>
+        </w:trPr>
+        <w:tc>
+          <w:tcPr>
+            <w:tcW w:type="dxa" w:w="5046"/>
+          </w:tcPr>
+          <w:p>
+            <w:pPr>
+              <w:spacing w:before="20" w:after="20"/>
+            </w:pPr>
+            <w:r/>
+            <w:r>
+              <w:rPr>
+                <w:rFonts w:ascii="Verdana" w:hAnsi="Verdana"/>
+                <w:b w:val="0"/>
+                <w:sz w:val="16"/>
+              </w:rPr>
+            </w:r>
+          </w:p>
+        </w:tc>
+        <w:tc>
+          <w:tcPr>
+            <w:tcW w:type="dxa" w:w="5046"/>
+          </w:tcPr>
+          <w:p>
+            <w:pPr>
+              <w:spacing w:before="20" w:after="20"/>
+            </w:pPr>
             <w:r/>
             <w:r>
               <w:rPr>
@@ -3437,6 +4756,9 @@
             <w:tcW w:type="dxa" w:w="5046"/>
           </w:tcPr>
           <w:p>
+            <w:pPr>
+              <w:spacing w:before="20" w:after="20"/>
+            </w:pPr>
             <w:r/>
             <w:r>
               <w:rPr>
@@ -3449,11 +4771,17 @@
         </w:tc>
       </w:tr>
       <w:tr>
-        <w:tc>
-          <w:tcPr>
-            <w:tcW w:type="dxa" w:w="5046"/>
-          </w:tcPr>
-          <w:p>
+        <w:trPr>
+          <w:cantSplit/>
+        </w:trPr>
+        <w:tc>
+          <w:tcPr>
+            <w:tcW w:type="dxa" w:w="5046"/>
+          </w:tcPr>
+          <w:p>
+            <w:pPr>
+              <w:spacing w:before="20" w:after="20"/>
+            </w:pPr>
             <w:r/>
             <w:r>
               <w:rPr>
@@ -3470,6 +4798,9 @@
             <w:tcW w:type="dxa" w:w="5046"/>
           </w:tcPr>
           <w:p>
+            <w:pPr>
+              <w:spacing w:before="20" w:after="20"/>
+            </w:pPr>
             <w:r/>
             <w:r>
               <w:rPr>
@@ -3486,6 +4817,9 @@
             <w:tcW w:type="dxa" w:w="5046"/>
           </w:tcPr>
           <w:p>
+            <w:pPr>
+              <w:spacing w:before="20" w:after="20"/>
+            </w:pPr>
             <w:r/>
             <w:r>
               <w:rPr>
@@ -3498,11 +4832,17 @@
         </w:tc>
       </w:tr>
       <w:tr>
-        <w:tc>
-          <w:tcPr>
-            <w:tcW w:type="dxa" w:w="5046"/>
-          </w:tcPr>
-          <w:p>
+        <w:trPr>
+          <w:cantSplit/>
+        </w:trPr>
+        <w:tc>
+          <w:tcPr>
+            <w:tcW w:type="dxa" w:w="5046"/>
+          </w:tcPr>
+          <w:p>
+            <w:pPr>
+              <w:spacing w:before="20" w:after="20"/>
+            </w:pPr>
             <w:r/>
             <w:r>
               <w:rPr>
@@ -3519,6 +4859,9 @@
             <w:tcW w:type="dxa" w:w="5046"/>
           </w:tcPr>
           <w:p>
+            <w:pPr>
+              <w:spacing w:before="20" w:after="20"/>
+            </w:pPr>
             <w:r/>
             <w:r>
               <w:rPr>
@@ -3535,6 +4878,9 @@
             <w:tcW w:type="dxa" w:w="5046"/>
           </w:tcPr>
           <w:p>
+            <w:pPr>
+              <w:spacing w:before="20" w:after="20"/>
+            </w:pPr>
             <w:r/>
             <w:r>
               <w:rPr>
@@ -3547,11 +4893,17 @@
         </w:tc>
       </w:tr>
       <w:tr>
-        <w:tc>
-          <w:tcPr>
-            <w:tcW w:type="dxa" w:w="5046"/>
-          </w:tcPr>
-          <w:p>
+        <w:trPr>
+          <w:cantSplit/>
+        </w:trPr>
+        <w:tc>
+          <w:tcPr>
+            <w:tcW w:type="dxa" w:w="5046"/>
+          </w:tcPr>
+          <w:p>
+            <w:pPr>
+              <w:spacing w:before="20" w:after="20"/>
+            </w:pPr>
             <w:r/>
             <w:r>
               <w:rPr>
@@ -3568,6 +4920,9 @@
             <w:tcW w:type="dxa" w:w="5046"/>
           </w:tcPr>
           <w:p>
+            <w:pPr>
+              <w:spacing w:before="20" w:after="20"/>
+            </w:pPr>
             <w:r/>
             <w:r>
               <w:rPr>
@@ -3584,6 +4939,9 @@
             <w:tcW w:type="dxa" w:w="5046"/>
           </w:tcPr>
           <w:p>
+            <w:pPr>
+              <w:spacing w:before="20" w:after="20"/>
+            </w:pPr>
             <w:r/>
             <w:r>
               <w:rPr>
@@ -3596,11 +4954,17 @@
         </w:tc>
       </w:tr>
       <w:tr>
-        <w:tc>
-          <w:tcPr>
-            <w:tcW w:type="dxa" w:w="5046"/>
-          </w:tcPr>
-          <w:p>
+        <w:trPr>
+          <w:cantSplit/>
+        </w:trPr>
+        <w:tc>
+          <w:tcPr>
+            <w:tcW w:type="dxa" w:w="5046"/>
+          </w:tcPr>
+          <w:p>
+            <w:pPr>
+              <w:spacing w:before="20" w:after="20"/>
+            </w:pPr>
             <w:r/>
             <w:r>
               <w:rPr>
@@ -3617,6 +4981,9 @@
             <w:tcW w:type="dxa" w:w="5046"/>
           </w:tcPr>
           <w:p>
+            <w:pPr>
+              <w:spacing w:before="20" w:after="20"/>
+            </w:pPr>
             <w:r/>
             <w:r>
               <w:rPr>
@@ -3633,6 +5000,9 @@
             <w:tcW w:type="dxa" w:w="5046"/>
           </w:tcPr>
           <w:p>
+            <w:pPr>
+              <w:spacing w:before="20" w:after="20"/>
+            </w:pPr>
             <w:r/>
             <w:r>
               <w:rPr>
@@ -3645,11 +5015,17 @@
         </w:tc>
       </w:tr>
       <w:tr>
-        <w:tc>
-          <w:tcPr>
-            <w:tcW w:type="dxa" w:w="5046"/>
-          </w:tcPr>
-          <w:p>
+        <w:trPr>
+          <w:cantSplit/>
+        </w:trPr>
+        <w:tc>
+          <w:tcPr>
+            <w:tcW w:type="dxa" w:w="5046"/>
+          </w:tcPr>
+          <w:p>
+            <w:pPr>
+              <w:spacing w:before="20" w:after="20"/>
+            </w:pPr>
             <w:r/>
             <w:r>
               <w:rPr>
@@ -3666,6 +5042,9 @@
             <w:tcW w:type="dxa" w:w="5046"/>
           </w:tcPr>
           <w:p>
+            <w:pPr>
+              <w:spacing w:before="20" w:after="20"/>
+            </w:pPr>
             <w:r/>
             <w:r>
               <w:rPr>
@@ -3682,6 +5061,9 @@
             <w:tcW w:type="dxa" w:w="5046"/>
           </w:tcPr>
           <w:p>
+            <w:pPr>
+              <w:spacing w:before="20" w:after="20"/>
+            </w:pPr>
             <w:r/>
             <w:r>
               <w:rPr>
@@ -3694,11 +5076,17 @@
         </w:tc>
       </w:tr>
       <w:tr>
-        <w:tc>
-          <w:tcPr>
-            <w:tcW w:type="dxa" w:w="5046"/>
-          </w:tcPr>
-          <w:p>
+        <w:trPr>
+          <w:cantSplit/>
+        </w:trPr>
+        <w:tc>
+          <w:tcPr>
+            <w:tcW w:type="dxa" w:w="5046"/>
+          </w:tcPr>
+          <w:p>
+            <w:pPr>
+              <w:spacing w:before="20" w:after="20"/>
+            </w:pPr>
             <w:r/>
             <w:r>
               <w:rPr>
@@ -3715,6 +5103,9 @@
             <w:tcW w:type="dxa" w:w="5046"/>
           </w:tcPr>
           <w:p>
+            <w:pPr>
+              <w:spacing w:before="20" w:after="20"/>
+            </w:pPr>
             <w:r/>
             <w:r>
               <w:rPr>
@@ -3731,6 +5122,9 @@
             <w:tcW w:type="dxa" w:w="5046"/>
           </w:tcPr>
           <w:p>
+            <w:pPr>
+              <w:spacing w:before="20" w:after="20"/>
+            </w:pPr>
             <w:r/>
             <w:r>
               <w:rPr>
@@ -3743,11 +5137,17 @@
         </w:tc>
       </w:tr>
       <w:tr>
-        <w:tc>
-          <w:tcPr>
-            <w:tcW w:type="dxa" w:w="5046"/>
-          </w:tcPr>
-          <w:p>
+        <w:trPr>
+          <w:cantSplit/>
+        </w:trPr>
+        <w:tc>
+          <w:tcPr>
+            <w:tcW w:type="dxa" w:w="5046"/>
+          </w:tcPr>
+          <w:p>
+            <w:pPr>
+              <w:spacing w:before="20" w:after="20"/>
+            </w:pPr>
             <w:r/>
             <w:r>
               <w:rPr>
@@ -3764,6 +5164,9 @@
             <w:tcW w:type="dxa" w:w="5046"/>
           </w:tcPr>
           <w:p>
+            <w:pPr>
+              <w:spacing w:before="20" w:after="20"/>
+            </w:pPr>
             <w:r/>
             <w:r>
               <w:rPr>
@@ -3780,6 +5183,9 @@
             <w:tcW w:type="dxa" w:w="5046"/>
           </w:tcPr>
           <w:p>
+            <w:pPr>
+              <w:spacing w:before="20" w:after="20"/>
+            </w:pPr>
             <w:r/>
             <w:r>
               <w:rPr>
@@ -3792,11 +5198,17 @@
         </w:tc>
       </w:tr>
       <w:tr>
-        <w:tc>
-          <w:tcPr>
-            <w:tcW w:type="dxa" w:w="5046"/>
-          </w:tcPr>
-          <w:p>
+        <w:trPr>
+          <w:cantSplit/>
+        </w:trPr>
+        <w:tc>
+          <w:tcPr>
+            <w:tcW w:type="dxa" w:w="5046"/>
+          </w:tcPr>
+          <w:p>
+            <w:pPr>
+              <w:spacing w:before="20" w:after="20"/>
+            </w:pPr>
             <w:r/>
             <w:r>
               <w:rPr>
@@ -3813,6 +5225,9 @@
             <w:tcW w:type="dxa" w:w="5046"/>
           </w:tcPr>
           <w:p>
+            <w:pPr>
+              <w:spacing w:before="20" w:after="20"/>
+            </w:pPr>
             <w:r/>
             <w:r>
               <w:rPr>
@@ -3829,6 +5244,9 @@
             <w:tcW w:type="dxa" w:w="5046"/>
           </w:tcPr>
           <w:p>
+            <w:pPr>
+              <w:spacing w:before="20" w:after="20"/>
+            </w:pPr>
             <w:r/>
             <w:r>
               <w:rPr>
@@ -3841,11 +5259,17 @@
         </w:tc>
       </w:tr>
       <w:tr>
-        <w:tc>
-          <w:tcPr>
-            <w:tcW w:type="dxa" w:w="5046"/>
-          </w:tcPr>
-          <w:p>
+        <w:trPr>
+          <w:cantSplit/>
+        </w:trPr>
+        <w:tc>
+          <w:tcPr>
+            <w:tcW w:type="dxa" w:w="5046"/>
+          </w:tcPr>
+          <w:p>
+            <w:pPr>
+              <w:spacing w:before="20" w:after="20"/>
+            </w:pPr>
             <w:r/>
             <w:r>
               <w:rPr>
@@ -3862,6 +5286,9 @@
             <w:tcW w:type="dxa" w:w="5046"/>
           </w:tcPr>
           <w:p>
+            <w:pPr>
+              <w:spacing w:before="20" w:after="20"/>
+            </w:pPr>
             <w:r/>
             <w:r>
               <w:rPr>
@@ -3878,6 +5305,9 @@
             <w:tcW w:type="dxa" w:w="5046"/>
           </w:tcPr>
           <w:p>
+            <w:pPr>
+              <w:spacing w:before="20" w:after="20"/>
+            </w:pPr>
             <w:r/>
             <w:r>
               <w:rPr>
@@ -3890,11 +5320,17 @@
         </w:tc>
       </w:tr>
       <w:tr>
-        <w:tc>
-          <w:tcPr>
-            <w:tcW w:type="dxa" w:w="5046"/>
-          </w:tcPr>
-          <w:p>
+        <w:trPr>
+          <w:cantSplit/>
+        </w:trPr>
+        <w:tc>
+          <w:tcPr>
+            <w:tcW w:type="dxa" w:w="5046"/>
+          </w:tcPr>
+          <w:p>
+            <w:pPr>
+              <w:spacing w:before="20" w:after="20"/>
+            </w:pPr>
             <w:r/>
             <w:r>
               <w:rPr>
@@ -3911,6 +5347,9 @@
             <w:tcW w:type="dxa" w:w="5046"/>
           </w:tcPr>
           <w:p>
+            <w:pPr>
+              <w:spacing w:before="20" w:after="20"/>
+            </w:pPr>
             <w:r/>
             <w:r>
               <w:rPr>
@@ -3927,6 +5366,9 @@
             <w:tcW w:type="dxa" w:w="5046"/>
           </w:tcPr>
           <w:p>
+            <w:pPr>
+              <w:spacing w:before="20" w:after="20"/>
+            </w:pPr>
             <w:r/>
             <w:r>
               <w:rPr>
@@ -3939,11 +5381,17 @@
         </w:tc>
       </w:tr>
       <w:tr>
-        <w:tc>
-          <w:tcPr>
-            <w:tcW w:type="dxa" w:w="5046"/>
-          </w:tcPr>
-          <w:p>
+        <w:trPr>
+          <w:cantSplit/>
+        </w:trPr>
+        <w:tc>
+          <w:tcPr>
+            <w:tcW w:type="dxa" w:w="5046"/>
+          </w:tcPr>
+          <w:p>
+            <w:pPr>
+              <w:spacing w:before="20" w:after="20"/>
+            </w:pPr>
             <w:r/>
             <w:r>
               <w:rPr>
@@ -3960,6 +5408,9 @@
             <w:tcW w:type="dxa" w:w="5046"/>
           </w:tcPr>
           <w:p>
+            <w:pPr>
+              <w:spacing w:before="20" w:after="20"/>
+            </w:pPr>
             <w:r/>
             <w:r>
               <w:rPr>
@@ -3976,6 +5427,9 @@
             <w:tcW w:type="dxa" w:w="5046"/>
           </w:tcPr>
           <w:p>
+            <w:pPr>
+              <w:spacing w:before="20" w:after="20"/>
+            </w:pPr>
             <w:r/>
             <w:r>
               <w:rPr>
@@ -3988,11 +5442,17 @@
         </w:tc>
       </w:tr>
       <w:tr>
-        <w:tc>
-          <w:tcPr>
-            <w:tcW w:type="dxa" w:w="5046"/>
-          </w:tcPr>
-          <w:p>
+        <w:trPr>
+          <w:cantSplit/>
+        </w:trPr>
+        <w:tc>
+          <w:tcPr>
+            <w:tcW w:type="dxa" w:w="5046"/>
+          </w:tcPr>
+          <w:p>
+            <w:pPr>
+              <w:spacing w:before="20" w:after="20"/>
+            </w:pPr>
             <w:r/>
             <w:r>
               <w:rPr>
@@ -4009,6 +5469,9 @@
             <w:tcW w:type="dxa" w:w="5046"/>
           </w:tcPr>
           <w:p>
+            <w:pPr>
+              <w:spacing w:before="20" w:after="20"/>
+            </w:pPr>
             <w:r/>
             <w:r>
               <w:rPr>
@@ -4025,6 +5488,9 @@
             <w:tcW w:type="dxa" w:w="5046"/>
           </w:tcPr>
           <w:p>
+            <w:pPr>
+              <w:spacing w:before="20" w:after="20"/>
+            </w:pPr>
             <w:r/>
             <w:r>
               <w:rPr>
@@ -4037,11 +5503,17 @@
         </w:tc>
       </w:tr>
       <w:tr>
-        <w:tc>
-          <w:tcPr>
-            <w:tcW w:type="dxa" w:w="5046"/>
-          </w:tcPr>
-          <w:p>
+        <w:trPr>
+          <w:cantSplit/>
+        </w:trPr>
+        <w:tc>
+          <w:tcPr>
+            <w:tcW w:type="dxa" w:w="5046"/>
+          </w:tcPr>
+          <w:p>
+            <w:pPr>
+              <w:spacing w:before="20" w:after="20"/>
+            </w:pPr>
             <w:r/>
             <w:r>
               <w:rPr>
@@ -4058,6 +5530,9 @@
             <w:tcW w:type="dxa" w:w="5046"/>
           </w:tcPr>
           <w:p>
+            <w:pPr>
+              <w:spacing w:before="20" w:after="20"/>
+            </w:pPr>
             <w:r/>
             <w:r>
               <w:rPr>
@@ -4074,6 +5549,9 @@
             <w:tcW w:type="dxa" w:w="5046"/>
           </w:tcPr>
           <w:p>
+            <w:pPr>
+              <w:spacing w:before="20" w:after="20"/>
+            </w:pPr>
             <w:r/>
             <w:r>
               <w:rPr>
@@ -4086,11 +5564,17 @@
         </w:tc>
       </w:tr>
       <w:tr>
-        <w:tc>
-          <w:tcPr>
-            <w:tcW w:type="dxa" w:w="5046"/>
-          </w:tcPr>
-          <w:p>
+        <w:trPr>
+          <w:cantSplit/>
+        </w:trPr>
+        <w:tc>
+          <w:tcPr>
+            <w:tcW w:type="dxa" w:w="5046"/>
+          </w:tcPr>
+          <w:p>
+            <w:pPr>
+              <w:spacing w:before="20" w:after="20"/>
+            </w:pPr>
             <w:r/>
             <w:r>
               <w:rPr>
@@ -4107,6 +5591,9 @@
             <w:tcW w:type="dxa" w:w="5046"/>
           </w:tcPr>
           <w:p>
+            <w:pPr>
+              <w:spacing w:before="20" w:after="20"/>
+            </w:pPr>
             <w:r/>
             <w:r>
               <w:rPr>
@@ -4123,6 +5610,9 @@
             <w:tcW w:type="dxa" w:w="5046"/>
           </w:tcPr>
           <w:p>
+            <w:pPr>
+              <w:spacing w:before="20" w:after="20"/>
+            </w:pPr>
             <w:r/>
             <w:r>
               <w:rPr>
@@ -4179,6 +5669,9 @@
             <w:shd w:val="clear" w:color="auto" w:fill="D9D9D9"/>
           </w:tcPr>
           <w:p>
+            <w:pPr>
+              <w:spacing w:before="20" w:after="20"/>
+            </w:pPr>
             <w:r/>
             <w:r>
               <w:rPr>
@@ -4196,6 +5689,9 @@
             <w:shd w:val="clear" w:color="auto" w:fill="D9D9D9"/>
           </w:tcPr>
           <w:p>
+            <w:pPr>
+              <w:spacing w:before="20" w:after="20"/>
+            </w:pPr>
             <w:r/>
             <w:r>
               <w:rPr>
@@ -4213,6 +5709,9 @@
             <w:shd w:val="clear" w:color="auto" w:fill="D9D9D9"/>
           </w:tcPr>
           <w:p>
+            <w:pPr>
+              <w:spacing w:before="20" w:after="20"/>
+            </w:pPr>
             <w:r/>
             <w:r>
               <w:rPr>
@@ -4226,11 +5725,17 @@
         </w:tc>
       </w:tr>
       <w:tr>
-        <w:tc>
-          <w:tcPr>
-            <w:tcW w:type="dxa" w:w="5046"/>
-          </w:tcPr>
-          <w:p>
+        <w:trPr>
+          <w:cantSplit/>
+        </w:trPr>
+        <w:tc>
+          <w:tcPr>
+            <w:tcW w:type="dxa" w:w="5046"/>
+          </w:tcPr>
+          <w:p>
+            <w:pPr>
+              <w:spacing w:before="20" w:after="20"/>
+            </w:pPr>
             <w:r/>
             <w:r>
               <w:rPr>
@@ -4247,6 +5752,9 @@
             <w:tcW w:type="dxa" w:w="5046"/>
           </w:tcPr>
           <w:p>
+            <w:pPr>
+              <w:spacing w:before="20" w:after="20"/>
+            </w:pPr>
             <w:r/>
             <w:r>
               <w:rPr>
@@ -4263,6 +5771,9 @@
             <w:tcW w:type="dxa" w:w="5046"/>
           </w:tcPr>
           <w:p>
+            <w:pPr>
+              <w:spacing w:before="20" w:after="20"/>
+            </w:pPr>
             <w:r/>
             <w:r>
               <w:rPr>
@@ -4275,11 +5786,17 @@
         </w:tc>
       </w:tr>
       <w:tr>
-        <w:tc>
-          <w:tcPr>
-            <w:tcW w:type="dxa" w:w="5046"/>
-          </w:tcPr>
-          <w:p>
+        <w:trPr>
+          <w:cantSplit/>
+        </w:trPr>
+        <w:tc>
+          <w:tcPr>
+            <w:tcW w:type="dxa" w:w="5046"/>
+          </w:tcPr>
+          <w:p>
+            <w:pPr>
+              <w:spacing w:before="20" w:after="20"/>
+            </w:pPr>
             <w:r/>
             <w:r>
               <w:rPr>
@@ -4296,6 +5813,9 @@
             <w:tcW w:type="dxa" w:w="5046"/>
           </w:tcPr>
           <w:p>
+            <w:pPr>
+              <w:spacing w:before="20" w:after="20"/>
+            </w:pPr>
             <w:r/>
             <w:r>
               <w:rPr>
@@ -4312,6 +5832,9 @@
             <w:tcW w:type="dxa" w:w="5046"/>
           </w:tcPr>
           <w:p>
+            <w:pPr>
+              <w:spacing w:before="20" w:after="20"/>
+            </w:pPr>
             <w:r/>
             <w:r>
               <w:rPr>
@@ -4324,11 +5847,17 @@
         </w:tc>
       </w:tr>
       <w:tr>
-        <w:tc>
-          <w:tcPr>
-            <w:tcW w:type="dxa" w:w="5046"/>
-          </w:tcPr>
-          <w:p>
+        <w:trPr>
+          <w:cantSplit/>
+        </w:trPr>
+        <w:tc>
+          <w:tcPr>
+            <w:tcW w:type="dxa" w:w="5046"/>
+          </w:tcPr>
+          <w:p>
+            <w:pPr>
+              <w:spacing w:before="20" w:after="20"/>
+            </w:pPr>
             <w:r/>
             <w:r>
               <w:rPr>
@@ -4345,6 +5874,9 @@
             <w:tcW w:type="dxa" w:w="5046"/>
           </w:tcPr>
           <w:p>
+            <w:pPr>
+              <w:spacing w:before="20" w:after="20"/>
+            </w:pPr>
             <w:r/>
             <w:r>
               <w:rPr>
@@ -4361,6 +5893,9 @@
             <w:tcW w:type="dxa" w:w="5046"/>
           </w:tcPr>
           <w:p>
+            <w:pPr>
+              <w:spacing w:before="20" w:after="20"/>
+            </w:pPr>
             <w:r/>
             <w:r>
               <w:rPr>
@@ -4373,11 +5908,17 @@
         </w:tc>
       </w:tr>
       <w:tr>
-        <w:tc>
-          <w:tcPr>
-            <w:tcW w:type="dxa" w:w="5046"/>
-          </w:tcPr>
-          <w:p>
+        <w:trPr>
+          <w:cantSplit/>
+        </w:trPr>
+        <w:tc>
+          <w:tcPr>
+            <w:tcW w:type="dxa" w:w="5046"/>
+          </w:tcPr>
+          <w:p>
+            <w:pPr>
+              <w:spacing w:before="20" w:after="20"/>
+            </w:pPr>
             <w:r/>
             <w:r>
               <w:rPr>
@@ -4394,6 +5935,9 @@
             <w:tcW w:type="dxa" w:w="5046"/>
           </w:tcPr>
           <w:p>
+            <w:pPr>
+              <w:spacing w:before="20" w:after="20"/>
+            </w:pPr>
             <w:r/>
             <w:r>
               <w:rPr>
@@ -4410,6 +5954,9 @@
             <w:tcW w:type="dxa" w:w="5046"/>
           </w:tcPr>
           <w:p>
+            <w:pPr>
+              <w:spacing w:before="20" w:after="20"/>
+            </w:pPr>
             <w:r/>
             <w:r>
               <w:rPr>
@@ -4466,6 +6013,9 @@
             <w:shd w:val="clear" w:color="auto" w:fill="D9D9D9"/>
           </w:tcPr>
           <w:p>
+            <w:pPr>
+              <w:spacing w:before="20" w:after="20"/>
+            </w:pPr>
             <w:r/>
             <w:r>
               <w:rPr>
@@ -4483,6 +6033,9 @@
             <w:shd w:val="clear" w:color="auto" w:fill="D9D9D9"/>
           </w:tcPr>
           <w:p>
+            <w:pPr>
+              <w:spacing w:before="20" w:after="20"/>
+            </w:pPr>
             <w:r/>
             <w:r>
               <w:rPr>
@@ -4500,6 +6053,9 @@
             <w:shd w:val="clear" w:color="auto" w:fill="D9D9D9"/>
           </w:tcPr>
           <w:p>
+            <w:pPr>
+              <w:spacing w:before="20" w:after="20"/>
+            </w:pPr>
             <w:r/>
             <w:r>
               <w:rPr>
@@ -4513,11 +6069,17 @@
         </w:tc>
       </w:tr>
       <w:tr>
-        <w:tc>
-          <w:tcPr>
-            <w:tcW w:type="dxa" w:w="5046"/>
-          </w:tcPr>
-          <w:p>
+        <w:trPr>
+          <w:cantSplit/>
+        </w:trPr>
+        <w:tc>
+          <w:tcPr>
+            <w:tcW w:type="dxa" w:w="5046"/>
+          </w:tcPr>
+          <w:p>
+            <w:pPr>
+              <w:spacing w:before="20" w:after="20"/>
+            </w:pPr>
             <w:r/>
             <w:r>
               <w:rPr>
@@ -4534,6 +6096,9 @@
             <w:tcW w:type="dxa" w:w="5046"/>
           </w:tcPr>
           <w:p>
+            <w:pPr>
+              <w:spacing w:before="20" w:after="20"/>
+            </w:pPr>
             <w:r/>
             <w:r>
               <w:rPr>
@@ -4550,6 +6115,9 @@
             <w:tcW w:type="dxa" w:w="5046"/>
           </w:tcPr>
           <w:p>
+            <w:pPr>
+              <w:spacing w:before="20" w:after="20"/>
+            </w:pPr>
             <w:r/>
             <w:r>
               <w:rPr>
@@ -4562,11 +6130,17 @@
         </w:tc>
       </w:tr>
       <w:tr>
-        <w:tc>
-          <w:tcPr>
-            <w:tcW w:type="dxa" w:w="5046"/>
-          </w:tcPr>
-          <w:p>
+        <w:trPr>
+          <w:cantSplit/>
+        </w:trPr>
+        <w:tc>
+          <w:tcPr>
+            <w:tcW w:type="dxa" w:w="5046"/>
+          </w:tcPr>
+          <w:p>
+            <w:pPr>
+              <w:spacing w:before="20" w:after="20"/>
+            </w:pPr>
             <w:r/>
             <w:r>
               <w:rPr>
@@ -4583,6 +6157,9 @@
             <w:tcW w:type="dxa" w:w="5046"/>
           </w:tcPr>
           <w:p>
+            <w:pPr>
+              <w:spacing w:before="20" w:after="20"/>
+            </w:pPr>
             <w:r/>
             <w:r>
               <w:rPr>
@@ -4599,6 +6176,9 @@
             <w:tcW w:type="dxa" w:w="5046"/>
           </w:tcPr>
           <w:p>
+            <w:pPr>
+              <w:spacing w:before="20" w:after="20"/>
+            </w:pPr>
             <w:r/>
             <w:r>
               <w:rPr>
@@ -4611,11 +6191,17 @@
         </w:tc>
       </w:tr>
       <w:tr>
-        <w:tc>
-          <w:tcPr>
-            <w:tcW w:type="dxa" w:w="5046"/>
-          </w:tcPr>
-          <w:p>
+        <w:trPr>
+          <w:cantSplit/>
+        </w:trPr>
+        <w:tc>
+          <w:tcPr>
+            <w:tcW w:type="dxa" w:w="5046"/>
+          </w:tcPr>
+          <w:p>
+            <w:pPr>
+              <w:spacing w:before="20" w:after="20"/>
+            </w:pPr>
             <w:r/>
             <w:r>
               <w:rPr>
@@ -4632,6 +6218,9 @@
             <w:tcW w:type="dxa" w:w="5046"/>
           </w:tcPr>
           <w:p>
+            <w:pPr>
+              <w:spacing w:before="20" w:after="20"/>
+            </w:pPr>
             <w:r/>
             <w:r>
               <w:rPr>
@@ -4648,6 +6237,9 @@
             <w:tcW w:type="dxa" w:w="5046"/>
           </w:tcPr>
           <w:p>
+            <w:pPr>
+              <w:spacing w:before="20" w:after="20"/>
+            </w:pPr>
             <w:r/>
             <w:r>
               <w:rPr>
@@ -4660,11 +6252,17 @@
         </w:tc>
       </w:tr>
       <w:tr>
-        <w:tc>
-          <w:tcPr>
-            <w:tcW w:type="dxa" w:w="5046"/>
-          </w:tcPr>
-          <w:p>
+        <w:trPr>
+          <w:cantSplit/>
+        </w:trPr>
+        <w:tc>
+          <w:tcPr>
+            <w:tcW w:type="dxa" w:w="5046"/>
+          </w:tcPr>
+          <w:p>
+            <w:pPr>
+              <w:spacing w:before="20" w:after="20"/>
+            </w:pPr>
             <w:r/>
             <w:r>
               <w:rPr>
@@ -4681,6 +6279,9 @@
             <w:tcW w:type="dxa" w:w="5046"/>
           </w:tcPr>
           <w:p>
+            <w:pPr>
+              <w:spacing w:before="20" w:after="20"/>
+            </w:pPr>
             <w:r/>
             <w:r>
               <w:rPr>
@@ -4697,6 +6298,9 @@
             <w:tcW w:type="dxa" w:w="5046"/>
           </w:tcPr>
           <w:p>
+            <w:pPr>
+              <w:spacing w:before="20" w:after="20"/>
+            </w:pPr>
             <w:r/>
             <w:r>
               <w:rPr>
@@ -4709,11 +6313,17 @@
         </w:tc>
       </w:tr>
       <w:tr>
-        <w:tc>
-          <w:tcPr>
-            <w:tcW w:type="dxa" w:w="5046"/>
-          </w:tcPr>
-          <w:p>
+        <w:trPr>
+          <w:cantSplit/>
+        </w:trPr>
+        <w:tc>
+          <w:tcPr>
+            <w:tcW w:type="dxa" w:w="5046"/>
+          </w:tcPr>
+          <w:p>
+            <w:pPr>
+              <w:spacing w:before="20" w:after="20"/>
+            </w:pPr>
             <w:r/>
             <w:r>
               <w:rPr>
@@ -4730,6 +6340,9 @@
             <w:tcW w:type="dxa" w:w="5046"/>
           </w:tcPr>
           <w:p>
+            <w:pPr>
+              <w:spacing w:before="20" w:after="20"/>
+            </w:pPr>
             <w:r/>
             <w:r>
               <w:rPr>
@@ -4746,6 +6359,9 @@
             <w:tcW w:type="dxa" w:w="5046"/>
           </w:tcPr>
           <w:p>
+            <w:pPr>
+              <w:spacing w:before="20" w:after="20"/>
+            </w:pPr>
             <w:r/>
             <w:r>
               <w:rPr>
@@ -4758,11 +6374,17 @@
         </w:tc>
       </w:tr>
       <w:tr>
-        <w:tc>
-          <w:tcPr>
-            <w:tcW w:type="dxa" w:w="5046"/>
-          </w:tcPr>
-          <w:p>
+        <w:trPr>
+          <w:cantSplit/>
+        </w:trPr>
+        <w:tc>
+          <w:tcPr>
+            <w:tcW w:type="dxa" w:w="5046"/>
+          </w:tcPr>
+          <w:p>
+            <w:pPr>
+              <w:spacing w:before="20" w:after="20"/>
+            </w:pPr>
             <w:r/>
             <w:r>
               <w:rPr>
@@ -4779,6 +6401,9 @@
             <w:tcW w:type="dxa" w:w="5046"/>
           </w:tcPr>
           <w:p>
+            <w:pPr>
+              <w:spacing w:before="20" w:after="20"/>
+            </w:pPr>
             <w:r/>
             <w:r>
               <w:rPr>
@@ -4795,6 +6420,9 @@
             <w:tcW w:type="dxa" w:w="5046"/>
           </w:tcPr>
           <w:p>
+            <w:pPr>
+              <w:spacing w:before="20" w:after="20"/>
+            </w:pPr>
             <w:r/>
             <w:r>
               <w:rPr>
@@ -4807,11 +6435,17 @@
         </w:tc>
       </w:tr>
       <w:tr>
-        <w:tc>
-          <w:tcPr>
-            <w:tcW w:type="dxa" w:w="5046"/>
-          </w:tcPr>
-          <w:p>
+        <w:trPr>
+          <w:cantSplit/>
+        </w:trPr>
+        <w:tc>
+          <w:tcPr>
+            <w:tcW w:type="dxa" w:w="5046"/>
+          </w:tcPr>
+          <w:p>
+            <w:pPr>
+              <w:spacing w:before="20" w:after="20"/>
+            </w:pPr>
             <w:r/>
             <w:r>
               <w:rPr>
@@ -4828,6 +6462,9 @@
             <w:tcW w:type="dxa" w:w="5046"/>
           </w:tcPr>
           <w:p>
+            <w:pPr>
+              <w:spacing w:before="20" w:after="20"/>
+            </w:pPr>
             <w:r/>
             <w:r>
               <w:rPr>
@@ -4844,6 +6481,9 @@
             <w:tcW w:type="dxa" w:w="5046"/>
           </w:tcPr>
           <w:p>
+            <w:pPr>
+              <w:spacing w:before="20" w:after="20"/>
+            </w:pPr>
             <w:r/>
             <w:r>
               <w:rPr>
@@ -4856,11 +6496,17 @@
         </w:tc>
       </w:tr>
       <w:tr>
-        <w:tc>
-          <w:tcPr>
-            <w:tcW w:type="dxa" w:w="5046"/>
-          </w:tcPr>
-          <w:p>
+        <w:trPr>
+          <w:cantSplit/>
+        </w:trPr>
+        <w:tc>
+          <w:tcPr>
+            <w:tcW w:type="dxa" w:w="5046"/>
+          </w:tcPr>
+          <w:p>
+            <w:pPr>
+              <w:spacing w:before="20" w:after="20"/>
+            </w:pPr>
             <w:r/>
             <w:r>
               <w:rPr>
@@ -4877,6 +6523,9 @@
             <w:tcW w:type="dxa" w:w="5046"/>
           </w:tcPr>
           <w:p>
+            <w:pPr>
+              <w:spacing w:before="20" w:after="20"/>
+            </w:pPr>
             <w:r/>
             <w:r>
               <w:rPr>
@@ -4893,6 +6542,9 @@
             <w:tcW w:type="dxa" w:w="5046"/>
           </w:tcPr>
           <w:p>
+            <w:pPr>
+              <w:spacing w:before="20" w:after="20"/>
+            </w:pPr>
             <w:r/>
             <w:r>
               <w:rPr>
@@ -4905,11 +6557,17 @@
         </w:tc>
       </w:tr>
       <w:tr>
-        <w:tc>
-          <w:tcPr>
-            <w:tcW w:type="dxa" w:w="5046"/>
-          </w:tcPr>
-          <w:p>
+        <w:trPr>
+          <w:cantSplit/>
+        </w:trPr>
+        <w:tc>
+          <w:tcPr>
+            <w:tcW w:type="dxa" w:w="5046"/>
+          </w:tcPr>
+          <w:p>
+            <w:pPr>
+              <w:spacing w:before="20" w:after="20"/>
+            </w:pPr>
             <w:r/>
             <w:r>
               <w:rPr>
@@ -4926,6 +6584,9 @@
             <w:tcW w:type="dxa" w:w="5046"/>
           </w:tcPr>
           <w:p>
+            <w:pPr>
+              <w:spacing w:before="20" w:after="20"/>
+            </w:pPr>
             <w:r/>
             <w:r>
               <w:rPr>
@@ -4942,6 +6603,9 @@
             <w:tcW w:type="dxa" w:w="5046"/>
           </w:tcPr>
           <w:p>
+            <w:pPr>
+              <w:spacing w:before="20" w:after="20"/>
+            </w:pPr>
             <w:r/>
             <w:r>
               <w:rPr>
@@ -4998,6 +6662,9 @@
             <w:shd w:val="clear" w:color="auto" w:fill="D9D9D9"/>
           </w:tcPr>
           <w:p>
+            <w:pPr>
+              <w:spacing w:before="20" w:after="20"/>
+            </w:pPr>
             <w:r/>
             <w:r>
               <w:rPr>
@@ -5015,6 +6682,9 @@
             <w:shd w:val="clear" w:color="auto" w:fill="D9D9D9"/>
           </w:tcPr>
           <w:p>
+            <w:pPr>
+              <w:spacing w:before="20" w:after="20"/>
+            </w:pPr>
             <w:r/>
             <w:r>
               <w:rPr>
@@ -5032,6 +6702,9 @@
             <w:shd w:val="clear" w:color="auto" w:fill="D9D9D9"/>
           </w:tcPr>
           <w:p>
+            <w:pPr>
+              <w:spacing w:before="20" w:after="20"/>
+            </w:pPr>
             <w:r/>
             <w:r>
               <w:rPr>
@@ -5045,11 +6718,17 @@
         </w:tc>
       </w:tr>
       <w:tr>
-        <w:tc>
-          <w:tcPr>
-            <w:tcW w:type="dxa" w:w="5046"/>
-          </w:tcPr>
-          <w:p>
+        <w:trPr>
+          <w:cantSplit/>
+        </w:trPr>
+        <w:tc>
+          <w:tcPr>
+            <w:tcW w:type="dxa" w:w="5046"/>
+          </w:tcPr>
+          <w:p>
+            <w:pPr>
+              <w:spacing w:before="20" w:after="20"/>
+            </w:pPr>
             <w:r/>
             <w:r>
               <w:rPr>
@@ -5066,6 +6745,9 @@
             <w:tcW w:type="dxa" w:w="5046"/>
           </w:tcPr>
           <w:p>
+            <w:pPr>
+              <w:spacing w:before="20" w:after="20"/>
+            </w:pPr>
             <w:r/>
             <w:r>
               <w:rPr>
@@ -5082,6 +6764,9 @@
             <w:tcW w:type="dxa" w:w="5046"/>
           </w:tcPr>
           <w:p>
+            <w:pPr>
+              <w:spacing w:before="20" w:after="20"/>
+            </w:pPr>
             <w:r/>
             <w:r>
               <w:rPr>
@@ -5094,11 +6779,17 @@
         </w:tc>
       </w:tr>
       <w:tr>
-        <w:tc>
-          <w:tcPr>
-            <w:tcW w:type="dxa" w:w="5046"/>
-          </w:tcPr>
-          <w:p>
+        <w:trPr>
+          <w:cantSplit/>
+        </w:trPr>
+        <w:tc>
+          <w:tcPr>
+            <w:tcW w:type="dxa" w:w="5046"/>
+          </w:tcPr>
+          <w:p>
+            <w:pPr>
+              <w:spacing w:before="20" w:after="20"/>
+            </w:pPr>
             <w:r/>
             <w:r>
               <w:rPr>
@@ -5115,6 +6806,9 @@
             <w:tcW w:type="dxa" w:w="5046"/>
           </w:tcPr>
           <w:p>
+            <w:pPr>
+              <w:spacing w:before="20" w:after="20"/>
+            </w:pPr>
             <w:r/>
             <w:r>
               <w:rPr>
@@ -5131,6 +6825,9 @@
             <w:tcW w:type="dxa" w:w="5046"/>
           </w:tcPr>
           <w:p>
+            <w:pPr>
+              <w:spacing w:before="20" w:after="20"/>
+            </w:pPr>
             <w:r/>
             <w:r>
               <w:rPr>
@@ -5143,11 +6840,17 @@
         </w:tc>
       </w:tr>
       <w:tr>
-        <w:tc>
-          <w:tcPr>
-            <w:tcW w:type="dxa" w:w="5046"/>
-          </w:tcPr>
-          <w:p>
+        <w:trPr>
+          <w:cantSplit/>
+        </w:trPr>
+        <w:tc>
+          <w:tcPr>
+            <w:tcW w:type="dxa" w:w="5046"/>
+          </w:tcPr>
+          <w:p>
+            <w:pPr>
+              <w:spacing w:before="20" w:after="20"/>
+            </w:pPr>
             <w:r/>
             <w:r>
               <w:rPr>
@@ -5164,6 +6867,9 @@
             <w:tcW w:type="dxa" w:w="5046"/>
           </w:tcPr>
           <w:p>
+            <w:pPr>
+              <w:spacing w:before="20" w:after="20"/>
+            </w:pPr>
             <w:r/>
             <w:r>
               <w:rPr>
@@ -5180,6 +6886,9 @@
             <w:tcW w:type="dxa" w:w="5046"/>
           </w:tcPr>
           <w:p>
+            <w:pPr>
+              <w:spacing w:before="20" w:after="20"/>
+            </w:pPr>
             <w:r/>
             <w:r>
               <w:rPr>
@@ -5192,11 +6901,17 @@
         </w:tc>
       </w:tr>
       <w:tr>
-        <w:tc>
-          <w:tcPr>
-            <w:tcW w:type="dxa" w:w="5046"/>
-          </w:tcPr>
-          <w:p>
+        <w:trPr>
+          <w:cantSplit/>
+        </w:trPr>
+        <w:tc>
+          <w:tcPr>
+            <w:tcW w:type="dxa" w:w="5046"/>
+          </w:tcPr>
+          <w:p>
+            <w:pPr>
+              <w:spacing w:before="20" w:after="20"/>
+            </w:pPr>
             <w:r/>
             <w:r>
               <w:rPr>
@@ -5213,6 +6928,9 @@
             <w:tcW w:type="dxa" w:w="5046"/>
           </w:tcPr>
           <w:p>
+            <w:pPr>
+              <w:spacing w:before="20" w:after="20"/>
+            </w:pPr>
             <w:r/>
             <w:r>
               <w:rPr>
@@ -5229,6 +6947,9 @@
             <w:tcW w:type="dxa" w:w="5046"/>
           </w:tcPr>
           <w:p>
+            <w:pPr>
+              <w:spacing w:before="20" w:after="20"/>
+            </w:pPr>
             <w:r/>
             <w:r>
               <w:rPr>
@@ -5241,11 +6962,17 @@
         </w:tc>
       </w:tr>
       <w:tr>
-        <w:tc>
-          <w:tcPr>
-            <w:tcW w:type="dxa" w:w="5046"/>
-          </w:tcPr>
-          <w:p>
+        <w:trPr>
+          <w:cantSplit/>
+        </w:trPr>
+        <w:tc>
+          <w:tcPr>
+            <w:tcW w:type="dxa" w:w="5046"/>
+          </w:tcPr>
+          <w:p>
+            <w:pPr>
+              <w:spacing w:before="20" w:after="20"/>
+            </w:pPr>
             <w:r/>
             <w:r>
               <w:rPr>
@@ -5262,6 +6989,9 @@
             <w:tcW w:type="dxa" w:w="5046"/>
           </w:tcPr>
           <w:p>
+            <w:pPr>
+              <w:spacing w:before="20" w:after="20"/>
+            </w:pPr>
             <w:r/>
             <w:r>
               <w:rPr>
@@ -5278,6 +7008,9 @@
             <w:tcW w:type="dxa" w:w="5046"/>
           </w:tcPr>
           <w:p>
+            <w:pPr>
+              <w:spacing w:before="20" w:after="20"/>
+            </w:pPr>
             <w:r/>
             <w:r>
               <w:rPr>
@@ -5334,6 +7067,9 @@
             <w:shd w:val="clear" w:color="auto" w:fill="D9D9D9"/>
           </w:tcPr>
           <w:p>
+            <w:pPr>
+              <w:spacing w:before="20" w:after="20"/>
+            </w:pPr>
             <w:r/>
             <w:r>
               <w:rPr>
@@ -5351,6 +7087,9 @@
             <w:shd w:val="clear" w:color="auto" w:fill="D9D9D9"/>
           </w:tcPr>
           <w:p>
+            <w:pPr>
+              <w:spacing w:before="20" w:after="20"/>
+            </w:pPr>
             <w:r/>
             <w:r>
               <w:rPr>
@@ -5368,6 +7107,9 @@
             <w:shd w:val="clear" w:color="auto" w:fill="D9D9D9"/>
           </w:tcPr>
           <w:p>
+            <w:pPr>
+              <w:spacing w:before="20" w:after="20"/>
+            </w:pPr>
             <w:r/>
             <w:r>
               <w:rPr>
@@ -5381,11 +7123,17 @@
         </w:tc>
       </w:tr>
       <w:tr>
-        <w:tc>
-          <w:tcPr>
-            <w:tcW w:type="dxa" w:w="5046"/>
-          </w:tcPr>
-          <w:p>
+        <w:trPr>
+          <w:cantSplit/>
+        </w:trPr>
+        <w:tc>
+          <w:tcPr>
+            <w:tcW w:type="dxa" w:w="5046"/>
+          </w:tcPr>
+          <w:p>
+            <w:pPr>
+              <w:spacing w:before="20" w:after="20"/>
+            </w:pPr>
             <w:r/>
             <w:r>
               <w:rPr>
@@ -5402,6 +7150,9 @@
             <w:tcW w:type="dxa" w:w="5046"/>
           </w:tcPr>
           <w:p>
+            <w:pPr>
+              <w:spacing w:before="20" w:after="20"/>
+            </w:pPr>
             <w:r/>
             <w:r>
               <w:rPr>
@@ -5418,6 +7169,9 @@
             <w:tcW w:type="dxa" w:w="5046"/>
           </w:tcPr>
           <w:p>
+            <w:pPr>
+              <w:spacing w:before="20" w:after="20"/>
+            </w:pPr>
             <w:r/>
             <w:r>
               <w:rPr>
@@ -5430,11 +7184,17 @@
         </w:tc>
       </w:tr>
       <w:tr>
-        <w:tc>
-          <w:tcPr>
-            <w:tcW w:type="dxa" w:w="5046"/>
-          </w:tcPr>
-          <w:p>
+        <w:trPr>
+          <w:cantSplit/>
+        </w:trPr>
+        <w:tc>
+          <w:tcPr>
+            <w:tcW w:type="dxa" w:w="5046"/>
+          </w:tcPr>
+          <w:p>
+            <w:pPr>
+              <w:spacing w:before="20" w:after="20"/>
+            </w:pPr>
             <w:r/>
             <w:r>
               <w:rPr>
@@ -5451,6 +7211,9 @@
             <w:tcW w:type="dxa" w:w="5046"/>
           </w:tcPr>
           <w:p>
+            <w:pPr>
+              <w:spacing w:before="20" w:after="20"/>
+            </w:pPr>
             <w:r/>
             <w:r>
               <w:rPr>
@@ -5467,6 +7230,9 @@
             <w:tcW w:type="dxa" w:w="5046"/>
           </w:tcPr>
           <w:p>
+            <w:pPr>
+              <w:spacing w:before="20" w:after="20"/>
+            </w:pPr>
             <w:r/>
             <w:r>
               <w:rPr>
@@ -5479,11 +7245,17 @@
         </w:tc>
       </w:tr>
       <w:tr>
-        <w:tc>
-          <w:tcPr>
-            <w:tcW w:type="dxa" w:w="5046"/>
-          </w:tcPr>
-          <w:p>
+        <w:trPr>
+          <w:cantSplit/>
+        </w:trPr>
+        <w:tc>
+          <w:tcPr>
+            <w:tcW w:type="dxa" w:w="5046"/>
+          </w:tcPr>
+          <w:p>
+            <w:pPr>
+              <w:spacing w:before="20" w:after="20"/>
+            </w:pPr>
             <w:r/>
             <w:r>
               <w:rPr>
@@ -5500,6 +7272,9 @@
             <w:tcW w:type="dxa" w:w="5046"/>
           </w:tcPr>
           <w:p>
+            <w:pPr>
+              <w:spacing w:before="20" w:after="20"/>
+            </w:pPr>
             <w:r/>
             <w:r>
               <w:rPr>
@@ -5516,6 +7291,9 @@
             <w:tcW w:type="dxa" w:w="5046"/>
           </w:tcPr>
           <w:p>
+            <w:pPr>
+              <w:spacing w:before="20" w:after="20"/>
+            </w:pPr>
             <w:r/>
             <w:r>
               <w:rPr>
@@ -5528,11 +7306,17 @@
         </w:tc>
       </w:tr>
       <w:tr>
-        <w:tc>
-          <w:tcPr>
-            <w:tcW w:type="dxa" w:w="5046"/>
-          </w:tcPr>
-          <w:p>
+        <w:trPr>
+          <w:cantSplit/>
+        </w:trPr>
+        <w:tc>
+          <w:tcPr>
+            <w:tcW w:type="dxa" w:w="5046"/>
+          </w:tcPr>
+          <w:p>
+            <w:pPr>
+              <w:spacing w:before="20" w:after="20"/>
+            </w:pPr>
             <w:r/>
             <w:r>
               <w:rPr>
@@ -5549,6 +7333,9 @@
             <w:tcW w:type="dxa" w:w="5046"/>
           </w:tcPr>
           <w:p>
+            <w:pPr>
+              <w:spacing w:before="20" w:after="20"/>
+            </w:pPr>
             <w:r/>
             <w:r>
               <w:rPr>
@@ -5565,6 +7352,9 @@
             <w:tcW w:type="dxa" w:w="5046"/>
           </w:tcPr>
           <w:p>
+            <w:pPr>
+              <w:spacing w:before="20" w:after="20"/>
+            </w:pPr>
             <w:r/>
             <w:r>
               <w:rPr>
@@ -5577,11 +7367,17 @@
         </w:tc>
       </w:tr>
       <w:tr>
-        <w:tc>
-          <w:tcPr>
-            <w:tcW w:type="dxa" w:w="5046"/>
-          </w:tcPr>
-          <w:p>
+        <w:trPr>
+          <w:cantSplit/>
+        </w:trPr>
+        <w:tc>
+          <w:tcPr>
+            <w:tcW w:type="dxa" w:w="5046"/>
+          </w:tcPr>
+          <w:p>
+            <w:pPr>
+              <w:spacing w:before="20" w:after="20"/>
+            </w:pPr>
             <w:r/>
             <w:r>
               <w:rPr>
@@ -5598,6 +7394,9 @@
             <w:tcW w:type="dxa" w:w="5046"/>
           </w:tcPr>
           <w:p>
+            <w:pPr>
+              <w:spacing w:before="20" w:after="20"/>
+            </w:pPr>
             <w:r/>
             <w:r>
               <w:rPr>
@@ -5614,6 +7413,9 @@
             <w:tcW w:type="dxa" w:w="5046"/>
           </w:tcPr>
           <w:p>
+            <w:pPr>
+              <w:spacing w:before="20" w:after="20"/>
+            </w:pPr>
             <w:r/>
             <w:r>
               <w:rPr>
@@ -5626,11 +7428,17 @@
         </w:tc>
       </w:tr>
       <w:tr>
-        <w:tc>
-          <w:tcPr>
-            <w:tcW w:type="dxa" w:w="5046"/>
-          </w:tcPr>
-          <w:p>
+        <w:trPr>
+          <w:cantSplit/>
+        </w:trPr>
+        <w:tc>
+          <w:tcPr>
+            <w:tcW w:type="dxa" w:w="5046"/>
+          </w:tcPr>
+          <w:p>
+            <w:pPr>
+              <w:spacing w:before="20" w:after="20"/>
+            </w:pPr>
             <w:r/>
             <w:r>
               <w:rPr>
@@ -5647,6 +7455,9 @@
             <w:tcW w:type="dxa" w:w="5046"/>
           </w:tcPr>
           <w:p>
+            <w:pPr>
+              <w:spacing w:before="20" w:after="20"/>
+            </w:pPr>
             <w:r/>
             <w:r>
               <w:rPr>
@@ -5663,6 +7474,9 @@
             <w:tcW w:type="dxa" w:w="5046"/>
           </w:tcPr>
           <w:p>
+            <w:pPr>
+              <w:spacing w:before="20" w:after="20"/>
+            </w:pPr>
             <w:r/>
             <w:r>
               <w:rPr>
@@ -5675,11 +7489,17 @@
         </w:tc>
       </w:tr>
       <w:tr>
-        <w:tc>
-          <w:tcPr>
-            <w:tcW w:type="dxa" w:w="5046"/>
-          </w:tcPr>
-          <w:p>
+        <w:trPr>
+          <w:cantSplit/>
+        </w:trPr>
+        <w:tc>
+          <w:tcPr>
+            <w:tcW w:type="dxa" w:w="5046"/>
+          </w:tcPr>
+          <w:p>
+            <w:pPr>
+              <w:spacing w:before="20" w:after="20"/>
+            </w:pPr>
             <w:r/>
             <w:r>
               <w:rPr>
@@ -5696,6 +7516,9 @@
             <w:tcW w:type="dxa" w:w="5046"/>
           </w:tcPr>
           <w:p>
+            <w:pPr>
+              <w:spacing w:before="20" w:after="20"/>
+            </w:pPr>
             <w:r/>
             <w:r>
               <w:rPr>
@@ -5712,6 +7535,9 @@
             <w:tcW w:type="dxa" w:w="5046"/>
           </w:tcPr>
           <w:p>
+            <w:pPr>
+              <w:spacing w:before="20" w:after="20"/>
+            </w:pPr>
             <w:r/>
             <w:r>
               <w:rPr>
@@ -5724,11 +7550,17 @@
         </w:tc>
       </w:tr>
       <w:tr>
-        <w:tc>
-          <w:tcPr>
-            <w:tcW w:type="dxa" w:w="5046"/>
-          </w:tcPr>
-          <w:p>
+        <w:trPr>
+          <w:cantSplit/>
+        </w:trPr>
+        <w:tc>
+          <w:tcPr>
+            <w:tcW w:type="dxa" w:w="5046"/>
+          </w:tcPr>
+          <w:p>
+            <w:pPr>
+              <w:spacing w:before="20" w:after="20"/>
+            </w:pPr>
             <w:r/>
             <w:r>
               <w:rPr>
@@ -5745,6 +7577,9 @@
             <w:tcW w:type="dxa" w:w="5046"/>
           </w:tcPr>
           <w:p>
+            <w:pPr>
+              <w:spacing w:before="20" w:after="20"/>
+            </w:pPr>
             <w:r/>
             <w:r>
               <w:rPr>
@@ -5761,6 +7596,9 @@
             <w:tcW w:type="dxa" w:w="5046"/>
           </w:tcPr>
           <w:p>
+            <w:pPr>
+              <w:spacing w:before="20" w:after="20"/>
+            </w:pPr>
             <w:r/>
             <w:r>
               <w:rPr>
@@ -5773,11 +7611,17 @@
         </w:tc>
       </w:tr>
       <w:tr>
-        <w:tc>
-          <w:tcPr>
-            <w:tcW w:type="dxa" w:w="5046"/>
-          </w:tcPr>
-          <w:p>
+        <w:trPr>
+          <w:cantSplit/>
+        </w:trPr>
+        <w:tc>
+          <w:tcPr>
+            <w:tcW w:type="dxa" w:w="5046"/>
+          </w:tcPr>
+          <w:p>
+            <w:pPr>
+              <w:spacing w:before="20" w:after="20"/>
+            </w:pPr>
             <w:r/>
             <w:r>
               <w:rPr>
@@ -5794,6 +7638,9 @@
             <w:tcW w:type="dxa" w:w="5046"/>
           </w:tcPr>
           <w:p>
+            <w:pPr>
+              <w:spacing w:before="20" w:after="20"/>
+            </w:pPr>
             <w:r/>
             <w:r>
               <w:rPr>
@@ -5810,6 +7657,9 @@
             <w:tcW w:type="dxa" w:w="5046"/>
           </w:tcPr>
           <w:p>
+            <w:pPr>
+              <w:spacing w:before="20" w:after="20"/>
+            </w:pPr>
             <w:r/>
             <w:r>
               <w:rPr>
@@ -5822,11 +7672,17 @@
         </w:tc>
       </w:tr>
       <w:tr>
-        <w:tc>
-          <w:tcPr>
-            <w:tcW w:type="dxa" w:w="5046"/>
-          </w:tcPr>
-          <w:p>
+        <w:trPr>
+          <w:cantSplit/>
+        </w:trPr>
+        <w:tc>
+          <w:tcPr>
+            <w:tcW w:type="dxa" w:w="5046"/>
+          </w:tcPr>
+          <w:p>
+            <w:pPr>
+              <w:spacing w:before="20" w:after="20"/>
+            </w:pPr>
             <w:r/>
             <w:r>
               <w:rPr>
@@ -5843,6 +7699,9 @@
             <w:tcW w:type="dxa" w:w="5046"/>
           </w:tcPr>
           <w:p>
+            <w:pPr>
+              <w:spacing w:before="20" w:after="20"/>
+            </w:pPr>
             <w:r/>
             <w:r>
               <w:rPr>
@@ -5859,6 +7718,9 @@
             <w:tcW w:type="dxa" w:w="5046"/>
           </w:tcPr>
           <w:p>
+            <w:pPr>
+              <w:spacing w:before="20" w:after="20"/>
+            </w:pPr>
             <w:r/>
             <w:r>
               <w:rPr>
@@ -5915,6 +7777,9 @@
             <w:shd w:val="clear" w:color="auto" w:fill="D9D9D9"/>
           </w:tcPr>
           <w:p>
+            <w:pPr>
+              <w:spacing w:before="20" w:after="20"/>
+            </w:pPr>
             <w:r/>
             <w:r>
               <w:rPr>
@@ -5932,6 +7797,9 @@
             <w:shd w:val="clear" w:color="auto" w:fill="D9D9D9"/>
           </w:tcPr>
           <w:p>
+            <w:pPr>
+              <w:spacing w:before="20" w:after="20"/>
+            </w:pPr>
             <w:r/>
             <w:r>
               <w:rPr>
@@ -5949,6 +7817,9 @@
             <w:shd w:val="clear" w:color="auto" w:fill="D9D9D9"/>
           </w:tcPr>
           <w:p>
+            <w:pPr>
+              <w:spacing w:before="20" w:after="20"/>
+            </w:pPr>
             <w:r/>
             <w:r>
               <w:rPr>
@@ -5962,11 +7833,17 @@
         </w:tc>
       </w:tr>
       <w:tr>
-        <w:tc>
-          <w:tcPr>
-            <w:tcW w:type="dxa" w:w="5046"/>
-          </w:tcPr>
-          <w:p>
+        <w:trPr>
+          <w:cantSplit/>
+        </w:trPr>
+        <w:tc>
+          <w:tcPr>
+            <w:tcW w:type="dxa" w:w="5046"/>
+          </w:tcPr>
+          <w:p>
+            <w:pPr>
+              <w:spacing w:before="20" w:after="20"/>
+            </w:pPr>
             <w:r/>
             <w:r>
               <w:rPr>
@@ -5983,6 +7860,9 @@
             <w:tcW w:type="dxa" w:w="5046"/>
           </w:tcPr>
           <w:p>
+            <w:pPr>
+              <w:spacing w:before="20" w:after="20"/>
+            </w:pPr>
             <w:r/>
             <w:r>
               <w:rPr>
@@ -5999,6 +7879,9 @@
             <w:tcW w:type="dxa" w:w="5046"/>
           </w:tcPr>
           <w:p>
+            <w:pPr>
+              <w:spacing w:before="20" w:after="20"/>
+            </w:pPr>
             <w:r/>
             <w:r>
               <w:rPr>
@@ -6011,11 +7894,17 @@
         </w:tc>
       </w:tr>
       <w:tr>
-        <w:tc>
-          <w:tcPr>
-            <w:tcW w:type="dxa" w:w="5046"/>
-          </w:tcPr>
-          <w:p>
+        <w:trPr>
+          <w:cantSplit/>
+        </w:trPr>
+        <w:tc>
+          <w:tcPr>
+            <w:tcW w:type="dxa" w:w="5046"/>
+          </w:tcPr>
+          <w:p>
+            <w:pPr>
+              <w:spacing w:before="20" w:after="20"/>
+            </w:pPr>
             <w:r/>
             <w:r>
               <w:rPr>
@@ -6032,6 +7921,9 @@
             <w:tcW w:type="dxa" w:w="5046"/>
           </w:tcPr>
           <w:p>
+            <w:pPr>
+              <w:spacing w:before="20" w:after="20"/>
+            </w:pPr>
             <w:r/>
             <w:r>
               <w:rPr>
@@ -6048,6 +7940,9 @@
             <w:tcW w:type="dxa" w:w="5046"/>
           </w:tcPr>
           <w:p>
+            <w:pPr>
+              <w:spacing w:before="20" w:after="20"/>
+            </w:pPr>
             <w:r/>
             <w:r>
               <w:rPr>
@@ -6060,11 +7955,17 @@
         </w:tc>
       </w:tr>
       <w:tr>
-        <w:tc>
-          <w:tcPr>
-            <w:tcW w:type="dxa" w:w="5046"/>
-          </w:tcPr>
-          <w:p>
+        <w:trPr>
+          <w:cantSplit/>
+        </w:trPr>
+        <w:tc>
+          <w:tcPr>
+            <w:tcW w:type="dxa" w:w="5046"/>
+          </w:tcPr>
+          <w:p>
+            <w:pPr>
+              <w:spacing w:before="20" w:after="20"/>
+            </w:pPr>
             <w:r/>
             <w:r>
               <w:rPr>
@@ -6081,6 +7982,9 @@
             <w:tcW w:type="dxa" w:w="5046"/>
           </w:tcPr>
           <w:p>
+            <w:pPr>
+              <w:spacing w:before="20" w:after="20"/>
+            </w:pPr>
             <w:r/>
             <w:r>
               <w:rPr>
@@ -6097,6 +8001,9 @@
             <w:tcW w:type="dxa" w:w="5046"/>
           </w:tcPr>
           <w:p>
+            <w:pPr>
+              <w:spacing w:before="20" w:after="20"/>
+            </w:pPr>
             <w:r/>
             <w:r>
               <w:rPr>
@@ -6109,11 +8016,17 @@
         </w:tc>
       </w:tr>
       <w:tr>
-        <w:tc>
-          <w:tcPr>
-            <w:tcW w:type="dxa" w:w="5046"/>
-          </w:tcPr>
-          <w:p>
+        <w:trPr>
+          <w:cantSplit/>
+        </w:trPr>
+        <w:tc>
+          <w:tcPr>
+            <w:tcW w:type="dxa" w:w="5046"/>
+          </w:tcPr>
+          <w:p>
+            <w:pPr>
+              <w:spacing w:before="20" w:after="20"/>
+            </w:pPr>
             <w:r/>
             <w:r>
               <w:rPr>
@@ -6130,6 +8043,9 @@
             <w:tcW w:type="dxa" w:w="5046"/>
           </w:tcPr>
           <w:p>
+            <w:pPr>
+              <w:spacing w:before="20" w:after="20"/>
+            </w:pPr>
             <w:r/>
             <w:r>
               <w:rPr>
@@ -6146,6 +8062,9 @@
             <w:tcW w:type="dxa" w:w="5046"/>
           </w:tcPr>
           <w:p>
+            <w:pPr>
+              <w:spacing w:before="20" w:after="20"/>
+            </w:pPr>
             <w:r/>
             <w:r>
               <w:rPr>
@@ -6158,11 +8077,17 @@
         </w:tc>
       </w:tr>
       <w:tr>
-        <w:tc>
-          <w:tcPr>
-            <w:tcW w:type="dxa" w:w="5046"/>
-          </w:tcPr>
-          <w:p>
+        <w:trPr>
+          <w:cantSplit/>
+        </w:trPr>
+        <w:tc>
+          <w:tcPr>
+            <w:tcW w:type="dxa" w:w="5046"/>
+          </w:tcPr>
+          <w:p>
+            <w:pPr>
+              <w:spacing w:before="20" w:after="20"/>
+            </w:pPr>
             <w:r/>
             <w:r>
               <w:rPr>
@@ -6179,6 +8104,9 @@
             <w:tcW w:type="dxa" w:w="5046"/>
           </w:tcPr>
           <w:p>
+            <w:pPr>
+              <w:spacing w:before="20" w:after="20"/>
+            </w:pPr>
             <w:r/>
             <w:r>
               <w:rPr>
@@ -6195,6 +8123,9 @@
             <w:tcW w:type="dxa" w:w="5046"/>
           </w:tcPr>
           <w:p>
+            <w:pPr>
+              <w:spacing w:before="20" w:after="20"/>
+            </w:pPr>
             <w:r/>
             <w:r>
               <w:rPr>
@@ -6207,11 +8138,17 @@
         </w:tc>
       </w:tr>
       <w:tr>
-        <w:tc>
-          <w:tcPr>
-            <w:tcW w:type="dxa" w:w="5046"/>
-          </w:tcPr>
-          <w:p>
+        <w:trPr>
+          <w:cantSplit/>
+        </w:trPr>
+        <w:tc>
+          <w:tcPr>
+            <w:tcW w:type="dxa" w:w="5046"/>
+          </w:tcPr>
+          <w:p>
+            <w:pPr>
+              <w:spacing w:before="20" w:after="20"/>
+            </w:pPr>
             <w:r/>
             <w:r>
               <w:rPr>
@@ -6228,6 +8165,9 @@
             <w:tcW w:type="dxa" w:w="5046"/>
           </w:tcPr>
           <w:p>
+            <w:pPr>
+              <w:spacing w:before="20" w:after="20"/>
+            </w:pPr>
             <w:r/>
             <w:r>
               <w:rPr>
@@ -6244,6 +8184,9 @@
             <w:tcW w:type="dxa" w:w="5046"/>
           </w:tcPr>
           <w:p>
+            <w:pPr>
+              <w:spacing w:before="20" w:after="20"/>
+            </w:pPr>
             <w:r/>
             <w:r>
               <w:rPr>
@@ -6256,11 +8199,17 @@
         </w:tc>
       </w:tr>
       <w:tr>
-        <w:tc>
-          <w:tcPr>
-            <w:tcW w:type="dxa" w:w="5046"/>
-          </w:tcPr>
-          <w:p>
+        <w:trPr>
+          <w:cantSplit/>
+        </w:trPr>
+        <w:tc>
+          <w:tcPr>
+            <w:tcW w:type="dxa" w:w="5046"/>
+          </w:tcPr>
+          <w:p>
+            <w:pPr>
+              <w:spacing w:before="20" w:after="20"/>
+            </w:pPr>
             <w:r/>
             <w:r>
               <w:rPr>
@@ -6277,6 +8226,9 @@
             <w:tcW w:type="dxa" w:w="5046"/>
           </w:tcPr>
           <w:p>
+            <w:pPr>
+              <w:spacing w:before="20" w:after="20"/>
+            </w:pPr>
             <w:r/>
             <w:r>
               <w:rPr>
@@ -6293,6 +8245,9 @@
             <w:tcW w:type="dxa" w:w="5046"/>
           </w:tcPr>
           <w:p>
+            <w:pPr>
+              <w:spacing w:before="20" w:after="20"/>
+            </w:pPr>
             <w:r/>
             <w:r>
               <w:rPr>
@@ -6305,11 +8260,17 @@
         </w:tc>
       </w:tr>
       <w:tr>
-        <w:tc>
-          <w:tcPr>
-            <w:tcW w:type="dxa" w:w="5046"/>
-          </w:tcPr>
-          <w:p>
+        <w:trPr>
+          <w:cantSplit/>
+        </w:trPr>
+        <w:tc>
+          <w:tcPr>
+            <w:tcW w:type="dxa" w:w="5046"/>
+          </w:tcPr>
+          <w:p>
+            <w:pPr>
+              <w:spacing w:before="20" w:after="20"/>
+            </w:pPr>
             <w:r/>
             <w:r>
               <w:rPr>
@@ -6326,6 +8287,9 @@
             <w:tcW w:type="dxa" w:w="5046"/>
           </w:tcPr>
           <w:p>
+            <w:pPr>
+              <w:spacing w:before="20" w:after="20"/>
+            </w:pPr>
             <w:r/>
             <w:r>
               <w:rPr>
@@ -6342,6 +8306,9 @@
             <w:tcW w:type="dxa" w:w="5046"/>
           </w:tcPr>
           <w:p>
+            <w:pPr>
+              <w:spacing w:before="20" w:after="20"/>
+            </w:pPr>
             <w:r/>
             <w:r>
               <w:rPr>
@@ -6354,11 +8321,17 @@
         </w:tc>
       </w:tr>
       <w:tr>
-        <w:tc>
-          <w:tcPr>
-            <w:tcW w:type="dxa" w:w="5046"/>
-          </w:tcPr>
-          <w:p>
+        <w:trPr>
+          <w:cantSplit/>
+        </w:trPr>
+        <w:tc>
+          <w:tcPr>
+            <w:tcW w:type="dxa" w:w="5046"/>
+          </w:tcPr>
+          <w:p>
+            <w:pPr>
+              <w:spacing w:before="20" w:after="20"/>
+            </w:pPr>
             <w:r/>
             <w:r>
               <w:rPr>
@@ -6375,6 +8348,9 @@
             <w:tcW w:type="dxa" w:w="5046"/>
           </w:tcPr>
           <w:p>
+            <w:pPr>
+              <w:spacing w:before="20" w:after="20"/>
+            </w:pPr>
             <w:r/>
             <w:r>
               <w:rPr>
@@ -6391,6 +8367,9 @@
             <w:tcW w:type="dxa" w:w="5046"/>
           </w:tcPr>
           <w:p>
+            <w:pPr>
+              <w:spacing w:before="20" w:after="20"/>
+            </w:pPr>
             <w:r/>
             <w:r>
               <w:rPr>
@@ -6403,11 +8382,17 @@
         </w:tc>
       </w:tr>
       <w:tr>
-        <w:tc>
-          <w:tcPr>
-            <w:tcW w:type="dxa" w:w="5046"/>
-          </w:tcPr>
-          <w:p>
+        <w:trPr>
+          <w:cantSplit/>
+        </w:trPr>
+        <w:tc>
+          <w:tcPr>
+            <w:tcW w:type="dxa" w:w="5046"/>
+          </w:tcPr>
+          <w:p>
+            <w:pPr>
+              <w:spacing w:before="20" w:after="20"/>
+            </w:pPr>
             <w:r/>
             <w:r>
               <w:rPr>
@@ -6424,6 +8409,9 @@
             <w:tcW w:type="dxa" w:w="5046"/>
           </w:tcPr>
           <w:p>
+            <w:pPr>
+              <w:spacing w:before="20" w:after="20"/>
+            </w:pPr>
             <w:r/>
             <w:r>
               <w:rPr>
@@ -6440,6 +8428,9 @@
             <w:tcW w:type="dxa" w:w="5046"/>
           </w:tcPr>
           <w:p>
+            <w:pPr>
+              <w:spacing w:before="20" w:after="20"/>
+            </w:pPr>
             <w:r/>
             <w:r>
               <w:rPr>
@@ -6452,11 +8443,17 @@
         </w:tc>
       </w:tr>
       <w:tr>
-        <w:tc>
-          <w:tcPr>
-            <w:tcW w:type="dxa" w:w="5046"/>
-          </w:tcPr>
-          <w:p>
+        <w:trPr>
+          <w:cantSplit/>
+        </w:trPr>
+        <w:tc>
+          <w:tcPr>
+            <w:tcW w:type="dxa" w:w="5046"/>
+          </w:tcPr>
+          <w:p>
+            <w:pPr>
+              <w:spacing w:before="20" w:after="20"/>
+            </w:pPr>
             <w:r/>
             <w:r>
               <w:rPr>
@@ -6473,6 +8470,9 @@
             <w:tcW w:type="dxa" w:w="5046"/>
           </w:tcPr>
           <w:p>
+            <w:pPr>
+              <w:spacing w:before="20" w:after="20"/>
+            </w:pPr>
             <w:r/>
             <w:r>
               <w:rPr>
@@ -6489,6 +8489,9 @@
             <w:tcW w:type="dxa" w:w="5046"/>
           </w:tcPr>
           <w:p>
+            <w:pPr>
+              <w:spacing w:before="20" w:after="20"/>
+            </w:pPr>
             <w:r/>
             <w:r>
               <w:rPr>
@@ -6501,11 +8504,17 @@
         </w:tc>
       </w:tr>
       <w:tr>
-        <w:tc>
-          <w:tcPr>
-            <w:tcW w:type="dxa" w:w="5046"/>
-          </w:tcPr>
-          <w:p>
+        <w:trPr>
+          <w:cantSplit/>
+        </w:trPr>
+        <w:tc>
+          <w:tcPr>
+            <w:tcW w:type="dxa" w:w="5046"/>
+          </w:tcPr>
+          <w:p>
+            <w:pPr>
+              <w:spacing w:before="20" w:after="20"/>
+            </w:pPr>
             <w:r/>
             <w:r>
               <w:rPr>
@@ -6522,6 +8531,9 @@
             <w:tcW w:type="dxa" w:w="5046"/>
           </w:tcPr>
           <w:p>
+            <w:pPr>
+              <w:spacing w:before="20" w:after="20"/>
+            </w:pPr>
             <w:r/>
             <w:r>
               <w:rPr>
@@ -6538,6 +8550,9 @@
             <w:tcW w:type="dxa" w:w="5046"/>
           </w:tcPr>
           <w:p>
+            <w:pPr>
+              <w:spacing w:before="20" w:after="20"/>
+            </w:pPr>
             <w:r/>
             <w:r>
               <w:rPr>
@@ -6594,6 +8609,9 @@
             <w:shd w:val="clear" w:color="auto" w:fill="D9D9D9"/>
           </w:tcPr>
           <w:p>
+            <w:pPr>
+              <w:spacing w:before="20" w:after="20"/>
+            </w:pPr>
             <w:r/>
             <w:r>
               <w:rPr>
@@ -6611,6 +8629,9 @@
             <w:shd w:val="clear" w:color="auto" w:fill="D9D9D9"/>
           </w:tcPr>
           <w:p>
+            <w:pPr>
+              <w:spacing w:before="20" w:after="20"/>
+            </w:pPr>
             <w:r/>
             <w:r>
               <w:rPr>
@@ -6628,6 +8649,9 @@
             <w:shd w:val="clear" w:color="auto" w:fill="D9D9D9"/>
           </w:tcPr>
           <w:p>
+            <w:pPr>
+              <w:spacing w:before="20" w:after="20"/>
+            </w:pPr>
             <w:r/>
             <w:r>
               <w:rPr>
@@ -6641,11 +8665,17 @@
         </w:tc>
       </w:tr>
       <w:tr>
-        <w:tc>
-          <w:tcPr>
-            <w:tcW w:type="dxa" w:w="5046"/>
-          </w:tcPr>
-          <w:p>
+        <w:trPr>
+          <w:cantSplit/>
+        </w:trPr>
+        <w:tc>
+          <w:tcPr>
+            <w:tcW w:type="dxa" w:w="5046"/>
+          </w:tcPr>
+          <w:p>
+            <w:pPr>
+              <w:spacing w:before="20" w:after="20"/>
+            </w:pPr>
             <w:r/>
             <w:r>
               <w:rPr>
@@ -6662,6 +8692,9 @@
             <w:tcW w:type="dxa" w:w="5046"/>
           </w:tcPr>
           <w:p>
+            <w:pPr>
+              <w:spacing w:before="20" w:after="20"/>
+            </w:pPr>
             <w:r/>
             <w:r>
               <w:rPr>
@@ -6678,6 +8711,9 @@
             <w:tcW w:type="dxa" w:w="5046"/>
           </w:tcPr>
           <w:p>
+            <w:pPr>
+              <w:spacing w:before="20" w:after="20"/>
+            </w:pPr>
             <w:r/>
             <w:r>
               <w:rPr>
@@ -6690,11 +8726,17 @@
         </w:tc>
       </w:tr>
       <w:tr>
-        <w:tc>
-          <w:tcPr>
-            <w:tcW w:type="dxa" w:w="5046"/>
-          </w:tcPr>
-          <w:p>
+        <w:trPr>
+          <w:cantSplit/>
+        </w:trPr>
+        <w:tc>
+          <w:tcPr>
+            <w:tcW w:type="dxa" w:w="5046"/>
+          </w:tcPr>
+          <w:p>
+            <w:pPr>
+              <w:spacing w:before="20" w:after="20"/>
+            </w:pPr>
             <w:r/>
             <w:r>
               <w:rPr>
@@ -6711,6 +8753,9 @@
             <w:tcW w:type="dxa" w:w="5046"/>
           </w:tcPr>
           <w:p>
+            <w:pPr>
+              <w:spacing w:before="20" w:after="20"/>
+            </w:pPr>
             <w:r/>
             <w:r>
               <w:rPr>
@@ -6727,6 +8772,9 @@
             <w:tcW w:type="dxa" w:w="5046"/>
           </w:tcPr>
           <w:p>
+            <w:pPr>
+              <w:spacing w:before="20" w:after="20"/>
+            </w:pPr>
             <w:r/>
             <w:r>
               <w:rPr>
@@ -6739,11 +8787,17 @@
         </w:tc>
       </w:tr>
       <w:tr>
-        <w:tc>
-          <w:tcPr>
-            <w:tcW w:type="dxa" w:w="5046"/>
-          </w:tcPr>
-          <w:p>
+        <w:trPr>
+          <w:cantSplit/>
+        </w:trPr>
+        <w:tc>
+          <w:tcPr>
+            <w:tcW w:type="dxa" w:w="5046"/>
+          </w:tcPr>
+          <w:p>
+            <w:pPr>
+              <w:spacing w:before="20" w:after="20"/>
+            </w:pPr>
             <w:r/>
             <w:r>
               <w:rPr>
@@ -6760,6 +8814,9 @@
             <w:tcW w:type="dxa" w:w="5046"/>
           </w:tcPr>
           <w:p>
+            <w:pPr>
+              <w:spacing w:before="20" w:after="20"/>
+            </w:pPr>
             <w:r/>
             <w:r>
               <w:rPr>
@@ -6776,6 +8833,9 @@
             <w:tcW w:type="dxa" w:w="5046"/>
           </w:tcPr>
           <w:p>
+            <w:pPr>
+              <w:spacing w:before="20" w:after="20"/>
+            </w:pPr>
             <w:r/>
             <w:r>
               <w:rPr>
@@ -6788,11 +8848,17 @@
         </w:tc>
       </w:tr>
       <w:tr>
-        <w:tc>
-          <w:tcPr>
-            <w:tcW w:type="dxa" w:w="5046"/>
-          </w:tcPr>
-          <w:p>
+        <w:trPr>
+          <w:cantSplit/>
+        </w:trPr>
+        <w:tc>
+          <w:tcPr>
+            <w:tcW w:type="dxa" w:w="5046"/>
+          </w:tcPr>
+          <w:p>
+            <w:pPr>
+              <w:spacing w:before="20" w:after="20"/>
+            </w:pPr>
             <w:r/>
             <w:r>
               <w:rPr>
@@ -6809,6 +8875,9 @@
             <w:tcW w:type="dxa" w:w="5046"/>
           </w:tcPr>
           <w:p>
+            <w:pPr>
+              <w:spacing w:before="20" w:after="20"/>
+            </w:pPr>
             <w:r/>
             <w:r>
               <w:rPr>
@@ -6825,6 +8894,9 @@
             <w:tcW w:type="dxa" w:w="5046"/>
           </w:tcPr>
           <w:p>
+            <w:pPr>
+              <w:spacing w:before="20" w:after="20"/>
+            </w:pPr>
             <w:r/>
             <w:r>
               <w:rPr>
@@ -6837,11 +8909,17 @@
         </w:tc>
       </w:tr>
       <w:tr>
-        <w:tc>
-          <w:tcPr>
-            <w:tcW w:type="dxa" w:w="5046"/>
-          </w:tcPr>
-          <w:p>
+        <w:trPr>
+          <w:cantSplit/>
+        </w:trPr>
+        <w:tc>
+          <w:tcPr>
+            <w:tcW w:type="dxa" w:w="5046"/>
+          </w:tcPr>
+          <w:p>
+            <w:pPr>
+              <w:spacing w:before="20" w:after="20"/>
+            </w:pPr>
             <w:r/>
             <w:r>
               <w:rPr>
@@ -6858,6 +8936,9 @@
             <w:tcW w:type="dxa" w:w="5046"/>
           </w:tcPr>
           <w:p>
+            <w:pPr>
+              <w:spacing w:before="20" w:after="20"/>
+            </w:pPr>
             <w:r/>
             <w:r>
               <w:rPr>
@@ -6874,6 +8955,9 @@
             <w:tcW w:type="dxa" w:w="5046"/>
           </w:tcPr>
           <w:p>
+            <w:pPr>
+              <w:spacing w:before="20" w:after="20"/>
+            </w:pPr>
             <w:r/>
             <w:r>
               <w:rPr>
@@ -6886,11 +8970,17 @@
         </w:tc>
       </w:tr>
       <w:tr>
-        <w:tc>
-          <w:tcPr>
-            <w:tcW w:type="dxa" w:w="5046"/>
-          </w:tcPr>
-          <w:p>
+        <w:trPr>
+          <w:cantSplit/>
+        </w:trPr>
+        <w:tc>
+          <w:tcPr>
+            <w:tcW w:type="dxa" w:w="5046"/>
+          </w:tcPr>
+          <w:p>
+            <w:pPr>
+              <w:spacing w:before="20" w:after="20"/>
+            </w:pPr>
             <w:r/>
             <w:r>
               <w:rPr>
@@ -6907,6 +8997,9 @@
             <w:tcW w:type="dxa" w:w="5046"/>
           </w:tcPr>
           <w:p>
+            <w:pPr>
+              <w:spacing w:before="20" w:after="20"/>
+            </w:pPr>
             <w:r/>
             <w:r>
               <w:rPr>
@@ -6923,6 +9016,9 @@
             <w:tcW w:type="dxa" w:w="5046"/>
           </w:tcPr>
           <w:p>
+            <w:pPr>
+              <w:spacing w:before="20" w:after="20"/>
+            </w:pPr>
             <w:r/>
             <w:r>
               <w:rPr>
@@ -6935,11 +9031,17 @@
         </w:tc>
       </w:tr>
       <w:tr>
-        <w:tc>
-          <w:tcPr>
-            <w:tcW w:type="dxa" w:w="5046"/>
-          </w:tcPr>
-          <w:p>
+        <w:trPr>
+          <w:cantSplit/>
+        </w:trPr>
+        <w:tc>
+          <w:tcPr>
+            <w:tcW w:type="dxa" w:w="5046"/>
+          </w:tcPr>
+          <w:p>
+            <w:pPr>
+              <w:spacing w:before="20" w:after="20"/>
+            </w:pPr>
             <w:r/>
             <w:r>
               <w:rPr>
@@ -6956,6 +9058,9 @@
             <w:tcW w:type="dxa" w:w="5046"/>
           </w:tcPr>
           <w:p>
+            <w:pPr>
+              <w:spacing w:before="20" w:after="20"/>
+            </w:pPr>
             <w:r/>
             <w:r>
               <w:rPr>
@@ -6972,6 +9077,9 @@
             <w:tcW w:type="dxa" w:w="5046"/>
           </w:tcPr>
           <w:p>
+            <w:pPr>
+              <w:spacing w:before="20" w:after="20"/>
+            </w:pPr>
             <w:r/>
             <w:r>
               <w:rPr>
@@ -6984,11 +9092,17 @@
         </w:tc>
       </w:tr>
       <w:tr>
-        <w:tc>
-          <w:tcPr>
-            <w:tcW w:type="dxa" w:w="5046"/>
-          </w:tcPr>
-          <w:p>
+        <w:trPr>
+          <w:cantSplit/>
+        </w:trPr>
+        <w:tc>
+          <w:tcPr>
+            <w:tcW w:type="dxa" w:w="5046"/>
+          </w:tcPr>
+          <w:p>
+            <w:pPr>
+              <w:spacing w:before="20" w:after="20"/>
+            </w:pPr>
             <w:r/>
             <w:r>
               <w:rPr>
@@ -7005,6 +9119,9 @@
             <w:tcW w:type="dxa" w:w="5046"/>
           </w:tcPr>
           <w:p>
+            <w:pPr>
+              <w:spacing w:before="20" w:after="20"/>
+            </w:pPr>
             <w:r/>
             <w:r>
               <w:rPr>
@@ -7021,6 +9138,9 @@
             <w:tcW w:type="dxa" w:w="5046"/>
           </w:tcPr>
           <w:p>
+            <w:pPr>
+              <w:spacing w:before="20" w:after="20"/>
+            </w:pPr>
             <w:r/>
             <w:r>
               <w:rPr>
@@ -7033,11 +9153,17 @@
         </w:tc>
       </w:tr>
       <w:tr>
-        <w:tc>
-          <w:tcPr>
-            <w:tcW w:type="dxa" w:w="5046"/>
-          </w:tcPr>
-          <w:p>
+        <w:trPr>
+          <w:cantSplit/>
+        </w:trPr>
+        <w:tc>
+          <w:tcPr>
+            <w:tcW w:type="dxa" w:w="5046"/>
+          </w:tcPr>
+          <w:p>
+            <w:pPr>
+              <w:spacing w:before="20" w:after="20"/>
+            </w:pPr>
             <w:r/>
             <w:r>
               <w:rPr>
@@ -7054,6 +9180,9 @@
             <w:tcW w:type="dxa" w:w="5046"/>
           </w:tcPr>
           <w:p>
+            <w:pPr>
+              <w:spacing w:before="20" w:after="20"/>
+            </w:pPr>
             <w:r/>
             <w:r>
               <w:rPr>
@@ -7070,6 +9199,9 @@
             <w:tcW w:type="dxa" w:w="5046"/>
           </w:tcPr>
           <w:p>
+            <w:pPr>
+              <w:spacing w:before="20" w:after="20"/>
+            </w:pPr>
             <w:r/>
             <w:r>
               <w:rPr>
@@ -7082,11 +9214,17 @@
         </w:tc>
       </w:tr>
       <w:tr>
-        <w:tc>
-          <w:tcPr>
-            <w:tcW w:type="dxa" w:w="5046"/>
-          </w:tcPr>
-          <w:p>
+        <w:trPr>
+          <w:cantSplit/>
+        </w:trPr>
+        <w:tc>
+          <w:tcPr>
+            <w:tcW w:type="dxa" w:w="5046"/>
+          </w:tcPr>
+          <w:p>
+            <w:pPr>
+              <w:spacing w:before="20" w:after="20"/>
+            </w:pPr>
             <w:r/>
             <w:r>
               <w:rPr>
@@ -7103,6 +9241,9 @@
             <w:tcW w:type="dxa" w:w="5046"/>
           </w:tcPr>
           <w:p>
+            <w:pPr>
+              <w:spacing w:before="20" w:after="20"/>
+            </w:pPr>
             <w:r/>
             <w:r>
               <w:rPr>
@@ -7119,6 +9260,9 @@
             <w:tcW w:type="dxa" w:w="5046"/>
           </w:tcPr>
           <w:p>
+            <w:pPr>
+              <w:spacing w:before="20" w:after="20"/>
+            </w:pPr>
             <w:r/>
             <w:r>
               <w:rPr>
@@ -7131,11 +9275,17 @@
         </w:tc>
       </w:tr>
       <w:tr>
-        <w:tc>
-          <w:tcPr>
-            <w:tcW w:type="dxa" w:w="5046"/>
-          </w:tcPr>
-          <w:p>
+        <w:trPr>
+          <w:cantSplit/>
+        </w:trPr>
+        <w:tc>
+          <w:tcPr>
+            <w:tcW w:type="dxa" w:w="5046"/>
+          </w:tcPr>
+          <w:p>
+            <w:pPr>
+              <w:spacing w:before="20" w:after="20"/>
+            </w:pPr>
             <w:r/>
             <w:r>
               <w:rPr>
@@ -7152,6 +9302,9 @@
             <w:tcW w:type="dxa" w:w="5046"/>
           </w:tcPr>
           <w:p>
+            <w:pPr>
+              <w:spacing w:before="20" w:after="20"/>
+            </w:pPr>
             <w:r/>
             <w:r>
               <w:rPr>
@@ -7168,6 +9321,9 @@
             <w:tcW w:type="dxa" w:w="5046"/>
           </w:tcPr>
           <w:p>
+            <w:pPr>
+              <w:spacing w:before="20" w:after="20"/>
+            </w:pPr>
             <w:r/>
             <w:r>
               <w:rPr>
@@ -7180,11 +9336,17 @@
         </w:tc>
       </w:tr>
       <w:tr>
-        <w:tc>
-          <w:tcPr>
-            <w:tcW w:type="dxa" w:w="5046"/>
-          </w:tcPr>
-          <w:p>
+        <w:trPr>
+          <w:cantSplit/>
+        </w:trPr>
+        <w:tc>
+          <w:tcPr>
+            <w:tcW w:type="dxa" w:w="5046"/>
+          </w:tcPr>
+          <w:p>
+            <w:pPr>
+              <w:spacing w:before="20" w:after="20"/>
+            </w:pPr>
             <w:r/>
             <w:r>
               <w:rPr>
@@ -7201,6 +9363,9 @@
             <w:tcW w:type="dxa" w:w="5046"/>
           </w:tcPr>
           <w:p>
+            <w:pPr>
+              <w:spacing w:before="20" w:after="20"/>
+            </w:pPr>
             <w:r/>
             <w:r>
               <w:rPr>
@@ -7217,6 +9382,9 @@
             <w:tcW w:type="dxa" w:w="5046"/>
           </w:tcPr>
           <w:p>
+            <w:pPr>
+              <w:spacing w:before="20" w:after="20"/>
+            </w:pPr>
             <w:r/>
             <w:r>
               <w:rPr>
@@ -7229,11 +9397,17 @@
         </w:tc>
       </w:tr>
       <w:tr>
-        <w:tc>
-          <w:tcPr>
-            <w:tcW w:type="dxa" w:w="5046"/>
-          </w:tcPr>
-          <w:p>
+        <w:trPr>
+          <w:cantSplit/>
+        </w:trPr>
+        <w:tc>
+          <w:tcPr>
+            <w:tcW w:type="dxa" w:w="5046"/>
+          </w:tcPr>
+          <w:p>
+            <w:pPr>
+              <w:spacing w:before="20" w:after="20"/>
+            </w:pPr>
             <w:r/>
             <w:r>
               <w:rPr>
@@ -7250,6 +9424,9 @@
             <w:tcW w:type="dxa" w:w="5046"/>
           </w:tcPr>
           <w:p>
+            <w:pPr>
+              <w:spacing w:before="20" w:after="20"/>
+            </w:pPr>
             <w:r/>
             <w:r>
               <w:rPr>
@@ -7266,6 +9443,9 @@
             <w:tcW w:type="dxa" w:w="5046"/>
           </w:tcPr>
           <w:p>
+            <w:pPr>
+              <w:spacing w:before="20" w:after="20"/>
+            </w:pPr>
             <w:r/>
             <w:r>
               <w:rPr>
@@ -7278,11 +9458,17 @@
         </w:tc>
       </w:tr>
       <w:tr>
-        <w:tc>
-          <w:tcPr>
-            <w:tcW w:type="dxa" w:w="5046"/>
-          </w:tcPr>
-          <w:p>
+        <w:trPr>
+          <w:cantSplit/>
+        </w:trPr>
+        <w:tc>
+          <w:tcPr>
+            <w:tcW w:type="dxa" w:w="5046"/>
+          </w:tcPr>
+          <w:p>
+            <w:pPr>
+              <w:spacing w:before="20" w:after="20"/>
+            </w:pPr>
             <w:r/>
             <w:r>
               <w:rPr>
@@ -7299,6 +9485,9 @@
             <w:tcW w:type="dxa" w:w="5046"/>
           </w:tcPr>
           <w:p>
+            <w:pPr>
+              <w:spacing w:before="20" w:after="20"/>
+            </w:pPr>
             <w:r/>
             <w:r>
               <w:rPr>
@@ -7315,6 +9504,9 @@
             <w:tcW w:type="dxa" w:w="5046"/>
           </w:tcPr>
           <w:p>
+            <w:pPr>
+              <w:spacing w:before="20" w:after="20"/>
+            </w:pPr>
             <w:r/>
             <w:r>
               <w:rPr>
@@ -7327,11 +9519,17 @@
         </w:tc>
       </w:tr>
       <w:tr>
-        <w:tc>
-          <w:tcPr>
-            <w:tcW w:type="dxa" w:w="5046"/>
-          </w:tcPr>
-          <w:p>
+        <w:trPr>
+          <w:cantSplit/>
+        </w:trPr>
+        <w:tc>
+          <w:tcPr>
+            <w:tcW w:type="dxa" w:w="5046"/>
+          </w:tcPr>
+          <w:p>
+            <w:pPr>
+              <w:spacing w:before="20" w:after="20"/>
+            </w:pPr>
             <w:r/>
             <w:r>
               <w:rPr>
@@ -7348,6 +9546,9 @@
             <w:tcW w:type="dxa" w:w="5046"/>
           </w:tcPr>
           <w:p>
+            <w:pPr>
+              <w:spacing w:before="20" w:after="20"/>
+            </w:pPr>
             <w:r/>
             <w:r>
               <w:rPr>
@@ -7364,6 +9565,9 @@
             <w:tcW w:type="dxa" w:w="5046"/>
           </w:tcPr>
           <w:p>
+            <w:pPr>
+              <w:spacing w:before="20" w:after="20"/>
+            </w:pPr>
             <w:r/>
             <w:r>
               <w:rPr>
@@ -7376,11 +9580,17 @@
         </w:tc>
       </w:tr>
       <w:tr>
-        <w:tc>
-          <w:tcPr>
-            <w:tcW w:type="dxa" w:w="5046"/>
-          </w:tcPr>
-          <w:p>
+        <w:trPr>
+          <w:cantSplit/>
+        </w:trPr>
+        <w:tc>
+          <w:tcPr>
+            <w:tcW w:type="dxa" w:w="5046"/>
+          </w:tcPr>
+          <w:p>
+            <w:pPr>
+              <w:spacing w:before="20" w:after="20"/>
+            </w:pPr>
             <w:r/>
             <w:r>
               <w:rPr>
@@ -7397,6 +9607,9 @@
             <w:tcW w:type="dxa" w:w="5046"/>
           </w:tcPr>
           <w:p>
+            <w:pPr>
+              <w:spacing w:before="20" w:after="20"/>
+            </w:pPr>
             <w:r/>
             <w:r>
               <w:rPr>
@@ -7413,6 +9626,9 @@
             <w:tcW w:type="dxa" w:w="5046"/>
           </w:tcPr>
           <w:p>
+            <w:pPr>
+              <w:spacing w:before="20" w:after="20"/>
+            </w:pPr>
             <w:r/>
             <w:r>
               <w:rPr>
@@ -7425,11 +9641,17 @@
         </w:tc>
       </w:tr>
       <w:tr>
-        <w:tc>
-          <w:tcPr>
-            <w:tcW w:type="dxa" w:w="5046"/>
-          </w:tcPr>
-          <w:p>
+        <w:trPr>
+          <w:cantSplit/>
+        </w:trPr>
+        <w:tc>
+          <w:tcPr>
+            <w:tcW w:type="dxa" w:w="5046"/>
+          </w:tcPr>
+          <w:p>
+            <w:pPr>
+              <w:spacing w:before="20" w:after="20"/>
+            </w:pPr>
             <w:r/>
             <w:r>
               <w:rPr>
@@ -7446,6 +9668,9 @@
             <w:tcW w:type="dxa" w:w="5046"/>
           </w:tcPr>
           <w:p>
+            <w:pPr>
+              <w:spacing w:before="20" w:after="20"/>
+            </w:pPr>
             <w:r/>
             <w:r>
               <w:rPr>
@@ -7462,6 +9687,9 @@
             <w:tcW w:type="dxa" w:w="5046"/>
           </w:tcPr>
           <w:p>
+            <w:pPr>
+              <w:spacing w:before="20" w:after="20"/>
+            </w:pPr>
             <w:r/>
             <w:r>
               <w:rPr>
@@ -7518,6 +9746,9 @@
             <w:shd w:val="clear" w:color="auto" w:fill="D9D9D9"/>
           </w:tcPr>
           <w:p>
+            <w:pPr>
+              <w:spacing w:before="20" w:after="20"/>
+            </w:pPr>
             <w:r/>
             <w:r>
               <w:rPr>
@@ -7535,6 +9766,9 @@
             <w:shd w:val="clear" w:color="auto" w:fill="D9D9D9"/>
           </w:tcPr>
           <w:p>
+            <w:pPr>
+              <w:spacing w:before="20" w:after="20"/>
+            </w:pPr>
             <w:r/>
             <w:r>
               <w:rPr>
@@ -7552,6 +9786,9 @@
             <w:shd w:val="clear" w:color="auto" w:fill="D9D9D9"/>
           </w:tcPr>
           <w:p>
+            <w:pPr>
+              <w:spacing w:before="20" w:after="20"/>
+            </w:pPr>
             <w:r/>
             <w:r>
               <w:rPr>
@@ -7565,11 +9802,17 @@
         </w:tc>
       </w:tr>
       <w:tr>
-        <w:tc>
-          <w:tcPr>
-            <w:tcW w:type="dxa" w:w="5046"/>
-          </w:tcPr>
-          <w:p>
+        <w:trPr>
+          <w:cantSplit/>
+        </w:trPr>
+        <w:tc>
+          <w:tcPr>
+            <w:tcW w:type="dxa" w:w="5046"/>
+          </w:tcPr>
+          <w:p>
+            <w:pPr>
+              <w:spacing w:before="20" w:after="20"/>
+            </w:pPr>
             <w:r/>
             <w:r>
               <w:rPr>
@@ -7586,6 +9829,9 @@
             <w:tcW w:type="dxa" w:w="5046"/>
           </w:tcPr>
           <w:p>
+            <w:pPr>
+              <w:spacing w:before="20" w:after="20"/>
+            </w:pPr>
             <w:r/>
             <w:r>
               <w:rPr>
@@ -7602,6 +9848,9 @@
             <w:tcW w:type="dxa" w:w="5046"/>
           </w:tcPr>
           <w:p>
+            <w:pPr>
+              <w:spacing w:before="20" w:after="20"/>
+            </w:pPr>
             <w:r/>
             <w:r>
               <w:rPr>
@@ -7614,11 +9863,17 @@
         </w:tc>
       </w:tr>
       <w:tr>
-        <w:tc>
-          <w:tcPr>
-            <w:tcW w:type="dxa" w:w="5046"/>
-          </w:tcPr>
-          <w:p>
+        <w:trPr>
+          <w:cantSplit/>
+        </w:trPr>
+        <w:tc>
+          <w:tcPr>
+            <w:tcW w:type="dxa" w:w="5046"/>
+          </w:tcPr>
+          <w:p>
+            <w:pPr>
+              <w:spacing w:before="20" w:after="20"/>
+            </w:pPr>
             <w:r/>
             <w:r>
               <w:rPr>
@@ -7635,6 +9890,9 @@
             <w:tcW w:type="dxa" w:w="5046"/>
           </w:tcPr>
           <w:p>
+            <w:pPr>
+              <w:spacing w:before="20" w:after="20"/>
+            </w:pPr>
             <w:r/>
             <w:r>
               <w:rPr>
@@ -7651,6 +9909,9 @@
             <w:tcW w:type="dxa" w:w="5046"/>
           </w:tcPr>
           <w:p>
+            <w:pPr>
+              <w:spacing w:before="20" w:after="20"/>
+            </w:pPr>
             <w:r/>
             <w:r>
               <w:rPr>
@@ -7663,11 +9924,17 @@
         </w:tc>
       </w:tr>
       <w:tr>
-        <w:tc>
-          <w:tcPr>
-            <w:tcW w:type="dxa" w:w="5046"/>
-          </w:tcPr>
-          <w:p>
+        <w:trPr>
+          <w:cantSplit/>
+        </w:trPr>
+        <w:tc>
+          <w:tcPr>
+            <w:tcW w:type="dxa" w:w="5046"/>
+          </w:tcPr>
+          <w:p>
+            <w:pPr>
+              <w:spacing w:before="20" w:after="20"/>
+            </w:pPr>
             <w:r/>
             <w:r>
               <w:rPr>
@@ -7684,6 +9951,9 @@
             <w:tcW w:type="dxa" w:w="5046"/>
           </w:tcPr>
           <w:p>
+            <w:pPr>
+              <w:spacing w:before="20" w:after="20"/>
+            </w:pPr>
             <w:r/>
             <w:r>
               <w:rPr>
@@ -7700,6 +9970,9 @@
             <w:tcW w:type="dxa" w:w="5046"/>
           </w:tcPr>
           <w:p>
+            <w:pPr>
+              <w:spacing w:before="20" w:after="20"/>
+            </w:pPr>
             <w:r/>
             <w:r>
               <w:rPr>
@@ -7712,11 +9985,17 @@
         </w:tc>
       </w:tr>
       <w:tr>
-        <w:tc>
-          <w:tcPr>
-            <w:tcW w:type="dxa" w:w="5046"/>
-          </w:tcPr>
-          <w:p>
+        <w:trPr>
+          <w:cantSplit/>
+        </w:trPr>
+        <w:tc>
+          <w:tcPr>
+            <w:tcW w:type="dxa" w:w="5046"/>
+          </w:tcPr>
+          <w:p>
+            <w:pPr>
+              <w:spacing w:before="20" w:after="20"/>
+            </w:pPr>
             <w:r/>
             <w:r>
               <w:rPr>
@@ -7733,6 +10012,9 @@
             <w:tcW w:type="dxa" w:w="5046"/>
           </w:tcPr>
           <w:p>
+            <w:pPr>
+              <w:spacing w:before="20" w:after="20"/>
+            </w:pPr>
             <w:r/>
             <w:r>
               <w:rPr>
@@ -7749,6 +10031,9 @@
             <w:tcW w:type="dxa" w:w="5046"/>
           </w:tcPr>
           <w:p>
+            <w:pPr>
+              <w:spacing w:before="20" w:after="20"/>
+            </w:pPr>
             <w:r/>
             <w:r>
               <w:rPr>
@@ -7761,11 +10046,17 @@
         </w:tc>
       </w:tr>
       <w:tr>
-        <w:tc>
-          <w:tcPr>
-            <w:tcW w:type="dxa" w:w="5046"/>
-          </w:tcPr>
-          <w:p>
+        <w:trPr>
+          <w:cantSplit/>
+        </w:trPr>
+        <w:tc>
+          <w:tcPr>
+            <w:tcW w:type="dxa" w:w="5046"/>
+          </w:tcPr>
+          <w:p>
+            <w:pPr>
+              <w:spacing w:before="20" w:after="20"/>
+            </w:pPr>
             <w:r/>
             <w:r>
               <w:rPr>
@@ -7782,6 +10073,9 @@
             <w:tcW w:type="dxa" w:w="5046"/>
           </w:tcPr>
           <w:p>
+            <w:pPr>
+              <w:spacing w:before="20" w:after="20"/>
+            </w:pPr>
             <w:r/>
             <w:r>
               <w:rPr>
@@ -7798,6 +10092,9 @@
             <w:tcW w:type="dxa" w:w="5046"/>
           </w:tcPr>
           <w:p>
+            <w:pPr>
+              <w:spacing w:before="20" w:after="20"/>
+            </w:pPr>
             <w:r/>
             <w:r>
               <w:rPr>
@@ -7810,11 +10107,17 @@
         </w:tc>
       </w:tr>
       <w:tr>
-        <w:tc>
-          <w:tcPr>
-            <w:tcW w:type="dxa" w:w="5046"/>
-          </w:tcPr>
-          <w:p>
+        <w:trPr>
+          <w:cantSplit/>
+        </w:trPr>
+        <w:tc>
+          <w:tcPr>
+            <w:tcW w:type="dxa" w:w="5046"/>
+          </w:tcPr>
+          <w:p>
+            <w:pPr>
+              <w:spacing w:before="20" w:after="20"/>
+            </w:pPr>
             <w:r/>
             <w:r>
               <w:rPr>
@@ -7831,6 +10134,9 @@
             <w:tcW w:type="dxa" w:w="5046"/>
           </w:tcPr>
           <w:p>
+            <w:pPr>
+              <w:spacing w:before="20" w:after="20"/>
+            </w:pPr>
             <w:r/>
             <w:r>
               <w:rPr>
@@ -7847,6 +10153,9 @@
             <w:tcW w:type="dxa" w:w="5046"/>
           </w:tcPr>
           <w:p>
+            <w:pPr>
+              <w:spacing w:before="20" w:after="20"/>
+            </w:pPr>
             <w:r/>
             <w:r>
               <w:rPr>
@@ -7859,11 +10168,17 @@
         </w:tc>
       </w:tr>
       <w:tr>
-        <w:tc>
-          <w:tcPr>
-            <w:tcW w:type="dxa" w:w="5046"/>
-          </w:tcPr>
-          <w:p>
+        <w:trPr>
+          <w:cantSplit/>
+        </w:trPr>
+        <w:tc>
+          <w:tcPr>
+            <w:tcW w:type="dxa" w:w="5046"/>
+          </w:tcPr>
+          <w:p>
+            <w:pPr>
+              <w:spacing w:before="20" w:after="20"/>
+            </w:pPr>
             <w:r/>
             <w:r>
               <w:rPr>
@@ -7880,6 +10195,9 @@
             <w:tcW w:type="dxa" w:w="5046"/>
           </w:tcPr>
           <w:p>
+            <w:pPr>
+              <w:spacing w:before="20" w:after="20"/>
+            </w:pPr>
             <w:r/>
             <w:r>
               <w:rPr>
@@ -7896,6 +10214,9 @@
             <w:tcW w:type="dxa" w:w="5046"/>
           </w:tcPr>
           <w:p>
+            <w:pPr>
+              <w:spacing w:before="20" w:after="20"/>
+            </w:pPr>
             <w:r/>
             <w:r>
               <w:rPr>
@@ -7908,11 +10229,17 @@
         </w:tc>
       </w:tr>
       <w:tr>
-        <w:tc>
-          <w:tcPr>
-            <w:tcW w:type="dxa" w:w="5046"/>
-          </w:tcPr>
-          <w:p>
+        <w:trPr>
+          <w:cantSplit/>
+        </w:trPr>
+        <w:tc>
+          <w:tcPr>
+            <w:tcW w:type="dxa" w:w="5046"/>
+          </w:tcPr>
+          <w:p>
+            <w:pPr>
+              <w:spacing w:before="20" w:after="20"/>
+            </w:pPr>
             <w:r/>
             <w:r>
               <w:rPr>
@@ -7929,6 +10256,9 @@
             <w:tcW w:type="dxa" w:w="5046"/>
           </w:tcPr>
           <w:p>
+            <w:pPr>
+              <w:spacing w:before="20" w:after="20"/>
+            </w:pPr>
             <w:r/>
             <w:r>
               <w:rPr>
@@ -7945,6 +10275,9 @@
             <w:tcW w:type="dxa" w:w="5046"/>
           </w:tcPr>
           <w:p>
+            <w:pPr>
+              <w:spacing w:before="20" w:after="20"/>
+            </w:pPr>
             <w:r/>
             <w:r>
               <w:rPr>
@@ -7957,11 +10290,17 @@
         </w:tc>
       </w:tr>
       <w:tr>
-        <w:tc>
-          <w:tcPr>
-            <w:tcW w:type="dxa" w:w="5046"/>
-          </w:tcPr>
-          <w:p>
+        <w:trPr>
+          <w:cantSplit/>
+        </w:trPr>
+        <w:tc>
+          <w:tcPr>
+            <w:tcW w:type="dxa" w:w="5046"/>
+          </w:tcPr>
+          <w:p>
+            <w:pPr>
+              <w:spacing w:before="20" w:after="20"/>
+            </w:pPr>
             <w:r/>
             <w:r>
               <w:rPr>
@@ -7978,6 +10317,9 @@
             <w:tcW w:type="dxa" w:w="5046"/>
           </w:tcPr>
           <w:p>
+            <w:pPr>
+              <w:spacing w:before="20" w:after="20"/>
+            </w:pPr>
             <w:r/>
             <w:r>
               <w:rPr>
@@ -7994,6 +10336,9 @@
             <w:tcW w:type="dxa" w:w="5046"/>
           </w:tcPr>
           <w:p>
+            <w:pPr>
+              <w:spacing w:before="20" w:after="20"/>
+            </w:pPr>
             <w:r/>
             <w:r>
               <w:rPr>
@@ -8006,11 +10351,17 @@
         </w:tc>
       </w:tr>
       <w:tr>
-        <w:tc>
-          <w:tcPr>
-            <w:tcW w:type="dxa" w:w="5046"/>
-          </w:tcPr>
-          <w:p>
+        <w:trPr>
+          <w:cantSplit/>
+        </w:trPr>
+        <w:tc>
+          <w:tcPr>
+            <w:tcW w:type="dxa" w:w="5046"/>
+          </w:tcPr>
+          <w:p>
+            <w:pPr>
+              <w:spacing w:before="20" w:after="20"/>
+            </w:pPr>
             <w:r/>
             <w:r>
               <w:rPr>
@@ -8027,6 +10378,9 @@
             <w:tcW w:type="dxa" w:w="5046"/>
           </w:tcPr>
           <w:p>
+            <w:pPr>
+              <w:spacing w:before="20" w:after="20"/>
+            </w:pPr>
             <w:r/>
             <w:r>
               <w:rPr>
@@ -8043,6 +10397,9 @@
             <w:tcW w:type="dxa" w:w="5046"/>
           </w:tcPr>
           <w:p>
+            <w:pPr>
+              <w:spacing w:before="20" w:after="20"/>
+            </w:pPr>
             <w:r/>
             <w:r>
               <w:rPr>
@@ -8055,11 +10412,17 @@
         </w:tc>
       </w:tr>
       <w:tr>
-        <w:tc>
-          <w:tcPr>
-            <w:tcW w:type="dxa" w:w="5046"/>
-          </w:tcPr>
-          <w:p>
+        <w:trPr>
+          <w:cantSplit/>
+        </w:trPr>
+        <w:tc>
+          <w:tcPr>
+            <w:tcW w:type="dxa" w:w="5046"/>
+          </w:tcPr>
+          <w:p>
+            <w:pPr>
+              <w:spacing w:before="20" w:after="20"/>
+            </w:pPr>
             <w:r/>
             <w:r>
               <w:rPr>
@@ -8076,6 +10439,9 @@
             <w:tcW w:type="dxa" w:w="5046"/>
           </w:tcPr>
           <w:p>
+            <w:pPr>
+              <w:spacing w:before="20" w:after="20"/>
+            </w:pPr>
             <w:r/>
             <w:r>
               <w:rPr>
@@ -8092,6 +10458,9 @@
             <w:tcW w:type="dxa" w:w="5046"/>
           </w:tcPr>
           <w:p>
+            <w:pPr>
+              <w:spacing w:before="20" w:after="20"/>
+            </w:pPr>
             <w:r/>
             <w:r>
               <w:rPr>
@@ -8104,11 +10473,17 @@
         </w:tc>
       </w:tr>
       <w:tr>
-        <w:tc>
-          <w:tcPr>
-            <w:tcW w:type="dxa" w:w="5046"/>
-          </w:tcPr>
-          <w:p>
+        <w:trPr>
+          <w:cantSplit/>
+        </w:trPr>
+        <w:tc>
+          <w:tcPr>
+            <w:tcW w:type="dxa" w:w="5046"/>
+          </w:tcPr>
+          <w:p>
+            <w:pPr>
+              <w:spacing w:before="20" w:after="20"/>
+            </w:pPr>
             <w:r/>
             <w:r>
               <w:rPr>
@@ -8125,6 +10500,9 @@
             <w:tcW w:type="dxa" w:w="5046"/>
           </w:tcPr>
           <w:p>
+            <w:pPr>
+              <w:spacing w:before="20" w:after="20"/>
+            </w:pPr>
             <w:r/>
             <w:r>
               <w:rPr>
@@ -8141,6 +10519,9 @@
             <w:tcW w:type="dxa" w:w="5046"/>
           </w:tcPr>
           <w:p>
+            <w:pPr>
+              <w:spacing w:before="20" w:after="20"/>
+            </w:pPr>
             <w:r/>
             <w:r>
               <w:rPr>
@@ -8153,11 +10534,17 @@
         </w:tc>
       </w:tr>
       <w:tr>
-        <w:tc>
-          <w:tcPr>
-            <w:tcW w:type="dxa" w:w="5046"/>
-          </w:tcPr>
-          <w:p>
+        <w:trPr>
+          <w:cantSplit/>
+        </w:trPr>
+        <w:tc>
+          <w:tcPr>
+            <w:tcW w:type="dxa" w:w="5046"/>
+          </w:tcPr>
+          <w:p>
+            <w:pPr>
+              <w:spacing w:before="20" w:after="20"/>
+            </w:pPr>
             <w:r/>
             <w:r>
               <w:rPr>
@@ -8174,6 +10561,9 @@
             <w:tcW w:type="dxa" w:w="5046"/>
           </w:tcPr>
           <w:p>
+            <w:pPr>
+              <w:spacing w:before="20" w:after="20"/>
+            </w:pPr>
             <w:r/>
             <w:r>
               <w:rPr>
@@ -8190,6 +10580,9 @@
             <w:tcW w:type="dxa" w:w="5046"/>
           </w:tcPr>
           <w:p>
+            <w:pPr>
+              <w:spacing w:before="20" w:after="20"/>
+            </w:pPr>
             <w:r/>
             <w:r>
               <w:rPr>
@@ -8202,11 +10595,17 @@
         </w:tc>
       </w:tr>
       <w:tr>
-        <w:tc>
-          <w:tcPr>
-            <w:tcW w:type="dxa" w:w="5046"/>
-          </w:tcPr>
-          <w:p>
+        <w:trPr>
+          <w:cantSplit/>
+        </w:trPr>
+        <w:tc>
+          <w:tcPr>
+            <w:tcW w:type="dxa" w:w="5046"/>
+          </w:tcPr>
+          <w:p>
+            <w:pPr>
+              <w:spacing w:before="20" w:after="20"/>
+            </w:pPr>
             <w:r/>
             <w:r>
               <w:rPr>
@@ -8223,6 +10622,9 @@
             <w:tcW w:type="dxa" w:w="5046"/>
           </w:tcPr>
           <w:p>
+            <w:pPr>
+              <w:spacing w:before="20" w:after="20"/>
+            </w:pPr>
             <w:r/>
             <w:r>
               <w:rPr>
@@ -8239,6 +10641,9 @@
             <w:tcW w:type="dxa" w:w="5046"/>
           </w:tcPr>
           <w:p>
+            <w:pPr>
+              <w:spacing w:before="20" w:after="20"/>
+            </w:pPr>
             <w:r/>
             <w:r>
               <w:rPr>
@@ -8251,11 +10656,17 @@
         </w:tc>
       </w:tr>
       <w:tr>
-        <w:tc>
-          <w:tcPr>
-            <w:tcW w:type="dxa" w:w="5046"/>
-          </w:tcPr>
-          <w:p>
+        <w:trPr>
+          <w:cantSplit/>
+        </w:trPr>
+        <w:tc>
+          <w:tcPr>
+            <w:tcW w:type="dxa" w:w="5046"/>
+          </w:tcPr>
+          <w:p>
+            <w:pPr>
+              <w:spacing w:before="20" w:after="20"/>
+            </w:pPr>
             <w:r/>
             <w:r>
               <w:rPr>
@@ -8272,6 +10683,9 @@
             <w:tcW w:type="dxa" w:w="5046"/>
           </w:tcPr>
           <w:p>
+            <w:pPr>
+              <w:spacing w:before="20" w:after="20"/>
+            </w:pPr>
             <w:r/>
             <w:r>
               <w:rPr>
@@ -8288,6 +10702,9 @@
             <w:tcW w:type="dxa" w:w="5046"/>
           </w:tcPr>
           <w:p>
+            <w:pPr>
+              <w:spacing w:before="20" w:after="20"/>
+            </w:pPr>
             <w:r/>
             <w:r>
               <w:rPr>
@@ -8300,11 +10717,17 @@
         </w:tc>
       </w:tr>
       <w:tr>
-        <w:tc>
-          <w:tcPr>
-            <w:tcW w:type="dxa" w:w="5046"/>
-          </w:tcPr>
-          <w:p>
+        <w:trPr>
+          <w:cantSplit/>
+        </w:trPr>
+        <w:tc>
+          <w:tcPr>
+            <w:tcW w:type="dxa" w:w="5046"/>
+          </w:tcPr>
+          <w:p>
+            <w:pPr>
+              <w:spacing w:before="20" w:after="20"/>
+            </w:pPr>
             <w:r/>
             <w:r>
               <w:rPr>
@@ -8321,6 +10744,9 @@
             <w:tcW w:type="dxa" w:w="5046"/>
           </w:tcPr>
           <w:p>
+            <w:pPr>
+              <w:spacing w:before="20" w:after="20"/>
+            </w:pPr>
             <w:r/>
             <w:r>
               <w:rPr>
@@ -8337,6 +10763,9 @@
             <w:tcW w:type="dxa" w:w="5046"/>
           </w:tcPr>
           <w:p>
+            <w:pPr>
+              <w:spacing w:before="20" w:after="20"/>
+            </w:pPr>
             <w:r/>
             <w:r>
               <w:rPr>
@@ -8393,6 +10822,9 @@
             <w:shd w:val="clear" w:color="auto" w:fill="D9D9D9"/>
           </w:tcPr>
           <w:p>
+            <w:pPr>
+              <w:spacing w:before="20" w:after="20"/>
+            </w:pPr>
             <w:r/>
             <w:r>
               <w:rPr>
@@ -8410,6 +10842,9 @@
             <w:shd w:val="clear" w:color="auto" w:fill="D9D9D9"/>
           </w:tcPr>
           <w:p>
+            <w:pPr>
+              <w:spacing w:before="20" w:after="20"/>
+            </w:pPr>
             <w:r/>
             <w:r>
               <w:rPr>
@@ -8427,6 +10862,9 @@
             <w:shd w:val="clear" w:color="auto" w:fill="D9D9D9"/>
           </w:tcPr>
           <w:p>
+            <w:pPr>
+              <w:spacing w:before="20" w:after="20"/>
+            </w:pPr>
             <w:r/>
             <w:r>
               <w:rPr>
@@ -8440,11 +10878,17 @@
         </w:tc>
       </w:tr>
       <w:tr>
-        <w:tc>
-          <w:tcPr>
-            <w:tcW w:type="dxa" w:w="5046"/>
-          </w:tcPr>
-          <w:p>
+        <w:trPr>
+          <w:cantSplit/>
+        </w:trPr>
+        <w:tc>
+          <w:tcPr>
+            <w:tcW w:type="dxa" w:w="5046"/>
+          </w:tcPr>
+          <w:p>
+            <w:pPr>
+              <w:spacing w:before="20" w:after="20"/>
+            </w:pPr>
             <w:r/>
             <w:r>
               <w:rPr>
@@ -8461,6 +10905,9 @@
             <w:tcW w:type="dxa" w:w="5046"/>
           </w:tcPr>
           <w:p>
+            <w:pPr>
+              <w:spacing w:before="20" w:after="20"/>
+            </w:pPr>
             <w:r/>
             <w:r>
               <w:rPr>
@@ -8477,6 +10924,9 @@
             <w:tcW w:type="dxa" w:w="5046"/>
           </w:tcPr>
           <w:p>
+            <w:pPr>
+              <w:spacing w:before="20" w:after="20"/>
+            </w:pPr>
             <w:r/>
             <w:r>
               <w:rPr>
@@ -8489,11 +10939,17 @@
         </w:tc>
       </w:tr>
       <w:tr>
-        <w:tc>
-          <w:tcPr>
-            <w:tcW w:type="dxa" w:w="5046"/>
-          </w:tcPr>
-          <w:p>
+        <w:trPr>
+          <w:cantSplit/>
+        </w:trPr>
+        <w:tc>
+          <w:tcPr>
+            <w:tcW w:type="dxa" w:w="5046"/>
+          </w:tcPr>
+          <w:p>
+            <w:pPr>
+              <w:spacing w:before="20" w:after="20"/>
+            </w:pPr>
             <w:r/>
             <w:r>
               <w:rPr>
@@ -8510,6 +10966,9 @@
             <w:tcW w:type="dxa" w:w="5046"/>
           </w:tcPr>
           <w:p>
+            <w:pPr>
+              <w:spacing w:before="20" w:after="20"/>
+            </w:pPr>
             <w:r/>
             <w:r>
               <w:rPr>
@@ -8526,6 +10985,9 @@
             <w:tcW w:type="dxa" w:w="5046"/>
           </w:tcPr>
           <w:p>
+            <w:pPr>
+              <w:spacing w:before="20" w:after="20"/>
+            </w:pPr>
             <w:r/>
             <w:r>
               <w:rPr>
@@ -8582,6 +11044,9 @@
             <w:shd w:val="clear" w:color="auto" w:fill="D9D9D9"/>
           </w:tcPr>
           <w:p>
+            <w:pPr>
+              <w:spacing w:before="20" w:after="20"/>
+            </w:pPr>
             <w:r/>
             <w:r>
               <w:rPr>
@@ -8599,6 +11064,9 @@
             <w:shd w:val="clear" w:color="auto" w:fill="D9D9D9"/>
           </w:tcPr>
           <w:p>
+            <w:pPr>
+              <w:spacing w:before="20" w:after="20"/>
+            </w:pPr>
             <w:r/>
             <w:r>
               <w:rPr>
@@ -8616,6 +11084,9 @@
             <w:shd w:val="clear" w:color="auto" w:fill="D9D9D9"/>
           </w:tcPr>
           <w:p>
+            <w:pPr>
+              <w:spacing w:before="20" w:after="20"/>
+            </w:pPr>
             <w:r/>
             <w:r>
               <w:rPr>
@@ -8629,11 +11100,17 @@
         </w:tc>
       </w:tr>
       <w:tr>
-        <w:tc>
-          <w:tcPr>
-            <w:tcW w:type="dxa" w:w="5046"/>
-          </w:tcPr>
-          <w:p>
+        <w:trPr>
+          <w:cantSplit/>
+        </w:trPr>
+        <w:tc>
+          <w:tcPr>
+            <w:tcW w:type="dxa" w:w="5046"/>
+          </w:tcPr>
+          <w:p>
+            <w:pPr>
+              <w:spacing w:before="20" w:after="20"/>
+            </w:pPr>
             <w:r/>
             <w:r>
               <w:rPr>
@@ -8650,6 +11127,9 @@
             <w:tcW w:type="dxa" w:w="5046"/>
           </w:tcPr>
           <w:p>
+            <w:pPr>
+              <w:spacing w:before="20" w:after="20"/>
+            </w:pPr>
             <w:r/>
             <w:r>
               <w:rPr>
@@ -8666,6 +11146,9 @@
             <w:tcW w:type="dxa" w:w="5046"/>
           </w:tcPr>
           <w:p>
+            <w:pPr>
+              <w:spacing w:before="20" w:after="20"/>
+            </w:pPr>
             <w:r/>
             <w:r>
               <w:rPr>
@@ -8678,11 +11161,17 @@
         </w:tc>
       </w:tr>
       <w:tr>
-        <w:tc>
-          <w:tcPr>
-            <w:tcW w:type="dxa" w:w="5046"/>
-          </w:tcPr>
-          <w:p>
+        <w:trPr>
+          <w:cantSplit/>
+        </w:trPr>
+        <w:tc>
+          <w:tcPr>
+            <w:tcW w:type="dxa" w:w="5046"/>
+          </w:tcPr>
+          <w:p>
+            <w:pPr>
+              <w:spacing w:before="20" w:after="20"/>
+            </w:pPr>
             <w:r/>
             <w:r>
               <w:rPr>
@@ -8699,6 +11188,9 @@
             <w:tcW w:type="dxa" w:w="5046"/>
           </w:tcPr>
           <w:p>
+            <w:pPr>
+              <w:spacing w:before="20" w:after="20"/>
+            </w:pPr>
             <w:r/>
             <w:r>
               <w:rPr>
@@ -8715,6 +11207,9 @@
             <w:tcW w:type="dxa" w:w="5046"/>
           </w:tcPr>
           <w:p>
+            <w:pPr>
+              <w:spacing w:before="20" w:after="20"/>
+            </w:pPr>
             <w:r/>
             <w:r>
               <w:rPr>
@@ -8727,11 +11222,17 @@
         </w:tc>
       </w:tr>
       <w:tr>
-        <w:tc>
-          <w:tcPr>
-            <w:tcW w:type="dxa" w:w="5046"/>
-          </w:tcPr>
-          <w:p>
+        <w:trPr>
+          <w:cantSplit/>
+        </w:trPr>
+        <w:tc>
+          <w:tcPr>
+            <w:tcW w:type="dxa" w:w="5046"/>
+          </w:tcPr>
+          <w:p>
+            <w:pPr>
+              <w:spacing w:before="20" w:after="20"/>
+            </w:pPr>
             <w:r/>
             <w:r>
               <w:rPr>
@@ -8748,6 +11249,9 @@
             <w:tcW w:type="dxa" w:w="5046"/>
           </w:tcPr>
           <w:p>
+            <w:pPr>
+              <w:spacing w:before="20" w:after="20"/>
+            </w:pPr>
             <w:r/>
             <w:r>
               <w:rPr>
@@ -8764,6 +11268,9 @@
             <w:tcW w:type="dxa" w:w="5046"/>
           </w:tcPr>
           <w:p>
+            <w:pPr>
+              <w:spacing w:before="20" w:after="20"/>
+            </w:pPr>
             <w:r/>
             <w:r>
               <w:rPr>
@@ -8776,11 +11283,17 @@
         </w:tc>
       </w:tr>
       <w:tr>
-        <w:tc>
-          <w:tcPr>
-            <w:tcW w:type="dxa" w:w="5046"/>
-          </w:tcPr>
-          <w:p>
+        <w:trPr>
+          <w:cantSplit/>
+        </w:trPr>
+        <w:tc>
+          <w:tcPr>
+            <w:tcW w:type="dxa" w:w="5046"/>
+          </w:tcPr>
+          <w:p>
+            <w:pPr>
+              <w:spacing w:before="20" w:after="20"/>
+            </w:pPr>
             <w:r/>
             <w:r>
               <w:rPr>
@@ -8797,6 +11310,9 @@
             <w:tcW w:type="dxa" w:w="5046"/>
           </w:tcPr>
           <w:p>
+            <w:pPr>
+              <w:spacing w:before="20" w:after="20"/>
+            </w:pPr>
             <w:r/>
             <w:r>
               <w:rPr>
@@ -8813,6 +11329,9 @@
             <w:tcW w:type="dxa" w:w="5046"/>
           </w:tcPr>
           <w:p>
+            <w:pPr>
+              <w:spacing w:before="20" w:after="20"/>
+            </w:pPr>
             <w:r/>
             <w:r>
               <w:rPr>
@@ -8869,6 +11388,9 @@
             <w:shd w:val="clear" w:color="auto" w:fill="D9D9D9"/>
           </w:tcPr>
           <w:p>
+            <w:pPr>
+              <w:spacing w:before="20" w:after="20"/>
+            </w:pPr>
             <w:r/>
             <w:r>
               <w:rPr>
@@ -8886,6 +11408,9 @@
             <w:shd w:val="clear" w:color="auto" w:fill="D9D9D9"/>
           </w:tcPr>
           <w:p>
+            <w:pPr>
+              <w:spacing w:before="20" w:after="20"/>
+            </w:pPr>
             <w:r/>
             <w:r>
               <w:rPr>
@@ -8903,6 +11428,9 @@
             <w:shd w:val="clear" w:color="auto" w:fill="D9D9D9"/>
           </w:tcPr>
           <w:p>
+            <w:pPr>
+              <w:spacing w:before="20" w:after="20"/>
+            </w:pPr>
             <w:r/>
             <w:r>
               <w:rPr>
@@ -8916,11 +11444,17 @@
         </w:tc>
       </w:tr>
       <w:tr>
-        <w:tc>
-          <w:tcPr>
-            <w:tcW w:type="dxa" w:w="5046"/>
-          </w:tcPr>
-          <w:p>
+        <w:trPr>
+          <w:cantSplit/>
+        </w:trPr>
+        <w:tc>
+          <w:tcPr>
+            <w:tcW w:type="dxa" w:w="5046"/>
+          </w:tcPr>
+          <w:p>
+            <w:pPr>
+              <w:spacing w:before="20" w:after="20"/>
+            </w:pPr>
             <w:r/>
             <w:r>
               <w:rPr>
@@ -8937,6 +11471,9 @@
             <w:tcW w:type="dxa" w:w="5046"/>
           </w:tcPr>
           <w:p>
+            <w:pPr>
+              <w:spacing w:before="20" w:after="20"/>
+            </w:pPr>
             <w:r/>
             <w:r>
               <w:rPr>
@@ -8953,6 +11490,9 @@
             <w:tcW w:type="dxa" w:w="5046"/>
           </w:tcPr>
           <w:p>
+            <w:pPr>
+              <w:spacing w:before="20" w:after="20"/>
+            </w:pPr>
             <w:r/>
             <w:r>
               <w:rPr>
@@ -8965,11 +11505,17 @@
         </w:tc>
       </w:tr>
       <w:tr>
-        <w:tc>
-          <w:tcPr>
-            <w:tcW w:type="dxa" w:w="5046"/>
-          </w:tcPr>
-          <w:p>
+        <w:trPr>
+          <w:cantSplit/>
+        </w:trPr>
+        <w:tc>
+          <w:tcPr>
+            <w:tcW w:type="dxa" w:w="5046"/>
+          </w:tcPr>
+          <w:p>
+            <w:pPr>
+              <w:spacing w:before="20" w:after="20"/>
+            </w:pPr>
             <w:r/>
             <w:r>
               <w:rPr>
@@ -8986,6 +11532,9 @@
             <w:tcW w:type="dxa" w:w="5046"/>
           </w:tcPr>
           <w:p>
+            <w:pPr>
+              <w:spacing w:before="20" w:after="20"/>
+            </w:pPr>
             <w:r/>
             <w:r>
               <w:rPr>
@@ -9002,6 +11551,9 @@
             <w:tcW w:type="dxa" w:w="5046"/>
           </w:tcPr>
           <w:p>
+            <w:pPr>
+              <w:spacing w:before="20" w:after="20"/>
+            </w:pPr>
             <w:r/>
             <w:r>
               <w:rPr>
@@ -9014,11 +11566,17 @@
         </w:tc>
       </w:tr>
       <w:tr>
-        <w:tc>
-          <w:tcPr>
-            <w:tcW w:type="dxa" w:w="5046"/>
-          </w:tcPr>
-          <w:p>
+        <w:trPr>
+          <w:cantSplit/>
+        </w:trPr>
+        <w:tc>
+          <w:tcPr>
+            <w:tcW w:type="dxa" w:w="5046"/>
+          </w:tcPr>
+          <w:p>
+            <w:pPr>
+              <w:spacing w:before="20" w:after="20"/>
+            </w:pPr>
             <w:r/>
             <w:r>
               <w:rPr>
@@ -9035,6 +11593,9 @@
             <w:tcW w:type="dxa" w:w="5046"/>
           </w:tcPr>
           <w:p>
+            <w:pPr>
+              <w:spacing w:before="20" w:after="20"/>
+            </w:pPr>
             <w:r/>
             <w:r>
               <w:rPr>
@@ -9051,6 +11612,9 @@
             <w:tcW w:type="dxa" w:w="5046"/>
           </w:tcPr>
           <w:p>
+            <w:pPr>
+              <w:spacing w:before="20" w:after="20"/>
+            </w:pPr>
             <w:r/>
             <w:r>
               <w:rPr>
@@ -9063,11 +11627,17 @@
         </w:tc>
       </w:tr>
       <w:tr>
-        <w:tc>
-          <w:tcPr>
-            <w:tcW w:type="dxa" w:w="5046"/>
-          </w:tcPr>
-          <w:p>
+        <w:trPr>
+          <w:cantSplit/>
+        </w:trPr>
+        <w:tc>
+          <w:tcPr>
+            <w:tcW w:type="dxa" w:w="5046"/>
+          </w:tcPr>
+          <w:p>
+            <w:pPr>
+              <w:spacing w:before="20" w:after="20"/>
+            </w:pPr>
             <w:r/>
             <w:r>
               <w:rPr>
@@ -9084,6 +11654,9 @@
             <w:tcW w:type="dxa" w:w="5046"/>
           </w:tcPr>
           <w:p>
+            <w:pPr>
+              <w:spacing w:before="20" w:after="20"/>
+            </w:pPr>
             <w:r/>
             <w:r>
               <w:rPr>
@@ -9100,6 +11673,9 @@
             <w:tcW w:type="dxa" w:w="5046"/>
           </w:tcPr>
           <w:p>
+            <w:pPr>
+              <w:spacing w:before="20" w:after="20"/>
+            </w:pPr>
             <w:r/>
             <w:r>
               <w:rPr>
@@ -9156,6 +11732,9 @@
             <w:shd w:val="clear" w:color="auto" w:fill="D9D9D9"/>
           </w:tcPr>
           <w:p>
+            <w:pPr>
+              <w:spacing w:before="20" w:after="20"/>
+            </w:pPr>
             <w:r/>
             <w:r>
               <w:rPr>
@@ -9173,6 +11752,9 @@
             <w:shd w:val="clear" w:color="auto" w:fill="D9D9D9"/>
           </w:tcPr>
           <w:p>
+            <w:pPr>
+              <w:spacing w:before="20" w:after="20"/>
+            </w:pPr>
             <w:r/>
             <w:r>
               <w:rPr>
@@ -9190,6 +11772,9 @@
             <w:shd w:val="clear" w:color="auto" w:fill="D9D9D9"/>
           </w:tcPr>
           <w:p>
+            <w:pPr>
+              <w:spacing w:before="20" w:after="20"/>
+            </w:pPr>
             <w:r/>
             <w:r>
               <w:rPr>
@@ -9203,11 +11788,17 @@
         </w:tc>
       </w:tr>
       <w:tr>
-        <w:tc>
-          <w:tcPr>
-            <w:tcW w:type="dxa" w:w="5046"/>
-          </w:tcPr>
-          <w:p>
+        <w:trPr>
+          <w:cantSplit/>
+        </w:trPr>
+        <w:tc>
+          <w:tcPr>
+            <w:tcW w:type="dxa" w:w="5046"/>
+          </w:tcPr>
+          <w:p>
+            <w:pPr>
+              <w:spacing w:before="20" w:after="20"/>
+            </w:pPr>
             <w:r/>
             <w:r>
               <w:rPr>
@@ -9224,6 +11815,9 @@
             <w:tcW w:type="dxa" w:w="5046"/>
           </w:tcPr>
           <w:p>
+            <w:pPr>
+              <w:spacing w:before="20" w:after="20"/>
+            </w:pPr>
             <w:r/>
             <w:r>
               <w:rPr>
@@ -9240,6 +11834,9 @@
             <w:tcW w:type="dxa" w:w="5046"/>
           </w:tcPr>
           <w:p>
+            <w:pPr>
+              <w:spacing w:before="20" w:after="20"/>
+            </w:pPr>
             <w:r/>
             <w:r>
               <w:rPr>
@@ -9252,11 +11849,17 @@
         </w:tc>
       </w:tr>
       <w:tr>
-        <w:tc>
-          <w:tcPr>
-            <w:tcW w:type="dxa" w:w="5046"/>
-          </w:tcPr>
-          <w:p>
+        <w:trPr>
+          <w:cantSplit/>
+        </w:trPr>
+        <w:tc>
+          <w:tcPr>
+            <w:tcW w:type="dxa" w:w="5046"/>
+          </w:tcPr>
+          <w:p>
+            <w:pPr>
+              <w:spacing w:before="20" w:after="20"/>
+            </w:pPr>
             <w:r/>
             <w:r>
               <w:rPr>
@@ -9273,6 +11876,9 @@
             <w:tcW w:type="dxa" w:w="5046"/>
           </w:tcPr>
           <w:p>
+            <w:pPr>
+              <w:spacing w:before="20" w:after="20"/>
+            </w:pPr>
             <w:r/>
             <w:r>
               <w:rPr>
@@ -9289,6 +11895,9 @@
             <w:tcW w:type="dxa" w:w="5046"/>
           </w:tcPr>
           <w:p>
+            <w:pPr>
+              <w:spacing w:before="20" w:after="20"/>
+            </w:pPr>
             <w:r/>
             <w:r>
               <w:rPr>
@@ -9301,11 +11910,17 @@
         </w:tc>
       </w:tr>
       <w:tr>
-        <w:tc>
-          <w:tcPr>
-            <w:tcW w:type="dxa" w:w="5046"/>
-          </w:tcPr>
-          <w:p>
+        <w:trPr>
+          <w:cantSplit/>
+        </w:trPr>
+        <w:tc>
+          <w:tcPr>
+            <w:tcW w:type="dxa" w:w="5046"/>
+          </w:tcPr>
+          <w:p>
+            <w:pPr>
+              <w:spacing w:before="20" w:after="20"/>
+            </w:pPr>
             <w:r/>
             <w:r>
               <w:rPr>
@@ -9322,6 +11937,9 @@
             <w:tcW w:type="dxa" w:w="5046"/>
           </w:tcPr>
           <w:p>
+            <w:pPr>
+              <w:spacing w:before="20" w:after="20"/>
+            </w:pPr>
             <w:r/>
             <w:r>
               <w:rPr>
@@ -9338,6 +11956,9 @@
             <w:tcW w:type="dxa" w:w="5046"/>
           </w:tcPr>
           <w:p>
+            <w:pPr>
+              <w:spacing w:before="20" w:after="20"/>
+            </w:pPr>
             <w:r/>
             <w:r>
               <w:rPr>
@@ -9350,11 +11971,17 @@
         </w:tc>
       </w:tr>
       <w:tr>
-        <w:tc>
-          <w:tcPr>
-            <w:tcW w:type="dxa" w:w="5046"/>
-          </w:tcPr>
-          <w:p>
+        <w:trPr>
+          <w:cantSplit/>
+        </w:trPr>
+        <w:tc>
+          <w:tcPr>
+            <w:tcW w:type="dxa" w:w="5046"/>
+          </w:tcPr>
+          <w:p>
+            <w:pPr>
+              <w:spacing w:before="20" w:after="20"/>
+            </w:pPr>
             <w:r/>
             <w:r>
               <w:rPr>
@@ -9371,6 +11998,9 @@
             <w:tcW w:type="dxa" w:w="5046"/>
           </w:tcPr>
           <w:p>
+            <w:pPr>
+              <w:spacing w:before="20" w:after="20"/>
+            </w:pPr>
             <w:r/>
             <w:r>
               <w:rPr>
@@ -9387,6 +12017,9 @@
             <w:tcW w:type="dxa" w:w="5046"/>
           </w:tcPr>
           <w:p>
+            <w:pPr>
+              <w:spacing w:before="20" w:after="20"/>
+            </w:pPr>
             <w:r/>
             <w:r>
               <w:rPr>
@@ -9399,11 +12032,17 @@
         </w:tc>
       </w:tr>
       <w:tr>
-        <w:tc>
-          <w:tcPr>
-            <w:tcW w:type="dxa" w:w="5046"/>
-          </w:tcPr>
-          <w:p>
+        <w:trPr>
+          <w:cantSplit/>
+        </w:trPr>
+        <w:tc>
+          <w:tcPr>
+            <w:tcW w:type="dxa" w:w="5046"/>
+          </w:tcPr>
+          <w:p>
+            <w:pPr>
+              <w:spacing w:before="20" w:after="20"/>
+            </w:pPr>
             <w:r/>
             <w:r>
               <w:rPr>
@@ -9420,6 +12059,9 @@
             <w:tcW w:type="dxa" w:w="5046"/>
           </w:tcPr>
           <w:p>
+            <w:pPr>
+              <w:spacing w:before="20" w:after="20"/>
+            </w:pPr>
             <w:r/>
             <w:r>
               <w:rPr>
@@ -9436,6 +12078,9 @@
             <w:tcW w:type="dxa" w:w="5046"/>
           </w:tcPr>
           <w:p>
+            <w:pPr>
+              <w:spacing w:before="20" w:after="20"/>
+            </w:pPr>
             <w:r/>
             <w:r>
               <w:rPr>
@@ -9448,11 +12093,17 @@
         </w:tc>
       </w:tr>
       <w:tr>
-        <w:tc>
-          <w:tcPr>
-            <w:tcW w:type="dxa" w:w="5046"/>
-          </w:tcPr>
-          <w:p>
+        <w:trPr>
+          <w:cantSplit/>
+        </w:trPr>
+        <w:tc>
+          <w:tcPr>
+            <w:tcW w:type="dxa" w:w="5046"/>
+          </w:tcPr>
+          <w:p>
+            <w:pPr>
+              <w:spacing w:before="20" w:after="20"/>
+            </w:pPr>
             <w:r/>
             <w:r>
               <w:rPr>
@@ -9469,6 +12120,9 @@
             <w:tcW w:type="dxa" w:w="5046"/>
           </w:tcPr>
           <w:p>
+            <w:pPr>
+              <w:spacing w:before="20" w:after="20"/>
+            </w:pPr>
             <w:r/>
             <w:r>
               <w:rPr>
@@ -9485,6 +12139,9 @@
             <w:tcW w:type="dxa" w:w="5046"/>
           </w:tcPr>
           <w:p>
+            <w:pPr>
+              <w:spacing w:before="20" w:after="20"/>
+            </w:pPr>
             <w:r/>
             <w:r>
               <w:rPr>
@@ -9497,11 +12154,17 @@
         </w:tc>
       </w:tr>
       <w:tr>
-        <w:tc>
-          <w:tcPr>
-            <w:tcW w:type="dxa" w:w="5046"/>
-          </w:tcPr>
-          <w:p>
+        <w:trPr>
+          <w:cantSplit/>
+        </w:trPr>
+        <w:tc>
+          <w:tcPr>
+            <w:tcW w:type="dxa" w:w="5046"/>
+          </w:tcPr>
+          <w:p>
+            <w:pPr>
+              <w:spacing w:before="20" w:after="20"/>
+            </w:pPr>
             <w:r/>
             <w:r>
               <w:rPr>
@@ -9518,6 +12181,9 @@
             <w:tcW w:type="dxa" w:w="5046"/>
           </w:tcPr>
           <w:p>
+            <w:pPr>
+              <w:spacing w:before="20" w:after="20"/>
+            </w:pPr>
             <w:r/>
             <w:r>
               <w:rPr>
@@ -9534,6 +12200,9 @@
             <w:tcW w:type="dxa" w:w="5046"/>
           </w:tcPr>
           <w:p>
+            <w:pPr>
+              <w:spacing w:before="20" w:after="20"/>
+            </w:pPr>
             <w:r/>
             <w:r>
               <w:rPr>
@@ -9546,11 +12215,17 @@
         </w:tc>
       </w:tr>
       <w:tr>
-        <w:tc>
-          <w:tcPr>
-            <w:tcW w:type="dxa" w:w="5046"/>
-          </w:tcPr>
-          <w:p>
+        <w:trPr>
+          <w:cantSplit/>
+        </w:trPr>
+        <w:tc>
+          <w:tcPr>
+            <w:tcW w:type="dxa" w:w="5046"/>
+          </w:tcPr>
+          <w:p>
+            <w:pPr>
+              <w:spacing w:before="20" w:after="20"/>
+            </w:pPr>
             <w:r/>
             <w:r>
               <w:rPr>
@@ -9567,6 +12242,9 @@
             <w:tcW w:type="dxa" w:w="5046"/>
           </w:tcPr>
           <w:p>
+            <w:pPr>
+              <w:spacing w:before="20" w:after="20"/>
+            </w:pPr>
             <w:r/>
             <w:r>
               <w:rPr>
@@ -9583,6 +12261,9 @@
             <w:tcW w:type="dxa" w:w="5046"/>
           </w:tcPr>
           <w:p>
+            <w:pPr>
+              <w:spacing w:before="20" w:after="20"/>
+            </w:pPr>
             <w:r/>
             <w:r>
               <w:rPr>
@@ -9595,11 +12276,17 @@
         </w:tc>
       </w:tr>
       <w:tr>
-        <w:tc>
-          <w:tcPr>
-            <w:tcW w:type="dxa" w:w="5046"/>
-          </w:tcPr>
-          <w:p>
+        <w:trPr>
+          <w:cantSplit/>
+        </w:trPr>
+        <w:tc>
+          <w:tcPr>
+            <w:tcW w:type="dxa" w:w="5046"/>
+          </w:tcPr>
+          <w:p>
+            <w:pPr>
+              <w:spacing w:before="20" w:after="20"/>
+            </w:pPr>
             <w:r/>
             <w:r>
               <w:rPr>
@@ -9616,6 +12303,9 @@
             <w:tcW w:type="dxa" w:w="5046"/>
           </w:tcPr>
           <w:p>
+            <w:pPr>
+              <w:spacing w:before="20" w:after="20"/>
+            </w:pPr>
             <w:r/>
             <w:r>
               <w:rPr>
@@ -9632,6 +12322,9 @@
             <w:tcW w:type="dxa" w:w="5046"/>
           </w:tcPr>
           <w:p>
+            <w:pPr>
+              <w:spacing w:before="20" w:after="20"/>
+            </w:pPr>
             <w:r/>
             <w:r>
               <w:rPr>
@@ -9644,11 +12337,17 @@
         </w:tc>
       </w:tr>
       <w:tr>
-        <w:tc>
-          <w:tcPr>
-            <w:tcW w:type="dxa" w:w="5046"/>
-          </w:tcPr>
-          <w:p>
+        <w:trPr>
+          <w:cantSplit/>
+        </w:trPr>
+        <w:tc>
+          <w:tcPr>
+            <w:tcW w:type="dxa" w:w="5046"/>
+          </w:tcPr>
+          <w:p>
+            <w:pPr>
+              <w:spacing w:before="20" w:after="20"/>
+            </w:pPr>
             <w:r/>
             <w:r>
               <w:rPr>
@@ -9665,6 +12364,9 @@
             <w:tcW w:type="dxa" w:w="5046"/>
           </w:tcPr>
           <w:p>
+            <w:pPr>
+              <w:spacing w:before="20" w:after="20"/>
+            </w:pPr>
             <w:r/>
             <w:r>
               <w:rPr>
@@ -9681,6 +12383,9 @@
             <w:tcW w:type="dxa" w:w="5046"/>
           </w:tcPr>
           <w:p>
+            <w:pPr>
+              <w:spacing w:before="20" w:after="20"/>
+            </w:pPr>
             <w:r/>
             <w:r>
               <w:rPr>
@@ -9693,11 +12398,17 @@
         </w:tc>
       </w:tr>
       <w:tr>
-        <w:tc>
-          <w:tcPr>
-            <w:tcW w:type="dxa" w:w="5046"/>
-          </w:tcPr>
-          <w:p>
+        <w:trPr>
+          <w:cantSplit/>
+        </w:trPr>
+        <w:tc>
+          <w:tcPr>
+            <w:tcW w:type="dxa" w:w="5046"/>
+          </w:tcPr>
+          <w:p>
+            <w:pPr>
+              <w:spacing w:before="20" w:after="20"/>
+            </w:pPr>
             <w:r/>
             <w:r>
               <w:rPr>
@@ -9714,6 +12425,9 @@
             <w:tcW w:type="dxa" w:w="5046"/>
           </w:tcPr>
           <w:p>
+            <w:pPr>
+              <w:spacing w:before="20" w:after="20"/>
+            </w:pPr>
             <w:r/>
             <w:r>
               <w:rPr>
@@ -9730,6 +12444,9 @@
             <w:tcW w:type="dxa" w:w="5046"/>
           </w:tcPr>
           <w:p>
+            <w:pPr>
+              <w:spacing w:before="20" w:after="20"/>
+            </w:pPr>
             <w:r/>
             <w:r>
               <w:rPr>
@@ -9742,11 +12459,17 @@
         </w:tc>
       </w:tr>
       <w:tr>
-        <w:tc>
-          <w:tcPr>
-            <w:tcW w:type="dxa" w:w="5046"/>
-          </w:tcPr>
-          <w:p>
+        <w:trPr>
+          <w:cantSplit/>
+        </w:trPr>
+        <w:tc>
+          <w:tcPr>
+            <w:tcW w:type="dxa" w:w="5046"/>
+          </w:tcPr>
+          <w:p>
+            <w:pPr>
+              <w:spacing w:before="20" w:after="20"/>
+            </w:pPr>
             <w:r/>
             <w:r>
               <w:rPr>
@@ -9763,6 +12486,9 @@
             <w:tcW w:type="dxa" w:w="5046"/>
           </w:tcPr>
           <w:p>
+            <w:pPr>
+              <w:spacing w:before="20" w:after="20"/>
+            </w:pPr>
             <w:r/>
             <w:r>
               <w:rPr>
@@ -9779,6 +12505,9 @@
             <w:tcW w:type="dxa" w:w="5046"/>
           </w:tcPr>
           <w:p>
+            <w:pPr>
+              <w:spacing w:before="20" w:after="20"/>
+            </w:pPr>
             <w:r/>
             <w:r>
               <w:rPr>
@@ -9791,11 +12520,17 @@
         </w:tc>
       </w:tr>
       <w:tr>
-        <w:tc>
-          <w:tcPr>
-            <w:tcW w:type="dxa" w:w="5046"/>
-          </w:tcPr>
-          <w:p>
+        <w:trPr>
+          <w:cantSplit/>
+        </w:trPr>
+        <w:tc>
+          <w:tcPr>
+            <w:tcW w:type="dxa" w:w="5046"/>
+          </w:tcPr>
+          <w:p>
+            <w:pPr>
+              <w:spacing w:before="20" w:after="20"/>
+            </w:pPr>
             <w:r/>
             <w:r>
               <w:rPr>
@@ -9812,6 +12547,9 @@
             <w:tcW w:type="dxa" w:w="5046"/>
           </w:tcPr>
           <w:p>
+            <w:pPr>
+              <w:spacing w:before="20" w:after="20"/>
+            </w:pPr>
             <w:r/>
             <w:r>
               <w:rPr>
@@ -9828,6 +12566,9 @@
             <w:tcW w:type="dxa" w:w="5046"/>
           </w:tcPr>
           <w:p>
+            <w:pPr>
+              <w:spacing w:before="20" w:after="20"/>
+            </w:pPr>
             <w:r/>
             <w:r>
               <w:rPr>
@@ -9840,11 +12581,17 @@
         </w:tc>
       </w:tr>
       <w:tr>
-        <w:tc>
-          <w:tcPr>
-            <w:tcW w:type="dxa" w:w="5046"/>
-          </w:tcPr>
-          <w:p>
+        <w:trPr>
+          <w:cantSplit/>
+        </w:trPr>
+        <w:tc>
+          <w:tcPr>
+            <w:tcW w:type="dxa" w:w="5046"/>
+          </w:tcPr>
+          <w:p>
+            <w:pPr>
+              <w:spacing w:before="20" w:after="20"/>
+            </w:pPr>
             <w:r/>
             <w:r>
               <w:rPr>
@@ -9861,6 +12608,9 @@
             <w:tcW w:type="dxa" w:w="5046"/>
           </w:tcPr>
           <w:p>
+            <w:pPr>
+              <w:spacing w:before="20" w:after="20"/>
+            </w:pPr>
             <w:r/>
             <w:r>
               <w:rPr>
@@ -9877,6 +12627,9 @@
             <w:tcW w:type="dxa" w:w="5046"/>
           </w:tcPr>
           <w:p>
+            <w:pPr>
+              <w:spacing w:before="20" w:after="20"/>
+            </w:pPr>
             <w:r/>
             <w:r>
               <w:rPr>
@@ -9889,11 +12642,17 @@
         </w:tc>
       </w:tr>
       <w:tr>
-        <w:tc>
-          <w:tcPr>
-            <w:tcW w:type="dxa" w:w="5046"/>
-          </w:tcPr>
-          <w:p>
+        <w:trPr>
+          <w:cantSplit/>
+        </w:trPr>
+        <w:tc>
+          <w:tcPr>
+            <w:tcW w:type="dxa" w:w="5046"/>
+          </w:tcPr>
+          <w:p>
+            <w:pPr>
+              <w:spacing w:before="20" w:after="20"/>
+            </w:pPr>
             <w:r/>
             <w:r>
               <w:rPr>
@@ -9910,6 +12669,9 @@
             <w:tcW w:type="dxa" w:w="5046"/>
           </w:tcPr>
           <w:p>
+            <w:pPr>
+              <w:spacing w:before="20" w:after="20"/>
+            </w:pPr>
             <w:r/>
             <w:r>
               <w:rPr>
@@ -9926,6 +12688,9 @@
             <w:tcW w:type="dxa" w:w="5046"/>
           </w:tcPr>
           <w:p>
+            <w:pPr>
+              <w:spacing w:before="20" w:after="20"/>
+            </w:pPr>
             <w:r/>
             <w:r>
               <w:rPr>
@@ -9938,11 +12703,17 @@
         </w:tc>
       </w:tr>
       <w:tr>
-        <w:tc>
-          <w:tcPr>
-            <w:tcW w:type="dxa" w:w="5046"/>
-          </w:tcPr>
-          <w:p>
+        <w:trPr>
+          <w:cantSplit/>
+        </w:trPr>
+        <w:tc>
+          <w:tcPr>
+            <w:tcW w:type="dxa" w:w="5046"/>
+          </w:tcPr>
+          <w:p>
+            <w:pPr>
+              <w:spacing w:before="20" w:after="20"/>
+            </w:pPr>
             <w:r/>
             <w:r>
               <w:rPr>
@@ -9959,6 +12730,9 @@
             <w:tcW w:type="dxa" w:w="5046"/>
           </w:tcPr>
           <w:p>
+            <w:pPr>
+              <w:spacing w:before="20" w:after="20"/>
+            </w:pPr>
             <w:r/>
             <w:r>
               <w:rPr>
@@ -9975,6 +12749,9 @@
             <w:tcW w:type="dxa" w:w="5046"/>
           </w:tcPr>
           <w:p>
+            <w:pPr>
+              <w:spacing w:before="20" w:after="20"/>
+            </w:pPr>
             <w:r/>
             <w:r>
               <w:rPr>
@@ -9987,11 +12764,17 @@
         </w:tc>
       </w:tr>
       <w:tr>
-        <w:tc>
-          <w:tcPr>
-            <w:tcW w:type="dxa" w:w="5046"/>
-          </w:tcPr>
-          <w:p>
+        <w:trPr>
+          <w:cantSplit/>
+        </w:trPr>
+        <w:tc>
+          <w:tcPr>
+            <w:tcW w:type="dxa" w:w="5046"/>
+          </w:tcPr>
+          <w:p>
+            <w:pPr>
+              <w:spacing w:before="20" w:after="20"/>
+            </w:pPr>
             <w:r/>
             <w:r>
               <w:rPr>
@@ -10008,6 +12791,9 @@
             <w:tcW w:type="dxa" w:w="5046"/>
           </w:tcPr>
           <w:p>
+            <w:pPr>
+              <w:spacing w:before="20" w:after="20"/>
+            </w:pPr>
             <w:r/>
             <w:r>
               <w:rPr>
@@ -10024,6 +12810,9 @@
             <w:tcW w:type="dxa" w:w="5046"/>
           </w:tcPr>
           <w:p>
+            <w:pPr>
+              <w:spacing w:before="20" w:after="20"/>
+            </w:pPr>
             <w:r/>
             <w:r>
               <w:rPr>
@@ -10036,11 +12825,17 @@
         </w:tc>
       </w:tr>
       <w:tr>
-        <w:tc>
-          <w:tcPr>
-            <w:tcW w:type="dxa" w:w="5046"/>
-          </w:tcPr>
-          <w:p>
+        <w:trPr>
+          <w:cantSplit/>
+        </w:trPr>
+        <w:tc>
+          <w:tcPr>
+            <w:tcW w:type="dxa" w:w="5046"/>
+          </w:tcPr>
+          <w:p>
+            <w:pPr>
+              <w:spacing w:before="20" w:after="20"/>
+            </w:pPr>
             <w:r/>
             <w:r>
               <w:rPr>
@@ -10057,6 +12852,9 @@
             <w:tcW w:type="dxa" w:w="5046"/>
           </w:tcPr>
           <w:p>
+            <w:pPr>
+              <w:spacing w:before="20" w:after="20"/>
+            </w:pPr>
             <w:r/>
             <w:r>
               <w:rPr>
@@ -10073,6 +12871,9 @@
             <w:tcW w:type="dxa" w:w="5046"/>
           </w:tcPr>
           <w:p>
+            <w:pPr>
+              <w:spacing w:before="20" w:after="20"/>
+            </w:pPr>
             <w:r/>
             <w:r>
               <w:rPr>
@@ -10129,6 +12930,9 @@
             <w:shd w:val="clear" w:color="auto" w:fill="D9D9D9"/>
           </w:tcPr>
           <w:p>
+            <w:pPr>
+              <w:spacing w:before="20" w:after="20"/>
+            </w:pPr>
             <w:r/>
             <w:r>
               <w:rPr>
@@ -10146,6 +12950,9 @@
             <w:shd w:val="clear" w:color="auto" w:fill="D9D9D9"/>
           </w:tcPr>
           <w:p>
+            <w:pPr>
+              <w:spacing w:before="20" w:after="20"/>
+            </w:pPr>
             <w:r/>
             <w:r>
               <w:rPr>
@@ -10163,6 +12970,9 @@
             <w:shd w:val="clear" w:color="auto" w:fill="D9D9D9"/>
           </w:tcPr>
           <w:p>
+            <w:pPr>
+              <w:spacing w:before="20" w:after="20"/>
+            </w:pPr>
             <w:r/>
             <w:r>
               <w:rPr>
@@ -10176,11 +12986,17 @@
         </w:tc>
       </w:tr>
       <w:tr>
-        <w:tc>
-          <w:tcPr>
-            <w:tcW w:type="dxa" w:w="5046"/>
-          </w:tcPr>
-          <w:p>
+        <w:trPr>
+          <w:cantSplit/>
+        </w:trPr>
+        <w:tc>
+          <w:tcPr>
+            <w:tcW w:type="dxa" w:w="5046"/>
+          </w:tcPr>
+          <w:p>
+            <w:pPr>
+              <w:spacing w:before="20" w:after="20"/>
+            </w:pPr>
             <w:r/>
             <w:r>
               <w:rPr>
@@ -10197,6 +13013,9 @@
             <w:tcW w:type="dxa" w:w="5046"/>
           </w:tcPr>
           <w:p>
+            <w:pPr>
+              <w:spacing w:before="20" w:after="20"/>
+            </w:pPr>
             <w:r/>
             <w:r>
               <w:rPr>
@@ -10213,6 +13032,9 @@
             <w:tcW w:type="dxa" w:w="5046"/>
           </w:tcPr>
           <w:p>
+            <w:pPr>
+              <w:spacing w:before="20" w:after="20"/>
+            </w:pPr>
             <w:r/>
             <w:r>
               <w:rPr>
@@ -10225,11 +13047,17 @@
         </w:tc>
       </w:tr>
       <w:tr>
-        <w:tc>
-          <w:tcPr>
-            <w:tcW w:type="dxa" w:w="5046"/>
-          </w:tcPr>
-          <w:p>
+        <w:trPr>
+          <w:cantSplit/>
+        </w:trPr>
+        <w:tc>
+          <w:tcPr>
+            <w:tcW w:type="dxa" w:w="5046"/>
+          </w:tcPr>
+          <w:p>
+            <w:pPr>
+              <w:spacing w:before="20" w:after="20"/>
+            </w:pPr>
             <w:r/>
             <w:r>
               <w:rPr>
@@ -10246,6 +13074,9 @@
             <w:tcW w:type="dxa" w:w="5046"/>
           </w:tcPr>
           <w:p>
+            <w:pPr>
+              <w:spacing w:before="20" w:after="20"/>
+            </w:pPr>
             <w:r/>
             <w:r>
               <w:rPr>
@@ -10262,6 +13093,9 @@
             <w:tcW w:type="dxa" w:w="5046"/>
           </w:tcPr>
           <w:p>
+            <w:pPr>
+              <w:spacing w:before="20" w:after="20"/>
+            </w:pPr>
             <w:r/>
             <w:r>
               <w:rPr>
@@ -10274,11 +13108,17 @@
         </w:tc>
       </w:tr>
       <w:tr>
-        <w:tc>
-          <w:tcPr>
-            <w:tcW w:type="dxa" w:w="5046"/>
-          </w:tcPr>
-          <w:p>
+        <w:trPr>
+          <w:cantSplit/>
+        </w:trPr>
+        <w:tc>
+          <w:tcPr>
+            <w:tcW w:type="dxa" w:w="5046"/>
+          </w:tcPr>
+          <w:p>
+            <w:pPr>
+              <w:spacing w:before="20" w:after="20"/>
+            </w:pPr>
             <w:r/>
             <w:r>
               <w:rPr>
@@ -10295,6 +13135,9 @@
             <w:tcW w:type="dxa" w:w="5046"/>
           </w:tcPr>
           <w:p>
+            <w:pPr>
+              <w:spacing w:before="20" w:after="20"/>
+            </w:pPr>
             <w:r/>
             <w:r>
               <w:rPr>
@@ -10311,6 +13154,9 @@
             <w:tcW w:type="dxa" w:w="5046"/>
           </w:tcPr>
           <w:p>
+            <w:pPr>
+              <w:spacing w:before="20" w:after="20"/>
+            </w:pPr>
             <w:r/>
             <w:r>
               <w:rPr>
@@ -10323,11 +13169,17 @@
         </w:tc>
       </w:tr>
       <w:tr>
-        <w:tc>
-          <w:tcPr>
-            <w:tcW w:type="dxa" w:w="5046"/>
-          </w:tcPr>
-          <w:p>
+        <w:trPr>
+          <w:cantSplit/>
+        </w:trPr>
+        <w:tc>
+          <w:tcPr>
+            <w:tcW w:type="dxa" w:w="5046"/>
+          </w:tcPr>
+          <w:p>
+            <w:pPr>
+              <w:spacing w:before="20" w:after="20"/>
+            </w:pPr>
             <w:r/>
             <w:r>
               <w:rPr>
@@ -10344,6 +13196,9 @@
             <w:tcW w:type="dxa" w:w="5046"/>
           </w:tcPr>
           <w:p>
+            <w:pPr>
+              <w:spacing w:before="20" w:after="20"/>
+            </w:pPr>
             <w:r/>
             <w:r>
               <w:rPr>
@@ -10360,6 +13215,9 @@
             <w:tcW w:type="dxa" w:w="5046"/>
           </w:tcPr>
           <w:p>
+            <w:pPr>
+              <w:spacing w:before="20" w:after="20"/>
+            </w:pPr>
             <w:r/>
             <w:r>
               <w:rPr>
@@ -10416,6 +13274,9 @@
             <w:shd w:val="clear" w:color="auto" w:fill="D9D9D9"/>
           </w:tcPr>
           <w:p>
+            <w:pPr>
+              <w:spacing w:before="20" w:after="20"/>
+            </w:pPr>
             <w:r/>
             <w:r>
               <w:rPr>
@@ -10433,6 +13294,9 @@
             <w:shd w:val="clear" w:color="auto" w:fill="D9D9D9"/>
           </w:tcPr>
           <w:p>
+            <w:pPr>
+              <w:spacing w:before="20" w:after="20"/>
+            </w:pPr>
             <w:r/>
             <w:r>
               <w:rPr>
@@ -10450,6 +13314,9 @@
             <w:shd w:val="clear" w:color="auto" w:fill="D9D9D9"/>
           </w:tcPr>
           <w:p>
+            <w:pPr>
+              <w:spacing w:before="20" w:after="20"/>
+            </w:pPr>
             <w:r/>
             <w:r>
               <w:rPr>
@@ -10463,11 +13330,17 @@
         </w:tc>
       </w:tr>
       <w:tr>
-        <w:tc>
-          <w:tcPr>
-            <w:tcW w:type="dxa" w:w="5046"/>
-          </w:tcPr>
-          <w:p>
+        <w:trPr>
+          <w:cantSplit/>
+        </w:trPr>
+        <w:tc>
+          <w:tcPr>
+            <w:tcW w:type="dxa" w:w="5046"/>
+          </w:tcPr>
+          <w:p>
+            <w:pPr>
+              <w:spacing w:before="20" w:after="20"/>
+            </w:pPr>
             <w:r/>
             <w:r>
               <w:rPr>
@@ -10484,6 +13357,9 @@
             <w:tcW w:type="dxa" w:w="5046"/>
           </w:tcPr>
           <w:p>
+            <w:pPr>
+              <w:spacing w:before="20" w:after="20"/>
+            </w:pPr>
             <w:r/>
             <w:r>
               <w:rPr>
@@ -10500,6 +13376,9 @@
             <w:tcW w:type="dxa" w:w="5046"/>
           </w:tcPr>
           <w:p>
+            <w:pPr>
+              <w:spacing w:before="20" w:after="20"/>
+            </w:pPr>
             <w:r/>
             <w:r>
               <w:rPr>
@@ -10512,11 +13391,17 @@
         </w:tc>
       </w:tr>
       <w:tr>
-        <w:tc>
-          <w:tcPr>
-            <w:tcW w:type="dxa" w:w="5046"/>
-          </w:tcPr>
-          <w:p>
+        <w:trPr>
+          <w:cantSplit/>
+        </w:trPr>
+        <w:tc>
+          <w:tcPr>
+            <w:tcW w:type="dxa" w:w="5046"/>
+          </w:tcPr>
+          <w:p>
+            <w:pPr>
+              <w:spacing w:before="20" w:after="20"/>
+            </w:pPr>
             <w:r/>
             <w:r>
               <w:rPr>
@@ -10533,6 +13418,9 @@
             <w:tcW w:type="dxa" w:w="5046"/>
           </w:tcPr>
           <w:p>
+            <w:pPr>
+              <w:spacing w:before="20" w:after="20"/>
+            </w:pPr>
             <w:r/>
             <w:r>
               <w:rPr>
@@ -10549,6 +13437,9 @@
             <w:tcW w:type="dxa" w:w="5046"/>
           </w:tcPr>
           <w:p>
+            <w:pPr>
+              <w:spacing w:before="20" w:after="20"/>
+            </w:pPr>
             <w:r/>
             <w:r>
               <w:rPr>
@@ -10561,11 +13452,17 @@
         </w:tc>
       </w:tr>
       <w:tr>
-        <w:tc>
-          <w:tcPr>
-            <w:tcW w:type="dxa" w:w="5046"/>
-          </w:tcPr>
-          <w:p>
+        <w:trPr>
+          <w:cantSplit/>
+        </w:trPr>
+        <w:tc>
+          <w:tcPr>
+            <w:tcW w:type="dxa" w:w="5046"/>
+          </w:tcPr>
+          <w:p>
+            <w:pPr>
+              <w:spacing w:before="20" w:after="20"/>
+            </w:pPr>
             <w:r/>
             <w:r>
               <w:rPr>
@@ -10582,6 +13479,9 @@
             <w:tcW w:type="dxa" w:w="5046"/>
           </w:tcPr>
           <w:p>
+            <w:pPr>
+              <w:spacing w:before="20" w:after="20"/>
+            </w:pPr>
             <w:r/>
             <w:r>
               <w:rPr>
@@ -10598,6 +13498,9 @@
             <w:tcW w:type="dxa" w:w="5046"/>
           </w:tcPr>
           <w:p>
+            <w:pPr>
+              <w:spacing w:before="20" w:after="20"/>
+            </w:pPr>
             <w:r/>
             <w:r>
               <w:rPr>
@@ -10610,11 +13513,17 @@
         </w:tc>
       </w:tr>
       <w:tr>
-        <w:tc>
-          <w:tcPr>
-            <w:tcW w:type="dxa" w:w="5046"/>
-          </w:tcPr>
-          <w:p>
+        <w:trPr>
+          <w:cantSplit/>
+        </w:trPr>
+        <w:tc>
+          <w:tcPr>
+            <w:tcW w:type="dxa" w:w="5046"/>
+          </w:tcPr>
+          <w:p>
+            <w:pPr>
+              <w:spacing w:before="20" w:after="20"/>
+            </w:pPr>
             <w:r/>
             <w:r>
               <w:rPr>
@@ -10631,6 +13540,9 @@
             <w:tcW w:type="dxa" w:w="5046"/>
           </w:tcPr>
           <w:p>
+            <w:pPr>
+              <w:spacing w:before="20" w:after="20"/>
+            </w:pPr>
             <w:r/>
             <w:r>
               <w:rPr>
@@ -10647,6 +13559,9 @@
             <w:tcW w:type="dxa" w:w="5046"/>
           </w:tcPr>
           <w:p>
+            <w:pPr>
+              <w:spacing w:before="20" w:after="20"/>
+            </w:pPr>
             <w:r/>
             <w:r>
               <w:rPr>
@@ -10703,6 +13618,9 @@
             <w:shd w:val="clear" w:color="auto" w:fill="D9D9D9"/>
           </w:tcPr>
           <w:p>
+            <w:pPr>
+              <w:spacing w:before="20" w:after="20"/>
+            </w:pPr>
             <w:r/>
             <w:r>
               <w:rPr>
@@ -10720,6 +13638,9 @@
             <w:shd w:val="clear" w:color="auto" w:fill="D9D9D9"/>
           </w:tcPr>
           <w:p>
+            <w:pPr>
+              <w:spacing w:before="20" w:after="20"/>
+            </w:pPr>
             <w:r/>
             <w:r>
               <w:rPr>
@@ -10737,6 +13658,9 @@
             <w:shd w:val="clear" w:color="auto" w:fill="D9D9D9"/>
           </w:tcPr>
           <w:p>
+            <w:pPr>
+              <w:spacing w:before="20" w:after="20"/>
+            </w:pPr>
             <w:r/>
             <w:r>
               <w:rPr>
@@ -10750,11 +13674,17 @@
         </w:tc>
       </w:tr>
       <w:tr>
-        <w:tc>
-          <w:tcPr>
-            <w:tcW w:type="dxa" w:w="5046"/>
-          </w:tcPr>
-          <w:p>
+        <w:trPr>
+          <w:cantSplit/>
+        </w:trPr>
+        <w:tc>
+          <w:tcPr>
+            <w:tcW w:type="dxa" w:w="5046"/>
+          </w:tcPr>
+          <w:p>
+            <w:pPr>
+              <w:spacing w:before="20" w:after="20"/>
+            </w:pPr>
             <w:r/>
             <w:r>
               <w:rPr>
@@ -10771,6 +13701,9 @@
             <w:tcW w:type="dxa" w:w="5046"/>
           </w:tcPr>
           <w:p>
+            <w:pPr>
+              <w:spacing w:before="20" w:after="20"/>
+            </w:pPr>
             <w:r/>
             <w:r>
               <w:rPr>
@@ -10787,6 +13720,9 @@
             <w:tcW w:type="dxa" w:w="5046"/>
           </w:tcPr>
           <w:p>
+            <w:pPr>
+              <w:spacing w:before="20" w:after="20"/>
+            </w:pPr>
             <w:r/>
             <w:r>
               <w:rPr>
@@ -10799,11 +13735,17 @@
         </w:tc>
       </w:tr>
       <w:tr>
-        <w:tc>
-          <w:tcPr>
-            <w:tcW w:type="dxa" w:w="5046"/>
-          </w:tcPr>
-          <w:p>
+        <w:trPr>
+          <w:cantSplit/>
+        </w:trPr>
+        <w:tc>
+          <w:tcPr>
+            <w:tcW w:type="dxa" w:w="5046"/>
+          </w:tcPr>
+          <w:p>
+            <w:pPr>
+              <w:spacing w:before="20" w:after="20"/>
+            </w:pPr>
             <w:r/>
             <w:r>
               <w:rPr>
@@ -10820,6 +13762,9 @@
             <w:tcW w:type="dxa" w:w="5046"/>
           </w:tcPr>
           <w:p>
+            <w:pPr>
+              <w:spacing w:before="20" w:after="20"/>
+            </w:pPr>
             <w:r/>
             <w:r>
               <w:rPr>
@@ -10836,6 +13781,9 @@
             <w:tcW w:type="dxa" w:w="5046"/>
           </w:tcPr>
           <w:p>
+            <w:pPr>
+              <w:spacing w:before="20" w:after="20"/>
+            </w:pPr>
             <w:r/>
             <w:r>
               <w:rPr>
@@ -10848,11 +13796,17 @@
         </w:tc>
       </w:tr>
       <w:tr>
-        <w:tc>
-          <w:tcPr>
-            <w:tcW w:type="dxa" w:w="5046"/>
-          </w:tcPr>
-          <w:p>
+        <w:trPr>
+          <w:cantSplit/>
+        </w:trPr>
+        <w:tc>
+          <w:tcPr>
+            <w:tcW w:type="dxa" w:w="5046"/>
+          </w:tcPr>
+          <w:p>
+            <w:pPr>
+              <w:spacing w:before="20" w:after="20"/>
+            </w:pPr>
             <w:r/>
             <w:r>
               <w:rPr>
@@ -10869,6 +13823,9 @@
             <w:tcW w:type="dxa" w:w="5046"/>
           </w:tcPr>
           <w:p>
+            <w:pPr>
+              <w:spacing w:before="20" w:after="20"/>
+            </w:pPr>
             <w:r/>
             <w:r>
               <w:rPr>
@@ -10885,6 +13842,9 @@
             <w:tcW w:type="dxa" w:w="5046"/>
           </w:tcPr>
           <w:p>
+            <w:pPr>
+              <w:spacing w:before="20" w:after="20"/>
+            </w:pPr>
             <w:r/>
             <w:r>
               <w:rPr>
@@ -10897,11 +13857,17 @@
         </w:tc>
       </w:tr>
       <w:tr>
-        <w:tc>
-          <w:tcPr>
-            <w:tcW w:type="dxa" w:w="5046"/>
-          </w:tcPr>
-          <w:p>
+        <w:trPr>
+          <w:cantSplit/>
+        </w:trPr>
+        <w:tc>
+          <w:tcPr>
+            <w:tcW w:type="dxa" w:w="5046"/>
+          </w:tcPr>
+          <w:p>
+            <w:pPr>
+              <w:spacing w:before="20" w:after="20"/>
+            </w:pPr>
             <w:r/>
             <w:r>
               <w:rPr>
@@ -10918,6 +13884,9 @@
             <w:tcW w:type="dxa" w:w="5046"/>
           </w:tcPr>
           <w:p>
+            <w:pPr>
+              <w:spacing w:before="20" w:after="20"/>
+            </w:pPr>
             <w:r/>
             <w:r>
               <w:rPr>
@@ -10934,6 +13903,9 @@
             <w:tcW w:type="dxa" w:w="5046"/>
           </w:tcPr>
           <w:p>
+            <w:pPr>
+              <w:spacing w:before="20" w:after="20"/>
+            </w:pPr>
             <w:r/>
             <w:r>
               <w:rPr>

--- a/docx/en/BUFRCREX_CodeFlag_en_21.docx
+++ b/docx/en/BUFRCREX_CodeFlag_en_21.docx
@@ -13359,567 +13359,6 @@
       </w:tr>
     </w:tbl>
     <w:p/>
-    <w:p/>
-    <w:p>
-      <w:r>
-        <w:rPr>
-          <w:rFonts w:ascii="Verdana" w:hAnsi="Verdana"/>
-          <w:i/>
-          <w:sz w:val="14"/>
-        </w:rPr>
-        <w:t>Note 2: 'Clear' and 'overcast' are coded by 0 and 8, respectively.</w:t>
-      </w:r>
-    </w:p>
-    <w:p>
-      <w:r>
-        <w:rPr>
-          <w:rFonts w:ascii="Verdana" w:hAnsi="Verdana"/>
-          <w:i/>
-          <w:sz w:val="14"/>
-        </w:rPr>
-        <w:t>Note 5: (0 is good, 1 is bad)</w:t>
-      </w:r>
-    </w:p>
-    <w:p>
-      <w:r>
-        <w:rPr>
-          <w:rFonts w:ascii="Verdana" w:hAnsi="Verdana"/>
-          <w:i/>
-          <w:sz w:val="14"/>
-        </w:rPr>
-        <w:t>Note 6: (See Common Code table C-1 in Part C/c.)</w:t>
-      </w:r>
-    </w:p>
-    <w:p>
-      <w:r>
-        <w:rPr>
-          <w:rFonts w:ascii="Verdana" w:hAnsi="Verdana"/>
-          <w:i/>
-          <w:sz w:val="14"/>
-        </w:rPr>
-        <w:t>Note 7: (See Common Code table C-2 in Part C/c.)</w:t>
-      </w:r>
-    </w:p>
-    <w:p>
-      <w:r>
-        <w:rPr>
-          <w:rFonts w:ascii="Verdana" w:hAnsi="Verdana"/>
-          <w:i/>
-          <w:sz w:val="14"/>
-        </w:rPr>
-        <w:t>Note 8: (See Common Code table C-3)</w:t>
-      </w:r>
-    </w:p>
-    <w:p>
-      <w:r>
-        <w:rPr>
-          <w:rFonts w:ascii="Verdana" w:hAnsi="Verdana"/>
-          <w:i/>
-          <w:sz w:val="14"/>
-        </w:rPr>
-        <w:t>Note 9: (See Common Code table C-4)</w:t>
-      </w:r>
-    </w:p>
-    <w:p>
-      <w:r>
-        <w:rPr>
-          <w:rFonts w:ascii="Verdana" w:hAnsi="Verdana"/>
-          <w:i/>
-          <w:sz w:val="14"/>
-        </w:rPr>
-        <w:t>Note 10: (See Common Code table C-5 Part C/c.)</w:t>
-      </w:r>
-    </w:p>
-    <w:p>
-      <w:r>
-        <w:rPr>
-          <w:rFonts w:ascii="Verdana" w:hAnsi="Verdana"/>
-          <w:i/>
-          <w:sz w:val="14"/>
-        </w:rPr>
-        <w:t>Note 11: (See Common Code table C-7 in Part C/c.)</w:t>
-      </w:r>
-    </w:p>
-    <w:p>
-      <w:r>
-        <w:rPr>
-          <w:rFonts w:ascii="Verdana" w:hAnsi="Verdana"/>
-          <w:i/>
-          <w:sz w:val="14"/>
-        </w:rPr>
-        <w:t>Note 12: (See Common Code table C-8 in Part C/c.)</w:t>
-      </w:r>
-    </w:p>
-    <w:p>
-      <w:r>
-        <w:rPr>
-          <w:rFonts w:ascii="Verdana" w:hAnsi="Verdana"/>
-          <w:i/>
-          <w:sz w:val="14"/>
-        </w:rPr>
-        <w:t>Note 13: (See Common Code table C-14 Part C/c.)</w:t>
-      </w:r>
-    </w:p>
-    <w:p>
-      <w:r>
-        <w:rPr>
-          <w:rFonts w:ascii="Verdana" w:hAnsi="Verdana"/>
-          <w:i/>
-          <w:sz w:val="14"/>
-        </w:rPr>
-        <w:t>Note 14: (To be defined by centres themselves - See Common Code table C-12 in Part C/c.)</w:t>
-      </w:r>
-    </w:p>
-    <w:p>
-      <w:r>
-        <w:rPr>
-          <w:rFonts w:ascii="Verdana" w:hAnsi="Verdana"/>
-          <w:i/>
-          <w:sz w:val="14"/>
-        </w:rPr>
-        <w:t>Note 15: (To be developed)</w:t>
-      </w:r>
-    </w:p>
-    <w:p>
-      <w:r>
-        <w:rPr>
-          <w:rFonts w:ascii="Verdana" w:hAnsi="Verdana"/>
-          <w:i/>
-          <w:sz w:val="14"/>
-        </w:rPr>
-        <w:t>Note 16: A consecutive sequence of 2 or more of location coordinates, such as latitude and longitude pairs,defines a line or polygon. Points shall be joined in the order given in the message. Any area described will fall left of the drawn boundary in the direction established by the order of the points given in the message. This definition is for simple non-intersecting polygons without holes.</w:t>
-      </w:r>
-    </w:p>
-    <w:p>
-      <w:r>
-        <w:rPr>
-          <w:rFonts w:ascii="Verdana" w:hAnsi="Verdana"/>
-          <w:i/>
-          <w:sz w:val="14"/>
-        </w:rPr>
-        <w:t>Note 17: All bits off implies a good calibration.</w:t>
-      </w:r>
-    </w:p>
-    <w:p>
-      <w:r>
-        <w:rPr>
-          <w:rFonts w:ascii="Verdana" w:hAnsi="Verdana"/>
-          <w:i/>
-          <w:sz w:val="14"/>
-        </w:rPr>
-        <w:t>Note 18: All first-order statistics are in the units defined by the original data descriptors.</w:t>
-      </w:r>
-    </w:p>
-    <w:p>
-      <w:r>
-        <w:rPr>
-          <w:rFonts w:ascii="Verdana" w:hAnsi="Verdana"/>
-          <w:i/>
-          <w:sz w:val="14"/>
-        </w:rPr>
-        <w:t>Note 19: Associated field significance shall be used initially in conjunction with the quality of observed data.</w:t>
-      </w:r>
-    </w:p>
-    <w:p>
-      <w:r>
-        <w:rPr>
-          <w:rFonts w:ascii="Verdana" w:hAnsi="Verdana"/>
-          <w:i/>
-          <w:sz w:val="14"/>
-        </w:rPr>
-        <w:t>Note 21: Beginning with the first bit position (high order bit), if the bit position is set to one, then the channel is used. If the bit position is set to zero, then the channel is not used.</w:t>
-      </w:r>
-    </w:p>
-    <w:p>
-      <w:r>
-        <w:rPr>
-          <w:rFonts w:ascii="Verdana" w:hAnsi="Verdana"/>
-          <w:i/>
-          <w:sz w:val="14"/>
-        </w:rPr>
-        <w:t>Note 22: Bit flags denoting the elements included in processing sounding data.</w:t>
-      </w:r>
-    </w:p>
-    <w:p>
-      <w:r>
-        <w:rPr>
-          <w:rFonts w:ascii="Verdana" w:hAnsi="Verdana"/>
-          <w:i/>
-          <w:sz w:val="14"/>
-        </w:rPr>
-        <w:t>Note 23: Bit flags denoting the instrument and/or channels used in obtaining various physical parameters. If, in any grouping of parameters, all bits = 0, then no retrieval was made for that parameter or set of parameters.</w:t>
-      </w:r>
-    </w:p>
-    <w:p>
-      <w:r>
-        <w:rPr>
-          <w:rFonts w:ascii="Verdana" w:hAnsi="Verdana"/>
-          <w:i/>
-          <w:sz w:val="14"/>
-        </w:rPr>
-        <w:t>Note 24: Bits 1-4 represent time problem code. All bits off implies the scan time is as expected.</w:t>
-      </w:r>
-    </w:p>
-    <w:p>
-      <w:r>
-        <w:rPr>
-          <w:rFonts w:ascii="Verdana" w:hAnsi="Verdana"/>
-          <w:i/>
-          <w:sz w:val="14"/>
-        </w:rPr>
-        <w:t>Note 25: Bits 11-17 represent Earth location problem code. All bits set to zero implies the Earth location was normal.</w:t>
-      </w:r>
-    </w:p>
-    <w:p>
-      <w:r>
-        <w:rPr>
-          <w:rFonts w:ascii="Verdana" w:hAnsi="Verdana"/>
-          <w:i/>
-          <w:sz w:val="14"/>
-        </w:rPr>
-        <w:t>Note 27: Bits 5-10 represent calibration problem code. All bits set to zero indicated normal calibration. Where any of bits 5, 7, 10 are set, secondary calibration coefficients have been used.</w:t>
-      </w:r>
-    </w:p>
-    <w:p>
-      <w:r>
-        <w:rPr>
-          <w:rFonts w:ascii="Verdana" w:hAnsi="Verdana"/>
-          <w:i/>
-          <w:sz w:val="14"/>
-        </w:rPr>
-        <w:t>Note 32: Code figures 1-9: Duration and time of current measurement (vector or Doppler current profiling method).</w:t>
-      </w:r>
-    </w:p>
-    <w:p>
-      <w:r>
-        <w:rPr>
-          <w:rFonts w:ascii="Verdana" w:hAnsi="Verdana"/>
-          <w:i/>
-          <w:sz w:val="14"/>
-        </w:rPr>
-        <w:t>Note 33: Code figures 11-19: Period of current measurement (drift method).</w:t>
-      </w:r>
-    </w:p>
-    <w:p>
-      <w:r>
-        <w:rPr>
-          <w:rFonts w:ascii="Verdana" w:hAnsi="Verdana"/>
-          <w:i/>
-          <w:sz w:val="14"/>
-        </w:rPr>
-        <w:t>Note 34: Code figures for generic precipitation (code figures 140-148) are arranged in order of increasing complexity. For example, a very simple station that can sense only the presence or absence of precipitation would use code figure 140 (precipitation). At the next level, an automatic station capable of sensing amount but not type would use code figure 141 or 142. An automatic station capable of sensing gross type (liquid, solid, freezing) and amount would use code figures 143-148. An automatic station capable of reporting actual types of precipitation (e.g. drizzle rain), but not the amount, would use the appropriate whole decile number (e.g. 150 for generic drizzle, 160 for generic rain).</w:t>
-      </w:r>
-    </w:p>
-    <w:p>
-      <w:r>
-        <w:rPr>
-          <w:rFonts w:ascii="Verdana" w:hAnsi="Verdana"/>
-          <w:i/>
-          <w:sz w:val="14"/>
-        </w:rPr>
-        <w:t>Note 35: Descriptor 0 25 009 is deprecated. 0 25 029 should be used instead.</w:t>
-      </w:r>
-    </w:p>
-    <w:p>
-      <w:r>
-        <w:rPr>
-          <w:rFonts w:ascii="Verdana" w:hAnsi="Verdana"/>
-          <w:i/>
-          <w:sz w:val="14"/>
-        </w:rPr>
-        <w:t>Note 36: Difference statistics are difference values; they have dimensions the same as the corresponding reported values with respect to units, but assume a range centred on zero (e.g., the difference between reported and analysed values, the difference between reported and forecast values).</w:t>
-      </w:r>
-    </w:p>
-    <w:p>
-      <w:r>
-        <w:rPr>
-          <w:rFonts w:ascii="Verdana" w:hAnsi="Verdana"/>
-          <w:i/>
-          <w:sz w:val="14"/>
-        </w:rPr>
-        <w:t>Note 39: EPSG is a dataset of coordinate system and coordinate system transformations, originally produced and maintained by the European Petroleum Survey Group. It is now maintained by the Geodesy Subcommittee of the International Association of Oil and Gas Producers Geomatics Committee.</w:t>
-      </w:r>
-    </w:p>
-    <w:p>
-      <w:r>
-        <w:rPr>
-          <w:rFonts w:ascii="Verdana" w:hAnsi="Verdana"/>
-          <w:i/>
-          <w:sz w:val="14"/>
-        </w:rPr>
-        <w:t>Note 42: Further applications may be developed.</w:t>
-      </w:r>
-    </w:p>
-    <w:p>
-      <w:r>
-        <w:rPr>
-          <w:rFonts w:ascii="Verdana" w:hAnsi="Verdana"/>
-          <w:i/>
-          <w:sz w:val="14"/>
-        </w:rPr>
-        <w:t>Note 43: Generic terms for weather (e.g. fog, drizzle) are intended for use at automatic stations capable of determining types of weather but no other information. Generic terms are included in the code table using all capital letters.</w:t>
-      </w:r>
-    </w:p>
-    <w:p>
-      <w:r>
-        <w:rPr>
-          <w:rFonts w:ascii="Verdana" w:hAnsi="Verdana"/>
-          <w:i/>
-          <w:sz w:val="14"/>
-        </w:rPr>
-        <w:t>Note 45: H = Time of observation.</w:t>
-      </w:r>
-    </w:p>
-    <w:p>
-      <w:r>
-        <w:rPr>
-          <w:rFonts w:ascii="Verdana" w:hAnsi="Verdana"/>
-          <w:i/>
-          <w:sz w:val="14"/>
-        </w:rPr>
-        <w:t>Note 49: If bit is set to 1 then statement is true.</w:t>
-      </w:r>
-    </w:p>
-    <w:p>
-      <w:r>
-        <w:rPr>
-          <w:rFonts w:ascii="Verdana" w:hAnsi="Verdana"/>
-          <w:i/>
-          <w:sz w:val="14"/>
-        </w:rPr>
-        <w:t>Note 50: In all instances the highest code figures applicable are to be reported.</w:t>
-      </w:r>
-    </w:p>
-    <w:p>
-      <w:r>
-        <w:rPr>
-          <w:rFonts w:ascii="Verdana" w:hAnsi="Verdana"/>
-          <w:i/>
-          <w:sz w:val="14"/>
-        </w:rPr>
-        <w:t>Note 52: In reports from automatic stations, code figure 2 shall be used when tendency is positive, 7 when negative, and 4 when pressure is the same as three hours before.</w:t>
-      </w:r>
-    </w:p>
-    <w:p>
-      <w:r>
-        <w:rPr>
-          <w:rFonts w:ascii="Verdana" w:hAnsi="Verdana"/>
-          <w:i/>
-          <w:sz w:val="14"/>
-        </w:rPr>
-        <w:t>Note 53: In reports from tropical stations reporting 24-hour pressure changes, code figure 2 shall be used when tendency is positive, 7 when negative, and 4 when pressure is the same as 24 hours before.</w:t>
-      </w:r>
-    </w:p>
-    <w:p>
-      <w:r>
-        <w:rPr>
-          <w:rFonts w:ascii="Verdana" w:hAnsi="Verdana"/>
-          <w:i/>
-          <w:sz w:val="14"/>
-        </w:rPr>
-        <w:t>Note 54: In the above code table, whenever reference is made to ice, it also includes solid precipitation other than snow.</w:t>
-      </w:r>
-    </w:p>
-    <w:p>
-      <w:r>
-        <w:rPr>
-          <w:rFonts w:ascii="Verdana" w:hAnsi="Verdana"/>
-          <w:i/>
-          <w:sz w:val="14"/>
-        </w:rPr>
-        <w:t>Note 57: Mixed precipitation is indicated by setting to one the bits of all the observed single types of precipitation.</w:t>
-      </w:r>
-    </w:p>
-    <w:p>
-      <w:r>
-        <w:rPr>
-          <w:rFonts w:ascii="Verdana" w:hAnsi="Verdana"/>
-          <w:i/>
-          <w:sz w:val="14"/>
-        </w:rPr>
-        <w:t>Note 59: New local names for storm of various strengths shall be added as necessary.</w:t>
-      </w:r>
-    </w:p>
-    <w:p>
-      <w:r>
-        <w:rPr>
-          <w:rFonts w:ascii="Verdana" w:hAnsi="Verdana"/>
-          <w:i/>
-          <w:sz w:val="14"/>
-        </w:rPr>
-        <w:t>Note 60: None of the code figures exclude the addition of interpolated levels at the discretion of the generating centre.</w:t>
-      </w:r>
-    </w:p>
-    <w:p>
-      <w:r>
-        <w:rPr>
-          <w:rFonts w:ascii="Verdana" w:hAnsi="Verdana"/>
-          <w:i/>
-          <w:sz w:val="14"/>
-        </w:rPr>
-        <w:t>Note 63: Phenomenon in this flag table means any phenomenon, including precipitation and obscuration.</w:t>
-      </w:r>
-    </w:p>
-    <w:p>
-      <w:r>
-        <w:rPr>
-          <w:rFonts w:ascii="Verdana" w:hAnsi="Verdana"/>
-          <w:i/>
-          <w:sz w:val="14"/>
-        </w:rPr>
-        <w:t>Note 75: The definitions in code numbers 0 to 2 and 4 apply to representative bare ground and numbers 3, 5 to 9 and 10 to 19 to an open representative area.</w:t>
-      </w:r>
-    </w:p>
-    <w:p>
-      <w:r>
-        <w:rPr>
-          <w:rFonts w:ascii="Verdana" w:hAnsi="Verdana"/>
-          <w:i/>
-          <w:sz w:val="14"/>
-        </w:rPr>
-        <w:t>Note 76: The exact bounding height shall be assigned for the lower code figure; e.g., a height of 4 m is coded as 5.</w:t>
-      </w:r>
-    </w:p>
-    <w:p>
-      <w:r>
-        <w:rPr>
-          <w:rFonts w:ascii="Verdana" w:hAnsi="Verdana"/>
-          <w:i/>
-          <w:sz w:val="14"/>
-        </w:rPr>
-        <w:t>Note 78: The first three digits represent the ISO country code.</w:t>
-      </w:r>
-    </w:p>
-    <w:p>
-      <w:r>
-        <w:rPr>
-          <w:rFonts w:ascii="Verdana" w:hAnsi="Verdana"/>
-          <w:i/>
-          <w:sz w:val="14"/>
-        </w:rPr>
-        <w:t>Note 79: The last column in the table contains the associated registry number from the Chemical Abstracts Service (CAS) of the American Chemical Society.</w:t>
-      </w:r>
-    </w:p>
-    <w:p>
-      <w:r>
-        <w:rPr>
-          <w:rFonts w:ascii="Verdana" w:hAnsi="Verdana"/>
-          <w:i/>
-          <w:sz w:val="14"/>
-        </w:rPr>
-        <w:t>Note 80: The middle portion of this code table (code figures 100-199) includes terms on several levels to cover simple and increasingly complex automatic stations.</w:t>
-      </w:r>
-    </w:p>
-    <w:p>
-      <w:r>
-        <w:rPr>
-          <w:rFonts w:ascii="Verdana" w:hAnsi="Verdana"/>
-          <w:i/>
-          <w:sz w:val="14"/>
-        </w:rPr>
-        <w:t>Note 81: The nominal range for the surface soil moisture is 0% - 100%. In extreme cases, the extrapolated backscatter at 40 degrees incidence angle may exceed the dry or the wet backscatter reference. In these cases, the value provided by the measurement process of surface soil moisture is, respectively,less than 0% or more than 100%.</w:t>
-      </w:r>
-    </w:p>
-    <w:p>
-      <w:r>
-        <w:rPr>
-          <w:rFonts w:ascii="Verdana" w:hAnsi="Verdana"/>
-          <w:i/>
-          <w:sz w:val="14"/>
-        </w:rPr>
-        <w:t>Note 84: These values refer to well-developed wind waves of the open sea. While priority shall be given to the descriptive terms, these height values may be used for guidance by the observer when reporting the total state of agitation of the sea resulting from various factors such as wind, swell, currents, angle between swell and wind, etc.</w:t>
-      </w:r>
-    </w:p>
-    <w:p>
-      <w:r>
-        <w:rPr>
-          <w:rFonts w:ascii="Verdana" w:hAnsi="Verdana"/>
-          <w:i/>
-          <w:sz w:val="14"/>
-        </w:rPr>
-        <w:t>Note 85: This descriptor will be associated with visibility data or height of clouds data to specify if the value is bounded. If the reported data is the true value, the code figure is 0. However, the measurement can hit the limit of the instrument measurement capability. If the reported value is higher than the true value, the codefigure is 1; if the reported value is lower than the true value, the code figure is 2.</w:t>
-      </w:r>
-    </w:p>
-    <w:p>
-      <w:r>
-        <w:rPr>
-          <w:rFonts w:ascii="Verdana" w:hAnsi="Verdana"/>
-          <w:i/>
-          <w:sz w:val="14"/>
-        </w:rPr>
-        <w:t>Note 88: Time significance must be qualified by appropriate time periods being specified.</w:t>
-      </w:r>
-    </w:p>
-    <w:p>
-      <w:r>
-        <w:rPr>
-          <w:rFonts w:ascii="Verdana" w:hAnsi="Verdana"/>
-          <w:i/>
-          <w:sz w:val="14"/>
-        </w:rPr>
-        <w:t>Note 90: Type of instrumentation and original units for wind measurement (measured in m s–1 unless otherwise indicated).</w:t>
-      </w:r>
-    </w:p>
-    <w:p>
-      <w:r>
-        <w:rPr>
-          <w:rFonts w:ascii="Verdana" w:hAnsi="Verdana"/>
-          <w:i/>
-          <w:sz w:val="14"/>
-        </w:rPr>
-        <w:t>Note 94: Where the original reporting method is as indicated by code figure 1, the following conversion is recommended to obtain a suitable data value corresponding to descriptor 0 01 012:Reported value Data value0 01 452 903 1354 1805 2256 2707 3158 3609 511</w:t>
-      </w:r>
-    </w:p>
-    <w:p>
-      <w:r>
-        <w:rPr>
-          <w:rFonts w:ascii="Verdana" w:hAnsi="Verdana"/>
-          <w:i/>
-          <w:sz w:val="14"/>
-        </w:rPr>
-        <w:t>Note 95: Where the original reporting method is as indicated by code figure 1, the following conversion is recommended to obtain a suitable data value corresponding to descriptor 0 01 013:Reported value Data value 0 01 12 43 74 95 126 147 178 199 21/ 1023</w:t>
-      </w:r>
-    </w:p>
-    <w:p>
-      <w:r>
-        <w:rPr>
-          <w:rFonts w:ascii="Verdana" w:hAnsi="Verdana"/>
-          <w:i/>
-          <w:sz w:val="14"/>
-        </w:rPr>
-        <w:t>Note 98: Code figures 1 - 24 are siting classifications and measurement quality classifications according to the Guide to Instruments and Methods of Observation (WMO-No. 8), Volume I, Chapter 1, Annex 1.D and Annex 1.G.</w:t>
-      </w:r>
-    </w:p>
-    <w:p>
-      <w:r>
-        <w:rPr>
-          <w:rFonts w:ascii="Verdana" w:hAnsi="Verdana"/>
-          <w:i/>
-          <w:sz w:val="14"/>
-        </w:rPr>
-        <w:t>Note 99: Code figures 26 - 30 are siting classifications according to the Guide to Instruments and Methods of Observation (WMO-No. 8), Volume I, Chapter 1, Annex 1.D.</w:t>
-      </w:r>
-    </w:p>
-    <w:p>
-      <w:r>
-        <w:rPr>
-          <w:rFonts w:ascii="Verdana" w:hAnsi="Verdana"/>
-          <w:i/>
-          <w:sz w:val="14"/>
-        </w:rPr>
-        <w:t>Note 100: Code figures 31 - 34 are measurement quality classifications according to the Guide to Instruments and Methods of Observation (WMO-No. 8), Volume I, Chapter 1, Annex 1.G.</w:t>
-      </w:r>
-    </w:p>
-    <w:p>
-      <w:r>
-        <w:rPr>
-          <w:rFonts w:ascii="Verdana" w:hAnsi="Verdana"/>
-          <w:i/>
-          <w:sz w:val="14"/>
-        </w:rPr>
-        <w:t>Note 101: Annex 1.G is a new annex that will be part of an updated version of WMO-No. 8 to be published in mid-2022.</w:t>
-      </w:r>
-    </w:p>
     <w:sectPr>
       <w:pgSz w:w="16838" w:h="11906" w:orient="landscape"/>
       <w:pgMar w:top="850" w:right="850" w:bottom="850" w:left="850" w:header="720" w:footer="720" w:gutter="0"/>
